--- a/documentatie/Gesprekken met PO.docx
+++ b/documentatie/Gesprekken met PO.docx
@@ -4,34 +4,1364 @@
   <w:body>
     <w:p>
       <w:pPr>
-        <w:rPr>
-          <w:b/>
-          <w:bCs/>
-        </w:rPr>
-      </w:pPr>
-      <w:r>
-        <w:rPr>
-          <w:b/>
-          <w:bCs/>
-        </w:rPr>
+        <w:pStyle w:val="Titel"/>
+        <w:keepNext w:val="1"/>
+        <w:keepLines w:val="1"/>
+        <w:rPr>
+          <w:rFonts w:ascii="Calibri" w:hAnsi="Calibri" w:eastAsia="Calibri" w:cs="Calibri"/>
+          <w:b w:val="0"/>
+          <w:bCs w:val="0"/>
+          <w:i w:val="0"/>
+          <w:iCs w:val="0"/>
+          <w:noProof w:val="0"/>
+          <w:color w:val="365F91"/>
+          <w:sz w:val="72"/>
+          <w:szCs w:val="72"/>
+          <w:lang w:val="nl-NL"/>
+        </w:rPr>
+      </w:pPr>
+      <w:bookmarkStart w:name="_Toc2059499616" w:id="1138235043"/>
+      <w:bookmarkStart w:name="_Toc976166129" w:id="1635484335"/>
+      <w:r>
+        <w:rPr>
+          <w:noProof w:val="0"/>
+          <w:lang w:val="nl-NL"/>
+        </w:rPr>
+        <w:t xml:space="preserve">Sprint 3 gesprekken met de Product </w:t>
+      </w:r>
+      <w:r>
+        <w:rPr>
+          <w:noProof w:val="0"/>
+          <w:lang w:val="nl-NL"/>
+        </w:rPr>
+        <w:t>Owner</w:t>
+      </w:r>
+      <w:bookmarkEnd w:id="1138235043"/>
+      <w:bookmarkEnd w:id="1635484335"/>
+    </w:p>
+    <w:p>
+      <w:pPr>
+        <w:pStyle w:val="Kop1"/>
+        <w:keepNext w:val="1"/>
+        <w:keepLines w:val="1"/>
+        <w:spacing w:before="480" w:after="0"/>
+        <w:rPr>
+          <w:rFonts w:ascii="Calibri" w:hAnsi="Calibri" w:eastAsia="Calibri" w:cs="Calibri"/>
+          <w:b w:val="0"/>
+          <w:bCs w:val="0"/>
+          <w:i w:val="0"/>
+          <w:iCs w:val="0"/>
+          <w:noProof w:val="0"/>
+          <w:color w:val="365F91"/>
+          <w:sz w:val="32"/>
+          <w:szCs w:val="32"/>
+          <w:lang w:val="nl-NL"/>
+        </w:rPr>
+      </w:pPr>
+      <w:r>
+        <w:rPr>
+          <w:rFonts w:ascii="Calibri" w:hAnsi="Calibri" w:eastAsia="Calibri" w:cs="Calibri"/>
+          <w:b w:val="1"/>
+          <w:bCs w:val="1"/>
+          <w:i w:val="0"/>
+          <w:iCs w:val="0"/>
+          <w:noProof w:val="0"/>
+          <w:color w:val="365F91"/>
+          <w:sz w:val="32"/>
+          <w:szCs w:val="32"/>
+          <w:lang w:val="nl-NL"/>
+        </w:rPr>
+        <w:t> </w:t>
+      </w:r>
+    </w:p>
+    <w:p>
+      <w:pPr>
+        <w:pStyle w:val="Titel"/>
+        <w:keepNext w:val="1"/>
+        <w:keepLines w:val="1"/>
+        <w:rPr>
+          <w:rFonts w:ascii="Calibri" w:hAnsi="Calibri" w:eastAsia="Calibri" w:cs="Calibri"/>
+          <w:b w:val="0"/>
+          <w:bCs w:val="0"/>
+          <w:i w:val="0"/>
+          <w:iCs w:val="0"/>
+          <w:noProof w:val="0"/>
+          <w:color w:val="365F91"/>
+          <w:sz w:val="40"/>
+          <w:szCs w:val="40"/>
+          <w:lang w:val="nl-NL"/>
+        </w:rPr>
+      </w:pPr>
+      <w:bookmarkStart w:name="_Toc447688969" w:id="650147023"/>
+      <w:bookmarkStart w:name="_Toc803217864" w:id="1977685182"/>
+      <w:r>
+        <w:rPr>
+          <w:noProof w:val="0"/>
+          <w:lang w:val="nl-NL"/>
+        </w:rPr>
+        <w:t>TypoTrainer</w:t>
+      </w:r>
+      <w:r>
+        <w:rPr>
+          <w:noProof w:val="0"/>
+          <w:lang w:val="nl-NL"/>
+        </w:rPr>
+        <w:t xml:space="preserve"> v1.3.0</w:t>
+      </w:r>
+      <w:bookmarkEnd w:id="650147023"/>
+      <w:bookmarkEnd w:id="1977685182"/>
+      <w:r>
+        <w:rPr>
+          <w:noProof w:val="0"/>
+          <w:lang w:val="nl-NL"/>
+        </w:rPr>
+        <w:t> </w:t>
+      </w:r>
+    </w:p>
+    <w:p>
+      <w:pPr>
+        <w:pStyle w:val="Kop1"/>
+        <w:keepNext w:val="1"/>
+        <w:keepLines w:val="1"/>
+        <w:spacing w:before="480" w:after="0"/>
+        <w:rPr>
+          <w:rFonts w:ascii="Calibri" w:hAnsi="Calibri" w:eastAsia="Calibri" w:cs="Calibri"/>
+          <w:b w:val="0"/>
+          <w:bCs w:val="0"/>
+          <w:i w:val="0"/>
+          <w:iCs w:val="0"/>
+          <w:noProof w:val="0"/>
+          <w:color w:val="365F91"/>
+          <w:sz w:val="32"/>
+          <w:szCs w:val="32"/>
+          <w:lang w:val="nl-NL"/>
+        </w:rPr>
+      </w:pPr>
+      <w:r>
+        <w:rPr>
+          <w:rFonts w:ascii="Calibri" w:hAnsi="Calibri" w:eastAsia="Calibri" w:cs="Calibri"/>
+          <w:b w:val="1"/>
+          <w:bCs w:val="1"/>
+          <w:i w:val="0"/>
+          <w:iCs w:val="0"/>
+          <w:noProof w:val="0"/>
+          <w:color w:val="365F91"/>
+          <w:sz w:val="32"/>
+          <w:szCs w:val="32"/>
+          <w:lang w:val="nl-NL"/>
+        </w:rPr>
+        <w:t> </w:t>
+      </w:r>
+    </w:p>
+    <w:p>
+      <w:pPr>
+        <w:pStyle w:val="Kop1"/>
+        <w:keepNext w:val="1"/>
+        <w:keepLines w:val="1"/>
+        <w:spacing w:before="480" w:after="0"/>
+        <w:rPr>
+          <w:rFonts w:ascii="Calibri" w:hAnsi="Calibri" w:eastAsia="Calibri" w:cs="Calibri"/>
+          <w:b w:val="0"/>
+          <w:bCs w:val="0"/>
+          <w:i w:val="0"/>
+          <w:iCs w:val="0"/>
+          <w:noProof w:val="0"/>
+          <w:color w:val="365F91"/>
+          <w:sz w:val="32"/>
+          <w:szCs w:val="32"/>
+          <w:lang w:val="nl-NL"/>
+        </w:rPr>
+      </w:pPr>
+      <w:r>
+        <w:rPr>
+          <w:rFonts w:ascii="Calibri" w:hAnsi="Calibri" w:eastAsia="Calibri" w:cs="Calibri"/>
+          <w:b w:val="1"/>
+          <w:bCs w:val="1"/>
+          <w:i w:val="0"/>
+          <w:iCs w:val="0"/>
+          <w:noProof w:val="0"/>
+          <w:color w:val="365F91"/>
+          <w:sz w:val="32"/>
+          <w:szCs w:val="32"/>
+          <w:lang w:val="nl-NL"/>
+        </w:rPr>
+        <w:t> </w:t>
+      </w:r>
+    </w:p>
+    <w:p>
+      <w:pPr>
+        <w:pStyle w:val="Ondertitel"/>
+        <w:keepNext w:val="1"/>
+        <w:keepLines w:val="1"/>
+        <w:rPr>
+          <w:rFonts w:ascii="Calibri" w:hAnsi="Calibri" w:eastAsia="Calibri" w:cs="Calibri"/>
+          <w:b w:val="0"/>
+          <w:bCs w:val="0"/>
+          <w:i w:val="0"/>
+          <w:iCs w:val="0"/>
+          <w:noProof w:val="0"/>
+          <w:color w:val="365F91"/>
+          <w:sz w:val="32"/>
+          <w:szCs w:val="32"/>
+          <w:lang w:val="nl-NL"/>
+        </w:rPr>
+      </w:pPr>
+      <w:bookmarkStart w:name="_Toc12220055" w:id="1933992960"/>
+      <w:bookmarkStart w:name="_Toc1641018245" w:id="1281792575"/>
+      <w:r>
+        <w:rPr>
+          <w:noProof w:val="0"/>
+          <w:lang w:val="nl-NL"/>
+        </w:rPr>
+        <w:t xml:space="preserve">Project: </w:t>
+      </w:r>
+      <w:r>
+        <w:rPr>
+          <w:noProof w:val="0"/>
+          <w:lang w:val="nl-NL"/>
+        </w:rPr>
+        <w:t>TypoTrainer</w:t>
+      </w:r>
+      <w:r>
+        <w:rPr>
+          <w:noProof w:val="0"/>
+          <w:lang w:val="nl-NL"/>
+        </w:rPr>
+        <w:t xml:space="preserve"> – Applicatie om snel en foutloos te leren typen</w:t>
+      </w:r>
+      <w:bookmarkEnd w:id="1933992960"/>
+      <w:bookmarkEnd w:id="1281792575"/>
+      <w:r>
+        <w:rPr>
+          <w:noProof w:val="0"/>
+          <w:lang w:val="nl-NL"/>
+        </w:rPr>
+        <w:t> </w:t>
+      </w:r>
+    </w:p>
+    <w:p>
+      <w:pPr>
+        <w:pStyle w:val="Titel"/>
+        <w:keepNext w:val="1"/>
+        <w:keepLines w:val="1"/>
+        <w:rPr>
+          <w:noProof w:val="0"/>
+          <w:lang w:val="nl-NL"/>
+        </w:rPr>
+      </w:pPr>
+    </w:p>
+    <w:p>
+      <w:pPr>
+        <w:pStyle w:val="Standaard"/>
+        <w:keepNext w:val="1"/>
+        <w:keepLines w:val="1"/>
+      </w:pPr>
+      <w:r>
+        <w:rPr>
+          <w:rFonts w:ascii="Aptos" w:hAnsi="Aptos" w:eastAsia="Aptos" w:cs="Aptos"/>
+          <w:noProof w:val="0"/>
+          <w:sz w:val="24"/>
+          <w:szCs w:val="24"/>
+          <w:lang w:val="nl-NL"/>
+        </w:rPr>
+        <w:t xml:space="preserve">Projectperiode: </w:t>
+      </w:r>
+      <w:r>
+        <w:rPr>
+          <w:rFonts w:ascii="Aptos" w:hAnsi="Aptos" w:eastAsia="Aptos" w:cs="Aptos"/>
+          <w:b w:val="1"/>
+          <w:bCs w:val="1"/>
+          <w:noProof w:val="0"/>
+          <w:sz w:val="24"/>
+          <w:szCs w:val="24"/>
+          <w:lang w:val="nl-NL"/>
+        </w:rPr>
+        <w:t>Sprint 0 t/m Sprint 3</w:t>
+      </w:r>
+    </w:p>
+    <w:p>
+      <w:pPr>
+        <w:pStyle w:val="Kop1"/>
+        <w:keepNext w:val="1"/>
+        <w:keepLines w:val="1"/>
+        <w:spacing w:before="480" w:after="0"/>
+        <w:rPr>
+          <w:rFonts w:ascii="Calibri" w:hAnsi="Calibri" w:eastAsia="Calibri" w:cs="Calibri"/>
+          <w:b w:val="0"/>
+          <w:bCs w:val="0"/>
+          <w:i w:val="0"/>
+          <w:iCs w:val="0"/>
+          <w:noProof w:val="0"/>
+          <w:color w:val="365F91"/>
+          <w:sz w:val="32"/>
+          <w:szCs w:val="32"/>
+          <w:lang w:val="nl-NL"/>
+        </w:rPr>
+      </w:pPr>
+      <w:r>
+        <w:rPr>
+          <w:rFonts w:ascii="Calibri" w:hAnsi="Calibri" w:eastAsia="Calibri" w:cs="Calibri"/>
+          <w:b w:val="1"/>
+          <w:bCs w:val="1"/>
+          <w:i w:val="0"/>
+          <w:iCs w:val="0"/>
+          <w:noProof w:val="0"/>
+          <w:color w:val="365F91"/>
+          <w:sz w:val="32"/>
+          <w:szCs w:val="32"/>
+          <w:lang w:val="nl-NL"/>
+        </w:rPr>
+        <w:t> </w:t>
+      </w:r>
+    </w:p>
+    <w:p>
+      <w:pPr>
+        <w:rPr>
+          <w:rFonts w:ascii="Aptos" w:hAnsi="Aptos" w:eastAsia="Aptos" w:cs="Aptos"/>
+          <w:b w:val="0"/>
+          <w:bCs w:val="0"/>
+          <w:i w:val="0"/>
+          <w:iCs w:val="0"/>
+          <w:noProof w:val="0"/>
+          <w:sz w:val="22"/>
+          <w:szCs w:val="22"/>
+          <w:lang w:val="nl-NL"/>
+        </w:rPr>
+      </w:pPr>
+      <w:r>
+        <w:rPr>
+          <w:rFonts w:ascii="Aptos" w:hAnsi="Aptos" w:eastAsia="Aptos" w:cs="Aptos"/>
+          <w:b w:val="0"/>
+          <w:bCs w:val="0"/>
+          <w:i w:val="0"/>
+          <w:iCs w:val="0"/>
+          <w:noProof w:val="0"/>
+          <w:sz w:val="22"/>
+          <w:szCs w:val="22"/>
+          <w:lang w:val="nl-NL"/>
+        </w:rPr>
+        <w:t> </w:t>
+      </w:r>
+    </w:p>
+    <w:p>
+      <w:pPr>
+        <w:rPr>
+          <w:rFonts w:ascii="Aptos" w:hAnsi="Aptos" w:eastAsia="Aptos" w:cs="Aptos"/>
+          <w:b w:val="0"/>
+          <w:bCs w:val="0"/>
+          <w:i w:val="0"/>
+          <w:iCs w:val="0"/>
+          <w:noProof w:val="0"/>
+          <w:sz w:val="22"/>
+          <w:szCs w:val="22"/>
+          <w:lang w:val="nl-NL"/>
+        </w:rPr>
+      </w:pPr>
+      <w:r>
+        <w:rPr>
+          <w:rFonts w:ascii="Aptos" w:hAnsi="Aptos" w:eastAsia="Aptos" w:cs="Aptos"/>
+          <w:b w:val="0"/>
+          <w:bCs w:val="0"/>
+          <w:i w:val="0"/>
+          <w:iCs w:val="0"/>
+          <w:noProof w:val="0"/>
+          <w:sz w:val="22"/>
+          <w:szCs w:val="22"/>
+          <w:lang w:val="nl-NL"/>
+        </w:rPr>
+        <w:t> </w:t>
+      </w:r>
+    </w:p>
+    <w:p>
+      <w:pPr>
+        <w:rPr>
+          <w:rFonts w:ascii="Aptos" w:hAnsi="Aptos" w:eastAsia="Aptos" w:cs="Aptos"/>
+          <w:b w:val="0"/>
+          <w:bCs w:val="0"/>
+          <w:i w:val="0"/>
+          <w:iCs w:val="0"/>
+          <w:noProof w:val="0"/>
+          <w:sz w:val="22"/>
+          <w:szCs w:val="22"/>
+          <w:lang w:val="nl-NL"/>
+        </w:rPr>
+      </w:pPr>
+      <w:r>
+        <w:rPr>
+          <w:rFonts w:ascii="Aptos" w:hAnsi="Aptos" w:eastAsia="Aptos" w:cs="Aptos"/>
+          <w:b w:val="0"/>
+          <w:bCs w:val="0"/>
+          <w:i w:val="0"/>
+          <w:iCs w:val="0"/>
+          <w:noProof w:val="0"/>
+          <w:sz w:val="22"/>
+          <w:szCs w:val="22"/>
+          <w:lang w:val="nl-NL"/>
+        </w:rPr>
+        <w:t>Niveau: 2 </w:t>
+      </w:r>
+    </w:p>
+    <w:p>
+      <w:pPr>
+        <w:rPr>
+          <w:rFonts w:ascii="Aptos" w:hAnsi="Aptos" w:eastAsia="Aptos" w:cs="Aptos"/>
+          <w:b w:val="0"/>
+          <w:bCs w:val="0"/>
+          <w:i w:val="0"/>
+          <w:iCs w:val="0"/>
+          <w:noProof w:val="0"/>
+          <w:sz w:val="22"/>
+          <w:szCs w:val="22"/>
+          <w:lang w:val="nl-NL"/>
+        </w:rPr>
+      </w:pPr>
+      <w:r>
+        <w:rPr>
+          <w:rFonts w:ascii="Aptos" w:hAnsi="Aptos" w:eastAsia="Aptos" w:cs="Aptos"/>
+          <w:b w:val="0"/>
+          <w:bCs w:val="0"/>
+          <w:i w:val="0"/>
+          <w:iCs w:val="0"/>
+          <w:noProof w:val="0"/>
+          <w:sz w:val="22"/>
+          <w:szCs w:val="22"/>
+          <w:lang w:val="nl-NL"/>
+        </w:rPr>
+        <w:t> </w:t>
+      </w:r>
+    </w:p>
+    <w:p>
+      <w:pPr>
+        <w:jc w:val="both"/>
+        <w:rPr>
+          <w:rFonts w:ascii="Aptos" w:hAnsi="Aptos" w:eastAsia="Aptos" w:cs="Aptos"/>
+          <w:b w:val="0"/>
+          <w:bCs w:val="0"/>
+          <w:i w:val="0"/>
+          <w:iCs w:val="0"/>
+          <w:noProof w:val="0"/>
+          <w:sz w:val="22"/>
+          <w:szCs w:val="22"/>
+          <w:lang w:val="nl-NL"/>
+        </w:rPr>
+      </w:pPr>
+      <w:r>
+        <w:rPr>
+          <w:rFonts w:ascii="Aptos" w:hAnsi="Aptos" w:eastAsia="Aptos" w:cs="Aptos"/>
+          <w:b w:val="1"/>
+          <w:bCs w:val="1"/>
+          <w:i w:val="0"/>
+          <w:iCs w:val="0"/>
+          <w:noProof w:val="0"/>
+          <w:sz w:val="22"/>
+          <w:szCs w:val="22"/>
+          <w:lang w:val="nl-NL"/>
+        </w:rPr>
+        <w:t>Scrum Team</w:t>
+      </w:r>
+      <w:r>
+        <w:rPr>
+          <w:rFonts w:ascii="Aptos" w:hAnsi="Aptos" w:eastAsia="Aptos" w:cs="Aptos"/>
+          <w:b w:val="0"/>
+          <w:bCs w:val="0"/>
+          <w:i w:val="0"/>
+          <w:iCs w:val="0"/>
+          <w:noProof w:val="0"/>
+          <w:sz w:val="22"/>
+          <w:szCs w:val="22"/>
+          <w:lang w:val="nl-NL"/>
+        </w:rPr>
+        <w:t>: Tim de Boer (1218918), Edward Popova (1208441), Kai Bloemers (1217499), Nicky Tse (117484) , Rick Reimert (1214962)</w:t>
+      </w:r>
+    </w:p>
+    <w:p>
+      <w:pPr>
+        <w:rPr>
+          <w:rFonts w:ascii="Aptos" w:hAnsi="Aptos" w:eastAsia="Aptos" w:cs="Aptos"/>
+          <w:b w:val="0"/>
+          <w:bCs w:val="0"/>
+          <w:i w:val="0"/>
+          <w:iCs w:val="0"/>
+          <w:noProof w:val="0"/>
+          <w:sz w:val="22"/>
+          <w:szCs w:val="22"/>
+          <w:lang w:val="nl-NL"/>
+        </w:rPr>
+      </w:pPr>
+    </w:p>
+    <w:p>
+      <w:pPr>
+        <w:rPr>
+          <w:rFonts w:ascii="Aptos" w:hAnsi="Aptos" w:eastAsia="Aptos" w:cs="Aptos"/>
+          <w:b w:val="0"/>
+          <w:bCs w:val="0"/>
+          <w:i w:val="0"/>
+          <w:iCs w:val="0"/>
+          <w:noProof w:val="0"/>
+          <w:sz w:val="22"/>
+          <w:szCs w:val="22"/>
+          <w:lang w:val="nl-NL"/>
+        </w:rPr>
+      </w:pPr>
+      <w:r>
+        <w:rPr>
+          <w:rFonts w:ascii="Aptos" w:hAnsi="Aptos" w:eastAsia="Aptos" w:cs="Aptos"/>
+          <w:b w:val="0"/>
+          <w:bCs w:val="0"/>
+          <w:i w:val="0"/>
+          <w:iCs w:val="0"/>
+          <w:noProof w:val="0"/>
+          <w:sz w:val="22"/>
+          <w:szCs w:val="22"/>
+          <w:lang w:val="nl-NL"/>
+        </w:rPr>
+        <w:t>2025</w:t>
+      </w:r>
+    </w:p>
+    <w:p>
+      <w:pPr/>
+      <w:r>
+        <w:br w:type="page"/>
+      </w:r>
+    </w:p>
+    <w:p>
+      <w:pPr>
+        <w:spacing w:before="0" w:beforeAutospacing="off" w:after="240" w:afterAutospacing="off"/>
+        <w:rPr>
+          <w:rFonts w:ascii="Aptos" w:hAnsi="Aptos" w:eastAsia="Aptos" w:cs="Aptos"/>
+          <w:b w:val="1"/>
+          <w:bCs w:val="1"/>
+          <w:noProof w:val="0"/>
+          <w:color w:val="0070C0"/>
+          <w:sz w:val="28"/>
+          <w:szCs w:val="28"/>
+          <w:lang w:val="nl-NL"/>
+        </w:rPr>
+      </w:pPr>
+      <w:r>
+        <w:rPr>
+          <w:rFonts w:ascii="Aptos" w:hAnsi="Aptos" w:eastAsia="Aptos" w:cs="Aptos"/>
+          <w:b w:val="1"/>
+          <w:bCs w:val="1"/>
+          <w:noProof w:val="0"/>
+          <w:color w:val="0070C0"/>
+          <w:sz w:val="28"/>
+          <w:szCs w:val="28"/>
+          <w:lang w:val="nl-NL"/>
+        </w:rPr>
+        <w:t>Opdrachtgevers /</w:t>
+      </w:r>
+      <w:r>
+        <w:rPr>
+          <w:rFonts w:ascii="Aptos" w:hAnsi="Aptos" w:eastAsia="Aptos" w:cs="Aptos"/>
+          <w:b w:val="1"/>
+          <w:bCs w:val="1"/>
+          <w:noProof w:val="0"/>
+          <w:color w:val="0070C0"/>
+          <w:sz w:val="28"/>
+          <w:szCs w:val="28"/>
+          <w:lang w:val="nl-NL"/>
+        </w:rPr>
+        <w:t xml:space="preserve"> Product </w:t>
+      </w:r>
+      <w:r>
+        <w:rPr>
+          <w:rFonts w:ascii="Aptos" w:hAnsi="Aptos" w:eastAsia="Aptos" w:cs="Aptos"/>
+          <w:b w:val="1"/>
+          <w:bCs w:val="1"/>
+          <w:noProof w:val="0"/>
+          <w:color w:val="0070C0"/>
+          <w:sz w:val="28"/>
+          <w:szCs w:val="28"/>
+          <w:lang w:val="nl-NL"/>
+        </w:rPr>
+        <w:t>Owner</w:t>
+      </w:r>
+      <w:r>
+        <w:rPr>
+          <w:rFonts w:ascii="Aptos" w:hAnsi="Aptos" w:eastAsia="Aptos" w:cs="Aptos"/>
+          <w:b w:val="1"/>
+          <w:bCs w:val="1"/>
+          <w:noProof w:val="0"/>
+          <w:color w:val="0070C0"/>
+          <w:sz w:val="28"/>
+          <w:szCs w:val="28"/>
+          <w:lang w:val="nl-NL"/>
+        </w:rPr>
+        <w:t>s</w:t>
+      </w:r>
+      <w:r>
+        <w:rPr>
+          <w:rFonts w:ascii="Aptos" w:hAnsi="Aptos" w:eastAsia="Aptos" w:cs="Aptos"/>
+          <w:b w:val="1"/>
+          <w:bCs w:val="1"/>
+          <w:noProof w:val="0"/>
+          <w:color w:val="0070C0"/>
+          <w:sz w:val="28"/>
+          <w:szCs w:val="28"/>
+          <w:lang w:val="nl-NL"/>
+        </w:rPr>
+        <w:t>:</w:t>
+      </w:r>
+    </w:p>
+    <w:p>
+      <w:pPr>
+        <w:pStyle w:val="Lijstalinea"/>
+        <w:spacing w:before="240" w:beforeAutospacing="off" w:after="240" w:afterAutospacing="off"/>
+        <w:ind w:left="720"/>
+        <w:rPr>
+          <w:rFonts w:ascii="Aptos" w:hAnsi="Aptos" w:eastAsia="Aptos" w:cs="Aptos"/>
+          <w:b w:val="1"/>
+          <w:bCs w:val="1"/>
+          <w:noProof w:val="0"/>
+          <w:sz w:val="22"/>
+          <w:szCs w:val="22"/>
+          <w:lang w:val="nl-NL"/>
+        </w:rPr>
+      </w:pPr>
+      <w:r>
+        <w:rPr>
+          <w:rFonts w:ascii="Aptos" w:hAnsi="Aptos" w:eastAsia="Aptos" w:cs="Aptos"/>
+          <w:b w:val="1"/>
+          <w:bCs w:val="1"/>
+          <w:noProof w:val="0"/>
+          <w:sz w:val="22"/>
+          <w:szCs w:val="22"/>
+          <w:lang w:val="nl-NL"/>
+        </w:rPr>
+        <w:t>Jan Zuur</w:t>
+      </w:r>
+    </w:p>
+    <w:p>
+      <w:pPr>
+        <w:pStyle w:val="Lijstalinea"/>
+        <w:spacing w:before="240" w:beforeAutospacing="off" w:after="240" w:afterAutospacing="off"/>
+        <w:ind w:left="720"/>
+        <w:rPr>
+          <w:rFonts w:ascii="Aptos" w:hAnsi="Aptos" w:eastAsia="Aptos" w:cs="Aptos"/>
+          <w:b w:val="1"/>
+          <w:bCs w:val="1"/>
+          <w:noProof w:val="0"/>
+          <w:sz w:val="22"/>
+          <w:szCs w:val="22"/>
+          <w:lang w:val="nl-NL"/>
+        </w:rPr>
+      </w:pPr>
+      <w:r>
+        <w:rPr>
+          <w:rFonts w:ascii="Aptos" w:hAnsi="Aptos" w:eastAsia="Aptos" w:cs="Aptos"/>
+          <w:b w:val="1"/>
+          <w:bCs w:val="1"/>
+          <w:noProof w:val="0"/>
+          <w:sz w:val="22"/>
+          <w:szCs w:val="22"/>
+          <w:lang w:val="nl-NL"/>
+        </w:rPr>
+        <w:t xml:space="preserve">Christian </w:t>
+      </w:r>
+      <w:r>
+        <w:rPr>
+          <w:rFonts w:ascii="Aptos" w:hAnsi="Aptos" w:eastAsia="Aptos" w:cs="Aptos"/>
+          <w:b w:val="1"/>
+          <w:bCs w:val="1"/>
+          <w:noProof w:val="0"/>
+          <w:sz w:val="22"/>
+          <w:szCs w:val="22"/>
+          <w:lang w:val="nl-NL"/>
+        </w:rPr>
+        <w:t>Nyqvist</w:t>
+      </w:r>
+    </w:p>
+    <w:p>
+      <w:pPr>
+        <w:spacing w:before="240" w:beforeAutospacing="off" w:after="240" w:afterAutospacing="off"/>
+        <w:rPr>
+          <w:rFonts w:ascii="Aptos" w:hAnsi="Aptos" w:eastAsia="Aptos" w:cs="Aptos"/>
+          <w:b w:val="1"/>
+          <w:bCs w:val="1"/>
+          <w:noProof w:val="0"/>
+          <w:color w:val="0070C0"/>
+          <w:sz w:val="28"/>
+          <w:szCs w:val="28"/>
+          <w:lang w:val="nl-NL"/>
+        </w:rPr>
+      </w:pPr>
+      <w:r>
+        <w:rPr>
+          <w:rFonts w:ascii="Aptos" w:hAnsi="Aptos" w:eastAsia="Aptos" w:cs="Aptos"/>
+          <w:b w:val="1"/>
+          <w:bCs w:val="1"/>
+          <w:noProof w:val="0"/>
+          <w:color w:val="0070C0"/>
+          <w:sz w:val="28"/>
+          <w:szCs w:val="28"/>
+          <w:lang w:val="nl-NL"/>
+        </w:rPr>
+        <w:t>Projectteam:</w:t>
+      </w:r>
+    </w:p>
+    <w:p>
+      <w:pPr>
+        <w:pStyle w:val="Lijstalinea"/>
+        <w:spacing w:before="240" w:beforeAutospacing="off" w:after="240" w:afterAutospacing="off"/>
+        <w:ind w:left="720"/>
+        <w:rPr>
+          <w:rFonts w:ascii="Aptos" w:hAnsi="Aptos" w:eastAsia="Aptos" w:cs="Aptos"/>
+          <w:b w:val="1"/>
+          <w:bCs w:val="1"/>
+          <w:noProof w:val="0"/>
+          <w:sz w:val="22"/>
+          <w:szCs w:val="22"/>
+          <w:lang w:val="nl-NL"/>
+        </w:rPr>
+      </w:pPr>
+      <w:r>
+        <w:rPr>
+          <w:rFonts w:ascii="Aptos" w:hAnsi="Aptos" w:eastAsia="Aptos" w:cs="Aptos"/>
+          <w:b w:val="1"/>
+          <w:bCs w:val="1"/>
+          <w:noProof w:val="0"/>
+          <w:sz w:val="22"/>
+          <w:szCs w:val="22"/>
+          <w:lang w:val="nl-NL"/>
+        </w:rPr>
+        <w:t xml:space="preserve">Edward </w:t>
+      </w:r>
+      <w:r>
+        <w:rPr>
+          <w:rFonts w:ascii="Aptos" w:hAnsi="Aptos" w:eastAsia="Aptos" w:cs="Aptos"/>
+          <w:b w:val="1"/>
+          <w:bCs w:val="1"/>
+          <w:noProof w:val="0"/>
+          <w:sz w:val="22"/>
+          <w:szCs w:val="22"/>
+          <w:lang w:val="nl-NL"/>
+        </w:rPr>
+        <w:t>Popova</w:t>
+      </w:r>
+      <w:r>
+        <w:rPr>
+          <w:rFonts w:ascii="Aptos" w:hAnsi="Aptos" w:eastAsia="Aptos" w:cs="Aptos"/>
+          <w:b w:val="1"/>
+          <w:bCs w:val="1"/>
+          <w:noProof w:val="0"/>
+          <w:sz w:val="22"/>
+          <w:szCs w:val="22"/>
+          <w:lang w:val="nl-NL"/>
+        </w:rPr>
+        <w:t xml:space="preserve"> – Developer 1</w:t>
+      </w:r>
+    </w:p>
+    <w:p>
+      <w:pPr>
+        <w:pStyle w:val="Lijstalinea"/>
+        <w:spacing w:before="240" w:beforeAutospacing="off" w:after="240" w:afterAutospacing="off"/>
+        <w:ind w:left="720"/>
+        <w:rPr>
+          <w:rFonts w:ascii="Aptos" w:hAnsi="Aptos" w:eastAsia="Aptos" w:cs="Aptos"/>
+          <w:b w:val="1"/>
+          <w:bCs w:val="1"/>
+          <w:noProof w:val="0"/>
+          <w:sz w:val="22"/>
+          <w:szCs w:val="22"/>
+          <w:lang w:val="nl-NL"/>
+        </w:rPr>
+      </w:pPr>
+      <w:r>
+        <w:rPr>
+          <w:rFonts w:ascii="Aptos" w:hAnsi="Aptos" w:eastAsia="Aptos" w:cs="Aptos"/>
+          <w:b w:val="1"/>
+          <w:bCs w:val="1"/>
+          <w:noProof w:val="0"/>
+          <w:sz w:val="22"/>
+          <w:szCs w:val="22"/>
+          <w:lang w:val="nl-NL"/>
+        </w:rPr>
+        <w:t xml:space="preserve">Tim de Boer – </w:t>
+      </w:r>
+      <w:r>
+        <w:rPr>
+          <w:rFonts w:ascii="Aptos" w:hAnsi="Aptos" w:eastAsia="Aptos" w:cs="Aptos"/>
+          <w:b w:val="1"/>
+          <w:bCs w:val="1"/>
+          <w:noProof w:val="0"/>
+          <w:sz w:val="22"/>
+          <w:szCs w:val="22"/>
+          <w:lang w:val="nl-NL"/>
+        </w:rPr>
+        <w:t>Scrummaster /</w:t>
+      </w:r>
+      <w:r>
+        <w:rPr>
+          <w:rFonts w:ascii="Aptos" w:hAnsi="Aptos" w:eastAsia="Aptos" w:cs="Aptos"/>
+          <w:b w:val="1"/>
+          <w:bCs w:val="1"/>
+          <w:noProof w:val="0"/>
+          <w:sz w:val="22"/>
+          <w:szCs w:val="22"/>
+          <w:lang w:val="nl-NL"/>
+        </w:rPr>
+        <w:t xml:space="preserve"> Developer 3</w:t>
+      </w:r>
+    </w:p>
+    <w:p>
+      <w:pPr>
+        <w:pStyle w:val="Lijstalinea"/>
+        <w:spacing w:before="240" w:beforeAutospacing="off" w:after="240" w:afterAutospacing="off"/>
+        <w:ind w:left="720"/>
+        <w:rPr>
+          <w:rFonts w:ascii="Aptos" w:hAnsi="Aptos" w:eastAsia="Aptos" w:cs="Aptos"/>
+          <w:b w:val="1"/>
+          <w:bCs w:val="1"/>
+          <w:noProof w:val="0"/>
+          <w:sz w:val="22"/>
+          <w:szCs w:val="22"/>
+          <w:lang w:val="nl-NL"/>
+        </w:rPr>
+      </w:pPr>
+      <w:r>
+        <w:rPr>
+          <w:rFonts w:ascii="Aptos" w:hAnsi="Aptos" w:eastAsia="Aptos" w:cs="Aptos"/>
+          <w:b w:val="1"/>
+          <w:bCs w:val="1"/>
+          <w:noProof w:val="0"/>
+          <w:sz w:val="22"/>
+          <w:szCs w:val="22"/>
+          <w:lang w:val="nl-NL"/>
+        </w:rPr>
+        <w:t>Kai Bloemers – Developer 2</w:t>
+      </w:r>
+    </w:p>
+    <w:p>
+      <w:pPr>
+        <w:pStyle w:val="Lijstalinea"/>
+        <w:spacing w:before="240" w:beforeAutospacing="off" w:after="240" w:afterAutospacing="off"/>
+        <w:ind w:left="720"/>
+        <w:rPr>
+          <w:rFonts w:ascii="Aptos" w:hAnsi="Aptos" w:eastAsia="Aptos" w:cs="Aptos"/>
+          <w:b w:val="1"/>
+          <w:bCs w:val="1"/>
+          <w:noProof w:val="0"/>
+          <w:sz w:val="22"/>
+          <w:szCs w:val="22"/>
+          <w:lang w:val="nl-NL"/>
+        </w:rPr>
+      </w:pPr>
+      <w:r>
+        <w:rPr>
+          <w:rFonts w:ascii="Aptos" w:hAnsi="Aptos" w:eastAsia="Aptos" w:cs="Aptos"/>
+          <w:b w:val="1"/>
+          <w:bCs w:val="1"/>
+          <w:noProof w:val="0"/>
+          <w:sz w:val="22"/>
+          <w:szCs w:val="22"/>
+          <w:lang w:val="nl-NL"/>
+        </w:rPr>
+        <w:t xml:space="preserve">Nicky Tse – </w:t>
+      </w:r>
+      <w:r>
+        <w:rPr>
+          <w:rFonts w:ascii="Aptos" w:hAnsi="Aptos" w:eastAsia="Aptos" w:cs="Aptos"/>
+          <w:b w:val="1"/>
+          <w:bCs w:val="1"/>
+          <w:noProof w:val="0"/>
+          <w:sz w:val="22"/>
+          <w:szCs w:val="22"/>
+          <w:lang w:val="nl-NL"/>
+        </w:rPr>
+        <w:t>Notulist /</w:t>
+      </w:r>
+      <w:r>
+        <w:rPr>
+          <w:rFonts w:ascii="Aptos" w:hAnsi="Aptos" w:eastAsia="Aptos" w:cs="Aptos"/>
+          <w:b w:val="1"/>
+          <w:bCs w:val="1"/>
+          <w:noProof w:val="0"/>
+          <w:sz w:val="22"/>
+          <w:szCs w:val="22"/>
+          <w:lang w:val="nl-NL"/>
+        </w:rPr>
+        <w:t xml:space="preserve"> Developer 4</w:t>
+      </w:r>
+    </w:p>
+    <w:p>
+      <w:pPr>
+        <w:pStyle w:val="Lijstalinea"/>
+        <w:spacing w:before="240" w:beforeAutospacing="off" w:after="240" w:afterAutospacing="off"/>
+        <w:ind w:left="720"/>
+        <w:rPr>
+          <w:rFonts w:ascii="Aptos" w:hAnsi="Aptos" w:eastAsia="Aptos" w:cs="Aptos"/>
+          <w:b w:val="1"/>
+          <w:bCs w:val="1"/>
+          <w:noProof w:val="0"/>
+          <w:sz w:val="22"/>
+          <w:szCs w:val="22"/>
+          <w:lang w:val="nl-NL"/>
+        </w:rPr>
+      </w:pPr>
+      <w:r>
+        <w:rPr>
+          <w:rFonts w:ascii="Aptos" w:hAnsi="Aptos" w:eastAsia="Aptos" w:cs="Aptos"/>
+          <w:b w:val="1"/>
+          <w:bCs w:val="1"/>
+          <w:noProof w:val="0"/>
+          <w:sz w:val="22"/>
+          <w:szCs w:val="22"/>
+          <w:lang w:val="nl-NL"/>
+        </w:rPr>
+        <w:t>Rik Reimert – Developer 5</w:t>
+      </w:r>
+    </w:p>
+    <w:p>
+      <w:pPr>
+        <w:pStyle w:val="Lijstalinea"/>
+        <w:spacing w:before="240" w:beforeAutospacing="off" w:after="240" w:afterAutospacing="off"/>
+        <w:ind w:left="720"/>
+        <w:rPr>
+          <w:rFonts w:ascii="Aptos" w:hAnsi="Aptos" w:eastAsia="Aptos" w:cs="Aptos"/>
+          <w:b w:val="1"/>
+          <w:bCs w:val="1"/>
+          <w:noProof w:val="0"/>
+          <w:sz w:val="22"/>
+          <w:szCs w:val="22"/>
+          <w:lang w:val="nl-NL"/>
+        </w:rPr>
+      </w:pPr>
+    </w:p>
+    <w:p>
+      <w:pPr>
+        <w:pStyle w:val="Lijstalinea"/>
+        <w:spacing w:before="240" w:beforeAutospacing="off" w:after="240" w:afterAutospacing="off"/>
+        <w:ind w:left="720"/>
+        <w:rPr>
+          <w:rFonts w:ascii="Aptos" w:hAnsi="Aptos" w:eastAsia="Aptos" w:cs="Aptos"/>
+          <w:b w:val="1"/>
+          <w:bCs w:val="1"/>
+          <w:noProof w:val="0"/>
+          <w:sz w:val="22"/>
+          <w:szCs w:val="22"/>
+          <w:lang w:val="nl-NL"/>
+        </w:rPr>
+      </w:pPr>
+    </w:p>
+    <w:p>
+      <w:pPr>
+        <w:pStyle w:val="Lijstalinea"/>
+        <w:spacing w:before="240" w:beforeAutospacing="off" w:after="240" w:afterAutospacing="off"/>
+        <w:ind w:left="720"/>
+        <w:rPr>
+          <w:rFonts w:ascii="Aptos" w:hAnsi="Aptos" w:eastAsia="Aptos" w:cs="Aptos"/>
+          <w:b w:val="1"/>
+          <w:bCs w:val="1"/>
+          <w:noProof w:val="0"/>
+          <w:sz w:val="22"/>
+          <w:szCs w:val="22"/>
+          <w:lang w:val="nl-NL"/>
+        </w:rPr>
+      </w:pPr>
+    </w:p>
+    <w:p>
+      <w:pPr>
+        <w:pStyle w:val="Lijstalinea"/>
+        <w:spacing w:before="240" w:beforeAutospacing="off" w:after="240" w:afterAutospacing="off"/>
+        <w:ind w:left="720"/>
+        <w:rPr>
+          <w:i w:val="1"/>
+          <w:iCs w:val="1"/>
+          <w:noProof w:val="0"/>
+          <w:color w:val="0070C0"/>
+          <w:sz w:val="28"/>
+          <w:szCs w:val="28"/>
+          <w:lang w:val="nl-NL"/>
+        </w:rPr>
+      </w:pPr>
+      <w:r>
+        <w:rPr>
+          <w:i w:val="1"/>
+          <w:iCs w:val="1"/>
+          <w:noProof w:val="0"/>
+          <w:color w:val="0070C0"/>
+          <w:sz w:val="28"/>
+          <w:szCs w:val="28"/>
+          <w:lang w:val="nl-NL"/>
+        </w:rPr>
+        <w:t xml:space="preserve">Dit document bevat de projectdocumentatie en sprintverslagen zoals opgesteld in samenwerking met de Product </w:t>
+      </w:r>
+      <w:r>
+        <w:rPr>
+          <w:i w:val="1"/>
+          <w:iCs w:val="1"/>
+          <w:noProof w:val="0"/>
+          <w:color w:val="0070C0"/>
+          <w:sz w:val="28"/>
+          <w:szCs w:val="28"/>
+          <w:lang w:val="nl-NL"/>
+        </w:rPr>
+        <w:t>Owner</w:t>
+      </w:r>
+      <w:r>
+        <w:rPr>
+          <w:i w:val="1"/>
+          <w:iCs w:val="1"/>
+          <w:noProof w:val="0"/>
+          <w:color w:val="0070C0"/>
+          <w:sz w:val="28"/>
+          <w:szCs w:val="28"/>
+          <w:lang w:val="nl-NL"/>
+        </w:rPr>
+        <w:t>.</w:t>
+      </w:r>
+    </w:p>
+    <w:p>
+      <w:pPr>
+        <w:pStyle w:val="Lijstalinea"/>
+        <w:spacing w:before="240" w:beforeAutospacing="off" w:after="240" w:afterAutospacing="off"/>
+        <w:ind w:left="720"/>
+        <w:rPr>
+          <w:i w:val="1"/>
+          <w:iCs w:val="1"/>
+          <w:noProof w:val="0"/>
+          <w:color w:val="0070C0"/>
+          <w:lang w:val="nl-NL"/>
+        </w:rPr>
+      </w:pPr>
+    </w:p>
+    <w:p>
+      <w:pPr>
+        <w:pStyle w:val="Lijstalinea"/>
+        <w:spacing w:before="240" w:beforeAutospacing="off" w:after="240" w:afterAutospacing="off"/>
+        <w:ind w:left="720"/>
+        <w:rPr>
+          <w:i w:val="1"/>
+          <w:iCs w:val="1"/>
+          <w:noProof w:val="0"/>
+          <w:lang w:val="nl-NL"/>
+        </w:rPr>
+      </w:pPr>
+    </w:p>
+    <w:sdt>
+      <w:sdtPr>
+        <w:id w:val="598869840"/>
+        <w:docPartObj>
+          <w:docPartGallery w:val="Table of Contents"/>
+          <w:docPartUnique/>
+        </w:docPartObj>
+      </w:sdtPr>
+      <w:sdtContent>
+        <w:p>
+          <w:pPr>
+            <w:pStyle w:val="TOC1"/>
+            <w:tabs>
+              <w:tab w:val="right" w:leader="underscore" w:pos="9060"/>
+            </w:tabs>
+            <w:bidi w:val="0"/>
+            <w:rPr>
+              <w:rStyle w:val="Hyperlink"/>
+            </w:rPr>
+          </w:pPr>
+          <w:r>
+            <w:fldChar w:fldCharType="begin"/>
+          </w:r>
+          <w:r>
+            <w:instrText xml:space="preserve">TOC \o "1-9" \z \u \h</w:instrText>
+          </w:r>
+          <w:r>
+            <w:fldChar w:fldCharType="separate"/>
+          </w:r>
+          <w:hyperlink w:anchor="_Toc1984842444">
+            <w:r>
+              <w:rPr>
+                <w:rStyle w:val="Hyperlink"/>
+              </w:rPr>
+              <w:t>Sprint 0 – Gesprek met de Product Owner</w:t>
+            </w:r>
+            <w:r>
+              <w:tab/>
+            </w:r>
+            <w:r>
+              <w:fldChar w:fldCharType="begin"/>
+            </w:r>
+            <w:r>
+              <w:instrText xml:space="preserve">PAGEREF _Toc1984842444 \h</w:instrText>
+            </w:r>
+            <w:r>
+              <w:fldChar w:fldCharType="separate"/>
+            </w:r>
+            <w:r>
+              <w:rPr>
+                <w:rStyle w:val="Hyperlink"/>
+              </w:rPr>
+              <w:t>2</w:t>
+            </w:r>
+            <w:r>
+              <w:fldChar w:fldCharType="end"/>
+            </w:r>
+          </w:hyperlink>
+        </w:p>
+        <w:p>
+          <w:pPr>
+            <w:pStyle w:val="TOC1"/>
+            <w:tabs>
+              <w:tab w:val="right" w:leader="underscore" w:pos="9060"/>
+            </w:tabs>
+            <w:bidi w:val="0"/>
+            <w:rPr>
+              <w:rStyle w:val="Hyperlink"/>
+            </w:rPr>
+          </w:pPr>
+          <w:hyperlink w:anchor="_Toc182509816">
+            <w:r>
+              <w:rPr>
+                <w:rStyle w:val="Hyperlink"/>
+              </w:rPr>
+              <w:t>Sprint 1 – Gesprek met de Product Owner</w:t>
+            </w:r>
+            <w:r>
+              <w:tab/>
+            </w:r>
+            <w:r>
+              <w:fldChar w:fldCharType="begin"/>
+            </w:r>
+            <w:r>
+              <w:instrText xml:space="preserve">PAGEREF _Toc182509816 \h</w:instrText>
+            </w:r>
+            <w:r>
+              <w:fldChar w:fldCharType="separate"/>
+            </w:r>
+            <w:r>
+              <w:rPr>
+                <w:rStyle w:val="Hyperlink"/>
+              </w:rPr>
+              <w:t>4</w:t>
+            </w:r>
+            <w:r>
+              <w:fldChar w:fldCharType="end"/>
+            </w:r>
+          </w:hyperlink>
+        </w:p>
+        <w:p>
+          <w:pPr>
+            <w:pStyle w:val="TOC1"/>
+            <w:tabs>
+              <w:tab w:val="right" w:leader="underscore" w:pos="9060"/>
+            </w:tabs>
+            <w:bidi w:val="0"/>
+            <w:rPr>
+              <w:rStyle w:val="Hyperlink"/>
+            </w:rPr>
+          </w:pPr>
+          <w:hyperlink w:anchor="_Toc648163193">
+            <w:r>
+              <w:rPr>
+                <w:rStyle w:val="Hyperlink"/>
+              </w:rPr>
+              <w:t>Sprint 2 – Gesprek met de Product Owner</w:t>
+            </w:r>
+            <w:r>
+              <w:tab/>
+            </w:r>
+            <w:r>
+              <w:fldChar w:fldCharType="begin"/>
+            </w:r>
+            <w:r>
+              <w:instrText xml:space="preserve">PAGEREF _Toc648163193 \h</w:instrText>
+            </w:r>
+            <w:r>
+              <w:fldChar w:fldCharType="separate"/>
+            </w:r>
+            <w:r>
+              <w:rPr>
+                <w:rStyle w:val="Hyperlink"/>
+              </w:rPr>
+              <w:t>7</w:t>
+            </w:r>
+            <w:r>
+              <w:fldChar w:fldCharType="end"/>
+            </w:r>
+          </w:hyperlink>
+        </w:p>
+        <w:p>
+          <w:pPr>
+            <w:pStyle w:val="TOC1"/>
+            <w:tabs>
+              <w:tab w:val="right" w:leader="underscore" w:pos="9060"/>
+            </w:tabs>
+            <w:bidi w:val="0"/>
+            <w:rPr>
+              <w:rStyle w:val="Hyperlink"/>
+            </w:rPr>
+          </w:pPr>
+          <w:hyperlink w:anchor="_Toc1294774455">
+            <w:r>
+              <w:rPr>
+                <w:rStyle w:val="Hyperlink"/>
+              </w:rPr>
+              <w:t>Sprint 3 – Gesprek met de Product Owner</w:t>
+            </w:r>
+            <w:r>
+              <w:tab/>
+            </w:r>
+            <w:r>
+              <w:fldChar w:fldCharType="begin"/>
+            </w:r>
+            <w:r>
+              <w:instrText xml:space="preserve">PAGEREF _Toc1294774455 \h</w:instrText>
+            </w:r>
+            <w:r>
+              <w:fldChar w:fldCharType="separate"/>
+            </w:r>
+            <w:r>
+              <w:rPr>
+                <w:rStyle w:val="Hyperlink"/>
+              </w:rPr>
+              <w:t>8</w:t>
+            </w:r>
+            <w:r>
+              <w:fldChar w:fldCharType="end"/>
+            </w:r>
+          </w:hyperlink>
+        </w:p>
+        <w:p>
+          <w:pPr>
+            <w:pStyle w:val="TOC1"/>
+            <w:tabs>
+              <w:tab w:val="right" w:leader="underscore" w:pos="9060"/>
+            </w:tabs>
+            <w:bidi w:val="0"/>
+            <w:rPr>
+              <w:rStyle w:val="Hyperlink"/>
+            </w:rPr>
+          </w:pPr>
+          <w:hyperlink w:anchor="_Toc1727282803">
+            <w:r>
+              <w:rPr>
+                <w:rStyle w:val="Hyperlink"/>
+              </w:rPr>
+              <w:t>Sprint 3 – Gesprek 2 met de nieuwe Product Owner</w:t>
+            </w:r>
+            <w:r>
+              <w:tab/>
+            </w:r>
+            <w:r>
+              <w:fldChar w:fldCharType="begin"/>
+            </w:r>
+            <w:r>
+              <w:instrText xml:space="preserve">PAGEREF _Toc1727282803 \h</w:instrText>
+            </w:r>
+            <w:r>
+              <w:fldChar w:fldCharType="separate"/>
+            </w:r>
+            <w:r>
+              <w:rPr>
+                <w:rStyle w:val="Hyperlink"/>
+              </w:rPr>
+              <w:t>11</w:t>
+            </w:r>
+            <w:r>
+              <w:fldChar w:fldCharType="end"/>
+            </w:r>
+          </w:hyperlink>
+          <w:r>
+            <w:fldChar w:fldCharType="end"/>
+          </w:r>
+        </w:p>
+      </w:sdtContent>
+    </w:sdt>
+    <w:p>
+      <w:pPr>
+        <w:pStyle w:val="Lijstalinea"/>
+        <w:spacing w:before="240" w:beforeAutospacing="off" w:after="240" w:afterAutospacing="off"/>
+        <w:ind w:left="720"/>
+        <w:rPr>
+          <w:i w:val="1"/>
+          <w:iCs w:val="1"/>
+          <w:noProof w:val="0"/>
+          <w:lang w:val="nl-NL"/>
+        </w:rPr>
+      </w:pPr>
+    </w:p>
+    <w:p>
+      <w:pPr>
+        <w:pStyle w:val="Lijstalinea"/>
+        <w:spacing w:before="240" w:beforeAutospacing="off" w:after="240" w:afterAutospacing="off"/>
+        <w:ind w:left="720"/>
+        <w:rPr>
+          <w:i w:val="1"/>
+          <w:iCs w:val="1"/>
+          <w:noProof w:val="0"/>
+          <w:lang w:val="nl-NL"/>
+        </w:rPr>
+      </w:pPr>
+    </w:p>
+    <w:p>
+      <w:pPr>
+        <w:pStyle w:val="Lijstalinea"/>
+        <w:spacing w:before="240" w:beforeAutospacing="off" w:after="240" w:afterAutospacing="off"/>
+        <w:ind w:left="720"/>
+        <w:rPr>
+          <w:i w:val="1"/>
+          <w:iCs w:val="1"/>
+          <w:noProof w:val="0"/>
+          <w:lang w:val="nl-NL"/>
+        </w:rPr>
+      </w:pPr>
+    </w:p>
+    <w:p>
+      <w:pPr>
+        <w:pStyle w:val="Standaard"/>
+        <w:rPr>
+          <w:rFonts w:ascii="Aptos" w:hAnsi="Aptos" w:eastAsia="Aptos" w:cs="Aptos"/>
+          <w:b w:val="0"/>
+          <w:bCs w:val="0"/>
+          <w:i w:val="0"/>
+          <w:iCs w:val="0"/>
+          <w:noProof w:val="0"/>
+          <w:sz w:val="22"/>
+          <w:szCs w:val="22"/>
+          <w:lang w:val="nl-NL"/>
+        </w:rPr>
+      </w:pPr>
+    </w:p>
+    <w:p>
+      <w:pPr>
+        <w:pStyle w:val="Standaard"/>
+      </w:pPr>
+    </w:p>
+    <w:p>
+      <w:pPr>
+        <w:pStyle w:val="Kop1"/>
+      </w:pPr>
+    </w:p>
+    <w:p>
+      <w:pPr/>
+      <w:r>
+        <w:br w:type="page"/>
+      </w:r>
+    </w:p>
+    <w:p>
+      <w:pPr>
+        <w:pStyle w:val="Kop1"/>
+        <w:rPr>
+          <w:b w:val="1"/>
+          <w:bCs w:val="1"/>
+        </w:rPr>
+      </w:pPr>
+      <w:bookmarkStart w:name="_Toc2130068159" w:id="316769034"/>
+      <w:bookmarkStart w:name="_Toc1984842444" w:id="447650684"/>
+      <w:r>
+        <w:rPr/>
         <w:t xml:space="preserve">Sprint 0 </w:t>
       </w:r>
       <w:r>
-        <w:rPr>
-          <w:b/>
-          <w:bCs/>
-        </w:rPr>
+        <w:rPr/>
         <w:t xml:space="preserve">– Gesprek met de Product </w:t>
       </w:r>
-      <w:proofErr w:type="spellStart"/>
-      <w:r>
-        <w:rPr>
-          <w:b/>
-          <w:bCs/>
-        </w:rPr>
+      <w:r>
+        <w:rPr/>
         <w:t>Owner</w:t>
       </w:r>
-      <w:proofErr w:type="spellEnd"/>
+      <w:bookmarkEnd w:id="316769034"/>
+      <w:bookmarkEnd w:id="447650684"/>
     </w:p>
     <w:p>
       <w:r>
@@ -311,6 +1641,8 @@
       </w:r>
       <w:r>
         <w:br/>
+      </w:r>
+      <w:r>
         <w:t xml:space="preserve">Jan geeft aan dat de inleverlocatie binnenkort op </w:t>
       </w:r>
       <w:proofErr w:type="spellStart"/>
@@ -604,7 +1936,6 @@
     </w:p>
     <w:p>
       <w:r>
-        <w:lastRenderedPageBreak/>
         <w:t> </w:t>
       </w:r>
     </w:p>
@@ -718,6 +2049,8 @@
       </w:r>
       <w:r>
         <w:br/>
+      </w:r>
+      <w:r>
         <w:t> </w:t>
       </w:r>
     </w:p>
@@ -860,49 +2193,36 @@
     </w:p>
     <w:p>
       <w:pPr>
-        <w:rPr>
-          <w:b/>
-          <w:bCs/>
-        </w:rPr>
-      </w:pPr>
-      <w:r>
-        <w:rPr>
-          <w:b/>
-          <w:bCs/>
-        </w:rPr>
-        <w:lastRenderedPageBreak/>
+        <w:pStyle w:val="Kop1"/>
+        <w:rPr>
+          <w:b w:val="1"/>
+          <w:bCs w:val="1"/>
+        </w:rPr>
+      </w:pPr>
+      <w:bookmarkStart w:name="_Toc1954440248" w:id="1001982450"/>
+      <w:bookmarkStart w:name="_Toc182509816" w:id="765904945"/>
+      <w:r>
+        <w:rPr/>
         <w:t xml:space="preserve">Sprint </w:t>
       </w:r>
       <w:r>
-        <w:rPr>
-          <w:b/>
-          <w:bCs/>
-        </w:rPr>
+        <w:rPr/>
         <w:t>1</w:t>
       </w:r>
       <w:r>
-        <w:rPr>
-          <w:b/>
-          <w:bCs/>
-        </w:rPr>
+        <w:rPr/>
         <w:t xml:space="preserve"> </w:t>
       </w:r>
       <w:r>
-        <w:rPr>
-          <w:b/>
-          <w:bCs/>
-        </w:rPr>
+        <w:rPr/>
         <w:t xml:space="preserve">– Gesprek met de Product </w:t>
       </w:r>
-      <w:proofErr w:type="spellStart"/>
-      <w:r>
-        <w:rPr>
-          <w:b/>
-          <w:bCs/>
-        </w:rPr>
+      <w:r>
+        <w:rPr/>
         <w:t>Owner</w:t>
       </w:r>
-      <w:proofErr w:type="spellEnd"/>
+      <w:bookmarkEnd w:id="1001982450"/>
+      <w:bookmarkEnd w:id="765904945"/>
     </w:p>
     <w:p>
       <w:r>
@@ -1559,20 +2879,3497 @@
         <w:ind w:left="1440"/>
       </w:pPr>
     </w:p>
-    <w:p>
+    <w:p w14:noSpellErr="1">
       <w:pPr>
         <w:pStyle w:val="Lijstalinea"/>
       </w:pPr>
     </w:p>
     <w:p>
       <w:pPr>
+        <w:ind/>
+      </w:pPr>
+      <w:r>
+        <w:br w:type="page"/>
+      </w:r>
+    </w:p>
+    <w:p>
+      <w:pPr>
+        <w:pStyle w:val="Lijstalinea"/>
+        <w:ind/>
+      </w:pPr>
+    </w:p>
+    <w:p>
+      <w:pPr>
+        <w:pStyle w:val="Kop1"/>
+        <w:rPr>
+          <w:b w:val="1"/>
+          <w:bCs w:val="1"/>
+        </w:rPr>
+      </w:pPr>
+      <w:bookmarkStart w:name="_Toc612558129" w:id="1853498221"/>
+      <w:bookmarkStart w:name="_Toc648163193" w:id="284301738"/>
+      <w:r>
+        <w:rPr/>
+        <w:t xml:space="preserve">Sprint 2 – Gesprek met de Product </w:t>
+      </w:r>
+      <w:r>
+        <w:rPr/>
+        <w:t>Owner</w:t>
+      </w:r>
+      <w:bookmarkEnd w:id="1853498221"/>
+      <w:bookmarkEnd w:id="284301738"/>
+    </w:p>
+    <w:p>
+      <w:pPr>
+        <w:ind/>
+      </w:pPr>
+      <w:r>
+        <w:rPr>
+          <w:b w:val="1"/>
+          <w:bCs w:val="1"/>
+        </w:rPr>
+        <w:t>Datum:</w:t>
+      </w:r>
+      <w:r>
+        <w:rPr/>
+        <w:t xml:space="preserve"> </w:t>
+      </w:r>
+      <w:r>
+        <w:rPr/>
+        <w:t>3-12-</w:t>
+      </w:r>
+      <w:r>
+        <w:rPr/>
+        <w:t>2025   </w:t>
+      </w:r>
+      <w:r>
+        <w:br/>
+      </w:r>
+      <w:r>
+        <w:rPr>
+          <w:b w:val="1"/>
+          <w:bCs w:val="1"/>
+        </w:rPr>
+        <w:t>Aanwezigen:</w:t>
+      </w:r>
+      <w:r>
+        <w:rPr/>
+        <w:t>  </w:t>
+      </w:r>
+    </w:p>
+    <w:p>
+      <w:pPr>
+        <w:ind/>
+      </w:pPr>
+      <w:r>
+        <w:rPr/>
+        <w:t xml:space="preserve">- </w:t>
+      </w:r>
+      <w:r>
+        <w:rPr>
+          <w:b w:val="1"/>
+          <w:bCs w:val="1"/>
+        </w:rPr>
+        <w:t>Jan Zuur</w:t>
+      </w:r>
+      <w:r>
+        <w:rPr/>
+        <w:t xml:space="preserve"> (Product Owner) </w:t>
+      </w:r>
+    </w:p>
+    <w:p w14:noSpellErr="1">
+      <w:pPr>
+        <w:ind/>
+      </w:pPr>
+      <w:r>
+        <w:rPr/>
+        <w:t xml:space="preserve">- </w:t>
+      </w:r>
+      <w:r>
+        <w:rPr>
+          <w:b w:val="1"/>
+          <w:bCs w:val="1"/>
+        </w:rPr>
+        <w:t>Tim de Boer</w:t>
+      </w:r>
+      <w:r>
+        <w:rPr/>
+        <w:t xml:space="preserve"> ( Scrummaster Developer 3) </w:t>
+      </w:r>
+    </w:p>
+    <w:p w14:noSpellErr="1">
+      <w:pPr>
+        <w:ind/>
+        <w:rPr>
+          <w:lang w:val="en-US"/>
+        </w:rPr>
+      </w:pPr>
+      <w:r>
+        <w:rPr>
+          <w:lang w:val="en-US"/>
+        </w:rPr>
+        <w:t xml:space="preserve">- </w:t>
+      </w:r>
+      <w:r>
+        <w:rPr>
+          <w:b w:val="1"/>
+          <w:bCs w:val="1"/>
+          <w:lang w:val="en-US"/>
+        </w:rPr>
+        <w:t>Edward Popova</w:t>
+      </w:r>
+      <w:r>
+        <w:rPr>
+          <w:lang w:val="en-US"/>
+        </w:rPr>
+        <w:t xml:space="preserve"> (Developer 1) </w:t>
+      </w:r>
+    </w:p>
+    <w:p>
+      <w:pPr>
+        <w:ind/>
+        <w:rPr>
+          <w:lang w:val="en-US"/>
+        </w:rPr>
+      </w:pPr>
+      <w:r>
+        <w:rPr>
+          <w:lang w:val="en-US"/>
+        </w:rPr>
+        <w:t xml:space="preserve">- </w:t>
+      </w:r>
+      <w:r>
+        <w:rPr>
+          <w:b w:val="1"/>
+          <w:bCs w:val="1"/>
+          <w:lang w:val="en-US"/>
+        </w:rPr>
+        <w:t>Nicky Tse</w:t>
+      </w:r>
+      <w:r>
+        <w:rPr>
+          <w:lang w:val="en-US"/>
+        </w:rPr>
+        <w:t xml:space="preserve"> (</w:t>
+      </w:r>
+      <w:r>
+        <w:rPr>
+          <w:lang w:val="en-US"/>
+        </w:rPr>
+        <w:t>Notulist</w:t>
+      </w:r>
+      <w:r>
+        <w:rPr>
+          <w:lang w:val="en-US"/>
+        </w:rPr>
+        <w:t xml:space="preserve"> / Developer 4) </w:t>
+      </w:r>
+    </w:p>
+    <w:p>
+      <w:pPr>
+        <w:ind/>
+        <w:rPr>
+          <w:lang w:val="en-US"/>
+        </w:rPr>
+      </w:pPr>
+      <w:r>
+        <w:rPr>
+          <w:lang w:val="en-US"/>
+        </w:rPr>
+        <w:t xml:space="preserve">- </w:t>
+      </w:r>
+      <w:r>
+        <w:rPr>
+          <w:b w:val="1"/>
+          <w:bCs w:val="1"/>
+          <w:lang w:val="en-US"/>
+        </w:rPr>
+        <w:t>Kai Bloemers</w:t>
+      </w:r>
+      <w:r>
+        <w:rPr>
+          <w:lang w:val="en-US"/>
+        </w:rPr>
+        <w:t xml:space="preserve"> (Developer 2)</w:t>
+      </w:r>
+      <w:r>
+        <w:br/>
+      </w:r>
+      <w:r>
+        <w:rPr>
+          <w:lang w:val="en-US"/>
+        </w:rPr>
+        <w:t>-</w:t>
+      </w:r>
+      <w:r>
+        <w:rPr>
+          <w:b w:val="1"/>
+          <w:bCs w:val="1"/>
+          <w:lang w:val="en-US"/>
+        </w:rPr>
+        <w:t xml:space="preserve"> Rik Reimert</w:t>
+      </w:r>
+      <w:r>
+        <w:rPr>
+          <w:lang w:val="en-US"/>
+        </w:rPr>
+        <w:t xml:space="preserve"> </w:t>
+      </w:r>
+      <w:r>
+        <w:rPr>
+          <w:lang w:val="en-US"/>
+        </w:rPr>
+        <w:t>(Developer</w:t>
+      </w:r>
+      <w:r>
+        <w:rPr>
+          <w:lang w:val="en-US"/>
+        </w:rPr>
+        <w:t xml:space="preserve"> 5)</w:t>
+      </w:r>
+    </w:p>
+    <w:p>
+      <w:pPr>
         <w:ind w:left="708" w:firstLine="708"/>
       </w:pPr>
     </w:p>
     <w:p>
-      <w:r>
+      <w:pPr>
+        <w:rPr>
+          <w:b w:val="1"/>
+          <w:bCs w:val="1"/>
+        </w:rPr>
+      </w:pPr>
+      <w:r>
+        <w:rPr>
+          <w:b w:val="1"/>
+          <w:bCs w:val="1"/>
+        </w:rPr>
         <w:t> </w:t>
       </w:r>
+      <w:r>
+        <w:tab/>
+      </w:r>
+      <w:r>
+        <w:rPr>
+          <w:b w:val="1"/>
+          <w:bCs w:val="1"/>
+        </w:rPr>
+        <w:t>Besproken :</w:t>
+      </w:r>
+    </w:p>
+    <w:p>
+      <w:pPr>
+        <w:pStyle w:val="Standaard"/>
+        <w:ind w:firstLine="708"/>
+        <w:rPr>
+          <w:rFonts w:ascii="Aptos" w:hAnsi="Aptos" w:eastAsia="Aptos" w:cs="Aptos"/>
+          <w:b w:val="1"/>
+          <w:bCs w:val="1"/>
+          <w:noProof w:val="0"/>
+          <w:sz w:val="24"/>
+          <w:szCs w:val="24"/>
+          <w:lang w:val="nl-NL"/>
+        </w:rPr>
+      </w:pPr>
+      <w:r>
+        <w:rPr/>
+        <w:t xml:space="preserve">Zoals Jan eerder met ons had gesproken, </w:t>
+      </w:r>
+      <w:r>
+        <w:rPr>
+          <w:rFonts w:ascii="Aptos" w:hAnsi="Aptos" w:eastAsia="Aptos" w:cs="Aptos"/>
+          <w:noProof w:val="0"/>
+          <w:sz w:val="24"/>
+          <w:szCs w:val="24"/>
+          <w:lang w:val="nl-NL"/>
+        </w:rPr>
+        <w:t xml:space="preserve">klein en overzichtelijk moet beginnen </w:t>
+      </w:r>
+      <w:r>
+        <w:tab/>
+      </w:r>
+      <w:r>
+        <w:rPr>
+          <w:rFonts w:ascii="Aptos" w:hAnsi="Aptos" w:eastAsia="Aptos" w:cs="Aptos"/>
+          <w:noProof w:val="0"/>
+          <w:sz w:val="24"/>
+          <w:szCs w:val="24"/>
+          <w:lang w:val="nl-NL"/>
+        </w:rPr>
+        <w:t xml:space="preserve">Het is belangrijk om niet direct te focussen op uitgebreide of complexe </w:t>
+      </w:r>
+      <w:r>
+        <w:tab/>
+      </w:r>
+      <w:r>
+        <w:tab/>
+      </w:r>
+      <w:r>
+        <w:rPr>
+          <w:rFonts w:ascii="Aptos" w:hAnsi="Aptos" w:eastAsia="Aptos" w:cs="Aptos"/>
+          <w:noProof w:val="0"/>
+          <w:sz w:val="24"/>
+          <w:szCs w:val="24"/>
+          <w:lang w:val="nl-NL"/>
+        </w:rPr>
+        <w:t>f</w:t>
+      </w:r>
+      <w:r>
+        <w:rPr>
+          <w:rFonts w:ascii="Aptos" w:hAnsi="Aptos" w:eastAsia="Aptos" w:cs="Aptos"/>
+          <w:noProof w:val="0"/>
+          <w:sz w:val="24"/>
+          <w:szCs w:val="24"/>
+          <w:lang w:val="nl-NL"/>
+        </w:rPr>
+        <w:t>unctionaliteiten.</w:t>
+      </w:r>
+    </w:p>
+    <w:p>
+      <w:pPr>
+        <w:pStyle w:val="Standaard"/>
+        <w:ind w:left="1416"/>
+        <w:rPr>
+          <w:rFonts w:ascii="Aptos" w:hAnsi="Aptos" w:eastAsia="Aptos" w:cs="Aptos"/>
+          <w:b w:val="1"/>
+          <w:bCs w:val="1"/>
+          <w:noProof w:val="0"/>
+          <w:sz w:val="24"/>
+          <w:szCs w:val="24"/>
+          <w:lang w:val="nl-NL"/>
+        </w:rPr>
+      </w:pPr>
+    </w:p>
+    <w:p>
+      <w:pPr>
+        <w:pStyle w:val="Standaard"/>
+        <w:ind w:left="1416"/>
+        <w:rPr>
+          <w:rFonts w:ascii="Aptos" w:hAnsi="Aptos" w:eastAsia="Aptos" w:cs="Aptos"/>
+          <w:b w:val="1"/>
+          <w:bCs w:val="1"/>
+          <w:noProof w:val="0"/>
+          <w:sz w:val="24"/>
+          <w:szCs w:val="24"/>
+          <w:lang w:val="nl-NL"/>
+        </w:rPr>
+      </w:pPr>
+    </w:p>
+    <w:p>
+      <w:pPr>
+        <w:pStyle w:val="Lijstalinea"/>
+        <w:numPr>
+          <w:ilvl w:val="0"/>
+          <w:numId w:val="45"/>
+        </w:numPr>
+        <w:rPr>
+          <w:rFonts w:ascii="Aptos" w:hAnsi="Aptos" w:eastAsia="Aptos" w:cs="Aptos"/>
+          <w:b w:val="1"/>
+          <w:bCs w:val="1"/>
+          <w:noProof w:val="0"/>
+          <w:sz w:val="24"/>
+          <w:szCs w:val="24"/>
+          <w:lang w:val="nl-NL"/>
+        </w:rPr>
+      </w:pPr>
+      <w:r>
+        <w:rPr>
+          <w:rFonts w:ascii="Aptos" w:hAnsi="Aptos" w:eastAsia="Aptos" w:cs="Aptos"/>
+          <w:b w:val="1"/>
+          <w:bCs w:val="1"/>
+          <w:noProof w:val="0"/>
+          <w:sz w:val="24"/>
+          <w:szCs w:val="24"/>
+          <w:lang w:val="nl-NL"/>
+        </w:rPr>
+        <w:t>Feedback op de applicatie</w:t>
+      </w:r>
+    </w:p>
+    <w:p>
+      <w:pPr>
+        <w:pStyle w:val="Lijstalinea"/>
+        <w:ind w:left="720"/>
+        <w:rPr>
+          <w:rFonts w:ascii="Aptos" w:hAnsi="Aptos" w:eastAsia="Aptos" w:cs="Aptos"/>
+          <w:b w:val="1"/>
+          <w:bCs w:val="1"/>
+          <w:noProof w:val="0"/>
+          <w:sz w:val="24"/>
+          <w:szCs w:val="24"/>
+          <w:lang w:val="nl-NL"/>
+        </w:rPr>
+      </w:pPr>
+    </w:p>
+    <w:p>
+      <w:pPr>
+        <w:pStyle w:val="Lijstalinea"/>
+        <w:ind w:left="720"/>
+        <w:rPr>
+          <w:b w:val="0"/>
+          <w:bCs w:val="0"/>
+          <w:noProof w:val="0"/>
+          <w:lang w:val="nl-NL"/>
+        </w:rPr>
+      </w:pPr>
+      <w:r>
+        <w:rPr>
+          <w:b w:val="0"/>
+          <w:bCs w:val="0"/>
+          <w:noProof w:val="0"/>
+          <w:lang w:val="nl-NL"/>
+        </w:rPr>
+        <w:t xml:space="preserve">Bij onze demo was er al sprake van een </w:t>
+      </w:r>
+      <w:r>
+        <w:rPr>
+          <w:b w:val="0"/>
+          <w:bCs w:val="0"/>
+          <w:noProof w:val="0"/>
+          <w:lang w:val="nl-NL"/>
+        </w:rPr>
+        <w:t>werkende basisapplicatie</w:t>
+      </w:r>
+      <w:r>
+        <w:rPr>
+          <w:b w:val="0"/>
+          <w:bCs w:val="0"/>
+          <w:noProof w:val="0"/>
+          <w:lang w:val="nl-NL"/>
+        </w:rPr>
+        <w:t>.</w:t>
+      </w:r>
+      <w:r>
+        <w:br/>
+      </w:r>
+      <w:r>
+        <w:rPr>
+          <w:b w:val="0"/>
+          <w:bCs w:val="0"/>
+          <w:noProof w:val="0"/>
+          <w:lang w:val="nl-NL"/>
+        </w:rPr>
+        <w:t xml:space="preserve">De Product </w:t>
+      </w:r>
+      <w:r>
+        <w:rPr>
+          <w:b w:val="0"/>
+          <w:bCs w:val="0"/>
+          <w:noProof w:val="0"/>
+          <w:lang w:val="nl-NL"/>
+        </w:rPr>
+        <w:t>Owner</w:t>
+      </w:r>
+      <w:r>
+        <w:rPr>
+          <w:b w:val="0"/>
+          <w:bCs w:val="0"/>
+          <w:noProof w:val="0"/>
+          <w:lang w:val="nl-NL"/>
+        </w:rPr>
+        <w:t xml:space="preserve"> gaf feedback op de eerste versie en lette daarbij vooral op </w:t>
+      </w:r>
+      <w:r>
+        <w:rPr>
+          <w:b w:val="0"/>
+          <w:bCs w:val="0"/>
+          <w:noProof w:val="0"/>
+          <w:lang w:val="nl-NL"/>
+        </w:rPr>
+        <w:t>gebruiksvriendelijkheid en invoercontrole</w:t>
+      </w:r>
+      <w:r>
+        <w:rPr>
+          <w:b w:val="0"/>
+          <w:bCs w:val="0"/>
+          <w:noProof w:val="0"/>
+          <w:lang w:val="nl-NL"/>
+        </w:rPr>
+        <w:t>.</w:t>
+      </w:r>
+    </w:p>
+    <w:p>
+      <w:pPr>
+        <w:pStyle w:val="Lijstalinea"/>
+        <w:ind w:left="720"/>
+        <w:rPr>
+          <w:b w:val="0"/>
+          <w:bCs w:val="0"/>
+          <w:noProof w:val="0"/>
+          <w:lang w:val="nl-NL"/>
+        </w:rPr>
+      </w:pPr>
+    </w:p>
+    <w:p>
+      <w:pPr>
+        <w:pStyle w:val="Lijstalinea"/>
+        <w:numPr>
+          <w:ilvl w:val="0"/>
+          <w:numId w:val="46"/>
+        </w:numPr>
+        <w:rPr>
+          <w:b w:val="0"/>
+          <w:bCs w:val="0"/>
+          <w:noProof w:val="0"/>
+          <w:lang w:val="nl-NL"/>
+        </w:rPr>
+      </w:pPr>
+      <w:r>
+        <w:rPr>
+          <w:b w:val="0"/>
+          <w:bCs w:val="0"/>
+          <w:noProof w:val="0"/>
+          <w:lang w:val="nl-NL"/>
+        </w:rPr>
+        <w:t>Onnodige tekens zoals</w:t>
+      </w:r>
+      <w:r>
+        <w:rPr>
+          <w:b w:val="0"/>
+          <w:bCs w:val="0"/>
+          <w:noProof w:val="0"/>
+          <w:lang w:val="nl-NL"/>
+        </w:rPr>
+        <w:t xml:space="preserve">; </w:t>
+      </w:r>
+      <w:r>
+        <w:rPr>
+          <w:rFonts w:ascii="Consolas" w:hAnsi="Consolas" w:eastAsia="Consolas" w:cs="Consolas"/>
+          <w:b w:val="0"/>
+          <w:bCs w:val="0"/>
+          <w:noProof w:val="0"/>
+          <w:lang w:val="nl-NL"/>
+        </w:rPr>
+        <w:t>!</w:t>
+      </w:r>
+      <w:r>
+        <w:rPr>
+          <w:rFonts w:ascii="Consolas" w:hAnsi="Consolas" w:eastAsia="Consolas" w:cs="Consolas"/>
+          <w:b w:val="0"/>
+          <w:bCs w:val="0"/>
+          <w:noProof w:val="0"/>
+          <w:lang w:val="nl-NL"/>
+        </w:rPr>
+        <w:t xml:space="preserve">. , </w:t>
+      </w:r>
+      <w:r>
+        <w:rPr>
+          <w:b w:val="0"/>
+          <w:bCs w:val="0"/>
+          <w:noProof w:val="0"/>
+          <w:lang w:val="nl-NL"/>
+        </w:rPr>
+        <w:t>zijn niet toegestaan.</w:t>
+      </w:r>
+    </w:p>
+    <w:p>
+      <w:pPr>
+        <w:pStyle w:val="Lijstalinea"/>
+        <w:numPr>
+          <w:ilvl w:val="0"/>
+          <w:numId w:val="47"/>
+        </w:numPr>
+        <w:rPr>
+          <w:b w:val="0"/>
+          <w:bCs w:val="0"/>
+          <w:noProof w:val="0"/>
+          <w:lang w:val="nl-NL"/>
+        </w:rPr>
+      </w:pPr>
+      <w:r>
+        <w:rPr>
+          <w:b w:val="0"/>
+          <w:bCs w:val="0"/>
+          <w:noProof w:val="0"/>
+          <w:lang w:val="nl-NL"/>
+        </w:rPr>
+        <w:t xml:space="preserve">Backspace </w:t>
+      </w:r>
+      <w:r>
+        <w:rPr>
+          <w:b w:val="0"/>
+          <w:bCs w:val="0"/>
+          <w:noProof w:val="0"/>
+          <w:lang w:val="nl-NL"/>
+        </w:rPr>
+        <w:t>functionaliteit</w:t>
+      </w:r>
+      <w:r>
+        <w:rPr>
+          <w:b w:val="0"/>
+          <w:bCs w:val="0"/>
+          <w:noProof w:val="0"/>
+          <w:lang w:val="nl-NL"/>
+        </w:rPr>
+        <w:t xml:space="preserve">  is</w:t>
+      </w:r>
+      <w:r>
+        <w:rPr>
+          <w:b w:val="0"/>
+          <w:bCs w:val="0"/>
+          <w:noProof w:val="0"/>
+          <w:lang w:val="nl-NL"/>
+        </w:rPr>
+        <w:t xml:space="preserve"> niet toegestaan.</w:t>
+      </w:r>
+    </w:p>
+    <w:p>
+      <w:pPr>
+        <w:pStyle w:val="Lijstalinea"/>
+        <w:numPr>
+          <w:ilvl w:val="0"/>
+          <w:numId w:val="48"/>
+        </w:numPr>
+        <w:rPr>
+          <w:rFonts w:ascii="Aptos" w:hAnsi="Aptos" w:eastAsia="Aptos" w:cs="Aptos"/>
+          <w:b w:val="0"/>
+          <w:bCs w:val="0"/>
+          <w:noProof w:val="0"/>
+          <w:sz w:val="24"/>
+          <w:szCs w:val="24"/>
+          <w:lang w:val="nl-NL"/>
+        </w:rPr>
+      </w:pPr>
+      <w:r>
+        <w:rPr>
+          <w:rFonts w:ascii="Aptos" w:hAnsi="Aptos" w:eastAsia="Aptos" w:cs="Aptos"/>
+          <w:b w:val="0"/>
+          <w:bCs w:val="0"/>
+          <w:noProof w:val="0"/>
+          <w:sz w:val="24"/>
+          <w:szCs w:val="24"/>
+          <w:lang w:val="nl-NL"/>
+        </w:rPr>
+        <w:t>Als er iets niet werkt tijdens de demo haal het dan weg.</w:t>
+      </w:r>
+    </w:p>
+    <w:p>
+      <w:pPr>
+        <w:pStyle w:val="Standaard"/>
+      </w:pPr>
+    </w:p>
+    <w:p>
+      <w:pPr>
+        <w:pStyle w:val="Standaard"/>
+      </w:pPr>
+    </w:p>
+    <w:p>
+      <w:pPr>
+        <w:pStyle w:val="Standaard"/>
+      </w:pPr>
+    </w:p>
+    <w:p>
+      <w:pPr>
+        <w:pStyle w:val="Standaard"/>
+      </w:pPr>
+    </w:p>
+    <w:p>
+      <w:pPr>
+        <w:pStyle w:val="Standaard"/>
+      </w:pPr>
+    </w:p>
+    <w:p>
+      <w:pPr>
+        <w:pStyle w:val="Standaard"/>
+      </w:pPr>
+    </w:p>
+    <w:p>
+      <w:pPr>
+        <w:pStyle w:val="Standaard"/>
+      </w:pPr>
+    </w:p>
+    <w:p>
+      <w:pPr>
+        <w:pStyle w:val="Lijstalinea"/>
+        <w:numPr>
+          <w:ilvl w:val="0"/>
+          <w:numId w:val="45"/>
+        </w:numPr>
+        <w:rPr>
+          <w:b w:val="1"/>
+          <w:bCs w:val="1"/>
+        </w:rPr>
+      </w:pPr>
+      <w:r>
+        <w:rPr>
+          <w:b w:val="1"/>
+          <w:bCs w:val="1"/>
+        </w:rPr>
+        <w:t xml:space="preserve">Verwachtingen van de Product </w:t>
+      </w:r>
+      <w:r>
+        <w:rPr>
+          <w:b w:val="1"/>
+          <w:bCs w:val="1"/>
+        </w:rPr>
+        <w:t>Owner</w:t>
+      </w:r>
+    </w:p>
+    <w:p>
+      <w:pPr>
+        <w:pStyle w:val="Lijstalinea"/>
+        <w:ind w:left="720"/>
+        <w:rPr>
+          <w:b w:val="0"/>
+          <w:bCs w:val="0"/>
+        </w:rPr>
+      </w:pPr>
+    </w:p>
+    <w:p>
+      <w:pPr>
+        <w:pStyle w:val="Lijstalinea"/>
+        <w:numPr>
+          <w:ilvl w:val="0"/>
+          <w:numId w:val="46"/>
+        </w:numPr>
+        <w:spacing w:before="240" w:beforeAutospacing="off" w:after="240" w:afterAutospacing="off"/>
+        <w:rPr>
+          <w:b w:val="0"/>
+          <w:bCs w:val="0"/>
+          <w:noProof w:val="0"/>
+          <w:lang w:val="nl-NL"/>
+        </w:rPr>
+      </w:pPr>
+      <w:r>
+        <w:rPr>
+          <w:b w:val="0"/>
+          <w:bCs w:val="0"/>
+          <w:noProof w:val="0"/>
+          <w:lang w:val="nl-NL"/>
+        </w:rPr>
+        <w:t xml:space="preserve">Het team levert per sprint een </w:t>
+      </w:r>
+      <w:r>
+        <w:rPr>
+          <w:b w:val="0"/>
+          <w:bCs w:val="0"/>
+          <w:noProof w:val="0"/>
+          <w:lang w:val="nl-NL"/>
+        </w:rPr>
+        <w:t>werkend en aantoonbaar resultaat</w:t>
+      </w:r>
+      <w:r>
+        <w:rPr>
+          <w:b w:val="0"/>
+          <w:bCs w:val="0"/>
+          <w:noProof w:val="0"/>
+          <w:lang w:val="nl-NL"/>
+        </w:rPr>
+        <w:t xml:space="preserve"> op.</w:t>
+      </w:r>
+    </w:p>
+    <w:p>
+      <w:pPr>
+        <w:pStyle w:val="Lijstalinea"/>
+        <w:numPr>
+          <w:ilvl w:val="0"/>
+          <w:numId w:val="46"/>
+        </w:numPr>
+        <w:spacing w:before="240" w:beforeAutospacing="off" w:after="240" w:afterAutospacing="off"/>
+        <w:rPr>
+          <w:b w:val="0"/>
+          <w:bCs w:val="0"/>
+          <w:noProof w:val="0"/>
+          <w:lang w:val="nl-NL"/>
+        </w:rPr>
+      </w:pPr>
+      <w:r>
+        <w:rPr>
+          <w:b w:val="0"/>
+          <w:bCs w:val="0"/>
+          <w:noProof w:val="0"/>
+          <w:lang w:val="nl-NL"/>
+        </w:rPr>
+        <w:t xml:space="preserve">Functionaliteiten werken correct en zijn </w:t>
+      </w:r>
+      <w:r>
+        <w:rPr>
+          <w:b w:val="0"/>
+          <w:bCs w:val="0"/>
+          <w:noProof w:val="0"/>
+          <w:lang w:val="nl-NL"/>
+        </w:rPr>
+        <w:t>gebruiksvriendelijk</w:t>
+      </w:r>
+      <w:r>
+        <w:rPr>
+          <w:b w:val="0"/>
+          <w:bCs w:val="0"/>
+          <w:noProof w:val="0"/>
+          <w:lang w:val="nl-NL"/>
+        </w:rPr>
+        <w:t xml:space="preserve"> (bijv. correcte invoer, backspace werkt, geen ongeldige tekens).</w:t>
+      </w:r>
+    </w:p>
+    <w:p>
+      <w:pPr>
+        <w:pStyle w:val="Lijstalinea"/>
+        <w:numPr>
+          <w:ilvl w:val="0"/>
+          <w:numId w:val="46"/>
+        </w:numPr>
+        <w:spacing w:before="240" w:beforeAutospacing="off" w:after="240" w:afterAutospacing="off"/>
+        <w:rPr>
+          <w:b w:val="0"/>
+          <w:bCs w:val="0"/>
+          <w:noProof w:val="0"/>
+          <w:lang w:val="nl-NL"/>
+        </w:rPr>
+      </w:pPr>
+      <w:r>
+        <w:rPr>
+          <w:b w:val="0"/>
+          <w:bCs w:val="0"/>
+          <w:noProof w:val="0"/>
+          <w:lang w:val="nl-NL"/>
+        </w:rPr>
+        <w:t>Alle teamleden dragen actief bij</w:t>
+      </w:r>
+      <w:r>
+        <w:rPr>
+          <w:b w:val="0"/>
+          <w:bCs w:val="0"/>
+          <w:noProof w:val="0"/>
+          <w:lang w:val="nl-NL"/>
+        </w:rPr>
+        <w:t>, zowel in code als documentatie.</w:t>
+      </w:r>
+    </w:p>
+    <w:p>
+      <w:pPr>
+        <w:pStyle w:val="Lijstalinea"/>
+        <w:numPr>
+          <w:ilvl w:val="0"/>
+          <w:numId w:val="46"/>
+        </w:numPr>
+        <w:spacing w:before="240" w:beforeAutospacing="off" w:after="240" w:afterAutospacing="off"/>
+        <w:rPr>
+          <w:b w:val="0"/>
+          <w:bCs w:val="0"/>
+          <w:noProof w:val="0"/>
+          <w:lang w:val="nl-NL"/>
+        </w:rPr>
+      </w:pPr>
+      <w:r>
+        <w:rPr>
+          <w:b w:val="0"/>
+          <w:bCs w:val="0"/>
+          <w:noProof w:val="0"/>
+          <w:lang w:val="nl-NL"/>
+        </w:rPr>
+        <w:t xml:space="preserve">De voortgang is </w:t>
+      </w:r>
+      <w:r>
+        <w:rPr>
+          <w:b w:val="0"/>
+          <w:bCs w:val="0"/>
+          <w:noProof w:val="0"/>
+          <w:lang w:val="nl-NL"/>
+        </w:rPr>
+        <w:t>zichtbaar in GitHub</w:t>
+      </w:r>
+      <w:r>
+        <w:rPr>
+          <w:b w:val="0"/>
+          <w:bCs w:val="0"/>
+          <w:noProof w:val="0"/>
+          <w:lang w:val="nl-NL"/>
+        </w:rPr>
+        <w:t xml:space="preserve"> door middel van </w:t>
+      </w:r>
+      <w:r>
+        <w:rPr>
+          <w:b w:val="0"/>
+          <w:bCs w:val="0"/>
+          <w:noProof w:val="0"/>
+          <w:lang w:val="nl-NL"/>
+        </w:rPr>
+        <w:t>commits</w:t>
+      </w:r>
+      <w:r>
+        <w:rPr>
+          <w:b w:val="0"/>
+          <w:bCs w:val="0"/>
+          <w:noProof w:val="0"/>
+          <w:lang w:val="nl-NL"/>
+        </w:rPr>
+        <w:t xml:space="preserve">, branches en pull </w:t>
+      </w:r>
+      <w:r>
+        <w:rPr>
+          <w:b w:val="0"/>
+          <w:bCs w:val="0"/>
+          <w:noProof w:val="0"/>
+          <w:lang w:val="nl-NL"/>
+        </w:rPr>
+        <w:t>requests</w:t>
+      </w:r>
+      <w:r>
+        <w:rPr>
+          <w:b w:val="0"/>
+          <w:bCs w:val="0"/>
+          <w:noProof w:val="0"/>
+          <w:lang w:val="nl-NL"/>
+        </w:rPr>
+        <w:t>.</w:t>
+      </w:r>
+    </w:p>
+    <w:p>
+      <w:pPr>
+        <w:pStyle w:val="Lijstalinea"/>
+        <w:numPr>
+          <w:ilvl w:val="0"/>
+          <w:numId w:val="46"/>
+        </w:numPr>
+        <w:spacing w:before="240" w:beforeAutospacing="off" w:after="240" w:afterAutospacing="off"/>
+        <w:rPr>
+          <w:b w:val="0"/>
+          <w:bCs w:val="0"/>
+          <w:noProof w:val="0"/>
+          <w:lang w:val="nl-NL"/>
+        </w:rPr>
+      </w:pPr>
+      <w:r>
+        <w:rPr>
+          <w:b w:val="0"/>
+          <w:bCs w:val="0"/>
+          <w:noProof w:val="0"/>
+          <w:lang w:val="nl-NL"/>
+        </w:rPr>
+        <w:t xml:space="preserve">Issues, taken en voortgang worden </w:t>
+      </w:r>
+      <w:r>
+        <w:rPr>
+          <w:b w:val="0"/>
+          <w:bCs w:val="0"/>
+          <w:noProof w:val="0"/>
+          <w:lang w:val="nl-NL"/>
+        </w:rPr>
+        <w:t>gestructureerd bijgehouden</w:t>
+      </w:r>
+      <w:r>
+        <w:rPr>
+          <w:b w:val="0"/>
+          <w:bCs w:val="0"/>
+          <w:noProof w:val="0"/>
+          <w:lang w:val="nl-NL"/>
+        </w:rPr>
+        <w:t xml:space="preserve"> (Scrumboard, </w:t>
+      </w:r>
+      <w:r>
+        <w:rPr>
+          <w:b w:val="0"/>
+          <w:bCs w:val="0"/>
+          <w:noProof w:val="0"/>
+          <w:lang w:val="nl-NL"/>
+        </w:rPr>
+        <w:t>backlog</w:t>
+      </w:r>
+      <w:r>
+        <w:rPr>
+          <w:b w:val="0"/>
+          <w:bCs w:val="0"/>
+          <w:noProof w:val="0"/>
+          <w:lang w:val="nl-NL"/>
+        </w:rPr>
+        <w:t>).</w:t>
+      </w:r>
+    </w:p>
+    <w:p>
+      <w:pPr>
+        <w:pStyle w:val="Lijstalinea"/>
+        <w:ind w:left="720"/>
+        <w:rPr>
+          <w:b w:val="1"/>
+          <w:bCs w:val="1"/>
+        </w:rPr>
+      </w:pPr>
+    </w:p>
+    <w:p>
+      <w:pPr>
+        <w:pStyle w:val="Standaard"/>
+      </w:pPr>
+    </w:p>
+    <w:p>
+      <w:pPr>
+        <w:pStyle w:val="Standaard"/>
+      </w:pPr>
+    </w:p>
+    <w:p>
+      <w:pPr>
+        <w:pStyle w:val="Standaard"/>
+      </w:pPr>
+    </w:p>
+    <w:p>
+      <w:r>
+        <w:br w:type="page"/>
+      </w:r>
+    </w:p>
+    <w:p>
+      <w:pPr>
+        <w:pStyle w:val="Kop1"/>
+        <w:rPr>
+          <w:b w:val="1"/>
+          <w:bCs w:val="1"/>
+        </w:rPr>
+      </w:pPr>
+      <w:bookmarkStart w:name="_Toc1929291704" w:id="1014671162"/>
+      <w:bookmarkStart w:name="_Toc1294774455" w:id="247683685"/>
+      <w:r>
+        <w:rPr/>
+        <w:t xml:space="preserve">Sprint 3 – Gesprek met de Product </w:t>
+      </w:r>
+      <w:r>
+        <w:rPr/>
+        <w:t>Owner</w:t>
+      </w:r>
+      <w:bookmarkEnd w:id="1014671162"/>
+      <w:bookmarkEnd w:id="247683685"/>
+    </w:p>
+    <w:p>
+      <w:r>
+        <w:rPr>
+          <w:b w:val="1"/>
+          <w:bCs w:val="1"/>
+        </w:rPr>
+        <w:t>Datum:</w:t>
+      </w:r>
+      <w:r>
+        <w:rPr/>
+        <w:t xml:space="preserve"> 10-12-2025   </w:t>
+      </w:r>
+      <w:r>
+        <w:br/>
+      </w:r>
+      <w:r>
+        <w:rPr>
+          <w:b w:val="1"/>
+          <w:bCs w:val="1"/>
+        </w:rPr>
+        <w:t>Aanwezigen:</w:t>
+      </w:r>
+      <w:r>
+        <w:rPr/>
+        <w:t>  </w:t>
+      </w:r>
+    </w:p>
+    <w:p>
+      <w:r>
+        <w:rPr/>
+        <w:t xml:space="preserve">- </w:t>
+      </w:r>
+      <w:r>
+        <w:rPr>
+          <w:b w:val="1"/>
+          <w:bCs w:val="1"/>
+        </w:rPr>
+        <w:t>Jan Zuur</w:t>
+      </w:r>
+      <w:r>
+        <w:rPr/>
+        <w:t xml:space="preserve"> (Product Owner) </w:t>
+      </w:r>
+    </w:p>
+    <w:p>
+      <w:r>
+        <w:rPr/>
+        <w:t xml:space="preserve">- </w:t>
+      </w:r>
+      <w:r>
+        <w:rPr>
+          <w:b w:val="1"/>
+          <w:bCs w:val="1"/>
+        </w:rPr>
+        <w:t>Tim de Boer</w:t>
+      </w:r>
+      <w:r>
+        <w:rPr/>
+        <w:t xml:space="preserve"> ( Scrummaster Developer 3) </w:t>
+      </w:r>
+    </w:p>
+    <w:p>
+      <w:pPr>
+        <w:rPr>
+          <w:lang w:val="en-US"/>
+        </w:rPr>
+      </w:pPr>
+      <w:r>
+        <w:rPr>
+          <w:lang w:val="en-US"/>
+        </w:rPr>
+        <w:t xml:space="preserve">- </w:t>
+      </w:r>
+      <w:r>
+        <w:rPr>
+          <w:b w:val="1"/>
+          <w:bCs w:val="1"/>
+          <w:lang w:val="en-US"/>
+        </w:rPr>
+        <w:t>Edward Popova</w:t>
+      </w:r>
+      <w:r>
+        <w:rPr>
+          <w:lang w:val="en-US"/>
+        </w:rPr>
+        <w:t xml:space="preserve"> (Developer 1) </w:t>
+      </w:r>
+    </w:p>
+    <w:p>
+      <w:pPr>
+        <w:rPr>
+          <w:lang w:val="en-US"/>
+        </w:rPr>
+      </w:pPr>
+      <w:r>
+        <w:rPr>
+          <w:lang w:val="en-US"/>
+        </w:rPr>
+        <w:t xml:space="preserve">- </w:t>
+      </w:r>
+      <w:r>
+        <w:rPr>
+          <w:b w:val="1"/>
+          <w:bCs w:val="1"/>
+          <w:lang w:val="en-US"/>
+        </w:rPr>
+        <w:t>Kai Bloemers</w:t>
+      </w:r>
+      <w:r>
+        <w:rPr>
+          <w:lang w:val="en-US"/>
+        </w:rPr>
+        <w:t xml:space="preserve"> (Developer 2) </w:t>
+      </w:r>
+    </w:p>
+    <w:p>
+      <w:pPr>
+        <w:rPr>
+          <w:lang w:val="en-US"/>
+        </w:rPr>
+      </w:pPr>
+      <w:r>
+        <w:rPr>
+          <w:lang w:val="en-US"/>
+        </w:rPr>
+        <w:t xml:space="preserve">- </w:t>
+      </w:r>
+      <w:r>
+        <w:rPr>
+          <w:b w:val="1"/>
+          <w:bCs w:val="1"/>
+          <w:lang w:val="en-US"/>
+        </w:rPr>
+        <w:t>Nicky Tse</w:t>
+      </w:r>
+      <w:r>
+        <w:rPr>
+          <w:lang w:val="en-US"/>
+        </w:rPr>
+        <w:t xml:space="preserve"> (Notulist / Developer 4)  </w:t>
+      </w:r>
+    </w:p>
+    <w:p>
+      <w:r>
+        <w:rPr>
+          <w:b w:val="1"/>
+          <w:bCs w:val="1"/>
+        </w:rPr>
+        <w:t>Bespreking:</w:t>
+      </w:r>
+      <w:r>
+        <w:rPr/>
+        <w:t> </w:t>
+      </w:r>
+    </w:p>
+    <w:p/>
+    <w:p>
+      <w:pPr>
+        <w:pStyle w:val="Lijstalinea"/>
+        <w:numPr>
+          <w:ilvl w:val="0"/>
+          <w:numId w:val="31"/>
+        </w:numPr>
+        <w:suppressLineNumbers w:val="0"/>
+        <w:bidi w:val="0"/>
+        <w:spacing w:before="0" w:beforeAutospacing="off" w:after="160" w:afterAutospacing="off" w:line="278" w:lineRule="auto"/>
+        <w:ind w:left="1080" w:right="0" w:hanging="360"/>
+        <w:jc w:val="left"/>
+        <w:rPr>
+          <w:b w:val="1"/>
+          <w:bCs w:val="1"/>
+          <w:lang w:val="en-US"/>
+        </w:rPr>
+      </w:pPr>
+      <w:r>
+        <w:rPr>
+          <w:b w:val="1"/>
+          <w:bCs w:val="1"/>
+          <w:lang w:val="en-US"/>
+        </w:rPr>
+        <w:t>Verdeling</w:t>
+      </w:r>
+      <w:r>
+        <w:rPr>
+          <w:b w:val="1"/>
+          <w:bCs w:val="1"/>
+          <w:lang w:val="en-US"/>
+        </w:rPr>
+        <w:t xml:space="preserve"> van </w:t>
+      </w:r>
+      <w:r>
+        <w:rPr>
+          <w:b w:val="1"/>
+          <w:bCs w:val="1"/>
+          <w:lang w:val="en-US"/>
+        </w:rPr>
+        <w:t>werkzaamheden</w:t>
+      </w:r>
+    </w:p>
+    <w:p>
+      <w:pPr>
+        <w:pStyle w:val="Lijstalinea"/>
+        <w:suppressLineNumbers w:val="0"/>
+        <w:bidi w:val="0"/>
+        <w:spacing w:before="0" w:beforeAutospacing="off" w:after="160" w:afterAutospacing="off" w:line="278" w:lineRule="auto"/>
+        <w:ind w:left="1080" w:right="0" w:hanging="360"/>
+        <w:jc w:val="left"/>
+        <w:rPr>
+          <w:b w:val="1"/>
+          <w:bCs w:val="1"/>
+          <w:lang w:val="en-US"/>
+        </w:rPr>
+      </w:pPr>
+    </w:p>
+    <w:p>
+      <w:pPr>
+        <w:pStyle w:val="Lijstalinea"/>
+        <w:numPr>
+          <w:ilvl w:val="0"/>
+          <w:numId w:val="32"/>
+        </w:numPr>
+        <w:rPr>
+          <w:sz w:val="24"/>
+          <w:szCs w:val="24"/>
+        </w:rPr>
+      </w:pPr>
+      <w:r>
+        <w:rPr>
+          <w:sz w:val="24"/>
+          <w:szCs w:val="24"/>
+        </w:rPr>
+        <w:t xml:space="preserve">De Product </w:t>
+      </w:r>
+      <w:r>
+        <w:rPr>
+          <w:sz w:val="24"/>
+          <w:szCs w:val="24"/>
+        </w:rPr>
+        <w:t>Owner</w:t>
+      </w:r>
+      <w:r>
+        <w:rPr>
+          <w:sz w:val="24"/>
+          <w:szCs w:val="24"/>
+        </w:rPr>
+        <w:t xml:space="preserve"> gaf aan dat de verdeling van taken binnen het team niet in </w:t>
+      </w:r>
+      <w:r>
+        <w:rPr>
+          <w:sz w:val="24"/>
+          <w:szCs w:val="24"/>
+        </w:rPr>
+        <w:t>belans</w:t>
+      </w:r>
+      <w:r>
+        <w:rPr>
+          <w:sz w:val="24"/>
+          <w:szCs w:val="24"/>
+        </w:rPr>
+        <w:t xml:space="preserve"> is. Op dit moment voeren Edward en Tim het grootste deel van het werk uit, terwijl andere teamleden </w:t>
+      </w:r>
+      <w:r>
+        <w:rPr>
+          <w:sz w:val="24"/>
+          <w:szCs w:val="24"/>
+        </w:rPr>
+        <w:t>minder bijdragen.</w:t>
+      </w:r>
+    </w:p>
+    <w:p>
+      <w:pPr>
+        <w:pStyle w:val="Lijstalinea"/>
+        <w:ind w:left="720"/>
+        <w:rPr>
+          <w:sz w:val="24"/>
+          <w:szCs w:val="24"/>
+        </w:rPr>
+      </w:pPr>
+    </w:p>
+    <w:p>
+      <w:pPr>
+        <w:pStyle w:val="Lijstalinea"/>
+        <w:ind w:left="720"/>
+        <w:rPr>
+          <w:sz w:val="24"/>
+          <w:szCs w:val="24"/>
+        </w:rPr>
+      </w:pPr>
+      <w:r>
+        <w:rPr>
+          <w:sz w:val="24"/>
+          <w:szCs w:val="24"/>
+        </w:rPr>
+        <w:t xml:space="preserve">Afspraak: </w:t>
+      </w:r>
+    </w:p>
+    <w:p>
+      <w:pPr>
+        <w:pStyle w:val="Lijstalinea"/>
+        <w:numPr>
+          <w:ilvl w:val="0"/>
+          <w:numId w:val="32"/>
+        </w:numPr>
+        <w:spacing w:before="240" w:beforeAutospacing="off" w:after="240" w:afterAutospacing="off"/>
+        <w:rPr>
+          <w:noProof w:val="0"/>
+          <w:lang w:val="nl-NL"/>
+        </w:rPr>
+      </w:pPr>
+      <w:r>
+        <w:rPr>
+          <w:noProof w:val="0"/>
+          <w:lang w:val="nl-NL"/>
+        </w:rPr>
+        <w:t xml:space="preserve">De taken moeten </w:t>
+      </w:r>
+      <w:r>
+        <w:rPr>
+          <w:b w:val="1"/>
+          <w:bCs w:val="1"/>
+          <w:noProof w:val="0"/>
+          <w:lang w:val="nl-NL"/>
+        </w:rPr>
+        <w:t>eerlijker verdeeld</w:t>
+      </w:r>
+      <w:r>
+        <w:rPr>
+          <w:noProof w:val="0"/>
+          <w:lang w:val="nl-NL"/>
+        </w:rPr>
+        <w:t xml:space="preserve"> worden over alle teamgenoten.</w:t>
+      </w:r>
+    </w:p>
+    <w:p>
+      <w:pPr>
+        <w:pStyle w:val="Lijstalinea"/>
+        <w:numPr>
+          <w:ilvl w:val="0"/>
+          <w:numId w:val="32"/>
+        </w:numPr>
+        <w:spacing w:before="240" w:beforeAutospacing="off" w:after="240" w:afterAutospacing="off"/>
+        <w:rPr>
+          <w:noProof w:val="0"/>
+          <w:lang w:val="nl-NL"/>
+        </w:rPr>
+      </w:pPr>
+      <w:r>
+        <w:rPr>
+          <w:noProof w:val="0"/>
+          <w:lang w:val="nl-NL"/>
+        </w:rPr>
+        <w:t xml:space="preserve">Iedereen is verantwoordelijk voor </w:t>
+      </w:r>
+      <w:r>
+        <w:rPr>
+          <w:b w:val="1"/>
+          <w:bCs w:val="1"/>
+          <w:noProof w:val="0"/>
+          <w:lang w:val="nl-NL"/>
+        </w:rPr>
+        <w:t>actieve bijdrage</w:t>
+      </w:r>
+      <w:r>
+        <w:rPr>
+          <w:noProof w:val="0"/>
+          <w:lang w:val="nl-NL"/>
+        </w:rPr>
+        <w:t>, zowel in code als documentatie.</w:t>
+      </w:r>
+    </w:p>
+    <w:p>
+      <w:pPr>
+        <w:pStyle w:val="Standaard"/>
+        <w:spacing w:before="240" w:beforeAutospacing="off" w:after="240" w:afterAutospacing="off"/>
+        <w:rPr>
+          <w:noProof w:val="0"/>
+          <w:lang w:val="nl-NL"/>
+        </w:rPr>
+      </w:pPr>
+    </w:p>
+    <w:p>
+      <w:pPr>
+        <w:pStyle w:val="Lijstalinea"/>
+        <w:numPr>
+          <w:ilvl w:val="0"/>
+          <w:numId w:val="31"/>
+        </w:numPr>
+        <w:spacing w:before="240" w:beforeAutospacing="off" w:after="240" w:afterAutospacing="off"/>
+        <w:rPr>
+          <w:b w:val="1"/>
+          <w:bCs w:val="1"/>
+          <w:noProof w:val="0"/>
+          <w:lang w:val="nl-NL"/>
+        </w:rPr>
+      </w:pPr>
+      <w:r>
+        <w:rPr>
+          <w:b w:val="1"/>
+          <w:bCs w:val="1"/>
+          <w:noProof w:val="0"/>
+          <w:lang w:val="nl-NL"/>
+        </w:rPr>
+        <w:t xml:space="preserve">Daily </w:t>
+      </w:r>
+      <w:r>
+        <w:rPr>
+          <w:b w:val="1"/>
+          <w:bCs w:val="1"/>
+          <w:noProof w:val="0"/>
+          <w:lang w:val="nl-NL"/>
+        </w:rPr>
+        <w:t>Standup</w:t>
+      </w:r>
+    </w:p>
+    <w:p>
+      <w:pPr>
+        <w:pStyle w:val="Lijstalinea"/>
+        <w:spacing w:before="240" w:beforeAutospacing="off" w:after="240" w:afterAutospacing="off"/>
+        <w:ind w:left="1080"/>
+        <w:rPr>
+          <w:b w:val="1"/>
+          <w:bCs w:val="1"/>
+          <w:noProof w:val="0"/>
+          <w:lang w:val="nl-NL"/>
+        </w:rPr>
+      </w:pPr>
+    </w:p>
+    <w:p>
+      <w:pPr>
+        <w:pStyle w:val="Lijstalinea"/>
+        <w:numPr>
+          <w:ilvl w:val="0"/>
+          <w:numId w:val="32"/>
+        </w:numPr>
+        <w:spacing w:before="240" w:beforeAutospacing="off" w:after="240" w:afterAutospacing="off"/>
+        <w:rPr>
+          <w:b w:val="1"/>
+          <w:bCs w:val="1"/>
+          <w:noProof w:val="0"/>
+          <w:lang w:val="nl-NL"/>
+        </w:rPr>
+      </w:pPr>
+      <w:r>
+        <w:rPr>
+          <w:noProof w:val="0"/>
+          <w:lang w:val="nl-NL"/>
+        </w:rPr>
+        <w:t xml:space="preserve">Er werd besproken dat de </w:t>
+      </w:r>
+      <w:r>
+        <w:rPr>
+          <w:b w:val="1"/>
+          <w:bCs w:val="1"/>
+          <w:noProof w:val="0"/>
+          <w:lang w:val="nl-NL"/>
+        </w:rPr>
+        <w:t>Daily Stand-ups ook genoteerd moeten worden in het tijdschrijf formulier.</w:t>
+      </w:r>
+    </w:p>
+    <w:p>
+      <w:pPr>
+        <w:pStyle w:val="Standaard"/>
+        <w:spacing w:before="240" w:beforeAutospacing="off" w:after="240" w:afterAutospacing="off"/>
+        <w:rPr>
+          <w:b w:val="1"/>
+          <w:bCs w:val="1"/>
+          <w:noProof w:val="0"/>
+          <w:lang w:val="nl-NL"/>
+        </w:rPr>
+      </w:pPr>
+    </w:p>
+    <w:p>
+      <w:pPr>
+        <w:pStyle w:val="Lijstalinea"/>
+        <w:numPr>
+          <w:ilvl w:val="0"/>
+          <w:numId w:val="31"/>
+        </w:numPr>
+        <w:spacing w:before="240" w:beforeAutospacing="off" w:after="240" w:afterAutospacing="off"/>
+        <w:rPr>
+          <w:b w:val="1"/>
+          <w:bCs w:val="1"/>
+          <w:noProof w:val="0"/>
+          <w:lang w:val="nl-NL"/>
+        </w:rPr>
+      </w:pPr>
+      <w:r>
+        <w:rPr>
+          <w:b w:val="1"/>
+          <w:bCs w:val="1"/>
+          <w:noProof w:val="0"/>
+          <w:lang w:val="nl-NL"/>
+        </w:rPr>
+        <w:t>Overzicht per sprint.</w:t>
+      </w:r>
+    </w:p>
+    <w:p>
+      <w:pPr>
+        <w:pStyle w:val="Lijstalinea"/>
+        <w:spacing w:before="240" w:beforeAutospacing="off" w:after="240" w:afterAutospacing="off"/>
+        <w:ind w:left="1080"/>
+        <w:rPr>
+          <w:b w:val="1"/>
+          <w:bCs w:val="1"/>
+          <w:noProof w:val="0"/>
+          <w:lang w:val="nl-NL"/>
+        </w:rPr>
+      </w:pPr>
+    </w:p>
+    <w:p>
+      <w:pPr>
+        <w:pStyle w:val="Lijstalinea"/>
+        <w:numPr>
+          <w:ilvl w:val="0"/>
+          <w:numId w:val="35"/>
+        </w:numPr>
+        <w:spacing w:before="240" w:beforeAutospacing="off" w:after="240" w:afterAutospacing="off"/>
+        <w:rPr>
+          <w:b w:val="0"/>
+          <w:bCs w:val="0"/>
+          <w:noProof w:val="0"/>
+          <w:lang w:val="nl-NL"/>
+        </w:rPr>
+      </w:pPr>
+      <w:r>
+        <w:rPr>
+          <w:b w:val="0"/>
+          <w:bCs w:val="0"/>
+          <w:noProof w:val="0"/>
+          <w:lang w:val="nl-NL"/>
+        </w:rPr>
+        <w:t xml:space="preserve">De Product </w:t>
+      </w:r>
+      <w:r>
+        <w:rPr>
+          <w:b w:val="0"/>
+          <w:bCs w:val="0"/>
+          <w:noProof w:val="0"/>
+          <w:lang w:val="nl-NL"/>
+        </w:rPr>
+        <w:t>Owner</w:t>
+      </w:r>
+      <w:r>
+        <w:rPr>
+          <w:b w:val="0"/>
+          <w:bCs w:val="0"/>
+          <w:noProof w:val="0"/>
+          <w:lang w:val="nl-NL"/>
+        </w:rPr>
+        <w:t xml:space="preserve"> heeft uitgelegd hoe elke sprint er </w:t>
+      </w:r>
+      <w:r>
+        <w:rPr>
+          <w:b w:val="0"/>
+          <w:bCs w:val="0"/>
+          <w:noProof w:val="0"/>
+          <w:lang w:val="nl-NL"/>
+        </w:rPr>
+        <w:t>eigelijk</w:t>
+      </w:r>
+      <w:r>
+        <w:rPr>
+          <w:b w:val="0"/>
+          <w:bCs w:val="0"/>
+          <w:noProof w:val="0"/>
+          <w:lang w:val="nl-NL"/>
+        </w:rPr>
+        <w:t xml:space="preserve"> normaal </w:t>
+      </w:r>
+      <w:r>
+        <w:rPr>
+          <w:b w:val="0"/>
+          <w:bCs w:val="0"/>
+          <w:noProof w:val="0"/>
+          <w:lang w:val="nl-NL"/>
+        </w:rPr>
+        <w:t>eruit ziet</w:t>
+      </w:r>
+      <w:r>
+        <w:rPr>
+          <w:b w:val="0"/>
+          <w:bCs w:val="0"/>
+          <w:noProof w:val="0"/>
+          <w:lang w:val="nl-NL"/>
+        </w:rPr>
+        <w:t>.</w:t>
+      </w:r>
+    </w:p>
+    <w:p>
+      <w:pPr>
+        <w:pStyle w:val="Lijstalinea"/>
+        <w:spacing w:before="240" w:beforeAutospacing="off" w:after="240" w:afterAutospacing="off"/>
+        <w:ind w:left="720"/>
+        <w:rPr>
+          <w:b w:val="0"/>
+          <w:bCs w:val="0"/>
+          <w:noProof w:val="0"/>
+          <w:lang w:val="nl-NL"/>
+        </w:rPr>
+      </w:pPr>
+      <w:r>
+        <w:rPr>
+          <w:b w:val="0"/>
+          <w:bCs w:val="0"/>
+          <w:noProof w:val="0"/>
+          <w:lang w:val="nl-NL"/>
+        </w:rPr>
+        <w:t>Sprint 1: Kennismaking met de ontwikkelomgeving</w:t>
+      </w:r>
+    </w:p>
+    <w:p>
+      <w:pPr>
+        <w:pStyle w:val="Lijstalinea"/>
+        <w:spacing w:before="240" w:beforeAutospacing="off" w:after="240" w:afterAutospacing="off"/>
+        <w:ind w:left="720"/>
+        <w:rPr>
+          <w:b w:val="0"/>
+          <w:bCs w:val="0"/>
+          <w:noProof w:val="0"/>
+          <w:lang w:val="nl-NL"/>
+        </w:rPr>
+      </w:pPr>
+      <w:r>
+        <w:rPr>
+          <w:b w:val="0"/>
+          <w:bCs w:val="0"/>
+          <w:noProof w:val="0"/>
+          <w:lang w:val="nl-NL"/>
+        </w:rPr>
+        <w:t>Sprint 2: Documentatie op order brengen.</w:t>
+      </w:r>
+    </w:p>
+    <w:p>
+      <w:pPr>
+        <w:pStyle w:val="Lijstalinea"/>
+        <w:spacing w:before="240" w:beforeAutospacing="off" w:after="240" w:afterAutospacing="off"/>
+        <w:ind w:left="720"/>
+        <w:rPr>
+          <w:b w:val="0"/>
+          <w:bCs w:val="0"/>
+          <w:noProof w:val="0"/>
+          <w:lang w:val="nl-NL"/>
+        </w:rPr>
+      </w:pPr>
+      <w:r>
+        <w:rPr>
+          <w:b w:val="0"/>
+          <w:bCs w:val="0"/>
+          <w:noProof w:val="0"/>
+          <w:lang w:val="nl-NL"/>
+        </w:rPr>
+        <w:t>Sprint 3: De applicatie volledig realiseren.</w:t>
+      </w:r>
+    </w:p>
+    <w:p>
+      <w:pPr>
+        <w:pStyle w:val="Lijstalinea"/>
+        <w:spacing w:before="240" w:beforeAutospacing="off" w:after="240" w:afterAutospacing="off"/>
+        <w:ind w:left="720"/>
+        <w:rPr>
+          <w:b w:val="0"/>
+          <w:bCs w:val="0"/>
+          <w:noProof w:val="0"/>
+          <w:lang w:val="nl-NL"/>
+        </w:rPr>
+      </w:pPr>
+      <w:r>
+        <w:rPr>
+          <w:b w:val="0"/>
+          <w:bCs w:val="0"/>
+          <w:noProof w:val="0"/>
+          <w:lang w:val="nl-NL"/>
+        </w:rPr>
+        <w:t xml:space="preserve">Dit moet duidelijk terug te zien zijn in </w:t>
+      </w:r>
+      <w:r>
+        <w:rPr>
+          <w:b w:val="0"/>
+          <w:bCs w:val="0"/>
+          <w:noProof w:val="0"/>
+          <w:lang w:val="nl-NL"/>
+        </w:rPr>
+        <w:t>Github</w:t>
+      </w:r>
+      <w:r>
+        <w:rPr>
+          <w:b w:val="0"/>
+          <w:bCs w:val="0"/>
+          <w:noProof w:val="0"/>
+          <w:lang w:val="nl-NL"/>
+        </w:rPr>
+        <w:t xml:space="preserve">, documentatie en </w:t>
+      </w:r>
+      <w:r>
+        <w:rPr>
+          <w:b w:val="0"/>
+          <w:bCs w:val="0"/>
+          <w:noProof w:val="0"/>
+          <w:lang w:val="nl-NL"/>
+        </w:rPr>
+        <w:t>commits</w:t>
+      </w:r>
+      <w:r>
+        <w:rPr>
+          <w:b w:val="0"/>
+          <w:bCs w:val="0"/>
+          <w:noProof w:val="0"/>
+          <w:lang w:val="nl-NL"/>
+        </w:rPr>
+        <w:t>.</w:t>
+      </w:r>
+    </w:p>
+    <w:p>
+      <w:pPr>
+        <w:pStyle w:val="Lijstalinea"/>
+        <w:spacing w:before="240" w:beforeAutospacing="off" w:after="240" w:afterAutospacing="off"/>
+        <w:ind w:left="720"/>
+        <w:rPr>
+          <w:b w:val="0"/>
+          <w:bCs w:val="0"/>
+          <w:noProof w:val="0"/>
+          <w:lang w:val="nl-NL"/>
+        </w:rPr>
+      </w:pPr>
+    </w:p>
+    <w:p>
+      <w:pPr>
+        <w:pStyle w:val="Lijstalinea"/>
+        <w:numPr>
+          <w:ilvl w:val="0"/>
+          <w:numId w:val="31"/>
+        </w:numPr>
+        <w:suppressLineNumbers w:val="0"/>
+        <w:bidi w:val="0"/>
+        <w:spacing w:before="240" w:beforeAutospacing="off" w:after="240" w:afterAutospacing="off" w:line="278" w:lineRule="auto"/>
+        <w:ind w:left="1080" w:right="0" w:hanging="360"/>
+        <w:jc w:val="left"/>
+        <w:rPr>
+          <w:b w:val="1"/>
+          <w:bCs w:val="1"/>
+          <w:noProof w:val="0"/>
+          <w:lang w:val="nl-NL"/>
+        </w:rPr>
+      </w:pPr>
+      <w:r>
+        <w:rPr>
+          <w:b w:val="1"/>
+          <w:bCs w:val="1"/>
+          <w:noProof w:val="0"/>
+          <w:lang w:val="nl-NL"/>
+        </w:rPr>
+        <w:t>Github</w:t>
+      </w:r>
+      <w:r>
+        <w:rPr>
+          <w:b w:val="1"/>
+          <w:bCs w:val="1"/>
+          <w:noProof w:val="0"/>
+          <w:lang w:val="nl-NL"/>
+        </w:rPr>
+        <w:t xml:space="preserve"> en werkwijze</w:t>
+      </w:r>
+    </w:p>
+    <w:p>
+      <w:pPr>
+        <w:pStyle w:val="Lijstalinea"/>
+        <w:suppressLineNumbers w:val="0"/>
+        <w:bidi w:val="0"/>
+        <w:spacing w:before="240" w:beforeAutospacing="off" w:after="240" w:afterAutospacing="off" w:line="278" w:lineRule="auto"/>
+        <w:ind w:left="1080" w:right="0" w:hanging="360"/>
+        <w:jc w:val="left"/>
+        <w:rPr>
+          <w:b w:val="1"/>
+          <w:bCs w:val="1"/>
+          <w:noProof w:val="0"/>
+          <w:lang w:val="nl-NL"/>
+        </w:rPr>
+      </w:pPr>
+    </w:p>
+    <w:p>
+      <w:pPr>
+        <w:pStyle w:val="Lijstalinea"/>
+        <w:numPr>
+          <w:ilvl w:val="0"/>
+          <w:numId w:val="36"/>
+        </w:numPr>
+        <w:suppressLineNumbers w:val="0"/>
+        <w:bidi w:val="0"/>
+        <w:spacing w:before="240" w:beforeAutospacing="off" w:after="240" w:afterAutospacing="off" w:line="278" w:lineRule="auto"/>
+        <w:ind w:right="0"/>
+        <w:jc w:val="left"/>
+        <w:rPr>
+          <w:b w:val="0"/>
+          <w:bCs w:val="0"/>
+          <w:noProof w:val="0"/>
+          <w:lang w:val="nl-NL"/>
+        </w:rPr>
+      </w:pPr>
+      <w:r>
+        <w:rPr>
+          <w:b w:val="0"/>
+          <w:bCs w:val="0"/>
+          <w:noProof w:val="0"/>
+          <w:lang w:val="nl-NL"/>
+        </w:rPr>
+        <w:t xml:space="preserve">Er zijn te weinig </w:t>
+      </w:r>
+      <w:r>
+        <w:rPr>
+          <w:b w:val="0"/>
+          <w:bCs w:val="0"/>
+          <w:noProof w:val="0"/>
+          <w:lang w:val="nl-NL"/>
+        </w:rPr>
+        <w:t>commits</w:t>
+      </w:r>
+      <w:r>
+        <w:rPr>
+          <w:b w:val="0"/>
+          <w:bCs w:val="0"/>
+          <w:noProof w:val="0"/>
+          <w:lang w:val="nl-NL"/>
+        </w:rPr>
+        <w:t xml:space="preserve"> zichtbaar in de </w:t>
+      </w:r>
+      <w:r>
+        <w:rPr>
+          <w:b w:val="0"/>
+          <w:bCs w:val="0"/>
+          <w:noProof w:val="0"/>
+          <w:lang w:val="nl-NL"/>
+        </w:rPr>
+        <w:t>repository</w:t>
+      </w:r>
+      <w:r>
+        <w:rPr>
+          <w:b w:val="0"/>
+          <w:bCs w:val="0"/>
+          <w:noProof w:val="0"/>
+          <w:lang w:val="nl-NL"/>
+        </w:rPr>
+        <w:t>.</w:t>
+      </w:r>
+    </w:p>
+    <w:p>
+      <w:pPr>
+        <w:pStyle w:val="Lijstalinea"/>
+        <w:numPr>
+          <w:ilvl w:val="0"/>
+          <w:numId w:val="36"/>
+        </w:numPr>
+        <w:suppressLineNumbers w:val="0"/>
+        <w:bidi w:val="0"/>
+        <w:spacing w:before="240" w:beforeAutospacing="off" w:after="240" w:afterAutospacing="off" w:line="278" w:lineRule="auto"/>
+        <w:ind w:right="0"/>
+        <w:jc w:val="left"/>
+        <w:rPr>
+          <w:b w:val="0"/>
+          <w:bCs w:val="0"/>
+          <w:noProof w:val="0"/>
+          <w:lang w:val="nl-NL"/>
+        </w:rPr>
+      </w:pPr>
+      <w:r>
+        <w:rPr>
+          <w:b w:val="0"/>
+          <w:bCs w:val="0"/>
+          <w:noProof w:val="0"/>
+          <w:lang w:val="nl-NL"/>
+        </w:rPr>
+        <w:t>Er moet een scrumboard komen.</w:t>
+      </w:r>
+    </w:p>
+    <w:p>
+      <w:pPr>
+        <w:pStyle w:val="Lijstalinea"/>
+        <w:numPr>
+          <w:ilvl w:val="0"/>
+          <w:numId w:val="36"/>
+        </w:numPr>
+        <w:suppressLineNumbers w:val="0"/>
+        <w:bidi w:val="0"/>
+        <w:spacing w:before="240" w:beforeAutospacing="off" w:after="240" w:afterAutospacing="off" w:line="278" w:lineRule="auto"/>
+        <w:ind w:right="0"/>
+        <w:jc w:val="left"/>
+        <w:rPr>
+          <w:b w:val="0"/>
+          <w:bCs w:val="0"/>
+          <w:noProof w:val="0"/>
+          <w:lang w:val="nl-NL"/>
+        </w:rPr>
+      </w:pPr>
+      <w:r>
+        <w:rPr>
+          <w:b w:val="0"/>
+          <w:bCs w:val="0"/>
+          <w:noProof w:val="0"/>
+          <w:lang w:val="nl-NL"/>
+        </w:rPr>
+        <w:t>Issues gebruiken voor taken en problemen.</w:t>
+      </w:r>
+    </w:p>
+    <w:p>
+      <w:pPr>
+        <w:pStyle w:val="Lijstalinea"/>
+        <w:numPr>
+          <w:ilvl w:val="0"/>
+          <w:numId w:val="36"/>
+        </w:numPr>
+        <w:suppressLineNumbers w:val="0"/>
+        <w:bidi w:val="0"/>
+        <w:spacing w:before="240" w:beforeAutospacing="off" w:after="240" w:afterAutospacing="off" w:line="278" w:lineRule="auto"/>
+        <w:ind w:right="0"/>
+        <w:jc w:val="left"/>
+        <w:rPr>
+          <w:b w:val="0"/>
+          <w:bCs w:val="0"/>
+          <w:noProof w:val="0"/>
+          <w:lang w:val="nl-NL"/>
+        </w:rPr>
+      </w:pPr>
+      <w:r>
+        <w:rPr>
+          <w:b w:val="0"/>
+          <w:bCs w:val="0"/>
+          <w:noProof w:val="0"/>
+          <w:lang w:val="nl-NL"/>
+        </w:rPr>
+        <w:t xml:space="preserve">Code, documentatie en taken moeten in </w:t>
+      </w:r>
+      <w:r>
+        <w:rPr>
+          <w:b w:val="0"/>
+          <w:bCs w:val="0"/>
+          <w:noProof w:val="0"/>
+          <w:lang w:val="nl-NL"/>
+        </w:rPr>
+        <w:t>Github</w:t>
+      </w:r>
+      <w:r>
+        <w:rPr>
+          <w:b w:val="0"/>
+          <w:bCs w:val="0"/>
+          <w:noProof w:val="0"/>
+          <w:lang w:val="nl-NL"/>
+        </w:rPr>
+        <w:t xml:space="preserve"> worden bijgehouden.</w:t>
+      </w:r>
+    </w:p>
+    <w:p>
+      <w:pPr>
+        <w:pStyle w:val="Standaard"/>
+        <w:suppressLineNumbers w:val="0"/>
+        <w:bidi w:val="0"/>
+        <w:spacing w:before="240" w:beforeAutospacing="off" w:after="240" w:afterAutospacing="off" w:line="278" w:lineRule="auto"/>
+        <w:ind w:right="0"/>
+        <w:jc w:val="left"/>
+        <w:rPr>
+          <w:b w:val="0"/>
+          <w:bCs w:val="0"/>
+          <w:noProof w:val="0"/>
+          <w:lang w:val="nl-NL"/>
+        </w:rPr>
+      </w:pPr>
+    </w:p>
+    <w:p>
+      <w:pPr>
+        <w:pStyle w:val="Lijstalinea"/>
+        <w:numPr>
+          <w:ilvl w:val="0"/>
+          <w:numId w:val="31"/>
+        </w:numPr>
+        <w:suppressLineNumbers w:val="0"/>
+        <w:bidi w:val="0"/>
+        <w:spacing w:before="240" w:beforeAutospacing="off" w:after="240" w:afterAutospacing="off" w:line="278" w:lineRule="auto"/>
+        <w:ind w:right="0"/>
+        <w:jc w:val="left"/>
+        <w:rPr>
+          <w:b w:val="1"/>
+          <w:bCs w:val="1"/>
+          <w:noProof w:val="0"/>
+          <w:lang w:val="nl-NL"/>
+        </w:rPr>
+      </w:pPr>
+      <w:r>
+        <w:rPr>
+          <w:b w:val="1"/>
+          <w:bCs w:val="1"/>
+          <w:noProof w:val="0"/>
+          <w:lang w:val="nl-NL"/>
+        </w:rPr>
+        <w:t>Wat ging er wel goed?</w:t>
+      </w:r>
+    </w:p>
+    <w:p>
+      <w:pPr>
+        <w:pStyle w:val="Lijstalinea"/>
+        <w:suppressLineNumbers w:val="0"/>
+        <w:bidi w:val="0"/>
+        <w:spacing w:before="240" w:beforeAutospacing="off" w:after="240" w:afterAutospacing="off" w:line="278" w:lineRule="auto"/>
+        <w:ind w:left="720" w:right="0"/>
+        <w:jc w:val="left"/>
+        <w:rPr>
+          <w:b w:val="1"/>
+          <w:bCs w:val="1"/>
+          <w:noProof w:val="0"/>
+          <w:lang w:val="nl-NL"/>
+        </w:rPr>
+      </w:pPr>
+    </w:p>
+    <w:p>
+      <w:pPr>
+        <w:pStyle w:val="Lijstalinea"/>
+        <w:numPr>
+          <w:ilvl w:val="0"/>
+          <w:numId w:val="38"/>
+        </w:numPr>
+        <w:suppressLineNumbers w:val="0"/>
+        <w:bidi w:val="0"/>
+        <w:spacing w:before="240" w:beforeAutospacing="off" w:after="240" w:afterAutospacing="off" w:line="278" w:lineRule="auto"/>
+        <w:ind w:right="0"/>
+        <w:jc w:val="left"/>
+        <w:rPr>
+          <w:b w:val="0"/>
+          <w:bCs w:val="0"/>
+          <w:noProof w:val="0"/>
+          <w:lang w:val="nl-NL"/>
+        </w:rPr>
+      </w:pPr>
+      <w:r>
+        <w:rPr>
+          <w:b w:val="0"/>
+          <w:bCs w:val="0"/>
+          <w:noProof w:val="0"/>
+          <w:lang w:val="nl-NL"/>
+        </w:rPr>
+        <w:t xml:space="preserve">Het </w:t>
+      </w:r>
+      <w:r>
+        <w:rPr>
+          <w:b w:val="0"/>
+          <w:bCs w:val="0"/>
+          <w:noProof w:val="0"/>
+          <w:lang w:val="nl-NL"/>
+        </w:rPr>
+        <w:t>stylebook</w:t>
+      </w:r>
+      <w:r>
+        <w:rPr>
+          <w:b w:val="0"/>
+          <w:bCs w:val="0"/>
+          <w:noProof w:val="0"/>
+          <w:lang w:val="nl-NL"/>
+        </w:rPr>
+        <w:t xml:space="preserve"> is besproken en ziet er goed uit. </w:t>
+      </w:r>
+    </w:p>
+    <w:p>
+      <w:pPr>
+        <w:pStyle w:val="Lijstalinea"/>
+        <w:numPr>
+          <w:ilvl w:val="0"/>
+          <w:numId w:val="38"/>
+        </w:numPr>
+        <w:suppressLineNumbers w:val="0"/>
+        <w:bidi w:val="0"/>
+        <w:spacing w:before="240" w:beforeAutospacing="off" w:after="240" w:afterAutospacing="off" w:line="278" w:lineRule="auto"/>
+        <w:ind w:right="0"/>
+        <w:jc w:val="left"/>
+        <w:rPr>
+          <w:b w:val="0"/>
+          <w:bCs w:val="0"/>
+          <w:noProof w:val="0"/>
+          <w:lang w:val="nl-NL"/>
+        </w:rPr>
+      </w:pPr>
+      <w:r>
+        <w:rPr>
+          <w:b w:val="0"/>
+          <w:bCs w:val="0"/>
+          <w:noProof w:val="0"/>
+          <w:lang w:val="nl-NL"/>
+        </w:rPr>
+        <w:t xml:space="preserve">Documentatie is consistent en zit er </w:t>
+      </w:r>
+      <w:r>
+        <w:rPr>
+          <w:b w:val="0"/>
+          <w:bCs w:val="0"/>
+          <w:noProof w:val="0"/>
+          <w:lang w:val="nl-NL"/>
+        </w:rPr>
+        <w:t xml:space="preserve">gestructureerd </w:t>
+      </w:r>
+      <w:r>
+        <w:rPr>
+          <w:b w:val="0"/>
+          <w:bCs w:val="0"/>
+          <w:noProof w:val="0"/>
+          <w:lang w:val="nl-NL"/>
+        </w:rPr>
+        <w:t xml:space="preserve">goed uit. </w:t>
+      </w:r>
+    </w:p>
+    <w:p>
+      <w:pPr>
+        <w:pStyle w:val="Standaard"/>
+        <w:suppressLineNumbers w:val="0"/>
+        <w:bidi w:val="0"/>
+        <w:spacing w:before="240" w:beforeAutospacing="off" w:after="240" w:afterAutospacing="off" w:line="278" w:lineRule="auto"/>
+        <w:ind w:right="0"/>
+        <w:jc w:val="left"/>
+        <w:rPr>
+          <w:b w:val="0"/>
+          <w:bCs w:val="0"/>
+          <w:noProof w:val="0"/>
+          <w:lang w:val="nl-NL"/>
+        </w:rPr>
+      </w:pPr>
+    </w:p>
+    <w:p>
+      <w:pPr>
+        <w:pStyle w:val="Lijstalinea"/>
+        <w:numPr>
+          <w:ilvl w:val="0"/>
+          <w:numId w:val="31"/>
+        </w:numPr>
+        <w:suppressLineNumbers w:val="0"/>
+        <w:bidi w:val="0"/>
+        <w:spacing w:before="240" w:beforeAutospacing="off" w:after="240" w:afterAutospacing="off" w:line="278" w:lineRule="auto"/>
+        <w:ind w:right="0"/>
+        <w:jc w:val="left"/>
+        <w:rPr>
+          <w:b w:val="1"/>
+          <w:bCs w:val="1"/>
+          <w:noProof w:val="0"/>
+          <w:lang w:val="nl-NL"/>
+        </w:rPr>
+      </w:pPr>
+      <w:r>
+        <w:rPr>
+          <w:b w:val="1"/>
+          <w:bCs w:val="1"/>
+          <w:noProof w:val="0"/>
+          <w:lang w:val="nl-NL"/>
+        </w:rPr>
+        <w:t xml:space="preserve">Verwachtingen </w:t>
+      </w:r>
+      <w:r>
+        <w:rPr>
+          <w:b w:val="1"/>
+          <w:bCs w:val="1"/>
+          <w:noProof w:val="0"/>
+          <w:lang w:val="nl-NL"/>
+        </w:rPr>
+        <w:t>en consequenties</w:t>
+      </w:r>
+    </w:p>
+    <w:p>
+      <w:pPr>
+        <w:pStyle w:val="Lijstalinea"/>
+        <w:suppressLineNumbers w:val="0"/>
+        <w:bidi w:val="0"/>
+        <w:spacing w:before="240" w:beforeAutospacing="off" w:after="240" w:afterAutospacing="off" w:line="278" w:lineRule="auto"/>
+        <w:ind w:left="1080" w:right="0"/>
+        <w:jc w:val="left"/>
+        <w:rPr>
+          <w:b w:val="1"/>
+          <w:bCs w:val="1"/>
+          <w:noProof w:val="0"/>
+          <w:lang w:val="nl-NL"/>
+        </w:rPr>
+      </w:pPr>
+    </w:p>
+    <w:p>
+      <w:pPr>
+        <w:pStyle w:val="Standaard"/>
+        <w:bidi w:val="0"/>
+        <w:spacing w:before="240" w:beforeAutospacing="off" w:after="240" w:afterAutospacing="off" w:line="278" w:lineRule="auto"/>
+        <w:ind w:left="720" w:right="0"/>
+        <w:jc w:val="left"/>
+        <w:rPr>
+          <w:b w:val="0"/>
+          <w:bCs w:val="0"/>
+          <w:noProof w:val="0"/>
+          <w:lang w:val="nl-NL"/>
+        </w:rPr>
+      </w:pPr>
+      <w:r>
+        <w:rPr>
+          <w:noProof w:val="0"/>
+          <w:lang w:val="nl-NL"/>
+        </w:rPr>
+        <w:t xml:space="preserve">Aan het einde van het gesprek stelde de Product </w:t>
+      </w:r>
+      <w:r>
+        <w:rPr>
+          <w:noProof w:val="0"/>
+          <w:lang w:val="nl-NL"/>
+        </w:rPr>
+        <w:t>Owner</w:t>
+      </w:r>
+      <w:r>
+        <w:rPr>
+          <w:noProof w:val="0"/>
+          <w:lang w:val="nl-NL"/>
+        </w:rPr>
+        <w:t xml:space="preserve"> de vraag:</w:t>
+      </w:r>
+      <w:r>
+        <w:br/>
+      </w:r>
+      <w:r>
+        <w:rPr>
+          <w:noProof w:val="0"/>
+          <w:lang w:val="nl-NL"/>
+        </w:rPr>
+        <w:t xml:space="preserve"> </w:t>
+      </w:r>
+      <w:r>
+        <w:rPr>
+          <w:b w:val="1"/>
+          <w:bCs w:val="1"/>
+          <w:noProof w:val="0"/>
+          <w:lang w:val="nl-NL"/>
+        </w:rPr>
+        <w:t>“Wat willen jullie?”</w:t>
+      </w:r>
+      <w:r>
+        <w:rPr>
+          <w:b w:val="0"/>
+          <w:bCs w:val="0"/>
+          <w:noProof w:val="0"/>
+          <w:lang w:val="nl-NL"/>
+        </w:rPr>
+        <w:t xml:space="preserve"> </w:t>
+      </w:r>
+    </w:p>
+    <w:p>
+      <w:pPr>
+        <w:pStyle w:val="Standaard"/>
+        <w:bidi w:val="0"/>
+        <w:spacing w:before="240" w:beforeAutospacing="off" w:after="240" w:afterAutospacing="off" w:line="278" w:lineRule="auto"/>
+        <w:ind w:left="708" w:right="0"/>
+        <w:jc w:val="left"/>
+      </w:pPr>
+      <w:r>
+        <w:rPr>
+          <w:rFonts w:ascii="Aptos" w:hAnsi="Aptos" w:eastAsia="Aptos" w:cs="Aptos"/>
+          <w:noProof w:val="0"/>
+          <w:sz w:val="24"/>
+          <w:szCs w:val="24"/>
+          <w:lang w:val="nl-NL"/>
+        </w:rPr>
+        <w:t>Hiermee wilde hij het team laten nadenken over:</w:t>
+      </w:r>
+    </w:p>
+    <w:p>
+      <w:pPr>
+        <w:pStyle w:val="Lijstalinea"/>
+        <w:numPr>
+          <w:ilvl w:val="0"/>
+          <w:numId w:val="32"/>
+        </w:numPr>
+        <w:bidi w:val="0"/>
+        <w:spacing w:before="240" w:beforeAutospacing="off" w:after="240" w:afterAutospacing="off"/>
+        <w:jc w:val="left"/>
+        <w:rPr>
+          <w:rFonts w:ascii="Aptos" w:hAnsi="Aptos" w:eastAsia="Aptos" w:cs="Aptos"/>
+          <w:noProof w:val="0"/>
+          <w:sz w:val="24"/>
+          <w:szCs w:val="24"/>
+          <w:lang w:val="nl-NL"/>
+        </w:rPr>
+      </w:pPr>
+      <w:r>
+        <w:rPr>
+          <w:rFonts w:ascii="Aptos" w:hAnsi="Aptos" w:eastAsia="Aptos" w:cs="Aptos"/>
+          <w:noProof w:val="0"/>
+          <w:sz w:val="24"/>
+          <w:szCs w:val="24"/>
+          <w:lang w:val="nl-NL"/>
+        </w:rPr>
+        <w:t>De manier van samenwerken</w:t>
+      </w:r>
+    </w:p>
+    <w:p>
+      <w:pPr>
+        <w:pStyle w:val="Lijstalinea"/>
+        <w:numPr>
+          <w:ilvl w:val="0"/>
+          <w:numId w:val="32"/>
+        </w:numPr>
+        <w:bidi w:val="0"/>
+        <w:spacing w:before="240" w:beforeAutospacing="off" w:after="240" w:afterAutospacing="off"/>
+        <w:jc w:val="left"/>
+        <w:rPr>
+          <w:rFonts w:ascii="Aptos" w:hAnsi="Aptos" w:eastAsia="Aptos" w:cs="Aptos"/>
+          <w:noProof w:val="0"/>
+          <w:sz w:val="24"/>
+          <w:szCs w:val="24"/>
+          <w:lang w:val="nl-NL"/>
+        </w:rPr>
+      </w:pPr>
+      <w:r>
+        <w:rPr>
+          <w:rFonts w:ascii="Aptos" w:hAnsi="Aptos" w:eastAsia="Aptos" w:cs="Aptos"/>
+          <w:noProof w:val="0"/>
+          <w:sz w:val="24"/>
+          <w:szCs w:val="24"/>
+          <w:lang w:val="nl-NL"/>
+        </w:rPr>
+        <w:t>De inzet van ieder teamlid</w:t>
+      </w:r>
+    </w:p>
+    <w:p>
+      <w:pPr>
+        <w:pStyle w:val="Lijstalinea"/>
+        <w:numPr>
+          <w:ilvl w:val="0"/>
+          <w:numId w:val="32"/>
+        </w:numPr>
+        <w:bidi w:val="0"/>
+        <w:spacing w:before="240" w:beforeAutospacing="off" w:after="240" w:afterAutospacing="off"/>
+        <w:jc w:val="left"/>
+        <w:rPr>
+          <w:rFonts w:ascii="Aptos" w:hAnsi="Aptos" w:eastAsia="Aptos" w:cs="Aptos"/>
+          <w:noProof w:val="0"/>
+          <w:sz w:val="24"/>
+          <w:szCs w:val="24"/>
+          <w:lang w:val="nl-NL"/>
+        </w:rPr>
+      </w:pPr>
+      <w:r>
+        <w:rPr>
+          <w:rFonts w:ascii="Aptos" w:hAnsi="Aptos" w:eastAsia="Aptos" w:cs="Aptos"/>
+          <w:noProof w:val="0"/>
+          <w:sz w:val="24"/>
+          <w:szCs w:val="24"/>
+          <w:lang w:val="nl-NL"/>
+        </w:rPr>
+        <w:t>De gezamenlijke verantwoordelijkheid voor het project</w:t>
+      </w:r>
+    </w:p>
+    <w:p>
+      <w:pPr>
+        <w:pStyle w:val="Standaard"/>
+        <w:bidi w:val="0"/>
+        <w:spacing w:before="240" w:beforeAutospacing="off" w:after="240" w:afterAutospacing="off"/>
+        <w:jc w:val="left"/>
+        <w:rPr>
+          <w:rFonts w:ascii="Aptos" w:hAnsi="Aptos" w:eastAsia="Aptos" w:cs="Aptos"/>
+          <w:noProof w:val="0"/>
+          <w:sz w:val="24"/>
+          <w:szCs w:val="24"/>
+          <w:lang w:val="nl-NL"/>
+        </w:rPr>
+      </w:pPr>
+    </w:p>
+    <w:p>
+      <w:pPr>
+        <w:pStyle w:val="Standaard"/>
+        <w:bidi w:val="0"/>
+        <w:spacing w:before="240" w:beforeAutospacing="off" w:after="240" w:afterAutospacing="off"/>
+        <w:ind w:firstLine="708"/>
+        <w:jc w:val="left"/>
+        <w:rPr>
+          <w:rFonts w:ascii="Aptos" w:hAnsi="Aptos" w:eastAsia="Aptos" w:cs="Aptos"/>
+          <w:noProof w:val="0"/>
+          <w:sz w:val="24"/>
+          <w:szCs w:val="24"/>
+          <w:lang w:val="nl-NL"/>
+        </w:rPr>
+      </w:pPr>
+      <w:r>
+        <w:rPr>
+          <w:rFonts w:ascii="Aptos" w:hAnsi="Aptos" w:eastAsia="Aptos" w:cs="Aptos"/>
+          <w:noProof w:val="0"/>
+          <w:sz w:val="24"/>
+          <w:szCs w:val="24"/>
+          <w:lang w:val="nl-NL"/>
+        </w:rPr>
+        <w:t xml:space="preserve">Aangezien hij het niet kan beoordelen vanwege het grote verschil in de uren wat </w:t>
+      </w:r>
+      <w:r>
+        <w:tab/>
+      </w:r>
+      <w:r>
+        <w:rPr>
+          <w:rFonts w:ascii="Aptos" w:hAnsi="Aptos" w:eastAsia="Aptos" w:cs="Aptos"/>
+          <w:noProof w:val="0"/>
+          <w:sz w:val="24"/>
+          <w:szCs w:val="24"/>
+          <w:lang w:val="nl-NL"/>
+        </w:rPr>
+        <w:t xml:space="preserve">wij in het project hebben ingestoken. </w:t>
+      </w:r>
+    </w:p>
+    <w:p>
+      <w:pPr>
+        <w:pStyle w:val="Standaard"/>
+        <w:bidi w:val="0"/>
+        <w:spacing w:before="240" w:beforeAutospacing="off" w:after="240" w:afterAutospacing="off"/>
+        <w:ind w:firstLine="708"/>
+        <w:jc w:val="left"/>
+        <w:rPr>
+          <w:rFonts w:ascii="Aptos" w:hAnsi="Aptos" w:eastAsia="Aptos" w:cs="Aptos"/>
+          <w:b w:val="0"/>
+          <w:bCs w:val="0"/>
+          <w:noProof w:val="0"/>
+          <w:sz w:val="24"/>
+          <w:szCs w:val="24"/>
+          <w:lang w:val="nl-NL"/>
+        </w:rPr>
+      </w:pPr>
+      <w:r>
+        <w:rPr>
+          <w:rFonts w:ascii="Aptos" w:hAnsi="Aptos" w:eastAsia="Aptos" w:cs="Aptos"/>
+          <w:b w:val="0"/>
+          <w:bCs w:val="0"/>
+          <w:noProof w:val="0"/>
+          <w:sz w:val="24"/>
+          <w:szCs w:val="24"/>
+          <w:lang w:val="nl-NL"/>
+        </w:rPr>
+        <w:t xml:space="preserve">Daarnaast gaf de Product </w:t>
+      </w:r>
+      <w:r>
+        <w:rPr>
+          <w:rFonts w:ascii="Aptos" w:hAnsi="Aptos" w:eastAsia="Aptos" w:cs="Aptos"/>
+          <w:b w:val="0"/>
+          <w:bCs w:val="0"/>
+          <w:noProof w:val="0"/>
+          <w:sz w:val="24"/>
+          <w:szCs w:val="24"/>
+          <w:lang w:val="nl-NL"/>
+        </w:rPr>
+        <w:t>Owner</w:t>
+      </w:r>
+      <w:r>
+        <w:rPr>
+          <w:rFonts w:ascii="Aptos" w:hAnsi="Aptos" w:eastAsia="Aptos" w:cs="Aptos"/>
+          <w:b w:val="0"/>
+          <w:bCs w:val="0"/>
+          <w:noProof w:val="0"/>
+          <w:sz w:val="24"/>
+          <w:szCs w:val="24"/>
+          <w:lang w:val="nl-NL"/>
+        </w:rPr>
+        <w:t xml:space="preserve"> aan dat, wanneer de inzet en bijdrage van </w:t>
+      </w:r>
+      <w:r>
+        <w:tab/>
+      </w:r>
+      <w:r>
+        <w:tab/>
+      </w:r>
+      <w:r>
+        <w:rPr>
+          <w:rFonts w:ascii="Aptos" w:hAnsi="Aptos" w:eastAsia="Aptos" w:cs="Aptos"/>
+          <w:b w:val="0"/>
+          <w:bCs w:val="0"/>
+          <w:noProof w:val="0"/>
+          <w:sz w:val="24"/>
+          <w:szCs w:val="24"/>
+          <w:lang w:val="nl-NL"/>
+        </w:rPr>
+        <w:t xml:space="preserve">sommige teamleden onvoldoende blijft, het verwijderen van personen uit de </w:t>
+      </w:r>
+      <w:r>
+        <w:tab/>
+      </w:r>
+      <w:r>
+        <w:rPr>
+          <w:rFonts w:ascii="Aptos" w:hAnsi="Aptos" w:eastAsia="Aptos" w:cs="Aptos"/>
+          <w:b w:val="0"/>
+          <w:bCs w:val="0"/>
+          <w:noProof w:val="0"/>
+          <w:sz w:val="24"/>
+          <w:szCs w:val="24"/>
+          <w:lang w:val="nl-NL"/>
+        </w:rPr>
+        <w:t xml:space="preserve">projectgroep </w:t>
+      </w:r>
+      <w:r>
+        <w:tab/>
+      </w:r>
+      <w:r>
+        <w:rPr>
+          <w:rFonts w:ascii="Aptos" w:hAnsi="Aptos" w:eastAsia="Aptos" w:cs="Aptos"/>
+          <w:b w:val="0"/>
+          <w:bCs w:val="0"/>
+          <w:noProof w:val="0"/>
+          <w:sz w:val="24"/>
+          <w:szCs w:val="24"/>
+          <w:lang w:val="nl-NL"/>
+        </w:rPr>
+        <w:t>een mogelijkheid is.</w:t>
+      </w:r>
+    </w:p>
+    <w:p>
+      <w:r>
+        <w:br w:type="page"/>
+      </w:r>
+    </w:p>
+    <w:p>
+      <w:pPr>
+        <w:pStyle w:val="Standaard"/>
+        <w:bidi w:val="0"/>
+        <w:spacing w:before="240" w:beforeAutospacing="off" w:after="240" w:afterAutospacing="off"/>
+        <w:ind w:firstLine="708"/>
+        <w:jc w:val="left"/>
+        <w:rPr>
+          <w:rFonts w:ascii="Aptos" w:hAnsi="Aptos" w:eastAsia="Aptos" w:cs="Aptos"/>
+          <w:b w:val="0"/>
+          <w:bCs w:val="0"/>
+          <w:noProof w:val="0"/>
+          <w:sz w:val="24"/>
+          <w:szCs w:val="24"/>
+          <w:lang w:val="nl-NL"/>
+        </w:rPr>
+      </w:pPr>
+    </w:p>
+    <w:p>
+      <w:pPr>
+        <w:pStyle w:val="Kop1"/>
+        <w:rPr>
+          <w:b w:val="1"/>
+          <w:bCs w:val="1"/>
+        </w:rPr>
+      </w:pPr>
+      <w:bookmarkStart w:name="_Toc1706617849" w:id="62237369"/>
+      <w:bookmarkStart w:name="_Toc1727282803" w:id="647517830"/>
+      <w:r>
+        <w:rPr/>
+        <w:t>Sprint 3</w:t>
+      </w:r>
+      <w:r>
+        <w:rPr/>
+        <w:t xml:space="preserve"> – Gesprek</w:t>
+      </w:r>
+      <w:r>
+        <w:rPr/>
+        <w:t xml:space="preserve"> 2</w:t>
+      </w:r>
+      <w:r>
+        <w:rPr/>
+        <w:t xml:space="preserve"> met de</w:t>
+      </w:r>
+      <w:r>
+        <w:rPr/>
+        <w:t xml:space="preserve"> nieuwe</w:t>
+      </w:r>
+      <w:r>
+        <w:rPr/>
+        <w:t xml:space="preserve"> Product</w:t>
+      </w:r>
+      <w:r>
+        <w:rPr/>
+        <w:t xml:space="preserve"> </w:t>
+      </w:r>
+      <w:r>
+        <w:rPr/>
+        <w:t>Owne</w:t>
+      </w:r>
+      <w:r>
+        <w:rPr/>
+        <w:t>r</w:t>
+      </w:r>
+      <w:bookmarkEnd w:id="62237369"/>
+      <w:bookmarkEnd w:id="647517830"/>
+    </w:p>
+    <w:p>
+      <w:r>
+        <w:rPr>
+          <w:b w:val="1"/>
+          <w:bCs w:val="1"/>
+        </w:rPr>
+        <w:t>Datum:</w:t>
+      </w:r>
+      <w:r>
+        <w:rPr/>
+        <w:t xml:space="preserve"> 16-12-2025   </w:t>
+      </w:r>
+      <w:r>
+        <w:br/>
+      </w:r>
+      <w:r>
+        <w:rPr>
+          <w:b w:val="1"/>
+          <w:bCs w:val="1"/>
+        </w:rPr>
+        <w:t>Aanwezigen:</w:t>
+      </w:r>
+      <w:r>
+        <w:rPr/>
+        <w:t>  </w:t>
+      </w:r>
+    </w:p>
+    <w:p>
+      <w:r>
+        <w:rPr/>
+        <w:t xml:space="preserve">- </w:t>
+      </w:r>
+      <w:r>
+        <w:rPr>
+          <w:b w:val="1"/>
+          <w:bCs w:val="1"/>
+        </w:rPr>
+        <w:t>Christian Nyqvist</w:t>
+      </w:r>
+      <w:r>
+        <w:rPr/>
+        <w:t xml:space="preserve"> (Product </w:t>
+      </w:r>
+      <w:r>
+        <w:rPr/>
+        <w:t>Owner</w:t>
+      </w:r>
+      <w:r>
+        <w:rPr/>
+        <w:t>) </w:t>
+      </w:r>
+    </w:p>
+    <w:p>
+      <w:r>
+        <w:rPr/>
+        <w:t xml:space="preserve">- </w:t>
+      </w:r>
+      <w:r>
+        <w:rPr>
+          <w:b w:val="1"/>
+          <w:bCs w:val="1"/>
+        </w:rPr>
+        <w:t>Tim de Boer</w:t>
+      </w:r>
+      <w:r>
+        <w:rPr/>
+        <w:t xml:space="preserve"> ( Scrummaster Developer 3) </w:t>
+      </w:r>
+    </w:p>
+    <w:p>
+      <w:pPr>
+        <w:rPr>
+          <w:lang w:val="en-US"/>
+        </w:rPr>
+      </w:pPr>
+      <w:r>
+        <w:rPr>
+          <w:lang w:val="en-US"/>
+        </w:rPr>
+        <w:t xml:space="preserve">- </w:t>
+      </w:r>
+      <w:r>
+        <w:rPr>
+          <w:b w:val="1"/>
+          <w:bCs w:val="1"/>
+          <w:lang w:val="en-US"/>
+        </w:rPr>
+        <w:t>Edward Popova</w:t>
+      </w:r>
+      <w:r>
+        <w:rPr>
+          <w:lang w:val="en-US"/>
+        </w:rPr>
+        <w:t xml:space="preserve"> (Developer 1) </w:t>
+      </w:r>
+    </w:p>
+    <w:p>
+      <w:pPr>
+        <w:rPr>
+          <w:lang w:val="en-US"/>
+        </w:rPr>
+      </w:pPr>
+      <w:r>
+        <w:rPr>
+          <w:lang w:val="en-US"/>
+        </w:rPr>
+        <w:t xml:space="preserve">- </w:t>
+      </w:r>
+      <w:r>
+        <w:rPr>
+          <w:b w:val="1"/>
+          <w:bCs w:val="1"/>
+          <w:lang w:val="en-US"/>
+        </w:rPr>
+        <w:t>Kai Bloemers</w:t>
+      </w:r>
+      <w:r>
+        <w:rPr>
+          <w:lang w:val="en-US"/>
+        </w:rPr>
+        <w:t xml:space="preserve"> (Developer 2) </w:t>
+      </w:r>
+    </w:p>
+    <w:p>
+      <w:pPr>
+        <w:rPr>
+          <w:lang w:val="en-US"/>
+        </w:rPr>
+      </w:pPr>
+      <w:r>
+        <w:rPr>
+          <w:lang w:val="en-US"/>
+        </w:rPr>
+        <w:t xml:space="preserve">- </w:t>
+      </w:r>
+      <w:r>
+        <w:rPr>
+          <w:b w:val="1"/>
+          <w:bCs w:val="1"/>
+          <w:lang w:val="en-US"/>
+        </w:rPr>
+        <w:t>Nicky Tse</w:t>
+      </w:r>
+      <w:r>
+        <w:rPr>
+          <w:lang w:val="en-US"/>
+        </w:rPr>
+        <w:t xml:space="preserve"> (</w:t>
+      </w:r>
+      <w:r>
+        <w:rPr>
+          <w:lang w:val="en-US"/>
+        </w:rPr>
+        <w:t>Notulist</w:t>
+      </w:r>
+      <w:r>
+        <w:rPr>
+          <w:lang w:val="en-US"/>
+        </w:rPr>
+        <w:t xml:space="preserve"> / Developer 4</w:t>
+      </w:r>
+      <w:r>
+        <w:rPr>
+          <w:lang w:val="en-US"/>
+        </w:rPr>
+        <w:t xml:space="preserve">)  </w:t>
+      </w:r>
+      <w:r>
+        <w:rPr>
+          <w:lang w:val="en-US"/>
+        </w:rPr>
+        <w:t>  </w:t>
+      </w:r>
+    </w:p>
+    <w:p>
+      <w:r>
+        <w:rPr>
+          <w:b w:val="1"/>
+          <w:bCs w:val="1"/>
+        </w:rPr>
+        <w:t>Bespreking:</w:t>
+      </w:r>
+      <w:r>
+        <w:rPr/>
+        <w:t> </w:t>
+      </w:r>
+    </w:p>
+    <w:p/>
+    <w:p>
+      <w:pPr>
+        <w:pStyle w:val="Lijstalinea"/>
+        <w:numPr>
+          <w:ilvl w:val="0"/>
+          <w:numId w:val="39"/>
+        </w:numPr>
+        <w:rPr>
+          <w:b w:val="1"/>
+          <w:bCs w:val="1"/>
+        </w:rPr>
+      </w:pPr>
+      <w:r>
+        <w:rPr>
+          <w:b w:val="1"/>
+          <w:bCs w:val="1"/>
+        </w:rPr>
+        <w:t xml:space="preserve">Wissel van Product </w:t>
+      </w:r>
+      <w:r>
+        <w:rPr>
+          <w:b w:val="1"/>
+          <w:bCs w:val="1"/>
+        </w:rPr>
+        <w:t>Owner</w:t>
+      </w:r>
+    </w:p>
+    <w:p>
+      <w:pPr>
+        <w:pStyle w:val="Lijstalinea"/>
+        <w:ind w:left="720"/>
+      </w:pPr>
+      <w:r>
+        <w:rPr/>
+        <w:t xml:space="preserve">Tijdens dit gesprek hebben wij (het team) de nieuwe Product </w:t>
+      </w:r>
+      <w:r>
+        <w:rPr/>
+        <w:t>Owner</w:t>
+      </w:r>
+      <w:r>
+        <w:rPr/>
+        <w:t xml:space="preserve"> </w:t>
+      </w:r>
+      <w:r>
+        <w:rPr/>
+        <w:t xml:space="preserve">op </w:t>
+      </w:r>
+      <w:r>
+        <w:rPr/>
+        <w:t>de</w:t>
+      </w:r>
+      <w:r>
+        <w:rPr/>
+        <w:t xml:space="preserve"> hoogte gesteld van het project. En hebben wij gepraat </w:t>
+      </w:r>
+      <w:r>
+        <w:rPr/>
+        <w:t>over wat</w:t>
+      </w:r>
+      <w:r>
+        <w:rPr/>
+        <w:t xml:space="preserve"> hij nog kan verwachten. </w:t>
+      </w:r>
+    </w:p>
+    <w:p>
+      <w:pPr>
+        <w:pStyle w:val="Lijstalinea"/>
+        <w:ind w:left="720"/>
+      </w:pPr>
+    </w:p>
+    <w:p>
+      <w:pPr>
+        <w:pStyle w:val="Lijstalinea"/>
+        <w:ind w:left="720"/>
+      </w:pPr>
+    </w:p>
+    <w:p>
+      <w:pPr>
+        <w:pStyle w:val="Lijstalinea"/>
+        <w:ind w:left="720"/>
+      </w:pPr>
+    </w:p>
+    <w:p>
+      <w:pPr>
+        <w:pStyle w:val="Lijstalinea"/>
+        <w:numPr>
+          <w:ilvl w:val="0"/>
+          <w:numId w:val="39"/>
+        </w:numPr>
+        <w:rPr>
+          <w:b w:val="1"/>
+          <w:bCs w:val="1"/>
+        </w:rPr>
+      </w:pPr>
+      <w:r>
+        <w:rPr>
+          <w:b w:val="1"/>
+          <w:bCs w:val="1"/>
+        </w:rPr>
+        <w:t>Stand van zaken Sprint 3</w:t>
+      </w:r>
+    </w:p>
+    <w:p>
+      <w:pPr>
+        <w:pStyle w:val="Lijstalinea"/>
+        <w:ind w:left="720"/>
+        <w:rPr>
+          <w:b w:val="0"/>
+          <w:bCs w:val="0"/>
+        </w:rPr>
+      </w:pPr>
+    </w:p>
+    <w:p>
+      <w:pPr>
+        <w:pStyle w:val="Lijstalinea"/>
+        <w:ind w:left="720"/>
+        <w:rPr>
+          <w:b w:val="0"/>
+          <w:bCs w:val="0"/>
+        </w:rPr>
+      </w:pPr>
+      <w:r>
+        <w:rPr>
+          <w:b w:val="0"/>
+          <w:bCs w:val="0"/>
+        </w:rPr>
+        <w:t>De focus van sprint 3 ligt op het afronden van het project.</w:t>
+      </w:r>
+    </w:p>
+    <w:p>
+      <w:pPr>
+        <w:pStyle w:val="Lijstalinea"/>
+        <w:ind w:left="720"/>
+        <w:rPr>
+          <w:b w:val="0"/>
+          <w:bCs w:val="0"/>
+        </w:rPr>
+      </w:pPr>
+      <w:r>
+        <w:rPr>
+          <w:b w:val="0"/>
+          <w:bCs w:val="0"/>
+        </w:rPr>
+        <w:t>Dit betekent dat:</w:t>
+      </w:r>
+    </w:p>
+    <w:p>
+      <w:pPr>
+        <w:pStyle w:val="Lijstalinea"/>
+        <w:ind w:left="720"/>
+        <w:rPr>
+          <w:b w:val="0"/>
+          <w:bCs w:val="0"/>
+        </w:rPr>
+      </w:pPr>
+    </w:p>
+    <w:p>
+      <w:pPr>
+        <w:pStyle w:val="Lijstalinea"/>
+        <w:ind w:left="720"/>
+        <w:rPr>
+          <w:b w:val="0"/>
+          <w:bCs w:val="0"/>
+          <w:i w:val="1"/>
+          <w:iCs w:val="1"/>
+        </w:rPr>
+      </w:pPr>
+      <w:r>
+        <w:rPr>
+          <w:b w:val="0"/>
+          <w:bCs w:val="0"/>
+          <w:i w:val="1"/>
+          <w:iCs w:val="1"/>
+        </w:rPr>
+        <w:t>De documentatie up-to-date moet zijn.</w:t>
+      </w:r>
+    </w:p>
+    <w:p>
+      <w:pPr>
+        <w:pStyle w:val="Lijstalinea"/>
+        <w:ind w:left="720"/>
+        <w:rPr>
+          <w:b w:val="0"/>
+          <w:bCs w:val="0"/>
+          <w:i w:val="1"/>
+          <w:iCs w:val="1"/>
+        </w:rPr>
+      </w:pPr>
+      <w:r>
+        <w:rPr>
+          <w:b w:val="0"/>
+          <w:bCs w:val="0"/>
+          <w:i w:val="1"/>
+          <w:iCs w:val="1"/>
+        </w:rPr>
+        <w:t xml:space="preserve">De voortgang duidelijk moet zijn in </w:t>
+      </w:r>
+      <w:r>
+        <w:rPr>
+          <w:b w:val="0"/>
+          <w:bCs w:val="0"/>
+          <w:i w:val="1"/>
+          <w:iCs w:val="1"/>
+        </w:rPr>
+        <w:t>Github</w:t>
+      </w:r>
+      <w:r>
+        <w:rPr>
+          <w:b w:val="0"/>
+          <w:bCs w:val="0"/>
+          <w:i w:val="1"/>
+          <w:iCs w:val="1"/>
+        </w:rPr>
+        <w:t>.</w:t>
+      </w:r>
+    </w:p>
+    <w:p>
+      <w:pPr>
+        <w:pStyle w:val="Lijstalinea"/>
+        <w:ind w:left="720"/>
+        <w:rPr>
+          <w:b w:val="0"/>
+          <w:bCs w:val="0"/>
+          <w:i w:val="1"/>
+          <w:iCs w:val="1"/>
+        </w:rPr>
+      </w:pPr>
+      <w:r>
+        <w:rPr>
+          <w:b w:val="0"/>
+          <w:bCs w:val="0"/>
+          <w:i w:val="1"/>
+          <w:iCs w:val="1"/>
+        </w:rPr>
+        <w:t>Het project werkend moet zijn.</w:t>
+      </w:r>
+    </w:p>
+    <w:p>
+      <w:pPr>
+        <w:pStyle w:val="Lijstalinea"/>
+        <w:ind w:left="720"/>
+        <w:rPr>
+          <w:b w:val="0"/>
+          <w:bCs w:val="0"/>
+          <w:i w:val="1"/>
+          <w:iCs w:val="1"/>
+        </w:rPr>
+      </w:pPr>
+    </w:p>
+    <w:p>
+      <w:pPr>
+        <w:pStyle w:val="Lijstalinea"/>
+        <w:numPr>
+          <w:ilvl w:val="0"/>
+          <w:numId w:val="39"/>
+        </w:numPr>
+        <w:rPr>
+          <w:b w:val="1"/>
+          <w:bCs w:val="1"/>
+          <w:i w:val="0"/>
+          <w:iCs w:val="0"/>
+        </w:rPr>
+      </w:pPr>
+      <w:r>
+        <w:rPr>
+          <w:b w:val="1"/>
+          <w:bCs w:val="1"/>
+          <w:i w:val="0"/>
+          <w:iCs w:val="0"/>
+        </w:rPr>
+        <w:t>Github</w:t>
+      </w:r>
+      <w:r>
+        <w:rPr>
+          <w:b w:val="1"/>
+          <w:bCs w:val="1"/>
+          <w:i w:val="0"/>
+          <w:iCs w:val="0"/>
+        </w:rPr>
+        <w:t xml:space="preserve"> en Scrum werkwijze</w:t>
+      </w:r>
+    </w:p>
+    <w:p>
+      <w:pPr>
+        <w:pStyle w:val="Lijstalinea"/>
+        <w:ind w:left="720"/>
+        <w:rPr>
+          <w:b w:val="0"/>
+          <w:bCs w:val="0"/>
+          <w:i w:val="0"/>
+          <w:iCs w:val="0"/>
+        </w:rPr>
+      </w:pPr>
+    </w:p>
+    <w:p>
+      <w:pPr>
+        <w:pStyle w:val="Lijstalinea"/>
+        <w:numPr>
+          <w:ilvl w:val="0"/>
+          <w:numId w:val="40"/>
+        </w:numPr>
+        <w:rPr>
+          <w:b w:val="0"/>
+          <w:bCs w:val="0"/>
+          <w:i w:val="0"/>
+          <w:iCs w:val="0"/>
+        </w:rPr>
+      </w:pPr>
+      <w:r>
+        <w:rPr>
+          <w:b w:val="0"/>
+          <w:bCs w:val="0"/>
+          <w:i w:val="0"/>
+          <w:iCs w:val="0"/>
+        </w:rPr>
+        <w:t>Github</w:t>
+      </w:r>
+      <w:r>
+        <w:rPr>
+          <w:b w:val="0"/>
+          <w:bCs w:val="0"/>
+          <w:i w:val="0"/>
+          <w:iCs w:val="0"/>
+        </w:rPr>
+        <w:t xml:space="preserve"> is de centrale plek voor het project alles moet hier instaan. (Vooral de </w:t>
+      </w:r>
+      <w:r>
+        <w:rPr>
+          <w:b w:val="0"/>
+          <w:bCs w:val="0"/>
+          <w:i w:val="0"/>
+          <w:iCs w:val="0"/>
+        </w:rPr>
+        <w:t>userstories</w:t>
+      </w:r>
+      <w:r>
+        <w:rPr>
+          <w:b w:val="0"/>
+          <w:bCs w:val="0"/>
+          <w:i w:val="0"/>
+          <w:iCs w:val="0"/>
+        </w:rPr>
+        <w:t>!)</w:t>
+      </w:r>
+    </w:p>
+    <w:p>
+      <w:pPr>
+        <w:pStyle w:val="Lijstalinea"/>
+        <w:numPr>
+          <w:ilvl w:val="0"/>
+          <w:numId w:val="40"/>
+        </w:numPr>
+        <w:rPr>
+          <w:b w:val="0"/>
+          <w:bCs w:val="0"/>
+          <w:i w:val="0"/>
+          <w:iCs w:val="0"/>
+        </w:rPr>
+      </w:pPr>
+      <w:r>
+        <w:rPr>
+          <w:b w:val="0"/>
+          <w:bCs w:val="0"/>
+          <w:i w:val="0"/>
+          <w:iCs w:val="0"/>
+        </w:rPr>
+        <w:t>Het scrumboard zag er rommelig uit.</w:t>
+      </w:r>
+    </w:p>
+    <w:p>
+      <w:pPr>
+        <w:pStyle w:val="Lijstalinea"/>
+        <w:numPr>
+          <w:ilvl w:val="0"/>
+          <w:numId w:val="42"/>
+        </w:numPr>
+        <w:rPr>
+          <w:b w:val="0"/>
+          <w:bCs w:val="0"/>
+          <w:i w:val="0"/>
+          <w:iCs w:val="0"/>
+        </w:rPr>
+      </w:pPr>
+      <w:r>
+        <w:rPr>
+          <w:b w:val="0"/>
+          <w:bCs w:val="0"/>
+          <w:i w:val="0"/>
+          <w:iCs w:val="0"/>
+        </w:rPr>
+        <w:t>Userstories</w:t>
+      </w:r>
+      <w:r>
+        <w:rPr>
+          <w:b w:val="0"/>
+          <w:bCs w:val="0"/>
+          <w:i w:val="0"/>
+          <w:iCs w:val="0"/>
+        </w:rPr>
+        <w:t xml:space="preserve"> moeten worden bijgehouden zodat je weet wat je doet. (SCRUM)</w:t>
+      </w:r>
+    </w:p>
+    <w:p>
+      <w:pPr>
+        <w:pStyle w:val="Standaard"/>
+        <w:rPr>
+          <w:b w:val="0"/>
+          <w:bCs w:val="0"/>
+          <w:i w:val="0"/>
+          <w:iCs w:val="0"/>
+        </w:rPr>
+      </w:pPr>
+    </w:p>
+    <w:p>
+      <w:pPr>
+        <w:pStyle w:val="Lijstalinea"/>
+        <w:ind w:left="720"/>
+        <w:rPr>
+          <w:b w:val="1"/>
+          <w:bCs w:val="1"/>
+          <w:i w:val="0"/>
+          <w:iCs w:val="0"/>
+        </w:rPr>
+      </w:pPr>
+    </w:p>
+    <w:p>
+      <w:pPr/>
+      <w:r>
+        <w:br w:type="page"/>
+      </w:r>
+    </w:p>
+    <w:p>
+      <w:pPr>
+        <w:pStyle w:val="Lijstalinea"/>
+        <w:numPr>
+          <w:ilvl w:val="0"/>
+          <w:numId w:val="39"/>
+        </w:numPr>
+        <w:rPr>
+          <w:b w:val="1"/>
+          <w:bCs w:val="1"/>
+          <w:i w:val="0"/>
+          <w:iCs w:val="0"/>
+        </w:rPr>
+      </w:pPr>
+      <w:r>
+        <w:rPr>
+          <w:b w:val="1"/>
+          <w:bCs w:val="1"/>
+          <w:i w:val="0"/>
+          <w:iCs w:val="0"/>
+        </w:rPr>
+        <w:t xml:space="preserve">Verwachtingen van de Product </w:t>
+      </w:r>
+      <w:r>
+        <w:rPr>
+          <w:b w:val="1"/>
+          <w:bCs w:val="1"/>
+          <w:i w:val="0"/>
+          <w:iCs w:val="0"/>
+        </w:rPr>
+        <w:t>Owner</w:t>
+      </w:r>
+    </w:p>
+    <w:p>
+      <w:pPr>
+        <w:pStyle w:val="Lijstalinea"/>
+        <w:ind w:left="720"/>
+        <w:rPr>
+          <w:b w:val="1"/>
+          <w:bCs w:val="1"/>
+          <w:i w:val="0"/>
+          <w:iCs w:val="0"/>
+        </w:rPr>
+      </w:pPr>
+    </w:p>
+    <w:p>
+      <w:pPr>
+        <w:pStyle w:val="Lijstalinea"/>
+        <w:numPr>
+          <w:ilvl w:val="0"/>
+          <w:numId w:val="43"/>
+        </w:numPr>
+        <w:rPr>
+          <w:b w:val="0"/>
+          <w:bCs w:val="0"/>
+          <w:i w:val="0"/>
+          <w:iCs w:val="0"/>
+        </w:rPr>
+      </w:pPr>
+      <w:r>
+        <w:rPr>
+          <w:b w:val="0"/>
+          <w:bCs w:val="0"/>
+          <w:i w:val="0"/>
+          <w:iCs w:val="0"/>
+        </w:rPr>
+        <w:t>Userstories</w:t>
+      </w:r>
+      <w:r>
+        <w:rPr>
+          <w:b w:val="0"/>
+          <w:bCs w:val="0"/>
+          <w:i w:val="0"/>
+          <w:iCs w:val="0"/>
+        </w:rPr>
+        <w:t xml:space="preserve"> moeten worden bijgehouden in Github.</w:t>
+      </w:r>
+    </w:p>
+    <w:p>
+      <w:pPr>
+        <w:pStyle w:val="Lijstalinea"/>
+        <w:numPr>
+          <w:ilvl w:val="0"/>
+          <w:numId w:val="43"/>
+        </w:numPr>
+        <w:rPr>
+          <w:b w:val="0"/>
+          <w:bCs w:val="0"/>
+          <w:i w:val="0"/>
+          <w:iCs w:val="0"/>
+        </w:rPr>
+      </w:pPr>
+      <w:r>
+        <w:rPr>
+          <w:b w:val="0"/>
+          <w:bCs w:val="0"/>
+          <w:i w:val="0"/>
+          <w:iCs w:val="0"/>
+        </w:rPr>
+        <w:t>Als er nog extra functies komen kan je altijd Christian mailen.</w:t>
+      </w:r>
+    </w:p>
+    <w:p>
+      <w:pPr>
+        <w:pStyle w:val="Lijstalinea"/>
+        <w:numPr>
+          <w:ilvl w:val="0"/>
+          <w:numId w:val="44"/>
+        </w:numPr>
+        <w:rPr>
+          <w:b w:val="0"/>
+          <w:bCs w:val="0"/>
+          <w:i w:val="0"/>
+          <w:iCs w:val="0"/>
+        </w:rPr>
+      </w:pPr>
+      <w:r>
+        <w:rPr>
+          <w:b w:val="0"/>
+          <w:bCs w:val="0"/>
+          <w:i w:val="0"/>
+          <w:iCs w:val="0"/>
+        </w:rPr>
+        <w:t>Het afronden van het project.</w:t>
+      </w:r>
+    </w:p>
+    <w:p/>
+    <w:p>
+      <w:pPr>
+        <w:pStyle w:val="Standaard"/>
+        <w:bidi w:val="0"/>
+        <w:spacing w:before="240" w:beforeAutospacing="off" w:after="240" w:afterAutospacing="off"/>
+        <w:ind w:firstLine="708"/>
+        <w:jc w:val="left"/>
+        <w:rPr>
+          <w:rFonts w:ascii="Aptos" w:hAnsi="Aptos" w:eastAsia="Aptos" w:cs="Aptos"/>
+          <w:b w:val="0"/>
+          <w:bCs w:val="0"/>
+          <w:noProof w:val="0"/>
+          <w:sz w:val="24"/>
+          <w:szCs w:val="24"/>
+          <w:lang w:val="nl-NL"/>
+        </w:rPr>
+      </w:pPr>
+    </w:p>
+    <w:p>
+      <w:pPr>
+        <w:pStyle w:val="Standaard"/>
+        <w:bidi w:val="0"/>
+        <w:spacing w:before="240" w:beforeAutospacing="off" w:after="240" w:afterAutospacing="off"/>
+        <w:jc w:val="left"/>
+        <w:rPr>
+          <w:rFonts w:ascii="Aptos" w:hAnsi="Aptos" w:eastAsia="Aptos" w:cs="Aptos"/>
+          <w:noProof w:val="0"/>
+          <w:sz w:val="24"/>
+          <w:szCs w:val="24"/>
+          <w:lang w:val="nl-NL"/>
+        </w:rPr>
+      </w:pPr>
+    </w:p>
+    <w:p>
+      <w:pPr>
+        <w:pStyle w:val="Standaard"/>
+        <w:bidi w:val="0"/>
+        <w:spacing w:before="240" w:beforeAutospacing="off" w:after="240" w:afterAutospacing="off"/>
+        <w:jc w:val="left"/>
+        <w:rPr>
+          <w:rFonts w:ascii="Aptos" w:hAnsi="Aptos" w:eastAsia="Aptos" w:cs="Aptos"/>
+          <w:noProof w:val="0"/>
+          <w:sz w:val="24"/>
+          <w:szCs w:val="24"/>
+          <w:lang w:val="nl-NL"/>
+        </w:rPr>
+      </w:pPr>
+    </w:p>
+    <w:p>
+      <w:pPr>
+        <w:pStyle w:val="Standaard"/>
+        <w:bidi w:val="0"/>
+        <w:spacing w:before="240" w:beforeAutospacing="off" w:after="240" w:afterAutospacing="off"/>
+        <w:jc w:val="left"/>
+        <w:rPr>
+          <w:rFonts w:ascii="Aptos" w:hAnsi="Aptos" w:eastAsia="Aptos" w:cs="Aptos"/>
+          <w:noProof w:val="0"/>
+          <w:sz w:val="24"/>
+          <w:szCs w:val="24"/>
+          <w:lang w:val="nl-NL"/>
+        </w:rPr>
+      </w:pPr>
+    </w:p>
+    <w:p>
+      <w:pPr>
+        <w:pStyle w:val="Standaard"/>
+        <w:bidi w:val="0"/>
+        <w:spacing w:before="240" w:beforeAutospacing="off" w:after="240" w:afterAutospacing="off" w:line="278" w:lineRule="auto"/>
+        <w:ind w:left="708" w:right="0"/>
+        <w:jc w:val="left"/>
+        <w:rPr>
+          <w:rFonts w:ascii="Aptos" w:hAnsi="Aptos" w:eastAsia="Aptos" w:cs="Aptos"/>
+          <w:noProof w:val="0"/>
+          <w:sz w:val="24"/>
+          <w:szCs w:val="24"/>
+          <w:lang w:val="nl-NL"/>
+        </w:rPr>
+      </w:pPr>
+    </w:p>
+    <w:p>
+      <w:pPr>
+        <w:pStyle w:val="Standaard"/>
+        <w:spacing w:before="240" w:beforeAutospacing="off" w:after="240" w:afterAutospacing="off"/>
+        <w:ind w:left="720"/>
+        <w:rPr>
+          <w:b w:val="0"/>
+          <w:bCs w:val="0"/>
+          <w:noProof w:val="0"/>
+          <w:lang w:val="nl-NL"/>
+        </w:rPr>
+      </w:pPr>
+    </w:p>
+    <w:p>
+      <w:pPr>
+        <w:pStyle w:val="Standaard"/>
+        <w:spacing w:before="240" w:beforeAutospacing="off" w:after="240" w:afterAutospacing="off"/>
+        <w:ind w:left="0"/>
+        <w:rPr>
+          <w:b w:val="1"/>
+          <w:bCs w:val="1"/>
+          <w:noProof w:val="0"/>
+          <w:lang w:val="nl-NL"/>
+        </w:rPr>
+      </w:pPr>
+    </w:p>
+    <w:p>
+      <w:pPr>
+        <w:pStyle w:val="Lijstalinea"/>
+        <w:ind w:left="720"/>
+        <w:rPr>
+          <w:sz w:val="24"/>
+          <w:szCs w:val="24"/>
+        </w:rPr>
+      </w:pPr>
+    </w:p>
+    <w:p>
+      <w:pPr>
+        <w:pStyle w:val="Standaard"/>
+      </w:pPr>
+    </w:p>
+    <w:p>
+      <w:pPr>
+        <w:pStyle w:val="Standaard"/>
+        <w:ind w:left="0"/>
+      </w:pPr>
     </w:p>
     <w:p>
       <w:r>
@@ -1581,17 +6378,2403 @@
     </w:p>
     <w:p/>
     <w:sectPr>
-      <w:pgSz w:w="11906" w:h="16838"/>
+      <w:pgSz w:w="11906" w:h="16838" w:orient="portrait"/>
       <w:pgMar w:top="1417" w:right="1417" w:bottom="1417" w:left="1417" w:header="708" w:footer="708" w:gutter="0"/>
       <w:cols w:space="708"/>
       <w:docGrid w:linePitch="360"/>
+      <w:headerReference w:type="default" r:id="Reb3229e05b7f4520"/>
+      <w:footerReference w:type="default" r:id="R523382e50a014ba0"/>
     </w:sectPr>
   </w:body>
 </w:document>
 </file>
 
+<file path=word/footer.xml><?xml version="1.0" encoding="utf-8"?>
+<w:ftr xmlns:w14="http://schemas.microsoft.com/office/word/2010/wordml" xmlns:w="http://schemas.openxmlformats.org/wordprocessingml/2006/main">
+  <w:tbl>
+    <w:tblPr>
+      <w:tblStyle w:val="Standaardtabel"/>
+      <w:bidiVisual w:val="0"/>
+      <w:tblW w:w="0" w:type="auto"/>
+      <w:tblLook w:val="06A0" w:firstRow="1" w:lastRow="0" w:firstColumn="1" w:lastColumn="0" w:noHBand="1" w:noVBand="1"/>
+    </w:tblPr>
+    <w:tblGrid>
+      <w:gridCol w:w="3020"/>
+      <w:gridCol w:w="3020"/>
+      <w:gridCol w:w="3020"/>
+    </w:tblGrid>
+    <w:tr>
+      <w:trPr>
+        <w:trHeight w:val="300"/>
+      </w:trPr>
+      <w:tc>
+        <w:tcPr>
+          <w:tcW w:w="3020" w:type="dxa"/>
+          <w:tcMar/>
+        </w:tcPr>
+        <w:p>
+          <w:pPr>
+            <w:pStyle w:val="Header"/>
+            <w:bidi w:val="0"/>
+            <w:ind w:left="-115"/>
+            <w:jc w:val="left"/>
+          </w:pPr>
+        </w:p>
+      </w:tc>
+      <w:tc>
+        <w:tcPr>
+          <w:tcW w:w="3020" w:type="dxa"/>
+          <w:tcMar/>
+        </w:tcPr>
+        <w:p>
+          <w:pPr>
+            <w:pStyle w:val="Header"/>
+            <w:bidi w:val="0"/>
+            <w:jc w:val="center"/>
+          </w:pPr>
+        </w:p>
+      </w:tc>
+      <w:tc>
+        <w:tcPr>
+          <w:tcW w:w="3020" w:type="dxa"/>
+          <w:tcMar/>
+        </w:tcPr>
+        <w:p>
+          <w:pPr>
+            <w:pStyle w:val="Header"/>
+            <w:bidi w:val="0"/>
+            <w:ind w:right="-115"/>
+            <w:jc w:val="right"/>
+          </w:pPr>
+        </w:p>
+      </w:tc>
+    </w:tr>
+  </w:tbl>
+  <w:p>
+    <w:pPr>
+      <w:pStyle w:val="Footer"/>
+      <w:bidi w:val="0"/>
+    </w:pPr>
+  </w:p>
+</w:ftr>
+</file>
+
+<file path=word/header.xml><?xml version="1.0" encoding="utf-8"?>
+<w:hdr xmlns:w14="http://schemas.microsoft.com/office/word/2010/wordml" xmlns:w="http://schemas.openxmlformats.org/wordprocessingml/2006/main">
+  <w:tbl>
+    <w:tblPr>
+      <w:tblStyle w:val="Standaardtabel"/>
+      <w:bidiVisual w:val="0"/>
+      <w:tblW w:w="0" w:type="auto"/>
+      <w:tblLook w:val="06A0" w:firstRow="1" w:lastRow="0" w:firstColumn="1" w:lastColumn="0" w:noHBand="1" w:noVBand="1"/>
+    </w:tblPr>
+    <w:tblGrid>
+      <w:gridCol w:w="3020"/>
+      <w:gridCol w:w="3020"/>
+      <w:gridCol w:w="3020"/>
+    </w:tblGrid>
+    <w:tr>
+      <w:trPr>
+        <w:trHeight w:val="300"/>
+      </w:trPr>
+      <w:tc>
+        <w:tcPr>
+          <w:tcW w:w="3020" w:type="dxa"/>
+          <w:tcMar/>
+        </w:tcPr>
+        <w:p>
+          <w:pPr>
+            <w:pStyle w:val="Header"/>
+            <w:bidi w:val="0"/>
+            <w:ind w:left="-115"/>
+            <w:jc w:val="left"/>
+          </w:pPr>
+        </w:p>
+      </w:tc>
+      <w:tc>
+        <w:tcPr>
+          <w:tcW w:w="3020" w:type="dxa"/>
+          <w:tcMar/>
+        </w:tcPr>
+        <w:p>
+          <w:pPr>
+            <w:pStyle w:val="Header"/>
+            <w:bidi w:val="0"/>
+            <w:jc w:val="center"/>
+          </w:pPr>
+        </w:p>
+      </w:tc>
+      <w:tc>
+        <w:tcPr>
+          <w:tcW w:w="3020" w:type="dxa"/>
+          <w:tcMar/>
+        </w:tcPr>
+        <w:p>
+          <w:pPr>
+            <w:pStyle w:val="Header"/>
+            <w:bidi w:val="0"/>
+            <w:ind w:right="-115"/>
+            <w:jc w:val="right"/>
+          </w:pPr>
+        </w:p>
+      </w:tc>
+    </w:tr>
+  </w:tbl>
+  <w:p>
+    <w:pPr>
+      <w:pStyle w:val="Header"/>
+      <w:bidi w:val="0"/>
+    </w:pPr>
+  </w:p>
+</w:hdr>
+</file>
+
 <file path=word/numbering.xml><?xml version="1.0" encoding="utf-8"?>
 <w:numbering xmlns:wpc="http://schemas.microsoft.com/office/word/2010/wordprocessingCanvas" xmlns:cx="http://schemas.microsoft.com/office/drawing/2014/chartex" xmlns:cx1="http://schemas.microsoft.com/office/drawing/2015/9/8/chartex" xmlns:cx2="http://schemas.microsoft.com/office/drawing/2015/10/21/chartex" xmlns:cx3="http://schemas.microsoft.com/office/drawing/2016/5/9/chartex" xmlns:cx4="http://schemas.microsoft.com/office/drawing/2016/5/10/chartex" xmlns:cx5="http://schemas.microsoft.com/office/drawing/2016/5/11/chartex" xmlns:cx6="http://schemas.microsoft.com/office/drawing/2016/5/12/chartex" xmlns:cx7="http://schemas.microsoft.com/office/drawing/2016/5/13/chartex" xmlns:cx8="http://schemas.microsoft.com/office/drawing/2016/5/14/chartex" xmlns:mc="http://schemas.openxmlformats.org/markup-compatibility/2006" xmlns:aink="http://schemas.microsoft.com/office/drawing/2016/ink" xmlns:am3d="http://schemas.microsoft.com/office/drawing/2017/model3d" xmlns:o="urn:schemas-microsoft-com:office:office" xmlns:oel="http://schemas.microsoft.com/office/2019/extlst" xmlns:r="http://schemas.openxmlformats.org/officeDocument/2006/relationships" xmlns:m="http://schemas.openxmlformats.org/officeDocument/2006/math" xmlns:v="urn:schemas-microsoft-com:vml" xmlns:wp14="http://schemas.microsoft.com/office/word/2010/wordprocessingDrawing" xmlns:wp="http://schemas.openxmlformats.org/drawingml/2006/wordprocessingDrawing" xmlns:w10="urn:schemas-microsoft-com:office:word" xmlns:w="http://schemas.openxmlformats.org/wordprocessingml/2006/main" xmlns:w14="http://schemas.microsoft.com/office/word/2010/wordml" xmlns:w15="http://schemas.microsoft.com/office/word/2012/wordml" xmlns:w16cex="http://schemas.microsoft.com/office/word/2018/wordml/cex" xmlns:w16cid="http://schemas.microsoft.com/office/word/2016/wordml/cid" xmlns:w16="http://schemas.microsoft.com/office/word/2018/wordml" xmlns:w16du="http://schemas.microsoft.com/office/word/2023/wordml/word16du" xmlns:w16sdtdh="http://schemas.microsoft.com/office/word/2020/wordml/sdtdatahash" xmlns:w16sdtfl="http://schemas.microsoft.com/office/word/2024/wordml/sdtformatlock" xmlns:w16se="http://schemas.microsoft.com/office/word/2015/wordml/symex" xmlns:wpg="http://schemas.microsoft.com/office/word/2010/wordprocessingGroup" xmlns:wpi="http://schemas.microsoft.com/office/word/2010/wordprocessingInk" xmlns:wne="http://schemas.microsoft.com/office/word/2006/wordml" xmlns:wps="http://schemas.microsoft.com/office/word/2010/wordprocessingShape" mc:Ignorable="w14 w15 w16se w16cid w16 w16cex w16sdtdh w16sdtfl w16du wp14">
+  <w:abstractNum xmlns:w="http://schemas.openxmlformats.org/wordprocessingml/2006/main" w:abstractNumId="49">
+    <w:nsid w:val="3d25d695"/>
+    <w:multiLevelType xmlns:w="http://schemas.openxmlformats.org/wordprocessingml/2006/main" w:val="hybridMultilevel"/>
+    <w:lvl xmlns:w="http://schemas.openxmlformats.org/wordprocessingml/2006/main" w:ilvl="0">
+      <w:start w:val="1"/>
+      <w:numFmt w:val="bullet"/>
+      <w:lvlText w:val=""/>
+      <w:lvlJc w:val="left"/>
+      <w:pPr>
+        <w:ind w:left="720" w:hanging="360"/>
+      </w:pPr>
+      <w:rPr>
+        <w:rFonts w:hint="default" w:ascii="Symbol" w:hAnsi="Symbol"/>
+      </w:rPr>
+    </w:lvl>
+    <w:lvl xmlns:w="http://schemas.openxmlformats.org/wordprocessingml/2006/main" w:ilvl="1">
+      <w:start w:val="1"/>
+      <w:numFmt w:val="bullet"/>
+      <w:lvlText w:val="o"/>
+      <w:lvlJc w:val="left"/>
+      <w:pPr>
+        <w:ind w:left="1440" w:hanging="360"/>
+      </w:pPr>
+      <w:rPr>
+        <w:rFonts w:hint="default" w:ascii="Courier New" w:hAnsi="Courier New"/>
+      </w:rPr>
+    </w:lvl>
+    <w:lvl xmlns:w="http://schemas.openxmlformats.org/wordprocessingml/2006/main" w:ilvl="2">
+      <w:start w:val="1"/>
+      <w:numFmt w:val="bullet"/>
+      <w:lvlText w:val=""/>
+      <w:lvlJc w:val="left"/>
+      <w:pPr>
+        <w:ind w:left="2160" w:hanging="360"/>
+      </w:pPr>
+      <w:rPr>
+        <w:rFonts w:hint="default" w:ascii="Wingdings" w:hAnsi="Wingdings"/>
+      </w:rPr>
+    </w:lvl>
+    <w:lvl xmlns:w="http://schemas.openxmlformats.org/wordprocessingml/2006/main" w:ilvl="3">
+      <w:start w:val="1"/>
+      <w:numFmt w:val="bullet"/>
+      <w:lvlText w:val=""/>
+      <w:lvlJc w:val="left"/>
+      <w:pPr>
+        <w:ind w:left="2880" w:hanging="360"/>
+      </w:pPr>
+      <w:rPr>
+        <w:rFonts w:hint="default" w:ascii="Symbol" w:hAnsi="Symbol"/>
+      </w:rPr>
+    </w:lvl>
+    <w:lvl xmlns:w="http://schemas.openxmlformats.org/wordprocessingml/2006/main" w:ilvl="4">
+      <w:start w:val="1"/>
+      <w:numFmt w:val="bullet"/>
+      <w:lvlText w:val="o"/>
+      <w:lvlJc w:val="left"/>
+      <w:pPr>
+        <w:ind w:left="3600" w:hanging="360"/>
+      </w:pPr>
+      <w:rPr>
+        <w:rFonts w:hint="default" w:ascii="Courier New" w:hAnsi="Courier New"/>
+      </w:rPr>
+    </w:lvl>
+    <w:lvl xmlns:w="http://schemas.openxmlformats.org/wordprocessingml/2006/main" w:ilvl="5">
+      <w:start w:val="1"/>
+      <w:numFmt w:val="bullet"/>
+      <w:lvlText w:val=""/>
+      <w:lvlJc w:val="left"/>
+      <w:pPr>
+        <w:ind w:left="4320" w:hanging="360"/>
+      </w:pPr>
+      <w:rPr>
+        <w:rFonts w:hint="default" w:ascii="Wingdings" w:hAnsi="Wingdings"/>
+      </w:rPr>
+    </w:lvl>
+    <w:lvl xmlns:w="http://schemas.openxmlformats.org/wordprocessingml/2006/main" w:ilvl="6">
+      <w:start w:val="1"/>
+      <w:numFmt w:val="bullet"/>
+      <w:lvlText w:val=""/>
+      <w:lvlJc w:val="left"/>
+      <w:pPr>
+        <w:ind w:left="5040" w:hanging="360"/>
+      </w:pPr>
+      <w:rPr>
+        <w:rFonts w:hint="default" w:ascii="Symbol" w:hAnsi="Symbol"/>
+      </w:rPr>
+    </w:lvl>
+    <w:lvl xmlns:w="http://schemas.openxmlformats.org/wordprocessingml/2006/main" w:ilvl="7">
+      <w:start w:val="1"/>
+      <w:numFmt w:val="bullet"/>
+      <w:lvlText w:val="o"/>
+      <w:lvlJc w:val="left"/>
+      <w:pPr>
+        <w:ind w:left="5760" w:hanging="360"/>
+      </w:pPr>
+      <w:rPr>
+        <w:rFonts w:hint="default" w:ascii="Courier New" w:hAnsi="Courier New"/>
+      </w:rPr>
+    </w:lvl>
+    <w:lvl xmlns:w="http://schemas.openxmlformats.org/wordprocessingml/2006/main" w:ilvl="8">
+      <w:start w:val="1"/>
+      <w:numFmt w:val="bullet"/>
+      <w:lvlText w:val=""/>
+      <w:lvlJc w:val="left"/>
+      <w:pPr>
+        <w:ind w:left="6480" w:hanging="360"/>
+      </w:pPr>
+      <w:rPr>
+        <w:rFonts w:hint="default" w:ascii="Wingdings" w:hAnsi="Wingdings"/>
+      </w:rPr>
+    </w:lvl>
+  </w:abstractNum>
+  <w:abstractNum xmlns:w="http://schemas.openxmlformats.org/wordprocessingml/2006/main" w:abstractNumId="48">
+    <w:nsid w:val="4e05052c"/>
+    <w:multiLevelType xmlns:w="http://schemas.openxmlformats.org/wordprocessingml/2006/main" w:val="hybridMultilevel"/>
+    <w:lvl xmlns:w="http://schemas.openxmlformats.org/wordprocessingml/2006/main" w:ilvl="0">
+      <w:start w:val="1"/>
+      <w:numFmt w:val="bullet"/>
+      <w:lvlText w:val=""/>
+      <w:lvlJc w:val="left"/>
+      <w:pPr>
+        <w:ind w:left="720" w:hanging="360"/>
+      </w:pPr>
+      <w:rPr>
+        <w:rFonts w:hint="default" w:ascii="Symbol" w:hAnsi="Symbol"/>
+      </w:rPr>
+    </w:lvl>
+    <w:lvl xmlns:w="http://schemas.openxmlformats.org/wordprocessingml/2006/main" w:ilvl="1">
+      <w:start w:val="1"/>
+      <w:numFmt w:val="bullet"/>
+      <w:lvlText w:val="o"/>
+      <w:lvlJc w:val="left"/>
+      <w:pPr>
+        <w:ind w:left="1440" w:hanging="360"/>
+      </w:pPr>
+      <w:rPr>
+        <w:rFonts w:hint="default" w:ascii="Courier New" w:hAnsi="Courier New"/>
+      </w:rPr>
+    </w:lvl>
+    <w:lvl xmlns:w="http://schemas.openxmlformats.org/wordprocessingml/2006/main" w:ilvl="2">
+      <w:start w:val="1"/>
+      <w:numFmt w:val="bullet"/>
+      <w:lvlText w:val=""/>
+      <w:lvlJc w:val="left"/>
+      <w:pPr>
+        <w:ind w:left="2160" w:hanging="360"/>
+      </w:pPr>
+      <w:rPr>
+        <w:rFonts w:hint="default" w:ascii="Wingdings" w:hAnsi="Wingdings"/>
+      </w:rPr>
+    </w:lvl>
+    <w:lvl xmlns:w="http://schemas.openxmlformats.org/wordprocessingml/2006/main" w:ilvl="3">
+      <w:start w:val="1"/>
+      <w:numFmt w:val="bullet"/>
+      <w:lvlText w:val=""/>
+      <w:lvlJc w:val="left"/>
+      <w:pPr>
+        <w:ind w:left="2880" w:hanging="360"/>
+      </w:pPr>
+      <w:rPr>
+        <w:rFonts w:hint="default" w:ascii="Symbol" w:hAnsi="Symbol"/>
+      </w:rPr>
+    </w:lvl>
+    <w:lvl xmlns:w="http://schemas.openxmlformats.org/wordprocessingml/2006/main" w:ilvl="4">
+      <w:start w:val="1"/>
+      <w:numFmt w:val="bullet"/>
+      <w:lvlText w:val="o"/>
+      <w:lvlJc w:val="left"/>
+      <w:pPr>
+        <w:ind w:left="3600" w:hanging="360"/>
+      </w:pPr>
+      <w:rPr>
+        <w:rFonts w:hint="default" w:ascii="Courier New" w:hAnsi="Courier New"/>
+      </w:rPr>
+    </w:lvl>
+    <w:lvl xmlns:w="http://schemas.openxmlformats.org/wordprocessingml/2006/main" w:ilvl="5">
+      <w:start w:val="1"/>
+      <w:numFmt w:val="bullet"/>
+      <w:lvlText w:val=""/>
+      <w:lvlJc w:val="left"/>
+      <w:pPr>
+        <w:ind w:left="4320" w:hanging="360"/>
+      </w:pPr>
+      <w:rPr>
+        <w:rFonts w:hint="default" w:ascii="Wingdings" w:hAnsi="Wingdings"/>
+      </w:rPr>
+    </w:lvl>
+    <w:lvl xmlns:w="http://schemas.openxmlformats.org/wordprocessingml/2006/main" w:ilvl="6">
+      <w:start w:val="1"/>
+      <w:numFmt w:val="bullet"/>
+      <w:lvlText w:val=""/>
+      <w:lvlJc w:val="left"/>
+      <w:pPr>
+        <w:ind w:left="5040" w:hanging="360"/>
+      </w:pPr>
+      <w:rPr>
+        <w:rFonts w:hint="default" w:ascii="Symbol" w:hAnsi="Symbol"/>
+      </w:rPr>
+    </w:lvl>
+    <w:lvl xmlns:w="http://schemas.openxmlformats.org/wordprocessingml/2006/main" w:ilvl="7">
+      <w:start w:val="1"/>
+      <w:numFmt w:val="bullet"/>
+      <w:lvlText w:val="o"/>
+      <w:lvlJc w:val="left"/>
+      <w:pPr>
+        <w:ind w:left="5760" w:hanging="360"/>
+      </w:pPr>
+      <w:rPr>
+        <w:rFonts w:hint="default" w:ascii="Courier New" w:hAnsi="Courier New"/>
+      </w:rPr>
+    </w:lvl>
+    <w:lvl xmlns:w="http://schemas.openxmlformats.org/wordprocessingml/2006/main" w:ilvl="8">
+      <w:start w:val="1"/>
+      <w:numFmt w:val="bullet"/>
+      <w:lvlText w:val=""/>
+      <w:lvlJc w:val="left"/>
+      <w:pPr>
+        <w:ind w:left="6480" w:hanging="360"/>
+      </w:pPr>
+      <w:rPr>
+        <w:rFonts w:hint="default" w:ascii="Wingdings" w:hAnsi="Wingdings"/>
+      </w:rPr>
+    </w:lvl>
+  </w:abstractNum>
+  <w:abstractNum xmlns:w="http://schemas.openxmlformats.org/wordprocessingml/2006/main" w:abstractNumId="47">
+    <w:nsid w:val="72a7e61f"/>
+    <w:multiLevelType xmlns:w="http://schemas.openxmlformats.org/wordprocessingml/2006/main" w:val="hybridMultilevel"/>
+    <w:lvl xmlns:w="http://schemas.openxmlformats.org/wordprocessingml/2006/main" w:ilvl="0">
+      <w:start w:val="1"/>
+      <w:numFmt w:val="bullet"/>
+      <w:lvlText w:val="-"/>
+      <w:lvlJc w:val="left"/>
+      <w:pPr>
+        <w:ind w:left="1080" w:hanging="360"/>
+      </w:pPr>
+      <w:rPr>
+        <w:rFonts w:hint="default" w:ascii="Aptos" w:hAnsi="Aptos"/>
+      </w:rPr>
+    </w:lvl>
+    <w:lvl xmlns:w="http://schemas.openxmlformats.org/wordprocessingml/2006/main" w:ilvl="1">
+      <w:start w:val="1"/>
+      <w:numFmt w:val="bullet"/>
+      <w:lvlText w:val="o"/>
+      <w:lvlJc w:val="left"/>
+      <w:pPr>
+        <w:ind w:left="1800" w:hanging="360"/>
+      </w:pPr>
+      <w:rPr>
+        <w:rFonts w:hint="default" w:ascii="Courier New" w:hAnsi="Courier New"/>
+      </w:rPr>
+    </w:lvl>
+    <w:lvl xmlns:w="http://schemas.openxmlformats.org/wordprocessingml/2006/main" w:ilvl="2">
+      <w:start w:val="1"/>
+      <w:numFmt w:val="bullet"/>
+      <w:lvlText w:val=""/>
+      <w:lvlJc w:val="left"/>
+      <w:pPr>
+        <w:ind w:left="2520" w:hanging="360"/>
+      </w:pPr>
+      <w:rPr>
+        <w:rFonts w:hint="default" w:ascii="Wingdings" w:hAnsi="Wingdings"/>
+      </w:rPr>
+    </w:lvl>
+    <w:lvl xmlns:w="http://schemas.openxmlformats.org/wordprocessingml/2006/main" w:ilvl="3">
+      <w:start w:val="1"/>
+      <w:numFmt w:val="bullet"/>
+      <w:lvlText w:val=""/>
+      <w:lvlJc w:val="left"/>
+      <w:pPr>
+        <w:ind w:left="3240" w:hanging="360"/>
+      </w:pPr>
+      <w:rPr>
+        <w:rFonts w:hint="default" w:ascii="Symbol" w:hAnsi="Symbol"/>
+      </w:rPr>
+    </w:lvl>
+    <w:lvl xmlns:w="http://schemas.openxmlformats.org/wordprocessingml/2006/main" w:ilvl="4">
+      <w:start w:val="1"/>
+      <w:numFmt w:val="bullet"/>
+      <w:lvlText w:val="o"/>
+      <w:lvlJc w:val="left"/>
+      <w:pPr>
+        <w:ind w:left="3960" w:hanging="360"/>
+      </w:pPr>
+      <w:rPr>
+        <w:rFonts w:hint="default" w:ascii="Courier New" w:hAnsi="Courier New"/>
+      </w:rPr>
+    </w:lvl>
+    <w:lvl xmlns:w="http://schemas.openxmlformats.org/wordprocessingml/2006/main" w:ilvl="5">
+      <w:start w:val="1"/>
+      <w:numFmt w:val="bullet"/>
+      <w:lvlText w:val=""/>
+      <w:lvlJc w:val="left"/>
+      <w:pPr>
+        <w:ind w:left="4680" w:hanging="360"/>
+      </w:pPr>
+      <w:rPr>
+        <w:rFonts w:hint="default" w:ascii="Wingdings" w:hAnsi="Wingdings"/>
+      </w:rPr>
+    </w:lvl>
+    <w:lvl xmlns:w="http://schemas.openxmlformats.org/wordprocessingml/2006/main" w:ilvl="6">
+      <w:start w:val="1"/>
+      <w:numFmt w:val="bullet"/>
+      <w:lvlText w:val=""/>
+      <w:lvlJc w:val="left"/>
+      <w:pPr>
+        <w:ind w:left="5400" w:hanging="360"/>
+      </w:pPr>
+      <w:rPr>
+        <w:rFonts w:hint="default" w:ascii="Symbol" w:hAnsi="Symbol"/>
+      </w:rPr>
+    </w:lvl>
+    <w:lvl xmlns:w="http://schemas.openxmlformats.org/wordprocessingml/2006/main" w:ilvl="7">
+      <w:start w:val="1"/>
+      <w:numFmt w:val="bullet"/>
+      <w:lvlText w:val="o"/>
+      <w:lvlJc w:val="left"/>
+      <w:pPr>
+        <w:ind w:left="6120" w:hanging="360"/>
+      </w:pPr>
+      <w:rPr>
+        <w:rFonts w:hint="default" w:ascii="Courier New" w:hAnsi="Courier New"/>
+      </w:rPr>
+    </w:lvl>
+    <w:lvl xmlns:w="http://schemas.openxmlformats.org/wordprocessingml/2006/main" w:ilvl="8">
+      <w:start w:val="1"/>
+      <w:numFmt w:val="bullet"/>
+      <w:lvlText w:val=""/>
+      <w:lvlJc w:val="left"/>
+      <w:pPr>
+        <w:ind w:left="6840" w:hanging="360"/>
+      </w:pPr>
+      <w:rPr>
+        <w:rFonts w:hint="default" w:ascii="Wingdings" w:hAnsi="Wingdings"/>
+      </w:rPr>
+    </w:lvl>
+  </w:abstractNum>
+  <w:abstractNum xmlns:w="http://schemas.openxmlformats.org/wordprocessingml/2006/main" w:abstractNumId="46">
+    <w:nsid w:val="6dec7c36"/>
+    <w:multiLevelType xmlns:w="http://schemas.openxmlformats.org/wordprocessingml/2006/main" w:val="hybridMultilevel"/>
+    <w:lvl xmlns:w="http://schemas.openxmlformats.org/wordprocessingml/2006/main" w:ilvl="0">
+      <w:start w:val="1"/>
+      <w:numFmt w:val="bullet"/>
+      <w:lvlText w:val="-"/>
+      <w:lvlJc w:val="left"/>
+      <w:pPr>
+        <w:ind w:left="1080" w:hanging="360"/>
+      </w:pPr>
+      <w:rPr>
+        <w:rFonts w:hint="default" w:ascii="Aptos" w:hAnsi="Aptos"/>
+      </w:rPr>
+    </w:lvl>
+    <w:lvl xmlns:w="http://schemas.openxmlformats.org/wordprocessingml/2006/main" w:ilvl="1">
+      <w:start w:val="1"/>
+      <w:numFmt w:val="bullet"/>
+      <w:lvlText w:val="o"/>
+      <w:lvlJc w:val="left"/>
+      <w:pPr>
+        <w:ind w:left="1800" w:hanging="360"/>
+      </w:pPr>
+      <w:rPr>
+        <w:rFonts w:hint="default" w:ascii="Courier New" w:hAnsi="Courier New"/>
+      </w:rPr>
+    </w:lvl>
+    <w:lvl xmlns:w="http://schemas.openxmlformats.org/wordprocessingml/2006/main" w:ilvl="2">
+      <w:start w:val="1"/>
+      <w:numFmt w:val="bullet"/>
+      <w:lvlText w:val=""/>
+      <w:lvlJc w:val="left"/>
+      <w:pPr>
+        <w:ind w:left="2520" w:hanging="360"/>
+      </w:pPr>
+      <w:rPr>
+        <w:rFonts w:hint="default" w:ascii="Wingdings" w:hAnsi="Wingdings"/>
+      </w:rPr>
+    </w:lvl>
+    <w:lvl xmlns:w="http://schemas.openxmlformats.org/wordprocessingml/2006/main" w:ilvl="3">
+      <w:start w:val="1"/>
+      <w:numFmt w:val="bullet"/>
+      <w:lvlText w:val=""/>
+      <w:lvlJc w:val="left"/>
+      <w:pPr>
+        <w:ind w:left="3240" w:hanging="360"/>
+      </w:pPr>
+      <w:rPr>
+        <w:rFonts w:hint="default" w:ascii="Symbol" w:hAnsi="Symbol"/>
+      </w:rPr>
+    </w:lvl>
+    <w:lvl xmlns:w="http://schemas.openxmlformats.org/wordprocessingml/2006/main" w:ilvl="4">
+      <w:start w:val="1"/>
+      <w:numFmt w:val="bullet"/>
+      <w:lvlText w:val="o"/>
+      <w:lvlJc w:val="left"/>
+      <w:pPr>
+        <w:ind w:left="3960" w:hanging="360"/>
+      </w:pPr>
+      <w:rPr>
+        <w:rFonts w:hint="default" w:ascii="Courier New" w:hAnsi="Courier New"/>
+      </w:rPr>
+    </w:lvl>
+    <w:lvl xmlns:w="http://schemas.openxmlformats.org/wordprocessingml/2006/main" w:ilvl="5">
+      <w:start w:val="1"/>
+      <w:numFmt w:val="bullet"/>
+      <w:lvlText w:val=""/>
+      <w:lvlJc w:val="left"/>
+      <w:pPr>
+        <w:ind w:left="4680" w:hanging="360"/>
+      </w:pPr>
+      <w:rPr>
+        <w:rFonts w:hint="default" w:ascii="Wingdings" w:hAnsi="Wingdings"/>
+      </w:rPr>
+    </w:lvl>
+    <w:lvl xmlns:w="http://schemas.openxmlformats.org/wordprocessingml/2006/main" w:ilvl="6">
+      <w:start w:val="1"/>
+      <w:numFmt w:val="bullet"/>
+      <w:lvlText w:val=""/>
+      <w:lvlJc w:val="left"/>
+      <w:pPr>
+        <w:ind w:left="5400" w:hanging="360"/>
+      </w:pPr>
+      <w:rPr>
+        <w:rFonts w:hint="default" w:ascii="Symbol" w:hAnsi="Symbol"/>
+      </w:rPr>
+    </w:lvl>
+    <w:lvl xmlns:w="http://schemas.openxmlformats.org/wordprocessingml/2006/main" w:ilvl="7">
+      <w:start w:val="1"/>
+      <w:numFmt w:val="bullet"/>
+      <w:lvlText w:val="o"/>
+      <w:lvlJc w:val="left"/>
+      <w:pPr>
+        <w:ind w:left="6120" w:hanging="360"/>
+      </w:pPr>
+      <w:rPr>
+        <w:rFonts w:hint="default" w:ascii="Courier New" w:hAnsi="Courier New"/>
+      </w:rPr>
+    </w:lvl>
+    <w:lvl xmlns:w="http://schemas.openxmlformats.org/wordprocessingml/2006/main" w:ilvl="8">
+      <w:start w:val="1"/>
+      <w:numFmt w:val="bullet"/>
+      <w:lvlText w:val=""/>
+      <w:lvlJc w:val="left"/>
+      <w:pPr>
+        <w:ind w:left="6840" w:hanging="360"/>
+      </w:pPr>
+      <w:rPr>
+        <w:rFonts w:hint="default" w:ascii="Wingdings" w:hAnsi="Wingdings"/>
+      </w:rPr>
+    </w:lvl>
+  </w:abstractNum>
+  <w:abstractNum xmlns:w="http://schemas.openxmlformats.org/wordprocessingml/2006/main" w:abstractNumId="45">
+    <w:nsid w:val="31464c22"/>
+    <w:multiLevelType xmlns:w="http://schemas.openxmlformats.org/wordprocessingml/2006/main" w:val="hybridMultilevel"/>
+    <w:lvl xmlns:w="http://schemas.openxmlformats.org/wordprocessingml/2006/main" w:ilvl="0">
+      <w:start w:val="1"/>
+      <w:numFmt w:val="bullet"/>
+      <w:lvlText w:val="-"/>
+      <w:lvlJc w:val="left"/>
+      <w:pPr>
+        <w:ind w:left="1080" w:hanging="360"/>
+      </w:pPr>
+      <w:rPr>
+        <w:rFonts w:hint="default" w:ascii="Aptos" w:hAnsi="Aptos"/>
+      </w:rPr>
+    </w:lvl>
+    <w:lvl xmlns:w="http://schemas.openxmlformats.org/wordprocessingml/2006/main" w:ilvl="1">
+      <w:start w:val="1"/>
+      <w:numFmt w:val="bullet"/>
+      <w:lvlText w:val="o"/>
+      <w:lvlJc w:val="left"/>
+      <w:pPr>
+        <w:ind w:left="1800" w:hanging="360"/>
+      </w:pPr>
+      <w:rPr>
+        <w:rFonts w:hint="default" w:ascii="Courier New" w:hAnsi="Courier New"/>
+      </w:rPr>
+    </w:lvl>
+    <w:lvl xmlns:w="http://schemas.openxmlformats.org/wordprocessingml/2006/main" w:ilvl="2">
+      <w:start w:val="1"/>
+      <w:numFmt w:val="bullet"/>
+      <w:lvlText w:val=""/>
+      <w:lvlJc w:val="left"/>
+      <w:pPr>
+        <w:ind w:left="2520" w:hanging="360"/>
+      </w:pPr>
+      <w:rPr>
+        <w:rFonts w:hint="default" w:ascii="Wingdings" w:hAnsi="Wingdings"/>
+      </w:rPr>
+    </w:lvl>
+    <w:lvl xmlns:w="http://schemas.openxmlformats.org/wordprocessingml/2006/main" w:ilvl="3">
+      <w:start w:val="1"/>
+      <w:numFmt w:val="bullet"/>
+      <w:lvlText w:val=""/>
+      <w:lvlJc w:val="left"/>
+      <w:pPr>
+        <w:ind w:left="3240" w:hanging="360"/>
+      </w:pPr>
+      <w:rPr>
+        <w:rFonts w:hint="default" w:ascii="Symbol" w:hAnsi="Symbol"/>
+      </w:rPr>
+    </w:lvl>
+    <w:lvl xmlns:w="http://schemas.openxmlformats.org/wordprocessingml/2006/main" w:ilvl="4">
+      <w:start w:val="1"/>
+      <w:numFmt w:val="bullet"/>
+      <w:lvlText w:val="o"/>
+      <w:lvlJc w:val="left"/>
+      <w:pPr>
+        <w:ind w:left="3960" w:hanging="360"/>
+      </w:pPr>
+      <w:rPr>
+        <w:rFonts w:hint="default" w:ascii="Courier New" w:hAnsi="Courier New"/>
+      </w:rPr>
+    </w:lvl>
+    <w:lvl xmlns:w="http://schemas.openxmlformats.org/wordprocessingml/2006/main" w:ilvl="5">
+      <w:start w:val="1"/>
+      <w:numFmt w:val="bullet"/>
+      <w:lvlText w:val=""/>
+      <w:lvlJc w:val="left"/>
+      <w:pPr>
+        <w:ind w:left="4680" w:hanging="360"/>
+      </w:pPr>
+      <w:rPr>
+        <w:rFonts w:hint="default" w:ascii="Wingdings" w:hAnsi="Wingdings"/>
+      </w:rPr>
+    </w:lvl>
+    <w:lvl xmlns:w="http://schemas.openxmlformats.org/wordprocessingml/2006/main" w:ilvl="6">
+      <w:start w:val="1"/>
+      <w:numFmt w:val="bullet"/>
+      <w:lvlText w:val=""/>
+      <w:lvlJc w:val="left"/>
+      <w:pPr>
+        <w:ind w:left="5400" w:hanging="360"/>
+      </w:pPr>
+      <w:rPr>
+        <w:rFonts w:hint="default" w:ascii="Symbol" w:hAnsi="Symbol"/>
+      </w:rPr>
+    </w:lvl>
+    <w:lvl xmlns:w="http://schemas.openxmlformats.org/wordprocessingml/2006/main" w:ilvl="7">
+      <w:start w:val="1"/>
+      <w:numFmt w:val="bullet"/>
+      <w:lvlText w:val="o"/>
+      <w:lvlJc w:val="left"/>
+      <w:pPr>
+        <w:ind w:left="6120" w:hanging="360"/>
+      </w:pPr>
+      <w:rPr>
+        <w:rFonts w:hint="default" w:ascii="Courier New" w:hAnsi="Courier New"/>
+      </w:rPr>
+    </w:lvl>
+    <w:lvl xmlns:w="http://schemas.openxmlformats.org/wordprocessingml/2006/main" w:ilvl="8">
+      <w:start w:val="1"/>
+      <w:numFmt w:val="bullet"/>
+      <w:lvlText w:val=""/>
+      <w:lvlJc w:val="left"/>
+      <w:pPr>
+        <w:ind w:left="6840" w:hanging="360"/>
+      </w:pPr>
+      <w:rPr>
+        <w:rFonts w:hint="default" w:ascii="Wingdings" w:hAnsi="Wingdings"/>
+      </w:rPr>
+    </w:lvl>
+  </w:abstractNum>
+  <w:abstractNum xmlns:w="http://schemas.openxmlformats.org/wordprocessingml/2006/main" w:abstractNumId="44">
+    <w:nsid w:val="25a4cb34"/>
+    <w:multiLevelType xmlns:w="http://schemas.openxmlformats.org/wordprocessingml/2006/main" w:val="hybridMultilevel"/>
+    <w:lvl xmlns:w="http://schemas.openxmlformats.org/wordprocessingml/2006/main" w:ilvl="0">
+      <w:start w:val="1"/>
+      <w:numFmt w:val="decimal"/>
+      <w:lvlText w:val="%1."/>
+      <w:lvlJc w:val="left"/>
+      <w:pPr>
+        <w:ind w:left="720" w:hanging="360"/>
+      </w:pPr>
+    </w:lvl>
+    <w:lvl xmlns:w="http://schemas.openxmlformats.org/wordprocessingml/2006/main" w:ilvl="1">
+      <w:start w:val="1"/>
+      <w:numFmt w:val="lowerLetter"/>
+      <w:lvlText w:val="%2."/>
+      <w:lvlJc w:val="left"/>
+      <w:pPr>
+        <w:ind w:left="1440" w:hanging="360"/>
+      </w:pPr>
+    </w:lvl>
+    <w:lvl xmlns:w="http://schemas.openxmlformats.org/wordprocessingml/2006/main" w:ilvl="2">
+      <w:start w:val="1"/>
+      <w:numFmt w:val="lowerRoman"/>
+      <w:lvlText w:val="%3."/>
+      <w:lvlJc w:val="right"/>
+      <w:pPr>
+        <w:ind w:left="2160" w:hanging="180"/>
+      </w:pPr>
+    </w:lvl>
+    <w:lvl xmlns:w="http://schemas.openxmlformats.org/wordprocessingml/2006/main" w:ilvl="3">
+      <w:start w:val="1"/>
+      <w:numFmt w:val="decimal"/>
+      <w:lvlText w:val="%4."/>
+      <w:lvlJc w:val="left"/>
+      <w:pPr>
+        <w:ind w:left="2880" w:hanging="360"/>
+      </w:pPr>
+    </w:lvl>
+    <w:lvl xmlns:w="http://schemas.openxmlformats.org/wordprocessingml/2006/main" w:ilvl="4">
+      <w:start w:val="1"/>
+      <w:numFmt w:val="lowerLetter"/>
+      <w:lvlText w:val="%5."/>
+      <w:lvlJc w:val="left"/>
+      <w:pPr>
+        <w:ind w:left="3600" w:hanging="360"/>
+      </w:pPr>
+    </w:lvl>
+    <w:lvl xmlns:w="http://schemas.openxmlformats.org/wordprocessingml/2006/main" w:ilvl="5">
+      <w:start w:val="1"/>
+      <w:numFmt w:val="lowerRoman"/>
+      <w:lvlText w:val="%6."/>
+      <w:lvlJc w:val="right"/>
+      <w:pPr>
+        <w:ind w:left="4320" w:hanging="180"/>
+      </w:pPr>
+    </w:lvl>
+    <w:lvl xmlns:w="http://schemas.openxmlformats.org/wordprocessingml/2006/main" w:ilvl="6">
+      <w:start w:val="1"/>
+      <w:numFmt w:val="decimal"/>
+      <w:lvlText w:val="%7."/>
+      <w:lvlJc w:val="left"/>
+      <w:pPr>
+        <w:ind w:left="5040" w:hanging="360"/>
+      </w:pPr>
+    </w:lvl>
+    <w:lvl xmlns:w="http://schemas.openxmlformats.org/wordprocessingml/2006/main" w:ilvl="7">
+      <w:start w:val="1"/>
+      <w:numFmt w:val="lowerLetter"/>
+      <w:lvlText w:val="%8."/>
+      <w:lvlJc w:val="left"/>
+      <w:pPr>
+        <w:ind w:left="5760" w:hanging="360"/>
+      </w:pPr>
+    </w:lvl>
+    <w:lvl xmlns:w="http://schemas.openxmlformats.org/wordprocessingml/2006/main" w:ilvl="8">
+      <w:start w:val="1"/>
+      <w:numFmt w:val="lowerRoman"/>
+      <w:lvlText w:val="%9."/>
+      <w:lvlJc w:val="right"/>
+      <w:pPr>
+        <w:ind w:left="6480" w:hanging="180"/>
+      </w:pPr>
+    </w:lvl>
+  </w:abstractNum>
+  <w:abstractNum xmlns:w="http://schemas.openxmlformats.org/wordprocessingml/2006/main" w:abstractNumId="43">
+    <w:nsid w:val="5a635933"/>
+    <w:multiLevelType xmlns:w="http://schemas.openxmlformats.org/wordprocessingml/2006/main" w:val="hybridMultilevel"/>
+    <w:lvl xmlns:w="http://schemas.openxmlformats.org/wordprocessingml/2006/main" w:ilvl="0">
+      <w:start w:val="1"/>
+      <w:numFmt w:val="bullet"/>
+      <w:lvlText w:val="-"/>
+      <w:lvlJc w:val="left"/>
+      <w:pPr>
+        <w:ind w:left="1080" w:hanging="360"/>
+      </w:pPr>
+      <w:rPr>
+        <w:rFonts w:hint="default" w:ascii="Aptos" w:hAnsi="Aptos"/>
+      </w:rPr>
+    </w:lvl>
+    <w:lvl xmlns:w="http://schemas.openxmlformats.org/wordprocessingml/2006/main" w:ilvl="1">
+      <w:start w:val="1"/>
+      <w:numFmt w:val="bullet"/>
+      <w:lvlText w:val="o"/>
+      <w:lvlJc w:val="left"/>
+      <w:pPr>
+        <w:ind w:left="1800" w:hanging="360"/>
+      </w:pPr>
+      <w:rPr>
+        <w:rFonts w:hint="default" w:ascii="Courier New" w:hAnsi="Courier New"/>
+      </w:rPr>
+    </w:lvl>
+    <w:lvl xmlns:w="http://schemas.openxmlformats.org/wordprocessingml/2006/main" w:ilvl="2">
+      <w:start w:val="1"/>
+      <w:numFmt w:val="bullet"/>
+      <w:lvlText w:val=""/>
+      <w:lvlJc w:val="left"/>
+      <w:pPr>
+        <w:ind w:left="2520" w:hanging="360"/>
+      </w:pPr>
+      <w:rPr>
+        <w:rFonts w:hint="default" w:ascii="Wingdings" w:hAnsi="Wingdings"/>
+      </w:rPr>
+    </w:lvl>
+    <w:lvl xmlns:w="http://schemas.openxmlformats.org/wordprocessingml/2006/main" w:ilvl="3">
+      <w:start w:val="1"/>
+      <w:numFmt w:val="bullet"/>
+      <w:lvlText w:val=""/>
+      <w:lvlJc w:val="left"/>
+      <w:pPr>
+        <w:ind w:left="3240" w:hanging="360"/>
+      </w:pPr>
+      <w:rPr>
+        <w:rFonts w:hint="default" w:ascii="Symbol" w:hAnsi="Symbol"/>
+      </w:rPr>
+    </w:lvl>
+    <w:lvl xmlns:w="http://schemas.openxmlformats.org/wordprocessingml/2006/main" w:ilvl="4">
+      <w:start w:val="1"/>
+      <w:numFmt w:val="bullet"/>
+      <w:lvlText w:val="o"/>
+      <w:lvlJc w:val="left"/>
+      <w:pPr>
+        <w:ind w:left="3960" w:hanging="360"/>
+      </w:pPr>
+      <w:rPr>
+        <w:rFonts w:hint="default" w:ascii="Courier New" w:hAnsi="Courier New"/>
+      </w:rPr>
+    </w:lvl>
+    <w:lvl xmlns:w="http://schemas.openxmlformats.org/wordprocessingml/2006/main" w:ilvl="5">
+      <w:start w:val="1"/>
+      <w:numFmt w:val="bullet"/>
+      <w:lvlText w:val=""/>
+      <w:lvlJc w:val="left"/>
+      <w:pPr>
+        <w:ind w:left="4680" w:hanging="360"/>
+      </w:pPr>
+      <w:rPr>
+        <w:rFonts w:hint="default" w:ascii="Wingdings" w:hAnsi="Wingdings"/>
+      </w:rPr>
+    </w:lvl>
+    <w:lvl xmlns:w="http://schemas.openxmlformats.org/wordprocessingml/2006/main" w:ilvl="6">
+      <w:start w:val="1"/>
+      <w:numFmt w:val="bullet"/>
+      <w:lvlText w:val=""/>
+      <w:lvlJc w:val="left"/>
+      <w:pPr>
+        <w:ind w:left="5400" w:hanging="360"/>
+      </w:pPr>
+      <w:rPr>
+        <w:rFonts w:hint="default" w:ascii="Symbol" w:hAnsi="Symbol"/>
+      </w:rPr>
+    </w:lvl>
+    <w:lvl xmlns:w="http://schemas.openxmlformats.org/wordprocessingml/2006/main" w:ilvl="7">
+      <w:start w:val="1"/>
+      <w:numFmt w:val="bullet"/>
+      <w:lvlText w:val="o"/>
+      <w:lvlJc w:val="left"/>
+      <w:pPr>
+        <w:ind w:left="6120" w:hanging="360"/>
+      </w:pPr>
+      <w:rPr>
+        <w:rFonts w:hint="default" w:ascii="Courier New" w:hAnsi="Courier New"/>
+      </w:rPr>
+    </w:lvl>
+    <w:lvl xmlns:w="http://schemas.openxmlformats.org/wordprocessingml/2006/main" w:ilvl="8">
+      <w:start w:val="1"/>
+      <w:numFmt w:val="bullet"/>
+      <w:lvlText w:val=""/>
+      <w:lvlJc w:val="left"/>
+      <w:pPr>
+        <w:ind w:left="6840" w:hanging="360"/>
+      </w:pPr>
+      <w:rPr>
+        <w:rFonts w:hint="default" w:ascii="Wingdings" w:hAnsi="Wingdings"/>
+      </w:rPr>
+    </w:lvl>
+  </w:abstractNum>
+  <w:abstractNum xmlns:w="http://schemas.openxmlformats.org/wordprocessingml/2006/main" w:abstractNumId="42">
+    <w:nsid w:val="1237b395"/>
+    <w:multiLevelType xmlns:w="http://schemas.openxmlformats.org/wordprocessingml/2006/main" w:val="hybridMultilevel"/>
+    <w:lvl xmlns:w="http://schemas.openxmlformats.org/wordprocessingml/2006/main" w:ilvl="0">
+      <w:start w:val="1"/>
+      <w:numFmt w:val="bullet"/>
+      <w:lvlText w:val="-"/>
+      <w:lvlJc w:val="left"/>
+      <w:pPr>
+        <w:ind w:left="1080" w:hanging="360"/>
+      </w:pPr>
+      <w:rPr>
+        <w:rFonts w:hint="default" w:ascii="Aptos" w:hAnsi="Aptos"/>
+      </w:rPr>
+    </w:lvl>
+    <w:lvl xmlns:w="http://schemas.openxmlformats.org/wordprocessingml/2006/main" w:ilvl="1">
+      <w:start w:val="1"/>
+      <w:numFmt w:val="bullet"/>
+      <w:lvlText w:val="o"/>
+      <w:lvlJc w:val="left"/>
+      <w:pPr>
+        <w:ind w:left="1800" w:hanging="360"/>
+      </w:pPr>
+      <w:rPr>
+        <w:rFonts w:hint="default" w:ascii="Courier New" w:hAnsi="Courier New"/>
+      </w:rPr>
+    </w:lvl>
+    <w:lvl xmlns:w="http://schemas.openxmlformats.org/wordprocessingml/2006/main" w:ilvl="2">
+      <w:start w:val="1"/>
+      <w:numFmt w:val="bullet"/>
+      <w:lvlText w:val=""/>
+      <w:lvlJc w:val="left"/>
+      <w:pPr>
+        <w:ind w:left="2520" w:hanging="360"/>
+      </w:pPr>
+      <w:rPr>
+        <w:rFonts w:hint="default" w:ascii="Wingdings" w:hAnsi="Wingdings"/>
+      </w:rPr>
+    </w:lvl>
+    <w:lvl xmlns:w="http://schemas.openxmlformats.org/wordprocessingml/2006/main" w:ilvl="3">
+      <w:start w:val="1"/>
+      <w:numFmt w:val="bullet"/>
+      <w:lvlText w:val=""/>
+      <w:lvlJc w:val="left"/>
+      <w:pPr>
+        <w:ind w:left="3240" w:hanging="360"/>
+      </w:pPr>
+      <w:rPr>
+        <w:rFonts w:hint="default" w:ascii="Symbol" w:hAnsi="Symbol"/>
+      </w:rPr>
+    </w:lvl>
+    <w:lvl xmlns:w="http://schemas.openxmlformats.org/wordprocessingml/2006/main" w:ilvl="4">
+      <w:start w:val="1"/>
+      <w:numFmt w:val="bullet"/>
+      <w:lvlText w:val="o"/>
+      <w:lvlJc w:val="left"/>
+      <w:pPr>
+        <w:ind w:left="3960" w:hanging="360"/>
+      </w:pPr>
+      <w:rPr>
+        <w:rFonts w:hint="default" w:ascii="Courier New" w:hAnsi="Courier New"/>
+      </w:rPr>
+    </w:lvl>
+    <w:lvl xmlns:w="http://schemas.openxmlformats.org/wordprocessingml/2006/main" w:ilvl="5">
+      <w:start w:val="1"/>
+      <w:numFmt w:val="bullet"/>
+      <w:lvlText w:val=""/>
+      <w:lvlJc w:val="left"/>
+      <w:pPr>
+        <w:ind w:left="4680" w:hanging="360"/>
+      </w:pPr>
+      <w:rPr>
+        <w:rFonts w:hint="default" w:ascii="Wingdings" w:hAnsi="Wingdings"/>
+      </w:rPr>
+    </w:lvl>
+    <w:lvl xmlns:w="http://schemas.openxmlformats.org/wordprocessingml/2006/main" w:ilvl="6">
+      <w:start w:val="1"/>
+      <w:numFmt w:val="bullet"/>
+      <w:lvlText w:val=""/>
+      <w:lvlJc w:val="left"/>
+      <w:pPr>
+        <w:ind w:left="5400" w:hanging="360"/>
+      </w:pPr>
+      <w:rPr>
+        <w:rFonts w:hint="default" w:ascii="Symbol" w:hAnsi="Symbol"/>
+      </w:rPr>
+    </w:lvl>
+    <w:lvl xmlns:w="http://schemas.openxmlformats.org/wordprocessingml/2006/main" w:ilvl="7">
+      <w:start w:val="1"/>
+      <w:numFmt w:val="bullet"/>
+      <w:lvlText w:val="o"/>
+      <w:lvlJc w:val="left"/>
+      <w:pPr>
+        <w:ind w:left="6120" w:hanging="360"/>
+      </w:pPr>
+      <w:rPr>
+        <w:rFonts w:hint="default" w:ascii="Courier New" w:hAnsi="Courier New"/>
+      </w:rPr>
+    </w:lvl>
+    <w:lvl xmlns:w="http://schemas.openxmlformats.org/wordprocessingml/2006/main" w:ilvl="8">
+      <w:start w:val="1"/>
+      <w:numFmt w:val="bullet"/>
+      <w:lvlText w:val=""/>
+      <w:lvlJc w:val="left"/>
+      <w:pPr>
+        <w:ind w:left="6840" w:hanging="360"/>
+      </w:pPr>
+      <w:rPr>
+        <w:rFonts w:hint="default" w:ascii="Wingdings" w:hAnsi="Wingdings"/>
+      </w:rPr>
+    </w:lvl>
+  </w:abstractNum>
+  <w:abstractNum xmlns:w="http://schemas.openxmlformats.org/wordprocessingml/2006/main" w:abstractNumId="41">
+    <w:nsid w:val="13174492"/>
+    <w:multiLevelType xmlns:w="http://schemas.openxmlformats.org/wordprocessingml/2006/main" w:val="hybridMultilevel"/>
+    <w:lvl xmlns:w="http://schemas.openxmlformats.org/wordprocessingml/2006/main" w:ilvl="0">
+      <w:start w:val="1"/>
+      <w:numFmt w:val="bullet"/>
+      <w:lvlText w:val="-"/>
+      <w:lvlJc w:val="left"/>
+      <w:pPr>
+        <w:ind w:left="1080" w:hanging="360"/>
+      </w:pPr>
+      <w:rPr>
+        <w:rFonts w:hint="default" w:ascii="Aptos" w:hAnsi="Aptos"/>
+      </w:rPr>
+    </w:lvl>
+    <w:lvl xmlns:w="http://schemas.openxmlformats.org/wordprocessingml/2006/main" w:ilvl="1">
+      <w:start w:val="1"/>
+      <w:numFmt w:val="bullet"/>
+      <w:lvlText w:val="o"/>
+      <w:lvlJc w:val="left"/>
+      <w:pPr>
+        <w:ind w:left="1800" w:hanging="360"/>
+      </w:pPr>
+      <w:rPr>
+        <w:rFonts w:hint="default" w:ascii="Courier New" w:hAnsi="Courier New"/>
+      </w:rPr>
+    </w:lvl>
+    <w:lvl xmlns:w="http://schemas.openxmlformats.org/wordprocessingml/2006/main" w:ilvl="2">
+      <w:start w:val="1"/>
+      <w:numFmt w:val="bullet"/>
+      <w:lvlText w:val=""/>
+      <w:lvlJc w:val="left"/>
+      <w:pPr>
+        <w:ind w:left="2520" w:hanging="360"/>
+      </w:pPr>
+      <w:rPr>
+        <w:rFonts w:hint="default" w:ascii="Wingdings" w:hAnsi="Wingdings"/>
+      </w:rPr>
+    </w:lvl>
+    <w:lvl xmlns:w="http://schemas.openxmlformats.org/wordprocessingml/2006/main" w:ilvl="3">
+      <w:start w:val="1"/>
+      <w:numFmt w:val="bullet"/>
+      <w:lvlText w:val=""/>
+      <w:lvlJc w:val="left"/>
+      <w:pPr>
+        <w:ind w:left="3240" w:hanging="360"/>
+      </w:pPr>
+      <w:rPr>
+        <w:rFonts w:hint="default" w:ascii="Symbol" w:hAnsi="Symbol"/>
+      </w:rPr>
+    </w:lvl>
+    <w:lvl xmlns:w="http://schemas.openxmlformats.org/wordprocessingml/2006/main" w:ilvl="4">
+      <w:start w:val="1"/>
+      <w:numFmt w:val="bullet"/>
+      <w:lvlText w:val="o"/>
+      <w:lvlJc w:val="left"/>
+      <w:pPr>
+        <w:ind w:left="3960" w:hanging="360"/>
+      </w:pPr>
+      <w:rPr>
+        <w:rFonts w:hint="default" w:ascii="Courier New" w:hAnsi="Courier New"/>
+      </w:rPr>
+    </w:lvl>
+    <w:lvl xmlns:w="http://schemas.openxmlformats.org/wordprocessingml/2006/main" w:ilvl="5">
+      <w:start w:val="1"/>
+      <w:numFmt w:val="bullet"/>
+      <w:lvlText w:val=""/>
+      <w:lvlJc w:val="left"/>
+      <w:pPr>
+        <w:ind w:left="4680" w:hanging="360"/>
+      </w:pPr>
+      <w:rPr>
+        <w:rFonts w:hint="default" w:ascii="Wingdings" w:hAnsi="Wingdings"/>
+      </w:rPr>
+    </w:lvl>
+    <w:lvl xmlns:w="http://schemas.openxmlformats.org/wordprocessingml/2006/main" w:ilvl="6">
+      <w:start w:val="1"/>
+      <w:numFmt w:val="bullet"/>
+      <w:lvlText w:val=""/>
+      <w:lvlJc w:val="left"/>
+      <w:pPr>
+        <w:ind w:left="5400" w:hanging="360"/>
+      </w:pPr>
+      <w:rPr>
+        <w:rFonts w:hint="default" w:ascii="Symbol" w:hAnsi="Symbol"/>
+      </w:rPr>
+    </w:lvl>
+    <w:lvl xmlns:w="http://schemas.openxmlformats.org/wordprocessingml/2006/main" w:ilvl="7">
+      <w:start w:val="1"/>
+      <w:numFmt w:val="bullet"/>
+      <w:lvlText w:val="o"/>
+      <w:lvlJc w:val="left"/>
+      <w:pPr>
+        <w:ind w:left="6120" w:hanging="360"/>
+      </w:pPr>
+      <w:rPr>
+        <w:rFonts w:hint="default" w:ascii="Courier New" w:hAnsi="Courier New"/>
+      </w:rPr>
+    </w:lvl>
+    <w:lvl xmlns:w="http://schemas.openxmlformats.org/wordprocessingml/2006/main" w:ilvl="8">
+      <w:start w:val="1"/>
+      <w:numFmt w:val="bullet"/>
+      <w:lvlText w:val=""/>
+      <w:lvlJc w:val="left"/>
+      <w:pPr>
+        <w:ind w:left="6840" w:hanging="360"/>
+      </w:pPr>
+      <w:rPr>
+        <w:rFonts w:hint="default" w:ascii="Wingdings" w:hAnsi="Wingdings"/>
+      </w:rPr>
+    </w:lvl>
+  </w:abstractNum>
+  <w:abstractNum xmlns:w="http://schemas.openxmlformats.org/wordprocessingml/2006/main" w:abstractNumId="40">
+    <w:nsid w:val="b93d5a2"/>
+    <w:multiLevelType xmlns:w="http://schemas.openxmlformats.org/wordprocessingml/2006/main" w:val="hybridMultilevel"/>
+    <w:lvl xmlns:w="http://schemas.openxmlformats.org/wordprocessingml/2006/main" w:ilvl="0">
+      <w:start w:val="1"/>
+      <w:numFmt w:val="bullet"/>
+      <w:lvlText w:val="-"/>
+      <w:lvlJc w:val="left"/>
+      <w:pPr>
+        <w:ind w:left="1440" w:hanging="360"/>
+      </w:pPr>
+      <w:rPr>
+        <w:rFonts w:hint="default" w:ascii="Aptos" w:hAnsi="Aptos"/>
+      </w:rPr>
+    </w:lvl>
+    <w:lvl xmlns:w="http://schemas.openxmlformats.org/wordprocessingml/2006/main" w:ilvl="1">
+      <w:start w:val="1"/>
+      <w:numFmt w:val="bullet"/>
+      <w:lvlText w:val="o"/>
+      <w:lvlJc w:val="left"/>
+      <w:pPr>
+        <w:ind w:left="2160" w:hanging="360"/>
+      </w:pPr>
+      <w:rPr>
+        <w:rFonts w:hint="default" w:ascii="Courier New" w:hAnsi="Courier New"/>
+      </w:rPr>
+    </w:lvl>
+    <w:lvl xmlns:w="http://schemas.openxmlformats.org/wordprocessingml/2006/main" w:ilvl="2">
+      <w:start w:val="1"/>
+      <w:numFmt w:val="bullet"/>
+      <w:lvlText w:val=""/>
+      <w:lvlJc w:val="left"/>
+      <w:pPr>
+        <w:ind w:left="2880" w:hanging="360"/>
+      </w:pPr>
+      <w:rPr>
+        <w:rFonts w:hint="default" w:ascii="Wingdings" w:hAnsi="Wingdings"/>
+      </w:rPr>
+    </w:lvl>
+    <w:lvl xmlns:w="http://schemas.openxmlformats.org/wordprocessingml/2006/main" w:ilvl="3">
+      <w:start w:val="1"/>
+      <w:numFmt w:val="bullet"/>
+      <w:lvlText w:val=""/>
+      <w:lvlJc w:val="left"/>
+      <w:pPr>
+        <w:ind w:left="3600" w:hanging="360"/>
+      </w:pPr>
+      <w:rPr>
+        <w:rFonts w:hint="default" w:ascii="Symbol" w:hAnsi="Symbol"/>
+      </w:rPr>
+    </w:lvl>
+    <w:lvl xmlns:w="http://schemas.openxmlformats.org/wordprocessingml/2006/main" w:ilvl="4">
+      <w:start w:val="1"/>
+      <w:numFmt w:val="bullet"/>
+      <w:lvlText w:val="o"/>
+      <w:lvlJc w:val="left"/>
+      <w:pPr>
+        <w:ind w:left="4320" w:hanging="360"/>
+      </w:pPr>
+      <w:rPr>
+        <w:rFonts w:hint="default" w:ascii="Courier New" w:hAnsi="Courier New"/>
+      </w:rPr>
+    </w:lvl>
+    <w:lvl xmlns:w="http://schemas.openxmlformats.org/wordprocessingml/2006/main" w:ilvl="5">
+      <w:start w:val="1"/>
+      <w:numFmt w:val="bullet"/>
+      <w:lvlText w:val=""/>
+      <w:lvlJc w:val="left"/>
+      <w:pPr>
+        <w:ind w:left="5040" w:hanging="360"/>
+      </w:pPr>
+      <w:rPr>
+        <w:rFonts w:hint="default" w:ascii="Wingdings" w:hAnsi="Wingdings"/>
+      </w:rPr>
+    </w:lvl>
+    <w:lvl xmlns:w="http://schemas.openxmlformats.org/wordprocessingml/2006/main" w:ilvl="6">
+      <w:start w:val="1"/>
+      <w:numFmt w:val="bullet"/>
+      <w:lvlText w:val=""/>
+      <w:lvlJc w:val="left"/>
+      <w:pPr>
+        <w:ind w:left="5760" w:hanging="360"/>
+      </w:pPr>
+      <w:rPr>
+        <w:rFonts w:hint="default" w:ascii="Symbol" w:hAnsi="Symbol"/>
+      </w:rPr>
+    </w:lvl>
+    <w:lvl xmlns:w="http://schemas.openxmlformats.org/wordprocessingml/2006/main" w:ilvl="7">
+      <w:start w:val="1"/>
+      <w:numFmt w:val="bullet"/>
+      <w:lvlText w:val="o"/>
+      <w:lvlJc w:val="left"/>
+      <w:pPr>
+        <w:ind w:left="6480" w:hanging="360"/>
+      </w:pPr>
+      <w:rPr>
+        <w:rFonts w:hint="default" w:ascii="Courier New" w:hAnsi="Courier New"/>
+      </w:rPr>
+    </w:lvl>
+    <w:lvl xmlns:w="http://schemas.openxmlformats.org/wordprocessingml/2006/main" w:ilvl="8">
+      <w:start w:val="1"/>
+      <w:numFmt w:val="bullet"/>
+      <w:lvlText w:val=""/>
+      <w:lvlJc w:val="left"/>
+      <w:pPr>
+        <w:ind w:left="7200" w:hanging="360"/>
+      </w:pPr>
+      <w:rPr>
+        <w:rFonts w:hint="default" w:ascii="Wingdings" w:hAnsi="Wingdings"/>
+      </w:rPr>
+    </w:lvl>
+  </w:abstractNum>
+  <w:abstractNum xmlns:w="http://schemas.openxmlformats.org/wordprocessingml/2006/main" w:abstractNumId="39">
+    <w:nsid w:val="124d5b67"/>
+    <w:multiLevelType xmlns:w="http://schemas.openxmlformats.org/wordprocessingml/2006/main" w:val="hybridMultilevel"/>
+    <w:lvl xmlns:w="http://schemas.openxmlformats.org/wordprocessingml/2006/main" w:ilvl="0">
+      <w:start w:val="1"/>
+      <w:numFmt w:val="bullet"/>
+      <w:lvlText w:val="-"/>
+      <w:lvlJc w:val="left"/>
+      <w:pPr>
+        <w:ind w:left="1080" w:hanging="360"/>
+      </w:pPr>
+      <w:rPr>
+        <w:rFonts w:hint="default" w:ascii="Aptos" w:hAnsi="Aptos"/>
+      </w:rPr>
+    </w:lvl>
+    <w:lvl xmlns:w="http://schemas.openxmlformats.org/wordprocessingml/2006/main" w:ilvl="1">
+      <w:start w:val="1"/>
+      <w:numFmt w:val="bullet"/>
+      <w:lvlText w:val="o"/>
+      <w:lvlJc w:val="left"/>
+      <w:pPr>
+        <w:ind w:left="1800" w:hanging="360"/>
+      </w:pPr>
+      <w:rPr>
+        <w:rFonts w:hint="default" w:ascii="Courier New" w:hAnsi="Courier New"/>
+      </w:rPr>
+    </w:lvl>
+    <w:lvl xmlns:w="http://schemas.openxmlformats.org/wordprocessingml/2006/main" w:ilvl="2">
+      <w:start w:val="1"/>
+      <w:numFmt w:val="bullet"/>
+      <w:lvlText w:val=""/>
+      <w:lvlJc w:val="left"/>
+      <w:pPr>
+        <w:ind w:left="2520" w:hanging="360"/>
+      </w:pPr>
+      <w:rPr>
+        <w:rFonts w:hint="default" w:ascii="Wingdings" w:hAnsi="Wingdings"/>
+      </w:rPr>
+    </w:lvl>
+    <w:lvl xmlns:w="http://schemas.openxmlformats.org/wordprocessingml/2006/main" w:ilvl="3">
+      <w:start w:val="1"/>
+      <w:numFmt w:val="bullet"/>
+      <w:lvlText w:val=""/>
+      <w:lvlJc w:val="left"/>
+      <w:pPr>
+        <w:ind w:left="3240" w:hanging="360"/>
+      </w:pPr>
+      <w:rPr>
+        <w:rFonts w:hint="default" w:ascii="Symbol" w:hAnsi="Symbol"/>
+      </w:rPr>
+    </w:lvl>
+    <w:lvl xmlns:w="http://schemas.openxmlformats.org/wordprocessingml/2006/main" w:ilvl="4">
+      <w:start w:val="1"/>
+      <w:numFmt w:val="bullet"/>
+      <w:lvlText w:val="o"/>
+      <w:lvlJc w:val="left"/>
+      <w:pPr>
+        <w:ind w:left="3960" w:hanging="360"/>
+      </w:pPr>
+      <w:rPr>
+        <w:rFonts w:hint="default" w:ascii="Courier New" w:hAnsi="Courier New"/>
+      </w:rPr>
+    </w:lvl>
+    <w:lvl xmlns:w="http://schemas.openxmlformats.org/wordprocessingml/2006/main" w:ilvl="5">
+      <w:start w:val="1"/>
+      <w:numFmt w:val="bullet"/>
+      <w:lvlText w:val=""/>
+      <w:lvlJc w:val="left"/>
+      <w:pPr>
+        <w:ind w:left="4680" w:hanging="360"/>
+      </w:pPr>
+      <w:rPr>
+        <w:rFonts w:hint="default" w:ascii="Wingdings" w:hAnsi="Wingdings"/>
+      </w:rPr>
+    </w:lvl>
+    <w:lvl xmlns:w="http://schemas.openxmlformats.org/wordprocessingml/2006/main" w:ilvl="6">
+      <w:start w:val="1"/>
+      <w:numFmt w:val="bullet"/>
+      <w:lvlText w:val=""/>
+      <w:lvlJc w:val="left"/>
+      <w:pPr>
+        <w:ind w:left="5400" w:hanging="360"/>
+      </w:pPr>
+      <w:rPr>
+        <w:rFonts w:hint="default" w:ascii="Symbol" w:hAnsi="Symbol"/>
+      </w:rPr>
+    </w:lvl>
+    <w:lvl xmlns:w="http://schemas.openxmlformats.org/wordprocessingml/2006/main" w:ilvl="7">
+      <w:start w:val="1"/>
+      <w:numFmt w:val="bullet"/>
+      <w:lvlText w:val="o"/>
+      <w:lvlJc w:val="left"/>
+      <w:pPr>
+        <w:ind w:left="6120" w:hanging="360"/>
+      </w:pPr>
+      <w:rPr>
+        <w:rFonts w:hint="default" w:ascii="Courier New" w:hAnsi="Courier New"/>
+      </w:rPr>
+    </w:lvl>
+    <w:lvl xmlns:w="http://schemas.openxmlformats.org/wordprocessingml/2006/main" w:ilvl="8">
+      <w:start w:val="1"/>
+      <w:numFmt w:val="bullet"/>
+      <w:lvlText w:val=""/>
+      <w:lvlJc w:val="left"/>
+      <w:pPr>
+        <w:ind w:left="6840" w:hanging="360"/>
+      </w:pPr>
+      <w:rPr>
+        <w:rFonts w:hint="default" w:ascii="Wingdings" w:hAnsi="Wingdings"/>
+      </w:rPr>
+    </w:lvl>
+  </w:abstractNum>
+  <w:abstractNum xmlns:w="http://schemas.openxmlformats.org/wordprocessingml/2006/main" w:abstractNumId="38">
+    <w:nsid w:val="79580c8c"/>
+    <w:multiLevelType xmlns:w="http://schemas.openxmlformats.org/wordprocessingml/2006/main" w:val="hybridMultilevel"/>
+    <w:lvl xmlns:w="http://schemas.openxmlformats.org/wordprocessingml/2006/main" w:ilvl="0">
+      <w:start w:val="1"/>
+      <w:numFmt w:val="decimal"/>
+      <w:lvlText w:val="%1."/>
+      <w:lvlJc w:val="left"/>
+      <w:pPr>
+        <w:ind w:left="720" w:hanging="360"/>
+      </w:pPr>
+    </w:lvl>
+    <w:lvl xmlns:w="http://schemas.openxmlformats.org/wordprocessingml/2006/main" w:ilvl="1">
+      <w:start w:val="1"/>
+      <w:numFmt w:val="lowerLetter"/>
+      <w:lvlText w:val="%2."/>
+      <w:lvlJc w:val="left"/>
+      <w:pPr>
+        <w:ind w:left="1440" w:hanging="360"/>
+      </w:pPr>
+    </w:lvl>
+    <w:lvl xmlns:w="http://schemas.openxmlformats.org/wordprocessingml/2006/main" w:ilvl="2">
+      <w:start w:val="1"/>
+      <w:numFmt w:val="lowerRoman"/>
+      <w:lvlText w:val="%3."/>
+      <w:lvlJc w:val="right"/>
+      <w:pPr>
+        <w:ind w:left="2160" w:hanging="180"/>
+      </w:pPr>
+    </w:lvl>
+    <w:lvl xmlns:w="http://schemas.openxmlformats.org/wordprocessingml/2006/main" w:ilvl="3">
+      <w:start w:val="1"/>
+      <w:numFmt w:val="decimal"/>
+      <w:lvlText w:val="%4."/>
+      <w:lvlJc w:val="left"/>
+      <w:pPr>
+        <w:ind w:left="2880" w:hanging="360"/>
+      </w:pPr>
+    </w:lvl>
+    <w:lvl xmlns:w="http://schemas.openxmlformats.org/wordprocessingml/2006/main" w:ilvl="4">
+      <w:start w:val="1"/>
+      <w:numFmt w:val="lowerLetter"/>
+      <w:lvlText w:val="%5."/>
+      <w:lvlJc w:val="left"/>
+      <w:pPr>
+        <w:ind w:left="3600" w:hanging="360"/>
+      </w:pPr>
+    </w:lvl>
+    <w:lvl xmlns:w="http://schemas.openxmlformats.org/wordprocessingml/2006/main" w:ilvl="5">
+      <w:start w:val="1"/>
+      <w:numFmt w:val="lowerRoman"/>
+      <w:lvlText w:val="%6."/>
+      <w:lvlJc w:val="right"/>
+      <w:pPr>
+        <w:ind w:left="4320" w:hanging="180"/>
+      </w:pPr>
+    </w:lvl>
+    <w:lvl xmlns:w="http://schemas.openxmlformats.org/wordprocessingml/2006/main" w:ilvl="6">
+      <w:start w:val="1"/>
+      <w:numFmt w:val="decimal"/>
+      <w:lvlText w:val="%7."/>
+      <w:lvlJc w:val="left"/>
+      <w:pPr>
+        <w:ind w:left="5040" w:hanging="360"/>
+      </w:pPr>
+    </w:lvl>
+    <w:lvl xmlns:w="http://schemas.openxmlformats.org/wordprocessingml/2006/main" w:ilvl="7">
+      <w:start w:val="1"/>
+      <w:numFmt w:val="lowerLetter"/>
+      <w:lvlText w:val="%8."/>
+      <w:lvlJc w:val="left"/>
+      <w:pPr>
+        <w:ind w:left="5760" w:hanging="360"/>
+      </w:pPr>
+    </w:lvl>
+    <w:lvl xmlns:w="http://schemas.openxmlformats.org/wordprocessingml/2006/main" w:ilvl="8">
+      <w:start w:val="1"/>
+      <w:numFmt w:val="lowerRoman"/>
+      <w:lvlText w:val="%9."/>
+      <w:lvlJc w:val="right"/>
+      <w:pPr>
+        <w:ind w:left="6480" w:hanging="180"/>
+      </w:pPr>
+    </w:lvl>
+  </w:abstractNum>
+  <w:abstractNum xmlns:w="http://schemas.openxmlformats.org/wordprocessingml/2006/main" w:abstractNumId="37">
+    <w:nsid w:val="32ce3e03"/>
+    <w:multiLevelType xmlns:w="http://schemas.openxmlformats.org/wordprocessingml/2006/main" w:val="hybridMultilevel"/>
+    <w:lvl xmlns:w="http://schemas.openxmlformats.org/wordprocessingml/2006/main" w:ilvl="0">
+      <w:start w:val="1"/>
+      <w:numFmt w:val="bullet"/>
+      <w:lvlText w:val="-"/>
+      <w:lvlJc w:val="left"/>
+      <w:pPr>
+        <w:ind w:left="720" w:hanging="360"/>
+      </w:pPr>
+      <w:rPr>
+        <w:rFonts w:hint="default" w:ascii="Aptos" w:hAnsi="Aptos"/>
+      </w:rPr>
+    </w:lvl>
+    <w:lvl xmlns:w="http://schemas.openxmlformats.org/wordprocessingml/2006/main" w:ilvl="1">
+      <w:start w:val="1"/>
+      <w:numFmt w:val="bullet"/>
+      <w:lvlText w:val="o"/>
+      <w:lvlJc w:val="left"/>
+      <w:pPr>
+        <w:ind w:left="1440" w:hanging="360"/>
+      </w:pPr>
+      <w:rPr>
+        <w:rFonts w:hint="default" w:ascii="Courier New" w:hAnsi="Courier New"/>
+      </w:rPr>
+    </w:lvl>
+    <w:lvl xmlns:w="http://schemas.openxmlformats.org/wordprocessingml/2006/main" w:ilvl="2">
+      <w:start w:val="1"/>
+      <w:numFmt w:val="bullet"/>
+      <w:lvlText w:val=""/>
+      <w:lvlJc w:val="left"/>
+      <w:pPr>
+        <w:ind w:left="2160" w:hanging="360"/>
+      </w:pPr>
+      <w:rPr>
+        <w:rFonts w:hint="default" w:ascii="Wingdings" w:hAnsi="Wingdings"/>
+      </w:rPr>
+    </w:lvl>
+    <w:lvl xmlns:w="http://schemas.openxmlformats.org/wordprocessingml/2006/main" w:ilvl="3">
+      <w:start w:val="1"/>
+      <w:numFmt w:val="bullet"/>
+      <w:lvlText w:val=""/>
+      <w:lvlJc w:val="left"/>
+      <w:pPr>
+        <w:ind w:left="2880" w:hanging="360"/>
+      </w:pPr>
+      <w:rPr>
+        <w:rFonts w:hint="default" w:ascii="Symbol" w:hAnsi="Symbol"/>
+      </w:rPr>
+    </w:lvl>
+    <w:lvl xmlns:w="http://schemas.openxmlformats.org/wordprocessingml/2006/main" w:ilvl="4">
+      <w:start w:val="1"/>
+      <w:numFmt w:val="bullet"/>
+      <w:lvlText w:val="o"/>
+      <w:lvlJc w:val="left"/>
+      <w:pPr>
+        <w:ind w:left="3600" w:hanging="360"/>
+      </w:pPr>
+      <w:rPr>
+        <w:rFonts w:hint="default" w:ascii="Courier New" w:hAnsi="Courier New"/>
+      </w:rPr>
+    </w:lvl>
+    <w:lvl xmlns:w="http://schemas.openxmlformats.org/wordprocessingml/2006/main" w:ilvl="5">
+      <w:start w:val="1"/>
+      <w:numFmt w:val="bullet"/>
+      <w:lvlText w:val=""/>
+      <w:lvlJc w:val="left"/>
+      <w:pPr>
+        <w:ind w:left="4320" w:hanging="360"/>
+      </w:pPr>
+      <w:rPr>
+        <w:rFonts w:hint="default" w:ascii="Wingdings" w:hAnsi="Wingdings"/>
+      </w:rPr>
+    </w:lvl>
+    <w:lvl xmlns:w="http://schemas.openxmlformats.org/wordprocessingml/2006/main" w:ilvl="6">
+      <w:start w:val="1"/>
+      <w:numFmt w:val="bullet"/>
+      <w:lvlText w:val=""/>
+      <w:lvlJc w:val="left"/>
+      <w:pPr>
+        <w:ind w:left="5040" w:hanging="360"/>
+      </w:pPr>
+      <w:rPr>
+        <w:rFonts w:hint="default" w:ascii="Symbol" w:hAnsi="Symbol"/>
+      </w:rPr>
+    </w:lvl>
+    <w:lvl xmlns:w="http://schemas.openxmlformats.org/wordprocessingml/2006/main" w:ilvl="7">
+      <w:start w:val="1"/>
+      <w:numFmt w:val="bullet"/>
+      <w:lvlText w:val="o"/>
+      <w:lvlJc w:val="left"/>
+      <w:pPr>
+        <w:ind w:left="5760" w:hanging="360"/>
+      </w:pPr>
+      <w:rPr>
+        <w:rFonts w:hint="default" w:ascii="Courier New" w:hAnsi="Courier New"/>
+      </w:rPr>
+    </w:lvl>
+    <w:lvl xmlns:w="http://schemas.openxmlformats.org/wordprocessingml/2006/main" w:ilvl="8">
+      <w:start w:val="1"/>
+      <w:numFmt w:val="bullet"/>
+      <w:lvlText w:val=""/>
+      <w:lvlJc w:val="left"/>
+      <w:pPr>
+        <w:ind w:left="6480" w:hanging="360"/>
+      </w:pPr>
+      <w:rPr>
+        <w:rFonts w:hint="default" w:ascii="Wingdings" w:hAnsi="Wingdings"/>
+      </w:rPr>
+    </w:lvl>
+  </w:abstractNum>
+  <w:abstractNum xmlns:w="http://schemas.openxmlformats.org/wordprocessingml/2006/main" w:abstractNumId="36">
+    <w:nsid w:val="545e09a0"/>
+    <w:multiLevelType xmlns:w="http://schemas.openxmlformats.org/wordprocessingml/2006/main" w:val="hybridMultilevel"/>
+    <w:lvl xmlns:w="http://schemas.openxmlformats.org/wordprocessingml/2006/main" w:ilvl="0">
+      <w:start w:val="1"/>
+      <w:numFmt w:val="bullet"/>
+      <w:lvlText w:val="-"/>
+      <w:lvlJc w:val="left"/>
+      <w:pPr>
+        <w:ind w:left="720" w:hanging="360"/>
+      </w:pPr>
+      <w:rPr>
+        <w:rFonts w:hint="default" w:ascii="Aptos" w:hAnsi="Aptos"/>
+      </w:rPr>
+    </w:lvl>
+    <w:lvl xmlns:w="http://schemas.openxmlformats.org/wordprocessingml/2006/main" w:ilvl="1">
+      <w:start w:val="1"/>
+      <w:numFmt w:val="bullet"/>
+      <w:lvlText w:val="o"/>
+      <w:lvlJc w:val="left"/>
+      <w:pPr>
+        <w:ind w:left="1440" w:hanging="360"/>
+      </w:pPr>
+      <w:rPr>
+        <w:rFonts w:hint="default" w:ascii="Courier New" w:hAnsi="Courier New"/>
+      </w:rPr>
+    </w:lvl>
+    <w:lvl xmlns:w="http://schemas.openxmlformats.org/wordprocessingml/2006/main" w:ilvl="2">
+      <w:start w:val="1"/>
+      <w:numFmt w:val="bullet"/>
+      <w:lvlText w:val=""/>
+      <w:lvlJc w:val="left"/>
+      <w:pPr>
+        <w:ind w:left="2160" w:hanging="360"/>
+      </w:pPr>
+      <w:rPr>
+        <w:rFonts w:hint="default" w:ascii="Wingdings" w:hAnsi="Wingdings"/>
+      </w:rPr>
+    </w:lvl>
+    <w:lvl xmlns:w="http://schemas.openxmlformats.org/wordprocessingml/2006/main" w:ilvl="3">
+      <w:start w:val="1"/>
+      <w:numFmt w:val="bullet"/>
+      <w:lvlText w:val=""/>
+      <w:lvlJc w:val="left"/>
+      <w:pPr>
+        <w:ind w:left="2880" w:hanging="360"/>
+      </w:pPr>
+      <w:rPr>
+        <w:rFonts w:hint="default" w:ascii="Symbol" w:hAnsi="Symbol"/>
+      </w:rPr>
+    </w:lvl>
+    <w:lvl xmlns:w="http://schemas.openxmlformats.org/wordprocessingml/2006/main" w:ilvl="4">
+      <w:start w:val="1"/>
+      <w:numFmt w:val="bullet"/>
+      <w:lvlText w:val="o"/>
+      <w:lvlJc w:val="left"/>
+      <w:pPr>
+        <w:ind w:left="3600" w:hanging="360"/>
+      </w:pPr>
+      <w:rPr>
+        <w:rFonts w:hint="default" w:ascii="Courier New" w:hAnsi="Courier New"/>
+      </w:rPr>
+    </w:lvl>
+    <w:lvl xmlns:w="http://schemas.openxmlformats.org/wordprocessingml/2006/main" w:ilvl="5">
+      <w:start w:val="1"/>
+      <w:numFmt w:val="bullet"/>
+      <w:lvlText w:val=""/>
+      <w:lvlJc w:val="left"/>
+      <w:pPr>
+        <w:ind w:left="4320" w:hanging="360"/>
+      </w:pPr>
+      <w:rPr>
+        <w:rFonts w:hint="default" w:ascii="Wingdings" w:hAnsi="Wingdings"/>
+      </w:rPr>
+    </w:lvl>
+    <w:lvl xmlns:w="http://schemas.openxmlformats.org/wordprocessingml/2006/main" w:ilvl="6">
+      <w:start w:val="1"/>
+      <w:numFmt w:val="bullet"/>
+      <w:lvlText w:val=""/>
+      <w:lvlJc w:val="left"/>
+      <w:pPr>
+        <w:ind w:left="5040" w:hanging="360"/>
+      </w:pPr>
+      <w:rPr>
+        <w:rFonts w:hint="default" w:ascii="Symbol" w:hAnsi="Symbol"/>
+      </w:rPr>
+    </w:lvl>
+    <w:lvl xmlns:w="http://schemas.openxmlformats.org/wordprocessingml/2006/main" w:ilvl="7">
+      <w:start w:val="1"/>
+      <w:numFmt w:val="bullet"/>
+      <w:lvlText w:val="o"/>
+      <w:lvlJc w:val="left"/>
+      <w:pPr>
+        <w:ind w:left="5760" w:hanging="360"/>
+      </w:pPr>
+      <w:rPr>
+        <w:rFonts w:hint="default" w:ascii="Courier New" w:hAnsi="Courier New"/>
+      </w:rPr>
+    </w:lvl>
+    <w:lvl xmlns:w="http://schemas.openxmlformats.org/wordprocessingml/2006/main" w:ilvl="8">
+      <w:start w:val="1"/>
+      <w:numFmt w:val="bullet"/>
+      <w:lvlText w:val=""/>
+      <w:lvlJc w:val="left"/>
+      <w:pPr>
+        <w:ind w:left="6480" w:hanging="360"/>
+      </w:pPr>
+      <w:rPr>
+        <w:rFonts w:hint="default" w:ascii="Wingdings" w:hAnsi="Wingdings"/>
+      </w:rPr>
+    </w:lvl>
+  </w:abstractNum>
+  <w:abstractNum xmlns:w="http://schemas.openxmlformats.org/wordprocessingml/2006/main" w:abstractNumId="35">
+    <w:nsid w:val="3cd9fd01"/>
+    <w:multiLevelType xmlns:w="http://schemas.openxmlformats.org/wordprocessingml/2006/main" w:val="hybridMultilevel"/>
+    <w:lvl xmlns:w="http://schemas.openxmlformats.org/wordprocessingml/2006/main" w:ilvl="0">
+      <w:start w:val="1"/>
+      <w:numFmt w:val="bullet"/>
+      <w:lvlText w:val="-"/>
+      <w:lvlJc w:val="left"/>
+      <w:pPr>
+        <w:ind w:left="720" w:hanging="360"/>
+      </w:pPr>
+      <w:rPr>
+        <w:rFonts w:hint="default" w:ascii="Aptos" w:hAnsi="Aptos"/>
+      </w:rPr>
+    </w:lvl>
+    <w:lvl xmlns:w="http://schemas.openxmlformats.org/wordprocessingml/2006/main" w:ilvl="1">
+      <w:start w:val="1"/>
+      <w:numFmt w:val="bullet"/>
+      <w:lvlText w:val="o"/>
+      <w:lvlJc w:val="left"/>
+      <w:pPr>
+        <w:ind w:left="1440" w:hanging="360"/>
+      </w:pPr>
+      <w:rPr>
+        <w:rFonts w:hint="default" w:ascii="Courier New" w:hAnsi="Courier New"/>
+      </w:rPr>
+    </w:lvl>
+    <w:lvl xmlns:w="http://schemas.openxmlformats.org/wordprocessingml/2006/main" w:ilvl="2">
+      <w:start w:val="1"/>
+      <w:numFmt w:val="bullet"/>
+      <w:lvlText w:val=""/>
+      <w:lvlJc w:val="left"/>
+      <w:pPr>
+        <w:ind w:left="2160" w:hanging="360"/>
+      </w:pPr>
+      <w:rPr>
+        <w:rFonts w:hint="default" w:ascii="Wingdings" w:hAnsi="Wingdings"/>
+      </w:rPr>
+    </w:lvl>
+    <w:lvl xmlns:w="http://schemas.openxmlformats.org/wordprocessingml/2006/main" w:ilvl="3">
+      <w:start w:val="1"/>
+      <w:numFmt w:val="bullet"/>
+      <w:lvlText w:val=""/>
+      <w:lvlJc w:val="left"/>
+      <w:pPr>
+        <w:ind w:left="2880" w:hanging="360"/>
+      </w:pPr>
+      <w:rPr>
+        <w:rFonts w:hint="default" w:ascii="Symbol" w:hAnsi="Symbol"/>
+      </w:rPr>
+    </w:lvl>
+    <w:lvl xmlns:w="http://schemas.openxmlformats.org/wordprocessingml/2006/main" w:ilvl="4">
+      <w:start w:val="1"/>
+      <w:numFmt w:val="bullet"/>
+      <w:lvlText w:val="o"/>
+      <w:lvlJc w:val="left"/>
+      <w:pPr>
+        <w:ind w:left="3600" w:hanging="360"/>
+      </w:pPr>
+      <w:rPr>
+        <w:rFonts w:hint="default" w:ascii="Courier New" w:hAnsi="Courier New"/>
+      </w:rPr>
+    </w:lvl>
+    <w:lvl xmlns:w="http://schemas.openxmlformats.org/wordprocessingml/2006/main" w:ilvl="5">
+      <w:start w:val="1"/>
+      <w:numFmt w:val="bullet"/>
+      <w:lvlText w:val=""/>
+      <w:lvlJc w:val="left"/>
+      <w:pPr>
+        <w:ind w:left="4320" w:hanging="360"/>
+      </w:pPr>
+      <w:rPr>
+        <w:rFonts w:hint="default" w:ascii="Wingdings" w:hAnsi="Wingdings"/>
+      </w:rPr>
+    </w:lvl>
+    <w:lvl xmlns:w="http://schemas.openxmlformats.org/wordprocessingml/2006/main" w:ilvl="6">
+      <w:start w:val="1"/>
+      <w:numFmt w:val="bullet"/>
+      <w:lvlText w:val=""/>
+      <w:lvlJc w:val="left"/>
+      <w:pPr>
+        <w:ind w:left="5040" w:hanging="360"/>
+      </w:pPr>
+      <w:rPr>
+        <w:rFonts w:hint="default" w:ascii="Symbol" w:hAnsi="Symbol"/>
+      </w:rPr>
+    </w:lvl>
+    <w:lvl xmlns:w="http://schemas.openxmlformats.org/wordprocessingml/2006/main" w:ilvl="7">
+      <w:start w:val="1"/>
+      <w:numFmt w:val="bullet"/>
+      <w:lvlText w:val="o"/>
+      <w:lvlJc w:val="left"/>
+      <w:pPr>
+        <w:ind w:left="5760" w:hanging="360"/>
+      </w:pPr>
+      <w:rPr>
+        <w:rFonts w:hint="default" w:ascii="Courier New" w:hAnsi="Courier New"/>
+      </w:rPr>
+    </w:lvl>
+    <w:lvl xmlns:w="http://schemas.openxmlformats.org/wordprocessingml/2006/main" w:ilvl="8">
+      <w:start w:val="1"/>
+      <w:numFmt w:val="bullet"/>
+      <w:lvlText w:val=""/>
+      <w:lvlJc w:val="left"/>
+      <w:pPr>
+        <w:ind w:left="6480" w:hanging="360"/>
+      </w:pPr>
+      <w:rPr>
+        <w:rFonts w:hint="default" w:ascii="Wingdings" w:hAnsi="Wingdings"/>
+      </w:rPr>
+    </w:lvl>
+  </w:abstractNum>
+  <w:abstractNum xmlns:w="http://schemas.openxmlformats.org/wordprocessingml/2006/main" w:abstractNumId="34">
+    <w:nsid w:val="38a84b40"/>
+    <w:multiLevelType xmlns:w="http://schemas.openxmlformats.org/wordprocessingml/2006/main" w:val="hybridMultilevel"/>
+    <w:lvl xmlns:w="http://schemas.openxmlformats.org/wordprocessingml/2006/main" w:ilvl="0">
+      <w:start w:val="1"/>
+      <w:numFmt w:val="bullet"/>
+      <w:lvlText w:val="-"/>
+      <w:lvlJc w:val="left"/>
+      <w:pPr>
+        <w:ind w:left="720" w:hanging="360"/>
+      </w:pPr>
+      <w:rPr>
+        <w:rFonts w:hint="default" w:ascii="Aptos" w:hAnsi="Aptos"/>
+      </w:rPr>
+    </w:lvl>
+    <w:lvl xmlns:w="http://schemas.openxmlformats.org/wordprocessingml/2006/main" w:ilvl="1">
+      <w:start w:val="1"/>
+      <w:numFmt w:val="bullet"/>
+      <w:lvlText w:val="o"/>
+      <w:lvlJc w:val="left"/>
+      <w:pPr>
+        <w:ind w:left="1440" w:hanging="360"/>
+      </w:pPr>
+      <w:rPr>
+        <w:rFonts w:hint="default" w:ascii="Courier New" w:hAnsi="Courier New"/>
+      </w:rPr>
+    </w:lvl>
+    <w:lvl xmlns:w="http://schemas.openxmlformats.org/wordprocessingml/2006/main" w:ilvl="2">
+      <w:start w:val="1"/>
+      <w:numFmt w:val="bullet"/>
+      <w:lvlText w:val=""/>
+      <w:lvlJc w:val="left"/>
+      <w:pPr>
+        <w:ind w:left="2160" w:hanging="360"/>
+      </w:pPr>
+      <w:rPr>
+        <w:rFonts w:hint="default" w:ascii="Wingdings" w:hAnsi="Wingdings"/>
+      </w:rPr>
+    </w:lvl>
+    <w:lvl xmlns:w="http://schemas.openxmlformats.org/wordprocessingml/2006/main" w:ilvl="3">
+      <w:start w:val="1"/>
+      <w:numFmt w:val="bullet"/>
+      <w:lvlText w:val=""/>
+      <w:lvlJc w:val="left"/>
+      <w:pPr>
+        <w:ind w:left="2880" w:hanging="360"/>
+      </w:pPr>
+      <w:rPr>
+        <w:rFonts w:hint="default" w:ascii="Symbol" w:hAnsi="Symbol"/>
+      </w:rPr>
+    </w:lvl>
+    <w:lvl xmlns:w="http://schemas.openxmlformats.org/wordprocessingml/2006/main" w:ilvl="4">
+      <w:start w:val="1"/>
+      <w:numFmt w:val="bullet"/>
+      <w:lvlText w:val="o"/>
+      <w:lvlJc w:val="left"/>
+      <w:pPr>
+        <w:ind w:left="3600" w:hanging="360"/>
+      </w:pPr>
+      <w:rPr>
+        <w:rFonts w:hint="default" w:ascii="Courier New" w:hAnsi="Courier New"/>
+      </w:rPr>
+    </w:lvl>
+    <w:lvl xmlns:w="http://schemas.openxmlformats.org/wordprocessingml/2006/main" w:ilvl="5">
+      <w:start w:val="1"/>
+      <w:numFmt w:val="bullet"/>
+      <w:lvlText w:val=""/>
+      <w:lvlJc w:val="left"/>
+      <w:pPr>
+        <w:ind w:left="4320" w:hanging="360"/>
+      </w:pPr>
+      <w:rPr>
+        <w:rFonts w:hint="default" w:ascii="Wingdings" w:hAnsi="Wingdings"/>
+      </w:rPr>
+    </w:lvl>
+    <w:lvl xmlns:w="http://schemas.openxmlformats.org/wordprocessingml/2006/main" w:ilvl="6">
+      <w:start w:val="1"/>
+      <w:numFmt w:val="bullet"/>
+      <w:lvlText w:val=""/>
+      <w:lvlJc w:val="left"/>
+      <w:pPr>
+        <w:ind w:left="5040" w:hanging="360"/>
+      </w:pPr>
+      <w:rPr>
+        <w:rFonts w:hint="default" w:ascii="Symbol" w:hAnsi="Symbol"/>
+      </w:rPr>
+    </w:lvl>
+    <w:lvl xmlns:w="http://schemas.openxmlformats.org/wordprocessingml/2006/main" w:ilvl="7">
+      <w:start w:val="1"/>
+      <w:numFmt w:val="bullet"/>
+      <w:lvlText w:val="o"/>
+      <w:lvlJc w:val="left"/>
+      <w:pPr>
+        <w:ind w:left="5760" w:hanging="360"/>
+      </w:pPr>
+      <w:rPr>
+        <w:rFonts w:hint="default" w:ascii="Courier New" w:hAnsi="Courier New"/>
+      </w:rPr>
+    </w:lvl>
+    <w:lvl xmlns:w="http://schemas.openxmlformats.org/wordprocessingml/2006/main" w:ilvl="8">
+      <w:start w:val="1"/>
+      <w:numFmt w:val="bullet"/>
+      <w:lvlText w:val=""/>
+      <w:lvlJc w:val="left"/>
+      <w:pPr>
+        <w:ind w:left="6480" w:hanging="360"/>
+      </w:pPr>
+      <w:rPr>
+        <w:rFonts w:hint="default" w:ascii="Wingdings" w:hAnsi="Wingdings"/>
+      </w:rPr>
+    </w:lvl>
+  </w:abstractNum>
+  <w:abstractNum xmlns:w="http://schemas.openxmlformats.org/wordprocessingml/2006/main" w:abstractNumId="33">
+    <w:nsid w:val="3e188491"/>
+    <w:multiLevelType xmlns:w="http://schemas.openxmlformats.org/wordprocessingml/2006/main" w:val="hybridMultilevel"/>
+    <w:lvl xmlns:w="http://schemas.openxmlformats.org/wordprocessingml/2006/main" w:ilvl="0">
+      <w:start w:val="1"/>
+      <w:numFmt w:val="bullet"/>
+      <w:lvlText w:val="-"/>
+      <w:lvlJc w:val="left"/>
+      <w:pPr>
+        <w:ind w:left="1068" w:hanging="360"/>
+      </w:pPr>
+      <w:rPr>
+        <w:rFonts w:hint="default" w:ascii="Aptos" w:hAnsi="Aptos"/>
+      </w:rPr>
+    </w:lvl>
+    <w:lvl xmlns:w="http://schemas.openxmlformats.org/wordprocessingml/2006/main" w:ilvl="1">
+      <w:start w:val="1"/>
+      <w:numFmt w:val="bullet"/>
+      <w:lvlText w:val="o"/>
+      <w:lvlJc w:val="left"/>
+      <w:pPr>
+        <w:ind w:left="1788" w:hanging="360"/>
+      </w:pPr>
+      <w:rPr>
+        <w:rFonts w:hint="default" w:ascii="Courier New" w:hAnsi="Courier New"/>
+      </w:rPr>
+    </w:lvl>
+    <w:lvl xmlns:w="http://schemas.openxmlformats.org/wordprocessingml/2006/main" w:ilvl="2">
+      <w:start w:val="1"/>
+      <w:numFmt w:val="bullet"/>
+      <w:lvlText w:val=""/>
+      <w:lvlJc w:val="left"/>
+      <w:pPr>
+        <w:ind w:left="2508" w:hanging="360"/>
+      </w:pPr>
+      <w:rPr>
+        <w:rFonts w:hint="default" w:ascii="Wingdings" w:hAnsi="Wingdings"/>
+      </w:rPr>
+    </w:lvl>
+    <w:lvl xmlns:w="http://schemas.openxmlformats.org/wordprocessingml/2006/main" w:ilvl="3">
+      <w:start w:val="1"/>
+      <w:numFmt w:val="bullet"/>
+      <w:lvlText w:val=""/>
+      <w:lvlJc w:val="left"/>
+      <w:pPr>
+        <w:ind w:left="3228" w:hanging="360"/>
+      </w:pPr>
+      <w:rPr>
+        <w:rFonts w:hint="default" w:ascii="Symbol" w:hAnsi="Symbol"/>
+      </w:rPr>
+    </w:lvl>
+    <w:lvl xmlns:w="http://schemas.openxmlformats.org/wordprocessingml/2006/main" w:ilvl="4">
+      <w:start w:val="1"/>
+      <w:numFmt w:val="bullet"/>
+      <w:lvlText w:val="o"/>
+      <w:lvlJc w:val="left"/>
+      <w:pPr>
+        <w:ind w:left="3948" w:hanging="360"/>
+      </w:pPr>
+      <w:rPr>
+        <w:rFonts w:hint="default" w:ascii="Courier New" w:hAnsi="Courier New"/>
+      </w:rPr>
+    </w:lvl>
+    <w:lvl xmlns:w="http://schemas.openxmlformats.org/wordprocessingml/2006/main" w:ilvl="5">
+      <w:start w:val="1"/>
+      <w:numFmt w:val="bullet"/>
+      <w:lvlText w:val=""/>
+      <w:lvlJc w:val="left"/>
+      <w:pPr>
+        <w:ind w:left="4668" w:hanging="360"/>
+      </w:pPr>
+      <w:rPr>
+        <w:rFonts w:hint="default" w:ascii="Wingdings" w:hAnsi="Wingdings"/>
+      </w:rPr>
+    </w:lvl>
+    <w:lvl xmlns:w="http://schemas.openxmlformats.org/wordprocessingml/2006/main" w:ilvl="6">
+      <w:start w:val="1"/>
+      <w:numFmt w:val="bullet"/>
+      <w:lvlText w:val=""/>
+      <w:lvlJc w:val="left"/>
+      <w:pPr>
+        <w:ind w:left="5388" w:hanging="360"/>
+      </w:pPr>
+      <w:rPr>
+        <w:rFonts w:hint="default" w:ascii="Symbol" w:hAnsi="Symbol"/>
+      </w:rPr>
+    </w:lvl>
+    <w:lvl xmlns:w="http://schemas.openxmlformats.org/wordprocessingml/2006/main" w:ilvl="7">
+      <w:start w:val="1"/>
+      <w:numFmt w:val="bullet"/>
+      <w:lvlText w:val="o"/>
+      <w:lvlJc w:val="left"/>
+      <w:pPr>
+        <w:ind w:left="6108" w:hanging="360"/>
+      </w:pPr>
+      <w:rPr>
+        <w:rFonts w:hint="default" w:ascii="Courier New" w:hAnsi="Courier New"/>
+      </w:rPr>
+    </w:lvl>
+    <w:lvl xmlns:w="http://schemas.openxmlformats.org/wordprocessingml/2006/main" w:ilvl="8">
+      <w:start w:val="1"/>
+      <w:numFmt w:val="bullet"/>
+      <w:lvlText w:val=""/>
+      <w:lvlJc w:val="left"/>
+      <w:pPr>
+        <w:ind w:left="6828" w:hanging="360"/>
+      </w:pPr>
+      <w:rPr>
+        <w:rFonts w:hint="default" w:ascii="Wingdings" w:hAnsi="Wingdings"/>
+      </w:rPr>
+    </w:lvl>
+  </w:abstractNum>
+  <w:abstractNum xmlns:w="http://schemas.openxmlformats.org/wordprocessingml/2006/main" w:abstractNumId="32">
+    <w:nsid w:val="31d29e77"/>
+    <w:multiLevelType xmlns:w="http://schemas.openxmlformats.org/wordprocessingml/2006/main" w:val="hybridMultilevel"/>
+    <w:lvl xmlns:w="http://schemas.openxmlformats.org/wordprocessingml/2006/main" w:ilvl="0">
+      <w:start w:val="1"/>
+      <w:numFmt w:val="bullet"/>
+      <w:lvlText w:val="-"/>
+      <w:lvlJc w:val="left"/>
+      <w:pPr>
+        <w:ind w:left="1440" w:hanging="360"/>
+      </w:pPr>
+      <w:rPr>
+        <w:rFonts w:hint="default" w:ascii="Aptos" w:hAnsi="Aptos"/>
+      </w:rPr>
+    </w:lvl>
+    <w:lvl xmlns:w="http://schemas.openxmlformats.org/wordprocessingml/2006/main" w:ilvl="1">
+      <w:start w:val="1"/>
+      <w:numFmt w:val="bullet"/>
+      <w:lvlText w:val="o"/>
+      <w:lvlJc w:val="left"/>
+      <w:pPr>
+        <w:ind w:left="2160" w:hanging="360"/>
+      </w:pPr>
+      <w:rPr>
+        <w:rFonts w:hint="default" w:ascii="Courier New" w:hAnsi="Courier New"/>
+      </w:rPr>
+    </w:lvl>
+    <w:lvl xmlns:w="http://schemas.openxmlformats.org/wordprocessingml/2006/main" w:ilvl="2">
+      <w:start w:val="1"/>
+      <w:numFmt w:val="bullet"/>
+      <w:lvlText w:val=""/>
+      <w:lvlJc w:val="left"/>
+      <w:pPr>
+        <w:ind w:left="2880" w:hanging="360"/>
+      </w:pPr>
+      <w:rPr>
+        <w:rFonts w:hint="default" w:ascii="Wingdings" w:hAnsi="Wingdings"/>
+      </w:rPr>
+    </w:lvl>
+    <w:lvl xmlns:w="http://schemas.openxmlformats.org/wordprocessingml/2006/main" w:ilvl="3">
+      <w:start w:val="1"/>
+      <w:numFmt w:val="bullet"/>
+      <w:lvlText w:val=""/>
+      <w:lvlJc w:val="left"/>
+      <w:pPr>
+        <w:ind w:left="3600" w:hanging="360"/>
+      </w:pPr>
+      <w:rPr>
+        <w:rFonts w:hint="default" w:ascii="Symbol" w:hAnsi="Symbol"/>
+      </w:rPr>
+    </w:lvl>
+    <w:lvl xmlns:w="http://schemas.openxmlformats.org/wordprocessingml/2006/main" w:ilvl="4">
+      <w:start w:val="1"/>
+      <w:numFmt w:val="bullet"/>
+      <w:lvlText w:val="o"/>
+      <w:lvlJc w:val="left"/>
+      <w:pPr>
+        <w:ind w:left="4320" w:hanging="360"/>
+      </w:pPr>
+      <w:rPr>
+        <w:rFonts w:hint="default" w:ascii="Courier New" w:hAnsi="Courier New"/>
+      </w:rPr>
+    </w:lvl>
+    <w:lvl xmlns:w="http://schemas.openxmlformats.org/wordprocessingml/2006/main" w:ilvl="5">
+      <w:start w:val="1"/>
+      <w:numFmt w:val="bullet"/>
+      <w:lvlText w:val=""/>
+      <w:lvlJc w:val="left"/>
+      <w:pPr>
+        <w:ind w:left="5040" w:hanging="360"/>
+      </w:pPr>
+      <w:rPr>
+        <w:rFonts w:hint="default" w:ascii="Wingdings" w:hAnsi="Wingdings"/>
+      </w:rPr>
+    </w:lvl>
+    <w:lvl xmlns:w="http://schemas.openxmlformats.org/wordprocessingml/2006/main" w:ilvl="6">
+      <w:start w:val="1"/>
+      <w:numFmt w:val="bullet"/>
+      <w:lvlText w:val=""/>
+      <w:lvlJc w:val="left"/>
+      <w:pPr>
+        <w:ind w:left="5760" w:hanging="360"/>
+      </w:pPr>
+      <w:rPr>
+        <w:rFonts w:hint="default" w:ascii="Symbol" w:hAnsi="Symbol"/>
+      </w:rPr>
+    </w:lvl>
+    <w:lvl xmlns:w="http://schemas.openxmlformats.org/wordprocessingml/2006/main" w:ilvl="7">
+      <w:start w:val="1"/>
+      <w:numFmt w:val="bullet"/>
+      <w:lvlText w:val="o"/>
+      <w:lvlJc w:val="left"/>
+      <w:pPr>
+        <w:ind w:left="6480" w:hanging="360"/>
+      </w:pPr>
+      <w:rPr>
+        <w:rFonts w:hint="default" w:ascii="Courier New" w:hAnsi="Courier New"/>
+      </w:rPr>
+    </w:lvl>
+    <w:lvl xmlns:w="http://schemas.openxmlformats.org/wordprocessingml/2006/main" w:ilvl="8">
+      <w:start w:val="1"/>
+      <w:numFmt w:val="bullet"/>
+      <w:lvlText w:val=""/>
+      <w:lvlJc w:val="left"/>
+      <w:pPr>
+        <w:ind w:left="7200" w:hanging="360"/>
+      </w:pPr>
+      <w:rPr>
+        <w:rFonts w:hint="default" w:ascii="Wingdings" w:hAnsi="Wingdings"/>
+      </w:rPr>
+    </w:lvl>
+  </w:abstractNum>
+  <w:abstractNum xmlns:w="http://schemas.openxmlformats.org/wordprocessingml/2006/main" w:abstractNumId="31">
+    <w:nsid w:val="79c381f0"/>
+    <w:multiLevelType xmlns:w="http://schemas.openxmlformats.org/wordprocessingml/2006/main" w:val="hybridMultilevel"/>
+    <w:lvl xmlns:w="http://schemas.openxmlformats.org/wordprocessingml/2006/main" w:ilvl="0">
+      <w:start w:val="1"/>
+      <w:numFmt w:val="bullet"/>
+      <w:lvlText w:val="-"/>
+      <w:lvlJc w:val="left"/>
+      <w:pPr>
+        <w:ind w:left="720" w:hanging="360"/>
+      </w:pPr>
+      <w:rPr>
+        <w:rFonts w:hint="default" w:ascii="Aptos" w:hAnsi="Aptos"/>
+      </w:rPr>
+    </w:lvl>
+    <w:lvl xmlns:w="http://schemas.openxmlformats.org/wordprocessingml/2006/main" w:ilvl="1">
+      <w:start w:val="1"/>
+      <w:numFmt w:val="bullet"/>
+      <w:lvlText w:val="o"/>
+      <w:lvlJc w:val="left"/>
+      <w:pPr>
+        <w:ind w:left="1440" w:hanging="360"/>
+      </w:pPr>
+      <w:rPr>
+        <w:rFonts w:hint="default" w:ascii="Courier New" w:hAnsi="Courier New"/>
+      </w:rPr>
+    </w:lvl>
+    <w:lvl xmlns:w="http://schemas.openxmlformats.org/wordprocessingml/2006/main" w:ilvl="2">
+      <w:start w:val="1"/>
+      <w:numFmt w:val="bullet"/>
+      <w:lvlText w:val=""/>
+      <w:lvlJc w:val="left"/>
+      <w:pPr>
+        <w:ind w:left="2160" w:hanging="360"/>
+      </w:pPr>
+      <w:rPr>
+        <w:rFonts w:hint="default" w:ascii="Wingdings" w:hAnsi="Wingdings"/>
+      </w:rPr>
+    </w:lvl>
+    <w:lvl xmlns:w="http://schemas.openxmlformats.org/wordprocessingml/2006/main" w:ilvl="3">
+      <w:start w:val="1"/>
+      <w:numFmt w:val="bullet"/>
+      <w:lvlText w:val=""/>
+      <w:lvlJc w:val="left"/>
+      <w:pPr>
+        <w:ind w:left="2880" w:hanging="360"/>
+      </w:pPr>
+      <w:rPr>
+        <w:rFonts w:hint="default" w:ascii="Symbol" w:hAnsi="Symbol"/>
+      </w:rPr>
+    </w:lvl>
+    <w:lvl xmlns:w="http://schemas.openxmlformats.org/wordprocessingml/2006/main" w:ilvl="4">
+      <w:start w:val="1"/>
+      <w:numFmt w:val="bullet"/>
+      <w:lvlText w:val="o"/>
+      <w:lvlJc w:val="left"/>
+      <w:pPr>
+        <w:ind w:left="3600" w:hanging="360"/>
+      </w:pPr>
+      <w:rPr>
+        <w:rFonts w:hint="default" w:ascii="Courier New" w:hAnsi="Courier New"/>
+      </w:rPr>
+    </w:lvl>
+    <w:lvl xmlns:w="http://schemas.openxmlformats.org/wordprocessingml/2006/main" w:ilvl="5">
+      <w:start w:val="1"/>
+      <w:numFmt w:val="bullet"/>
+      <w:lvlText w:val=""/>
+      <w:lvlJc w:val="left"/>
+      <w:pPr>
+        <w:ind w:left="4320" w:hanging="360"/>
+      </w:pPr>
+      <w:rPr>
+        <w:rFonts w:hint="default" w:ascii="Wingdings" w:hAnsi="Wingdings"/>
+      </w:rPr>
+    </w:lvl>
+    <w:lvl xmlns:w="http://schemas.openxmlformats.org/wordprocessingml/2006/main" w:ilvl="6">
+      <w:start w:val="1"/>
+      <w:numFmt w:val="bullet"/>
+      <w:lvlText w:val=""/>
+      <w:lvlJc w:val="left"/>
+      <w:pPr>
+        <w:ind w:left="5040" w:hanging="360"/>
+      </w:pPr>
+      <w:rPr>
+        <w:rFonts w:hint="default" w:ascii="Symbol" w:hAnsi="Symbol"/>
+      </w:rPr>
+    </w:lvl>
+    <w:lvl xmlns:w="http://schemas.openxmlformats.org/wordprocessingml/2006/main" w:ilvl="7">
+      <w:start w:val="1"/>
+      <w:numFmt w:val="bullet"/>
+      <w:lvlText w:val="o"/>
+      <w:lvlJc w:val="left"/>
+      <w:pPr>
+        <w:ind w:left="5760" w:hanging="360"/>
+      </w:pPr>
+      <w:rPr>
+        <w:rFonts w:hint="default" w:ascii="Courier New" w:hAnsi="Courier New"/>
+      </w:rPr>
+    </w:lvl>
+    <w:lvl xmlns:w="http://schemas.openxmlformats.org/wordprocessingml/2006/main" w:ilvl="8">
+      <w:start w:val="1"/>
+      <w:numFmt w:val="bullet"/>
+      <w:lvlText w:val=""/>
+      <w:lvlJc w:val="left"/>
+      <w:pPr>
+        <w:ind w:left="6480" w:hanging="360"/>
+      </w:pPr>
+      <w:rPr>
+        <w:rFonts w:hint="default" w:ascii="Wingdings" w:hAnsi="Wingdings"/>
+      </w:rPr>
+    </w:lvl>
+  </w:abstractNum>
+  <w:abstractNum xmlns:w="http://schemas.openxmlformats.org/wordprocessingml/2006/main" w:abstractNumId="30">
+    <w:nsid w:val="3ad809f3"/>
+    <w:multiLevelType xmlns:w="http://schemas.openxmlformats.org/wordprocessingml/2006/main" w:val="hybridMultilevel"/>
+    <w:lvl xmlns:w="http://schemas.openxmlformats.org/wordprocessingml/2006/main" w:ilvl="0">
+      <w:start w:val="1"/>
+      <w:numFmt w:val="decimal"/>
+      <w:lvlText w:val="%1."/>
+      <w:lvlJc w:val="left"/>
+      <w:pPr>
+        <w:ind w:left="1080" w:hanging="360"/>
+      </w:pPr>
+    </w:lvl>
+    <w:lvl xmlns:w="http://schemas.openxmlformats.org/wordprocessingml/2006/main" w:ilvl="1">
+      <w:start w:val="1"/>
+      <w:numFmt w:val="lowerLetter"/>
+      <w:lvlText w:val="%2."/>
+      <w:lvlJc w:val="left"/>
+      <w:pPr>
+        <w:ind w:left="1800" w:hanging="360"/>
+      </w:pPr>
+    </w:lvl>
+    <w:lvl xmlns:w="http://schemas.openxmlformats.org/wordprocessingml/2006/main" w:ilvl="2">
+      <w:start w:val="1"/>
+      <w:numFmt w:val="lowerRoman"/>
+      <w:lvlText w:val="%3."/>
+      <w:lvlJc w:val="right"/>
+      <w:pPr>
+        <w:ind w:left="2520" w:hanging="180"/>
+      </w:pPr>
+    </w:lvl>
+    <w:lvl xmlns:w="http://schemas.openxmlformats.org/wordprocessingml/2006/main" w:ilvl="3">
+      <w:start w:val="1"/>
+      <w:numFmt w:val="decimal"/>
+      <w:lvlText w:val="%4."/>
+      <w:lvlJc w:val="left"/>
+      <w:pPr>
+        <w:ind w:left="3240" w:hanging="360"/>
+      </w:pPr>
+    </w:lvl>
+    <w:lvl xmlns:w="http://schemas.openxmlformats.org/wordprocessingml/2006/main" w:ilvl="4">
+      <w:start w:val="1"/>
+      <w:numFmt w:val="lowerLetter"/>
+      <w:lvlText w:val="%5."/>
+      <w:lvlJc w:val="left"/>
+      <w:pPr>
+        <w:ind w:left="3960" w:hanging="360"/>
+      </w:pPr>
+    </w:lvl>
+    <w:lvl xmlns:w="http://schemas.openxmlformats.org/wordprocessingml/2006/main" w:ilvl="5">
+      <w:start w:val="1"/>
+      <w:numFmt w:val="lowerRoman"/>
+      <w:lvlText w:val="%6."/>
+      <w:lvlJc w:val="right"/>
+      <w:pPr>
+        <w:ind w:left="4680" w:hanging="180"/>
+      </w:pPr>
+    </w:lvl>
+    <w:lvl xmlns:w="http://schemas.openxmlformats.org/wordprocessingml/2006/main" w:ilvl="6">
+      <w:start w:val="1"/>
+      <w:numFmt w:val="decimal"/>
+      <w:lvlText w:val="%7."/>
+      <w:lvlJc w:val="left"/>
+      <w:pPr>
+        <w:ind w:left="5400" w:hanging="360"/>
+      </w:pPr>
+    </w:lvl>
+    <w:lvl xmlns:w="http://schemas.openxmlformats.org/wordprocessingml/2006/main" w:ilvl="7">
+      <w:start w:val="1"/>
+      <w:numFmt w:val="lowerLetter"/>
+      <w:lvlText w:val="%8."/>
+      <w:lvlJc w:val="left"/>
+      <w:pPr>
+        <w:ind w:left="6120" w:hanging="360"/>
+      </w:pPr>
+    </w:lvl>
+    <w:lvl xmlns:w="http://schemas.openxmlformats.org/wordprocessingml/2006/main" w:ilvl="8">
+      <w:start w:val="1"/>
+      <w:numFmt w:val="lowerRoman"/>
+      <w:lvlText w:val="%9."/>
+      <w:lvlJc w:val="right"/>
+      <w:pPr>
+        <w:ind w:left="6840" w:hanging="180"/>
+      </w:pPr>
+    </w:lvl>
+  </w:abstractNum>
+  <w:abstractNum xmlns:w="http://schemas.openxmlformats.org/wordprocessingml/2006/main" w:abstractNumId="29">
+    <w:nsid w:val="5fb94dae"/>
+    <w:multiLevelType xmlns:w="http://schemas.openxmlformats.org/wordprocessingml/2006/main" w:val="hybridMultilevel"/>
+    <w:lvl xmlns:w="http://schemas.openxmlformats.org/wordprocessingml/2006/main" w:ilvl="0">
+      <w:start w:val="1"/>
+      <w:numFmt w:val="decimal"/>
+      <w:lvlText w:val="%1."/>
+      <w:lvlJc w:val="left"/>
+      <w:pPr>
+        <w:ind w:left="720" w:hanging="360"/>
+      </w:pPr>
+    </w:lvl>
+    <w:lvl xmlns:w="http://schemas.openxmlformats.org/wordprocessingml/2006/main" w:ilvl="1">
+      <w:start w:val="1"/>
+      <w:numFmt w:val="lowerLetter"/>
+      <w:lvlText w:val="%2."/>
+      <w:lvlJc w:val="left"/>
+      <w:pPr>
+        <w:ind w:left="1440" w:hanging="360"/>
+      </w:pPr>
+    </w:lvl>
+    <w:lvl xmlns:w="http://schemas.openxmlformats.org/wordprocessingml/2006/main" w:ilvl="2">
+      <w:start w:val="1"/>
+      <w:numFmt w:val="lowerRoman"/>
+      <w:lvlText w:val="%3."/>
+      <w:lvlJc w:val="right"/>
+      <w:pPr>
+        <w:ind w:left="2160" w:hanging="180"/>
+      </w:pPr>
+    </w:lvl>
+    <w:lvl xmlns:w="http://schemas.openxmlformats.org/wordprocessingml/2006/main" w:ilvl="3">
+      <w:start w:val="1"/>
+      <w:numFmt w:val="decimal"/>
+      <w:lvlText w:val="%4."/>
+      <w:lvlJc w:val="left"/>
+      <w:pPr>
+        <w:ind w:left="2880" w:hanging="360"/>
+      </w:pPr>
+    </w:lvl>
+    <w:lvl xmlns:w="http://schemas.openxmlformats.org/wordprocessingml/2006/main" w:ilvl="4">
+      <w:start w:val="1"/>
+      <w:numFmt w:val="lowerLetter"/>
+      <w:lvlText w:val="%5."/>
+      <w:lvlJc w:val="left"/>
+      <w:pPr>
+        <w:ind w:left="3600" w:hanging="360"/>
+      </w:pPr>
+    </w:lvl>
+    <w:lvl xmlns:w="http://schemas.openxmlformats.org/wordprocessingml/2006/main" w:ilvl="5">
+      <w:start w:val="1"/>
+      <w:numFmt w:val="lowerRoman"/>
+      <w:lvlText w:val="%6."/>
+      <w:lvlJc w:val="right"/>
+      <w:pPr>
+        <w:ind w:left="4320" w:hanging="180"/>
+      </w:pPr>
+    </w:lvl>
+    <w:lvl xmlns:w="http://schemas.openxmlformats.org/wordprocessingml/2006/main" w:ilvl="6">
+      <w:start w:val="1"/>
+      <w:numFmt w:val="decimal"/>
+      <w:lvlText w:val="%7."/>
+      <w:lvlJc w:val="left"/>
+      <w:pPr>
+        <w:ind w:left="5040" w:hanging="360"/>
+      </w:pPr>
+    </w:lvl>
+    <w:lvl xmlns:w="http://schemas.openxmlformats.org/wordprocessingml/2006/main" w:ilvl="7">
+      <w:start w:val="1"/>
+      <w:numFmt w:val="lowerLetter"/>
+      <w:lvlText w:val="%8."/>
+      <w:lvlJc w:val="left"/>
+      <w:pPr>
+        <w:ind w:left="5760" w:hanging="360"/>
+      </w:pPr>
+    </w:lvl>
+    <w:lvl xmlns:w="http://schemas.openxmlformats.org/wordprocessingml/2006/main" w:ilvl="8">
+      <w:start w:val="1"/>
+      <w:numFmt w:val="lowerRoman"/>
+      <w:lvlText w:val="%9."/>
+      <w:lvlJc w:val="right"/>
+      <w:pPr>
+        <w:ind w:left="6480" w:hanging="180"/>
+      </w:pPr>
+    </w:lvl>
+  </w:abstractNum>
   <w:abstractNum w:abstractNumId="0" w15:restartNumberingAfterBreak="0">
     <w:nsid w:val="00671FC5"/>
     <w:multiLevelType w:val="multilevel"/>
@@ -1608,7 +8791,7 @@
         <w:ind w:left="720" w:hanging="360"/>
       </w:pPr>
       <w:rPr>
-        <w:rFonts w:ascii="Symbol" w:hAnsi="Symbol" w:hint="default"/>
+        <w:rFonts w:hint="default" w:ascii="Symbol" w:hAnsi="Symbol"/>
         <w:sz w:val="20"/>
       </w:rPr>
     </w:lvl>
@@ -1624,7 +8807,7 @@
         <w:ind w:left="1440" w:hanging="360"/>
       </w:pPr>
       <w:rPr>
-        <w:rFonts w:ascii="Courier New" w:hAnsi="Courier New" w:hint="default"/>
+        <w:rFonts w:hint="default" w:ascii="Courier New" w:hAnsi="Courier New"/>
         <w:sz w:val="20"/>
       </w:rPr>
     </w:lvl>
@@ -1640,7 +8823,7 @@
         <w:ind w:left="2160" w:hanging="360"/>
       </w:pPr>
       <w:rPr>
-        <w:rFonts w:ascii="Wingdings" w:hAnsi="Wingdings" w:hint="default"/>
+        <w:rFonts w:hint="default" w:ascii="Wingdings" w:hAnsi="Wingdings"/>
         <w:sz w:val="20"/>
       </w:rPr>
     </w:lvl>
@@ -1656,7 +8839,7 @@
         <w:ind w:left="2880" w:hanging="360"/>
       </w:pPr>
       <w:rPr>
-        <w:rFonts w:ascii="Wingdings" w:hAnsi="Wingdings" w:hint="default"/>
+        <w:rFonts w:hint="default" w:ascii="Wingdings" w:hAnsi="Wingdings"/>
         <w:sz w:val="20"/>
       </w:rPr>
     </w:lvl>
@@ -1672,7 +8855,7 @@
         <w:ind w:left="3600" w:hanging="360"/>
       </w:pPr>
       <w:rPr>
-        <w:rFonts w:ascii="Wingdings" w:hAnsi="Wingdings" w:hint="default"/>
+        <w:rFonts w:hint="default" w:ascii="Wingdings" w:hAnsi="Wingdings"/>
         <w:sz w:val="20"/>
       </w:rPr>
     </w:lvl>
@@ -1688,7 +8871,7 @@
         <w:ind w:left="4320" w:hanging="360"/>
       </w:pPr>
       <w:rPr>
-        <w:rFonts w:ascii="Wingdings" w:hAnsi="Wingdings" w:hint="default"/>
+        <w:rFonts w:hint="default" w:ascii="Wingdings" w:hAnsi="Wingdings"/>
         <w:sz w:val="20"/>
       </w:rPr>
     </w:lvl>
@@ -1704,7 +8887,7 @@
         <w:ind w:left="5040" w:hanging="360"/>
       </w:pPr>
       <w:rPr>
-        <w:rFonts w:ascii="Wingdings" w:hAnsi="Wingdings" w:hint="default"/>
+        <w:rFonts w:hint="default" w:ascii="Wingdings" w:hAnsi="Wingdings"/>
         <w:sz w:val="20"/>
       </w:rPr>
     </w:lvl>
@@ -1720,7 +8903,7 @@
         <w:ind w:left="5760" w:hanging="360"/>
       </w:pPr>
       <w:rPr>
-        <w:rFonts w:ascii="Wingdings" w:hAnsi="Wingdings" w:hint="default"/>
+        <w:rFonts w:hint="default" w:ascii="Wingdings" w:hAnsi="Wingdings"/>
         <w:sz w:val="20"/>
       </w:rPr>
     </w:lvl>
@@ -1736,7 +8919,7 @@
         <w:ind w:left="6480" w:hanging="360"/>
       </w:pPr>
       <w:rPr>
-        <w:rFonts w:ascii="Wingdings" w:hAnsi="Wingdings" w:hint="default"/>
+        <w:rFonts w:hint="default" w:ascii="Wingdings" w:hAnsi="Wingdings"/>
         <w:sz w:val="20"/>
       </w:rPr>
     </w:lvl>
@@ -1765,7 +8948,7 @@
         <w:ind w:left="1440" w:hanging="360"/>
       </w:pPr>
       <w:rPr>
-        <w:rFonts w:ascii="Wingdings" w:eastAsiaTheme="minorHAnsi" w:hAnsi="Wingdings" w:cstheme="minorBidi" w:hint="default"/>
+        <w:rFonts w:hint="default" w:ascii="Wingdings" w:hAnsi="Wingdings" w:eastAsiaTheme="minorHAnsi" w:cstheme="minorBidi"/>
       </w:rPr>
     </w:lvl>
     <w:lvl w:ilvl="2" w:tentative="1">
@@ -1869,7 +9052,7 @@
         <w:ind w:left="720" w:hanging="360"/>
       </w:pPr>
       <w:rPr>
-        <w:rFonts w:ascii="Symbol" w:hAnsi="Symbol" w:hint="default"/>
+        <w:rFonts w:hint="default" w:ascii="Symbol" w:hAnsi="Symbol"/>
         <w:sz w:val="20"/>
       </w:rPr>
     </w:lvl>
@@ -1885,7 +9068,7 @@
         <w:ind w:left="1440" w:hanging="360"/>
       </w:pPr>
       <w:rPr>
-        <w:rFonts w:ascii="Courier New" w:hAnsi="Courier New" w:hint="default"/>
+        <w:rFonts w:hint="default" w:ascii="Courier New" w:hAnsi="Courier New"/>
         <w:sz w:val="20"/>
       </w:rPr>
     </w:lvl>
@@ -1901,7 +9084,7 @@
         <w:ind w:left="2160" w:hanging="360"/>
       </w:pPr>
       <w:rPr>
-        <w:rFonts w:ascii="Wingdings" w:hAnsi="Wingdings" w:hint="default"/>
+        <w:rFonts w:hint="default" w:ascii="Wingdings" w:hAnsi="Wingdings"/>
         <w:sz w:val="20"/>
       </w:rPr>
     </w:lvl>
@@ -1917,7 +9100,7 @@
         <w:ind w:left="2880" w:hanging="360"/>
       </w:pPr>
       <w:rPr>
-        <w:rFonts w:ascii="Wingdings" w:hAnsi="Wingdings" w:hint="default"/>
+        <w:rFonts w:hint="default" w:ascii="Wingdings" w:hAnsi="Wingdings"/>
         <w:sz w:val="20"/>
       </w:rPr>
     </w:lvl>
@@ -1933,7 +9116,7 @@
         <w:ind w:left="3600" w:hanging="360"/>
       </w:pPr>
       <w:rPr>
-        <w:rFonts w:ascii="Wingdings" w:hAnsi="Wingdings" w:hint="default"/>
+        <w:rFonts w:hint="default" w:ascii="Wingdings" w:hAnsi="Wingdings"/>
         <w:sz w:val="20"/>
       </w:rPr>
     </w:lvl>
@@ -1949,7 +9132,7 @@
         <w:ind w:left="4320" w:hanging="360"/>
       </w:pPr>
       <w:rPr>
-        <w:rFonts w:ascii="Wingdings" w:hAnsi="Wingdings" w:hint="default"/>
+        <w:rFonts w:hint="default" w:ascii="Wingdings" w:hAnsi="Wingdings"/>
         <w:sz w:val="20"/>
       </w:rPr>
     </w:lvl>
@@ -1965,7 +9148,7 @@
         <w:ind w:left="5040" w:hanging="360"/>
       </w:pPr>
       <w:rPr>
-        <w:rFonts w:ascii="Wingdings" w:hAnsi="Wingdings" w:hint="default"/>
+        <w:rFonts w:hint="default" w:ascii="Wingdings" w:hAnsi="Wingdings"/>
         <w:sz w:val="20"/>
       </w:rPr>
     </w:lvl>
@@ -1981,7 +9164,7 @@
         <w:ind w:left="5760" w:hanging="360"/>
       </w:pPr>
       <w:rPr>
-        <w:rFonts w:ascii="Wingdings" w:hAnsi="Wingdings" w:hint="default"/>
+        <w:rFonts w:hint="default" w:ascii="Wingdings" w:hAnsi="Wingdings"/>
         <w:sz w:val="20"/>
       </w:rPr>
     </w:lvl>
@@ -1997,7 +9180,7 @@
         <w:ind w:left="6480" w:hanging="360"/>
       </w:pPr>
       <w:rPr>
-        <w:rFonts w:ascii="Wingdings" w:hAnsi="Wingdings" w:hint="default"/>
+        <w:rFonts w:hint="default" w:ascii="Wingdings" w:hAnsi="Wingdings"/>
         <w:sz w:val="20"/>
       </w:rPr>
     </w:lvl>
@@ -2107,7 +9290,7 @@
         <w:ind w:left="720" w:hanging="360"/>
       </w:pPr>
       <w:rPr>
-        <w:rFonts w:ascii="Symbol" w:hAnsi="Symbol" w:hint="default"/>
+        <w:rFonts w:hint="default" w:ascii="Symbol" w:hAnsi="Symbol"/>
         <w:sz w:val="20"/>
       </w:rPr>
     </w:lvl>
@@ -2123,7 +9306,7 @@
         <w:ind w:left="1440" w:hanging="360"/>
       </w:pPr>
       <w:rPr>
-        <w:rFonts w:ascii="Courier New" w:hAnsi="Courier New" w:hint="default"/>
+        <w:rFonts w:hint="default" w:ascii="Courier New" w:hAnsi="Courier New"/>
         <w:sz w:val="20"/>
       </w:rPr>
     </w:lvl>
@@ -2139,7 +9322,7 @@
         <w:ind w:left="2160" w:hanging="360"/>
       </w:pPr>
       <w:rPr>
-        <w:rFonts w:ascii="Wingdings" w:hAnsi="Wingdings" w:hint="default"/>
+        <w:rFonts w:hint="default" w:ascii="Wingdings" w:hAnsi="Wingdings"/>
         <w:sz w:val="20"/>
       </w:rPr>
     </w:lvl>
@@ -2155,7 +9338,7 @@
         <w:ind w:left="2880" w:hanging="360"/>
       </w:pPr>
       <w:rPr>
-        <w:rFonts w:ascii="Wingdings" w:hAnsi="Wingdings" w:hint="default"/>
+        <w:rFonts w:hint="default" w:ascii="Wingdings" w:hAnsi="Wingdings"/>
         <w:sz w:val="20"/>
       </w:rPr>
     </w:lvl>
@@ -2171,7 +9354,7 @@
         <w:ind w:left="3600" w:hanging="360"/>
       </w:pPr>
       <w:rPr>
-        <w:rFonts w:ascii="Wingdings" w:hAnsi="Wingdings" w:hint="default"/>
+        <w:rFonts w:hint="default" w:ascii="Wingdings" w:hAnsi="Wingdings"/>
         <w:sz w:val="20"/>
       </w:rPr>
     </w:lvl>
@@ -2187,7 +9370,7 @@
         <w:ind w:left="4320" w:hanging="360"/>
       </w:pPr>
       <w:rPr>
-        <w:rFonts w:ascii="Wingdings" w:hAnsi="Wingdings" w:hint="default"/>
+        <w:rFonts w:hint="default" w:ascii="Wingdings" w:hAnsi="Wingdings"/>
         <w:sz w:val="20"/>
       </w:rPr>
     </w:lvl>
@@ -2203,7 +9386,7 @@
         <w:ind w:left="5040" w:hanging="360"/>
       </w:pPr>
       <w:rPr>
-        <w:rFonts w:ascii="Wingdings" w:hAnsi="Wingdings" w:hint="default"/>
+        <w:rFonts w:hint="default" w:ascii="Wingdings" w:hAnsi="Wingdings"/>
         <w:sz w:val="20"/>
       </w:rPr>
     </w:lvl>
@@ -2219,7 +9402,7 @@
         <w:ind w:left="5760" w:hanging="360"/>
       </w:pPr>
       <w:rPr>
-        <w:rFonts w:ascii="Wingdings" w:hAnsi="Wingdings" w:hint="default"/>
+        <w:rFonts w:hint="default" w:ascii="Wingdings" w:hAnsi="Wingdings"/>
         <w:sz w:val="20"/>
       </w:rPr>
     </w:lvl>
@@ -2235,7 +9418,7 @@
         <w:ind w:left="6480" w:hanging="360"/>
       </w:pPr>
       <w:rPr>
-        <w:rFonts w:ascii="Wingdings" w:hAnsi="Wingdings" w:hint="default"/>
+        <w:rFonts w:hint="default" w:ascii="Wingdings" w:hAnsi="Wingdings"/>
         <w:sz w:val="20"/>
       </w:rPr>
     </w:lvl>
@@ -2256,7 +9439,7 @@
         <w:ind w:left="720" w:hanging="360"/>
       </w:pPr>
       <w:rPr>
-        <w:rFonts w:ascii="Symbol" w:hAnsi="Symbol" w:hint="default"/>
+        <w:rFonts w:hint="default" w:ascii="Symbol" w:hAnsi="Symbol"/>
         <w:sz w:val="20"/>
       </w:rPr>
     </w:lvl>
@@ -2272,7 +9455,7 @@
         <w:ind w:left="1440" w:hanging="360"/>
       </w:pPr>
       <w:rPr>
-        <w:rFonts w:ascii="Courier New" w:hAnsi="Courier New" w:hint="default"/>
+        <w:rFonts w:hint="default" w:ascii="Courier New" w:hAnsi="Courier New"/>
         <w:sz w:val="20"/>
       </w:rPr>
     </w:lvl>
@@ -2288,7 +9471,7 @@
         <w:ind w:left="2160" w:hanging="360"/>
       </w:pPr>
       <w:rPr>
-        <w:rFonts w:ascii="Wingdings" w:hAnsi="Wingdings" w:hint="default"/>
+        <w:rFonts w:hint="default" w:ascii="Wingdings" w:hAnsi="Wingdings"/>
         <w:sz w:val="20"/>
       </w:rPr>
     </w:lvl>
@@ -2304,7 +9487,7 @@
         <w:ind w:left="2880" w:hanging="360"/>
       </w:pPr>
       <w:rPr>
-        <w:rFonts w:ascii="Wingdings" w:hAnsi="Wingdings" w:hint="default"/>
+        <w:rFonts w:hint="default" w:ascii="Wingdings" w:hAnsi="Wingdings"/>
         <w:sz w:val="20"/>
       </w:rPr>
     </w:lvl>
@@ -2320,7 +9503,7 @@
         <w:ind w:left="3600" w:hanging="360"/>
       </w:pPr>
       <w:rPr>
-        <w:rFonts w:ascii="Wingdings" w:hAnsi="Wingdings" w:hint="default"/>
+        <w:rFonts w:hint="default" w:ascii="Wingdings" w:hAnsi="Wingdings"/>
         <w:sz w:val="20"/>
       </w:rPr>
     </w:lvl>
@@ -2336,7 +9519,7 @@
         <w:ind w:left="4320" w:hanging="360"/>
       </w:pPr>
       <w:rPr>
-        <w:rFonts w:ascii="Wingdings" w:hAnsi="Wingdings" w:hint="default"/>
+        <w:rFonts w:hint="default" w:ascii="Wingdings" w:hAnsi="Wingdings"/>
         <w:sz w:val="20"/>
       </w:rPr>
     </w:lvl>
@@ -2352,7 +9535,7 @@
         <w:ind w:left="5040" w:hanging="360"/>
       </w:pPr>
       <w:rPr>
-        <w:rFonts w:ascii="Wingdings" w:hAnsi="Wingdings" w:hint="default"/>
+        <w:rFonts w:hint="default" w:ascii="Wingdings" w:hAnsi="Wingdings"/>
         <w:sz w:val="20"/>
       </w:rPr>
     </w:lvl>
@@ -2368,7 +9551,7 @@
         <w:ind w:left="5760" w:hanging="360"/>
       </w:pPr>
       <w:rPr>
-        <w:rFonts w:ascii="Wingdings" w:hAnsi="Wingdings" w:hint="default"/>
+        <w:rFonts w:hint="default" w:ascii="Wingdings" w:hAnsi="Wingdings"/>
         <w:sz w:val="20"/>
       </w:rPr>
     </w:lvl>
@@ -2384,7 +9567,7 @@
         <w:ind w:left="6480" w:hanging="360"/>
       </w:pPr>
       <w:rPr>
-        <w:rFonts w:ascii="Wingdings" w:hAnsi="Wingdings" w:hint="default"/>
+        <w:rFonts w:hint="default" w:ascii="Wingdings" w:hAnsi="Wingdings"/>
         <w:sz w:val="20"/>
       </w:rPr>
     </w:lvl>
@@ -2631,7 +9814,7 @@
         <w:ind w:left="720" w:hanging="360"/>
       </w:pPr>
       <w:rPr>
-        <w:rFonts w:ascii="Symbol" w:hAnsi="Symbol" w:hint="default"/>
+        <w:rFonts w:hint="default" w:ascii="Symbol" w:hAnsi="Symbol"/>
         <w:sz w:val="20"/>
       </w:rPr>
     </w:lvl>
@@ -2647,7 +9830,7 @@
         <w:ind w:left="1440" w:hanging="360"/>
       </w:pPr>
       <w:rPr>
-        <w:rFonts w:ascii="Courier New" w:hAnsi="Courier New" w:hint="default"/>
+        <w:rFonts w:hint="default" w:ascii="Courier New" w:hAnsi="Courier New"/>
         <w:sz w:val="20"/>
       </w:rPr>
     </w:lvl>
@@ -2663,7 +9846,7 @@
         <w:ind w:left="2160" w:hanging="360"/>
       </w:pPr>
       <w:rPr>
-        <w:rFonts w:ascii="Wingdings" w:hAnsi="Wingdings" w:hint="default"/>
+        <w:rFonts w:hint="default" w:ascii="Wingdings" w:hAnsi="Wingdings"/>
         <w:sz w:val="20"/>
       </w:rPr>
     </w:lvl>
@@ -2679,7 +9862,7 @@
         <w:ind w:left="2880" w:hanging="360"/>
       </w:pPr>
       <w:rPr>
-        <w:rFonts w:ascii="Wingdings" w:hAnsi="Wingdings" w:hint="default"/>
+        <w:rFonts w:hint="default" w:ascii="Wingdings" w:hAnsi="Wingdings"/>
         <w:sz w:val="20"/>
       </w:rPr>
     </w:lvl>
@@ -2695,7 +9878,7 @@
         <w:ind w:left="3600" w:hanging="360"/>
       </w:pPr>
       <w:rPr>
-        <w:rFonts w:ascii="Wingdings" w:hAnsi="Wingdings" w:hint="default"/>
+        <w:rFonts w:hint="default" w:ascii="Wingdings" w:hAnsi="Wingdings"/>
         <w:sz w:val="20"/>
       </w:rPr>
     </w:lvl>
@@ -2711,7 +9894,7 @@
         <w:ind w:left="4320" w:hanging="360"/>
       </w:pPr>
       <w:rPr>
-        <w:rFonts w:ascii="Wingdings" w:hAnsi="Wingdings" w:hint="default"/>
+        <w:rFonts w:hint="default" w:ascii="Wingdings" w:hAnsi="Wingdings"/>
         <w:sz w:val="20"/>
       </w:rPr>
     </w:lvl>
@@ -2727,7 +9910,7 @@
         <w:ind w:left="5040" w:hanging="360"/>
       </w:pPr>
       <w:rPr>
-        <w:rFonts w:ascii="Wingdings" w:hAnsi="Wingdings" w:hint="default"/>
+        <w:rFonts w:hint="default" w:ascii="Wingdings" w:hAnsi="Wingdings"/>
         <w:sz w:val="20"/>
       </w:rPr>
     </w:lvl>
@@ -2743,7 +9926,7 @@
         <w:ind w:left="5760" w:hanging="360"/>
       </w:pPr>
       <w:rPr>
-        <w:rFonts w:ascii="Wingdings" w:hAnsi="Wingdings" w:hint="default"/>
+        <w:rFonts w:hint="default" w:ascii="Wingdings" w:hAnsi="Wingdings"/>
         <w:sz w:val="20"/>
       </w:rPr>
     </w:lvl>
@@ -2759,7 +9942,7 @@
         <w:ind w:left="6480" w:hanging="360"/>
       </w:pPr>
       <w:rPr>
-        <w:rFonts w:ascii="Wingdings" w:hAnsi="Wingdings" w:hint="default"/>
+        <w:rFonts w:hint="default" w:ascii="Wingdings" w:hAnsi="Wingdings"/>
         <w:sz w:val="20"/>
       </w:rPr>
     </w:lvl>
@@ -2780,7 +9963,7 @@
         <w:ind w:left="720" w:hanging="360"/>
       </w:pPr>
       <w:rPr>
-        <w:rFonts w:ascii="Symbol" w:hAnsi="Symbol" w:hint="default"/>
+        <w:rFonts w:hint="default" w:ascii="Symbol" w:hAnsi="Symbol"/>
         <w:sz w:val="20"/>
       </w:rPr>
     </w:lvl>
@@ -2796,7 +9979,7 @@
         <w:ind w:left="1440" w:hanging="360"/>
       </w:pPr>
       <w:rPr>
-        <w:rFonts w:ascii="Courier New" w:hAnsi="Courier New" w:hint="default"/>
+        <w:rFonts w:hint="default" w:ascii="Courier New" w:hAnsi="Courier New"/>
         <w:sz w:val="20"/>
       </w:rPr>
     </w:lvl>
@@ -2812,7 +9995,7 @@
         <w:ind w:left="2160" w:hanging="360"/>
       </w:pPr>
       <w:rPr>
-        <w:rFonts w:ascii="Wingdings" w:hAnsi="Wingdings" w:hint="default"/>
+        <w:rFonts w:hint="default" w:ascii="Wingdings" w:hAnsi="Wingdings"/>
         <w:sz w:val="20"/>
       </w:rPr>
     </w:lvl>
@@ -2828,7 +10011,7 @@
         <w:ind w:left="2880" w:hanging="360"/>
       </w:pPr>
       <w:rPr>
-        <w:rFonts w:ascii="Wingdings" w:hAnsi="Wingdings" w:hint="default"/>
+        <w:rFonts w:hint="default" w:ascii="Wingdings" w:hAnsi="Wingdings"/>
         <w:sz w:val="20"/>
       </w:rPr>
     </w:lvl>
@@ -2844,7 +10027,7 @@
         <w:ind w:left="3600" w:hanging="360"/>
       </w:pPr>
       <w:rPr>
-        <w:rFonts w:ascii="Wingdings" w:hAnsi="Wingdings" w:hint="default"/>
+        <w:rFonts w:hint="default" w:ascii="Wingdings" w:hAnsi="Wingdings"/>
         <w:sz w:val="20"/>
       </w:rPr>
     </w:lvl>
@@ -2860,7 +10043,7 @@
         <w:ind w:left="4320" w:hanging="360"/>
       </w:pPr>
       <w:rPr>
-        <w:rFonts w:ascii="Wingdings" w:hAnsi="Wingdings" w:hint="default"/>
+        <w:rFonts w:hint="default" w:ascii="Wingdings" w:hAnsi="Wingdings"/>
         <w:sz w:val="20"/>
       </w:rPr>
     </w:lvl>
@@ -2876,7 +10059,7 @@
         <w:ind w:left="5040" w:hanging="360"/>
       </w:pPr>
       <w:rPr>
-        <w:rFonts w:ascii="Wingdings" w:hAnsi="Wingdings" w:hint="default"/>
+        <w:rFonts w:hint="default" w:ascii="Wingdings" w:hAnsi="Wingdings"/>
         <w:sz w:val="20"/>
       </w:rPr>
     </w:lvl>
@@ -2892,7 +10075,7 @@
         <w:ind w:left="5760" w:hanging="360"/>
       </w:pPr>
       <w:rPr>
-        <w:rFonts w:ascii="Wingdings" w:hAnsi="Wingdings" w:hint="default"/>
+        <w:rFonts w:hint="default" w:ascii="Wingdings" w:hAnsi="Wingdings"/>
         <w:sz w:val="20"/>
       </w:rPr>
     </w:lvl>
@@ -2908,7 +10091,7 @@
         <w:ind w:left="6480" w:hanging="360"/>
       </w:pPr>
       <w:rPr>
-        <w:rFonts w:ascii="Wingdings" w:hAnsi="Wingdings" w:hint="default"/>
+        <w:rFonts w:hint="default" w:ascii="Wingdings" w:hAnsi="Wingdings"/>
         <w:sz w:val="20"/>
       </w:rPr>
     </w:lvl>
@@ -3042,7 +10225,7 @@
         <w:ind w:left="720" w:hanging="360"/>
       </w:pPr>
       <w:rPr>
-        <w:rFonts w:ascii="Symbol" w:hAnsi="Symbol" w:hint="default"/>
+        <w:rFonts w:hint="default" w:ascii="Symbol" w:hAnsi="Symbol"/>
         <w:sz w:val="20"/>
       </w:rPr>
     </w:lvl>
@@ -3058,7 +10241,7 @@
         <w:ind w:left="1440" w:hanging="360"/>
       </w:pPr>
       <w:rPr>
-        <w:rFonts w:ascii="Courier New" w:hAnsi="Courier New" w:hint="default"/>
+        <w:rFonts w:hint="default" w:ascii="Courier New" w:hAnsi="Courier New"/>
         <w:sz w:val="20"/>
       </w:rPr>
     </w:lvl>
@@ -3074,7 +10257,7 @@
         <w:ind w:left="2160" w:hanging="360"/>
       </w:pPr>
       <w:rPr>
-        <w:rFonts w:ascii="Wingdings" w:hAnsi="Wingdings" w:hint="default"/>
+        <w:rFonts w:hint="default" w:ascii="Wingdings" w:hAnsi="Wingdings"/>
         <w:sz w:val="20"/>
       </w:rPr>
     </w:lvl>
@@ -3090,7 +10273,7 @@
         <w:ind w:left="2880" w:hanging="360"/>
       </w:pPr>
       <w:rPr>
-        <w:rFonts w:ascii="Wingdings" w:hAnsi="Wingdings" w:hint="default"/>
+        <w:rFonts w:hint="default" w:ascii="Wingdings" w:hAnsi="Wingdings"/>
         <w:sz w:val="20"/>
       </w:rPr>
     </w:lvl>
@@ -3106,7 +10289,7 @@
         <w:ind w:left="3600" w:hanging="360"/>
       </w:pPr>
       <w:rPr>
-        <w:rFonts w:ascii="Wingdings" w:hAnsi="Wingdings" w:hint="default"/>
+        <w:rFonts w:hint="default" w:ascii="Wingdings" w:hAnsi="Wingdings"/>
         <w:sz w:val="20"/>
       </w:rPr>
     </w:lvl>
@@ -3122,7 +10305,7 @@
         <w:ind w:left="4320" w:hanging="360"/>
       </w:pPr>
       <w:rPr>
-        <w:rFonts w:ascii="Wingdings" w:hAnsi="Wingdings" w:hint="default"/>
+        <w:rFonts w:hint="default" w:ascii="Wingdings" w:hAnsi="Wingdings"/>
         <w:sz w:val="20"/>
       </w:rPr>
     </w:lvl>
@@ -3138,7 +10321,7 @@
         <w:ind w:left="5040" w:hanging="360"/>
       </w:pPr>
       <w:rPr>
-        <w:rFonts w:ascii="Wingdings" w:hAnsi="Wingdings" w:hint="default"/>
+        <w:rFonts w:hint="default" w:ascii="Wingdings" w:hAnsi="Wingdings"/>
         <w:sz w:val="20"/>
       </w:rPr>
     </w:lvl>
@@ -3154,7 +10337,7 @@
         <w:ind w:left="5760" w:hanging="360"/>
       </w:pPr>
       <w:rPr>
-        <w:rFonts w:ascii="Wingdings" w:hAnsi="Wingdings" w:hint="default"/>
+        <w:rFonts w:hint="default" w:ascii="Wingdings" w:hAnsi="Wingdings"/>
         <w:sz w:val="20"/>
       </w:rPr>
     </w:lvl>
@@ -3170,7 +10353,7 @@
         <w:ind w:left="6480" w:hanging="360"/>
       </w:pPr>
       <w:rPr>
-        <w:rFonts w:ascii="Wingdings" w:hAnsi="Wingdings" w:hint="default"/>
+        <w:rFonts w:hint="default" w:ascii="Wingdings" w:hAnsi="Wingdings"/>
         <w:sz w:val="20"/>
       </w:rPr>
     </w:lvl>
@@ -3191,7 +10374,7 @@
         <w:ind w:left="720" w:hanging="360"/>
       </w:pPr>
       <w:rPr>
-        <w:rFonts w:ascii="Symbol" w:hAnsi="Symbol" w:hint="default"/>
+        <w:rFonts w:hint="default" w:ascii="Symbol" w:hAnsi="Symbol"/>
         <w:sz w:val="20"/>
       </w:rPr>
     </w:lvl>
@@ -3207,7 +10390,7 @@
         <w:ind w:left="1440" w:hanging="360"/>
       </w:pPr>
       <w:rPr>
-        <w:rFonts w:ascii="Courier New" w:hAnsi="Courier New" w:hint="default"/>
+        <w:rFonts w:hint="default" w:ascii="Courier New" w:hAnsi="Courier New"/>
         <w:sz w:val="20"/>
       </w:rPr>
     </w:lvl>
@@ -3223,7 +10406,7 @@
         <w:ind w:left="2160" w:hanging="360"/>
       </w:pPr>
       <w:rPr>
-        <w:rFonts w:ascii="Wingdings" w:hAnsi="Wingdings" w:hint="default"/>
+        <w:rFonts w:hint="default" w:ascii="Wingdings" w:hAnsi="Wingdings"/>
         <w:sz w:val="20"/>
       </w:rPr>
     </w:lvl>
@@ -3239,7 +10422,7 @@
         <w:ind w:left="2880" w:hanging="360"/>
       </w:pPr>
       <w:rPr>
-        <w:rFonts w:ascii="Wingdings" w:hAnsi="Wingdings" w:hint="default"/>
+        <w:rFonts w:hint="default" w:ascii="Wingdings" w:hAnsi="Wingdings"/>
         <w:sz w:val="20"/>
       </w:rPr>
     </w:lvl>
@@ -3255,7 +10438,7 @@
         <w:ind w:left="3600" w:hanging="360"/>
       </w:pPr>
       <w:rPr>
-        <w:rFonts w:ascii="Wingdings" w:hAnsi="Wingdings" w:hint="default"/>
+        <w:rFonts w:hint="default" w:ascii="Wingdings" w:hAnsi="Wingdings"/>
         <w:sz w:val="20"/>
       </w:rPr>
     </w:lvl>
@@ -3271,7 +10454,7 @@
         <w:ind w:left="4320" w:hanging="360"/>
       </w:pPr>
       <w:rPr>
-        <w:rFonts w:ascii="Wingdings" w:hAnsi="Wingdings" w:hint="default"/>
+        <w:rFonts w:hint="default" w:ascii="Wingdings" w:hAnsi="Wingdings"/>
         <w:sz w:val="20"/>
       </w:rPr>
     </w:lvl>
@@ -3287,7 +10470,7 @@
         <w:ind w:left="5040" w:hanging="360"/>
       </w:pPr>
       <w:rPr>
-        <w:rFonts w:ascii="Wingdings" w:hAnsi="Wingdings" w:hint="default"/>
+        <w:rFonts w:hint="default" w:ascii="Wingdings" w:hAnsi="Wingdings"/>
         <w:sz w:val="20"/>
       </w:rPr>
     </w:lvl>
@@ -3303,7 +10486,7 @@
         <w:ind w:left="5760" w:hanging="360"/>
       </w:pPr>
       <w:rPr>
-        <w:rFonts w:ascii="Wingdings" w:hAnsi="Wingdings" w:hint="default"/>
+        <w:rFonts w:hint="default" w:ascii="Wingdings" w:hAnsi="Wingdings"/>
         <w:sz w:val="20"/>
       </w:rPr>
     </w:lvl>
@@ -3319,7 +10502,7 @@
         <w:ind w:left="6480" w:hanging="360"/>
       </w:pPr>
       <w:rPr>
-        <w:rFonts w:ascii="Wingdings" w:hAnsi="Wingdings" w:hint="default"/>
+        <w:rFonts w:hint="default" w:ascii="Wingdings" w:hAnsi="Wingdings"/>
         <w:sz w:val="20"/>
       </w:rPr>
     </w:lvl>
@@ -3340,7 +10523,7 @@
         <w:ind w:left="720" w:hanging="360"/>
       </w:pPr>
       <w:rPr>
-        <w:rFonts w:ascii="Symbol" w:hAnsi="Symbol" w:hint="default"/>
+        <w:rFonts w:hint="default" w:ascii="Symbol" w:hAnsi="Symbol"/>
         <w:sz w:val="20"/>
       </w:rPr>
     </w:lvl>
@@ -3356,7 +10539,7 @@
         <w:ind w:left="1440" w:hanging="360"/>
       </w:pPr>
       <w:rPr>
-        <w:rFonts w:ascii="Courier New" w:hAnsi="Courier New" w:hint="default"/>
+        <w:rFonts w:hint="default" w:ascii="Courier New" w:hAnsi="Courier New"/>
         <w:sz w:val="20"/>
       </w:rPr>
     </w:lvl>
@@ -3372,7 +10555,7 @@
         <w:ind w:left="2160" w:hanging="360"/>
       </w:pPr>
       <w:rPr>
-        <w:rFonts w:ascii="Wingdings" w:hAnsi="Wingdings" w:hint="default"/>
+        <w:rFonts w:hint="default" w:ascii="Wingdings" w:hAnsi="Wingdings"/>
         <w:sz w:val="20"/>
       </w:rPr>
     </w:lvl>
@@ -3388,7 +10571,7 @@
         <w:ind w:left="2880" w:hanging="360"/>
       </w:pPr>
       <w:rPr>
-        <w:rFonts w:ascii="Wingdings" w:hAnsi="Wingdings" w:hint="default"/>
+        <w:rFonts w:hint="default" w:ascii="Wingdings" w:hAnsi="Wingdings"/>
         <w:sz w:val="20"/>
       </w:rPr>
     </w:lvl>
@@ -3404,7 +10587,7 @@
         <w:ind w:left="3600" w:hanging="360"/>
       </w:pPr>
       <w:rPr>
-        <w:rFonts w:ascii="Wingdings" w:hAnsi="Wingdings" w:hint="default"/>
+        <w:rFonts w:hint="default" w:ascii="Wingdings" w:hAnsi="Wingdings"/>
         <w:sz w:val="20"/>
       </w:rPr>
     </w:lvl>
@@ -3420,7 +10603,7 @@
         <w:ind w:left="4320" w:hanging="360"/>
       </w:pPr>
       <w:rPr>
-        <w:rFonts w:ascii="Wingdings" w:hAnsi="Wingdings" w:hint="default"/>
+        <w:rFonts w:hint="default" w:ascii="Wingdings" w:hAnsi="Wingdings"/>
         <w:sz w:val="20"/>
       </w:rPr>
     </w:lvl>
@@ -3436,7 +10619,7 @@
         <w:ind w:left="5040" w:hanging="360"/>
       </w:pPr>
       <w:rPr>
-        <w:rFonts w:ascii="Wingdings" w:hAnsi="Wingdings" w:hint="default"/>
+        <w:rFonts w:hint="default" w:ascii="Wingdings" w:hAnsi="Wingdings"/>
         <w:sz w:val="20"/>
       </w:rPr>
     </w:lvl>
@@ -3452,7 +10635,7 @@
         <w:ind w:left="5760" w:hanging="360"/>
       </w:pPr>
       <w:rPr>
-        <w:rFonts w:ascii="Wingdings" w:hAnsi="Wingdings" w:hint="default"/>
+        <w:rFonts w:hint="default" w:ascii="Wingdings" w:hAnsi="Wingdings"/>
         <w:sz w:val="20"/>
       </w:rPr>
     </w:lvl>
@@ -3468,7 +10651,7 @@
         <w:ind w:left="6480" w:hanging="360"/>
       </w:pPr>
       <w:rPr>
-        <w:rFonts w:ascii="Wingdings" w:hAnsi="Wingdings" w:hint="default"/>
+        <w:rFonts w:hint="default" w:ascii="Wingdings" w:hAnsi="Wingdings"/>
         <w:sz w:val="20"/>
       </w:rPr>
     </w:lvl>
@@ -3489,7 +10672,7 @@
         <w:ind w:left="720" w:hanging="360"/>
       </w:pPr>
       <w:rPr>
-        <w:rFonts w:ascii="Symbol" w:hAnsi="Symbol" w:hint="default"/>
+        <w:rFonts w:hint="default" w:ascii="Symbol" w:hAnsi="Symbol"/>
         <w:sz w:val="20"/>
       </w:rPr>
     </w:lvl>
@@ -3505,7 +10688,7 @@
         <w:ind w:left="1440" w:hanging="360"/>
       </w:pPr>
       <w:rPr>
-        <w:rFonts w:ascii="Courier New" w:hAnsi="Courier New" w:hint="default"/>
+        <w:rFonts w:hint="default" w:ascii="Courier New" w:hAnsi="Courier New"/>
         <w:sz w:val="20"/>
       </w:rPr>
     </w:lvl>
@@ -3521,7 +10704,7 @@
         <w:ind w:left="2160" w:hanging="360"/>
       </w:pPr>
       <w:rPr>
-        <w:rFonts w:ascii="Wingdings" w:hAnsi="Wingdings" w:hint="default"/>
+        <w:rFonts w:hint="default" w:ascii="Wingdings" w:hAnsi="Wingdings"/>
         <w:sz w:val="20"/>
       </w:rPr>
     </w:lvl>
@@ -3537,7 +10720,7 @@
         <w:ind w:left="2880" w:hanging="360"/>
       </w:pPr>
       <w:rPr>
-        <w:rFonts w:ascii="Wingdings" w:hAnsi="Wingdings" w:hint="default"/>
+        <w:rFonts w:hint="default" w:ascii="Wingdings" w:hAnsi="Wingdings"/>
         <w:sz w:val="20"/>
       </w:rPr>
     </w:lvl>
@@ -3553,7 +10736,7 @@
         <w:ind w:left="3600" w:hanging="360"/>
       </w:pPr>
       <w:rPr>
-        <w:rFonts w:ascii="Wingdings" w:hAnsi="Wingdings" w:hint="default"/>
+        <w:rFonts w:hint="default" w:ascii="Wingdings" w:hAnsi="Wingdings"/>
         <w:sz w:val="20"/>
       </w:rPr>
     </w:lvl>
@@ -3569,7 +10752,7 @@
         <w:ind w:left="4320" w:hanging="360"/>
       </w:pPr>
       <w:rPr>
-        <w:rFonts w:ascii="Wingdings" w:hAnsi="Wingdings" w:hint="default"/>
+        <w:rFonts w:hint="default" w:ascii="Wingdings" w:hAnsi="Wingdings"/>
         <w:sz w:val="20"/>
       </w:rPr>
     </w:lvl>
@@ -3585,7 +10768,7 @@
         <w:ind w:left="5040" w:hanging="360"/>
       </w:pPr>
       <w:rPr>
-        <w:rFonts w:ascii="Wingdings" w:hAnsi="Wingdings" w:hint="default"/>
+        <w:rFonts w:hint="default" w:ascii="Wingdings" w:hAnsi="Wingdings"/>
         <w:sz w:val="20"/>
       </w:rPr>
     </w:lvl>
@@ -3601,7 +10784,7 @@
         <w:ind w:left="5760" w:hanging="360"/>
       </w:pPr>
       <w:rPr>
-        <w:rFonts w:ascii="Wingdings" w:hAnsi="Wingdings" w:hint="default"/>
+        <w:rFonts w:hint="default" w:ascii="Wingdings" w:hAnsi="Wingdings"/>
         <w:sz w:val="20"/>
       </w:rPr>
     </w:lvl>
@@ -3617,7 +10800,7 @@
         <w:ind w:left="6480" w:hanging="360"/>
       </w:pPr>
       <w:rPr>
-        <w:rFonts w:ascii="Wingdings" w:hAnsi="Wingdings" w:hint="default"/>
+        <w:rFonts w:hint="default" w:ascii="Wingdings" w:hAnsi="Wingdings"/>
         <w:sz w:val="20"/>
       </w:rPr>
     </w:lvl>
@@ -3751,7 +10934,7 @@
         <w:ind w:left="720" w:hanging="360"/>
       </w:pPr>
       <w:rPr>
-        <w:rFonts w:ascii="Symbol" w:hAnsi="Symbol" w:hint="default"/>
+        <w:rFonts w:hint="default" w:ascii="Symbol" w:hAnsi="Symbol"/>
         <w:sz w:val="20"/>
       </w:rPr>
     </w:lvl>
@@ -3767,7 +10950,7 @@
         <w:ind w:left="1440" w:hanging="360"/>
       </w:pPr>
       <w:rPr>
-        <w:rFonts w:ascii="Courier New" w:hAnsi="Courier New" w:hint="default"/>
+        <w:rFonts w:hint="default" w:ascii="Courier New" w:hAnsi="Courier New"/>
         <w:sz w:val="20"/>
       </w:rPr>
     </w:lvl>
@@ -3783,7 +10966,7 @@
         <w:ind w:left="2160" w:hanging="360"/>
       </w:pPr>
       <w:rPr>
-        <w:rFonts w:ascii="Wingdings" w:hAnsi="Wingdings" w:hint="default"/>
+        <w:rFonts w:hint="default" w:ascii="Wingdings" w:hAnsi="Wingdings"/>
         <w:sz w:val="20"/>
       </w:rPr>
     </w:lvl>
@@ -3799,7 +10982,7 @@
         <w:ind w:left="2880" w:hanging="360"/>
       </w:pPr>
       <w:rPr>
-        <w:rFonts w:ascii="Wingdings" w:hAnsi="Wingdings" w:hint="default"/>
+        <w:rFonts w:hint="default" w:ascii="Wingdings" w:hAnsi="Wingdings"/>
         <w:sz w:val="20"/>
       </w:rPr>
     </w:lvl>
@@ -3815,7 +10998,7 @@
         <w:ind w:left="3600" w:hanging="360"/>
       </w:pPr>
       <w:rPr>
-        <w:rFonts w:ascii="Wingdings" w:hAnsi="Wingdings" w:hint="default"/>
+        <w:rFonts w:hint="default" w:ascii="Wingdings" w:hAnsi="Wingdings"/>
         <w:sz w:val="20"/>
       </w:rPr>
     </w:lvl>
@@ -3831,7 +11014,7 @@
         <w:ind w:left="4320" w:hanging="360"/>
       </w:pPr>
       <w:rPr>
-        <w:rFonts w:ascii="Wingdings" w:hAnsi="Wingdings" w:hint="default"/>
+        <w:rFonts w:hint="default" w:ascii="Wingdings" w:hAnsi="Wingdings"/>
         <w:sz w:val="20"/>
       </w:rPr>
     </w:lvl>
@@ -3847,7 +11030,7 @@
         <w:ind w:left="5040" w:hanging="360"/>
       </w:pPr>
       <w:rPr>
-        <w:rFonts w:ascii="Wingdings" w:hAnsi="Wingdings" w:hint="default"/>
+        <w:rFonts w:hint="default" w:ascii="Wingdings" w:hAnsi="Wingdings"/>
         <w:sz w:val="20"/>
       </w:rPr>
     </w:lvl>
@@ -3863,7 +11046,7 @@
         <w:ind w:left="5760" w:hanging="360"/>
       </w:pPr>
       <w:rPr>
-        <w:rFonts w:ascii="Wingdings" w:hAnsi="Wingdings" w:hint="default"/>
+        <w:rFonts w:hint="default" w:ascii="Wingdings" w:hAnsi="Wingdings"/>
         <w:sz w:val="20"/>
       </w:rPr>
     </w:lvl>
@@ -3879,7 +11062,7 @@
         <w:ind w:left="6480" w:hanging="360"/>
       </w:pPr>
       <w:rPr>
-        <w:rFonts w:ascii="Wingdings" w:hAnsi="Wingdings" w:hint="default"/>
+        <w:rFonts w:hint="default" w:ascii="Wingdings" w:hAnsi="Wingdings"/>
         <w:sz w:val="20"/>
       </w:rPr>
     </w:lvl>
@@ -3900,7 +11083,7 @@
         <w:ind w:left="720" w:hanging="360"/>
       </w:pPr>
       <w:rPr>
-        <w:rFonts w:ascii="Symbol" w:hAnsi="Symbol" w:hint="default"/>
+        <w:rFonts w:hint="default" w:ascii="Symbol" w:hAnsi="Symbol"/>
         <w:sz w:val="20"/>
       </w:rPr>
     </w:lvl>
@@ -3916,7 +11099,7 @@
         <w:ind w:left="1440" w:hanging="360"/>
       </w:pPr>
       <w:rPr>
-        <w:rFonts w:ascii="Courier New" w:hAnsi="Courier New" w:hint="default"/>
+        <w:rFonts w:hint="default" w:ascii="Courier New" w:hAnsi="Courier New"/>
         <w:sz w:val="20"/>
       </w:rPr>
     </w:lvl>
@@ -3932,7 +11115,7 @@
         <w:ind w:left="2160" w:hanging="360"/>
       </w:pPr>
       <w:rPr>
-        <w:rFonts w:ascii="Wingdings" w:hAnsi="Wingdings" w:hint="default"/>
+        <w:rFonts w:hint="default" w:ascii="Wingdings" w:hAnsi="Wingdings"/>
         <w:sz w:val="20"/>
       </w:rPr>
     </w:lvl>
@@ -3948,7 +11131,7 @@
         <w:ind w:left="2880" w:hanging="360"/>
       </w:pPr>
       <w:rPr>
-        <w:rFonts w:ascii="Wingdings" w:hAnsi="Wingdings" w:hint="default"/>
+        <w:rFonts w:hint="default" w:ascii="Wingdings" w:hAnsi="Wingdings"/>
         <w:sz w:val="20"/>
       </w:rPr>
     </w:lvl>
@@ -3964,7 +11147,7 @@
         <w:ind w:left="3600" w:hanging="360"/>
       </w:pPr>
       <w:rPr>
-        <w:rFonts w:ascii="Wingdings" w:hAnsi="Wingdings" w:hint="default"/>
+        <w:rFonts w:hint="default" w:ascii="Wingdings" w:hAnsi="Wingdings"/>
         <w:sz w:val="20"/>
       </w:rPr>
     </w:lvl>
@@ -3980,7 +11163,7 @@
         <w:ind w:left="4320" w:hanging="360"/>
       </w:pPr>
       <w:rPr>
-        <w:rFonts w:ascii="Wingdings" w:hAnsi="Wingdings" w:hint="default"/>
+        <w:rFonts w:hint="default" w:ascii="Wingdings" w:hAnsi="Wingdings"/>
         <w:sz w:val="20"/>
       </w:rPr>
     </w:lvl>
@@ -3996,7 +11179,7 @@
         <w:ind w:left="5040" w:hanging="360"/>
       </w:pPr>
       <w:rPr>
-        <w:rFonts w:ascii="Wingdings" w:hAnsi="Wingdings" w:hint="default"/>
+        <w:rFonts w:hint="default" w:ascii="Wingdings" w:hAnsi="Wingdings"/>
         <w:sz w:val="20"/>
       </w:rPr>
     </w:lvl>
@@ -4012,7 +11195,7 @@
         <w:ind w:left="5760" w:hanging="360"/>
       </w:pPr>
       <w:rPr>
-        <w:rFonts w:ascii="Wingdings" w:hAnsi="Wingdings" w:hint="default"/>
+        <w:rFonts w:hint="default" w:ascii="Wingdings" w:hAnsi="Wingdings"/>
         <w:sz w:val="20"/>
       </w:rPr>
     </w:lvl>
@@ -4028,7 +11211,7 @@
         <w:ind w:left="6480" w:hanging="360"/>
       </w:pPr>
       <w:rPr>
-        <w:rFonts w:ascii="Wingdings" w:hAnsi="Wingdings" w:hint="default"/>
+        <w:rFonts w:hint="default" w:ascii="Wingdings" w:hAnsi="Wingdings"/>
         <w:sz w:val="20"/>
       </w:rPr>
     </w:lvl>
@@ -4057,7 +11240,7 @@
         <w:ind w:left="1440" w:hanging="360"/>
       </w:pPr>
       <w:rPr>
-        <w:rFonts w:ascii="Aptos" w:eastAsiaTheme="minorHAnsi" w:hAnsi="Aptos" w:cstheme="minorBidi" w:hint="default"/>
+        <w:rFonts w:hint="default" w:ascii="Aptos" w:hAnsi="Aptos" w:eastAsiaTheme="minorHAnsi" w:cstheme="minorBidi"/>
       </w:rPr>
     </w:lvl>
     <w:lvl w:ilvl="2" w:tentative="1">
@@ -4161,7 +11344,7 @@
         <w:ind w:left="720" w:hanging="360"/>
       </w:pPr>
       <w:rPr>
-        <w:rFonts w:ascii="Symbol" w:hAnsi="Symbol" w:hint="default"/>
+        <w:rFonts w:hint="default" w:ascii="Symbol" w:hAnsi="Symbol"/>
         <w:sz w:val="20"/>
       </w:rPr>
     </w:lvl>
@@ -4177,7 +11360,7 @@
         <w:ind w:left="1440" w:hanging="360"/>
       </w:pPr>
       <w:rPr>
-        <w:rFonts w:ascii="Courier New" w:hAnsi="Courier New" w:hint="default"/>
+        <w:rFonts w:hint="default" w:ascii="Courier New" w:hAnsi="Courier New"/>
         <w:sz w:val="20"/>
       </w:rPr>
     </w:lvl>
@@ -4193,7 +11376,7 @@
         <w:ind w:left="2160" w:hanging="360"/>
       </w:pPr>
       <w:rPr>
-        <w:rFonts w:ascii="Wingdings" w:hAnsi="Wingdings" w:hint="default"/>
+        <w:rFonts w:hint="default" w:ascii="Wingdings" w:hAnsi="Wingdings"/>
         <w:sz w:val="20"/>
       </w:rPr>
     </w:lvl>
@@ -4209,7 +11392,7 @@
         <w:ind w:left="2880" w:hanging="360"/>
       </w:pPr>
       <w:rPr>
-        <w:rFonts w:ascii="Wingdings" w:hAnsi="Wingdings" w:hint="default"/>
+        <w:rFonts w:hint="default" w:ascii="Wingdings" w:hAnsi="Wingdings"/>
         <w:sz w:val="20"/>
       </w:rPr>
     </w:lvl>
@@ -4225,7 +11408,7 @@
         <w:ind w:left="3600" w:hanging="360"/>
       </w:pPr>
       <w:rPr>
-        <w:rFonts w:ascii="Wingdings" w:hAnsi="Wingdings" w:hint="default"/>
+        <w:rFonts w:hint="default" w:ascii="Wingdings" w:hAnsi="Wingdings"/>
         <w:sz w:val="20"/>
       </w:rPr>
     </w:lvl>
@@ -4241,7 +11424,7 @@
         <w:ind w:left="4320" w:hanging="360"/>
       </w:pPr>
       <w:rPr>
-        <w:rFonts w:ascii="Wingdings" w:hAnsi="Wingdings" w:hint="default"/>
+        <w:rFonts w:hint="default" w:ascii="Wingdings" w:hAnsi="Wingdings"/>
         <w:sz w:val="20"/>
       </w:rPr>
     </w:lvl>
@@ -4257,7 +11440,7 @@
         <w:ind w:left="5040" w:hanging="360"/>
       </w:pPr>
       <w:rPr>
-        <w:rFonts w:ascii="Wingdings" w:hAnsi="Wingdings" w:hint="default"/>
+        <w:rFonts w:hint="default" w:ascii="Wingdings" w:hAnsi="Wingdings"/>
         <w:sz w:val="20"/>
       </w:rPr>
     </w:lvl>
@@ -4273,7 +11456,7 @@
         <w:ind w:left="5760" w:hanging="360"/>
       </w:pPr>
       <w:rPr>
-        <w:rFonts w:ascii="Wingdings" w:hAnsi="Wingdings" w:hint="default"/>
+        <w:rFonts w:hint="default" w:ascii="Wingdings" w:hAnsi="Wingdings"/>
         <w:sz w:val="20"/>
       </w:rPr>
     </w:lvl>
@@ -4289,7 +11472,7 @@
         <w:ind w:left="6480" w:hanging="360"/>
       </w:pPr>
       <w:rPr>
-        <w:rFonts w:ascii="Wingdings" w:hAnsi="Wingdings" w:hint="default"/>
+        <w:rFonts w:hint="default" w:ascii="Wingdings" w:hAnsi="Wingdings"/>
         <w:sz w:val="20"/>
       </w:rPr>
     </w:lvl>
@@ -4310,7 +11493,7 @@
         <w:ind w:left="720" w:hanging="360"/>
       </w:pPr>
       <w:rPr>
-        <w:rFonts w:ascii="Symbol" w:hAnsi="Symbol" w:hint="default"/>
+        <w:rFonts w:hint="default" w:ascii="Symbol" w:hAnsi="Symbol"/>
         <w:sz w:val="20"/>
       </w:rPr>
     </w:lvl>
@@ -4326,7 +11509,7 @@
         <w:ind w:left="1440" w:hanging="360"/>
       </w:pPr>
       <w:rPr>
-        <w:rFonts w:ascii="Courier New" w:hAnsi="Courier New" w:hint="default"/>
+        <w:rFonts w:hint="default" w:ascii="Courier New" w:hAnsi="Courier New"/>
         <w:sz w:val="20"/>
       </w:rPr>
     </w:lvl>
@@ -4342,7 +11525,7 @@
         <w:ind w:left="2160" w:hanging="360"/>
       </w:pPr>
       <w:rPr>
-        <w:rFonts w:ascii="Wingdings" w:hAnsi="Wingdings" w:hint="default"/>
+        <w:rFonts w:hint="default" w:ascii="Wingdings" w:hAnsi="Wingdings"/>
         <w:sz w:val="20"/>
       </w:rPr>
     </w:lvl>
@@ -4358,7 +11541,7 @@
         <w:ind w:left="2880" w:hanging="360"/>
       </w:pPr>
       <w:rPr>
-        <w:rFonts w:ascii="Wingdings" w:hAnsi="Wingdings" w:hint="default"/>
+        <w:rFonts w:hint="default" w:ascii="Wingdings" w:hAnsi="Wingdings"/>
         <w:sz w:val="20"/>
       </w:rPr>
     </w:lvl>
@@ -4374,7 +11557,7 @@
         <w:ind w:left="3600" w:hanging="360"/>
       </w:pPr>
       <w:rPr>
-        <w:rFonts w:ascii="Wingdings" w:hAnsi="Wingdings" w:hint="default"/>
+        <w:rFonts w:hint="default" w:ascii="Wingdings" w:hAnsi="Wingdings"/>
         <w:sz w:val="20"/>
       </w:rPr>
     </w:lvl>
@@ -4390,7 +11573,7 @@
         <w:ind w:left="4320" w:hanging="360"/>
       </w:pPr>
       <w:rPr>
-        <w:rFonts w:ascii="Wingdings" w:hAnsi="Wingdings" w:hint="default"/>
+        <w:rFonts w:hint="default" w:ascii="Wingdings" w:hAnsi="Wingdings"/>
         <w:sz w:val="20"/>
       </w:rPr>
     </w:lvl>
@@ -4406,7 +11589,7 @@
         <w:ind w:left="5040" w:hanging="360"/>
       </w:pPr>
       <w:rPr>
-        <w:rFonts w:ascii="Wingdings" w:hAnsi="Wingdings" w:hint="default"/>
+        <w:rFonts w:hint="default" w:ascii="Wingdings" w:hAnsi="Wingdings"/>
         <w:sz w:val="20"/>
       </w:rPr>
     </w:lvl>
@@ -4422,7 +11605,7 @@
         <w:ind w:left="5760" w:hanging="360"/>
       </w:pPr>
       <w:rPr>
-        <w:rFonts w:ascii="Wingdings" w:hAnsi="Wingdings" w:hint="default"/>
+        <w:rFonts w:hint="default" w:ascii="Wingdings" w:hAnsi="Wingdings"/>
         <w:sz w:val="20"/>
       </w:rPr>
     </w:lvl>
@@ -4438,7 +11621,7 @@
         <w:ind w:left="6480" w:hanging="360"/>
       </w:pPr>
       <w:rPr>
-        <w:rFonts w:ascii="Wingdings" w:hAnsi="Wingdings" w:hint="default"/>
+        <w:rFonts w:hint="default" w:ascii="Wingdings" w:hAnsi="Wingdings"/>
         <w:sz w:val="20"/>
       </w:rPr>
     </w:lvl>
@@ -4459,7 +11642,7 @@
         <w:ind w:left="720" w:hanging="360"/>
       </w:pPr>
       <w:rPr>
-        <w:rFonts w:ascii="Symbol" w:hAnsi="Symbol" w:hint="default"/>
+        <w:rFonts w:hint="default" w:ascii="Symbol" w:hAnsi="Symbol"/>
         <w:sz w:val="20"/>
       </w:rPr>
     </w:lvl>
@@ -4475,7 +11658,7 @@
         <w:ind w:left="1440" w:hanging="360"/>
       </w:pPr>
       <w:rPr>
-        <w:rFonts w:ascii="Courier New" w:hAnsi="Courier New" w:hint="default"/>
+        <w:rFonts w:hint="default" w:ascii="Courier New" w:hAnsi="Courier New"/>
         <w:sz w:val="20"/>
       </w:rPr>
     </w:lvl>
@@ -4491,7 +11674,7 @@
         <w:ind w:left="2160" w:hanging="360"/>
       </w:pPr>
       <w:rPr>
-        <w:rFonts w:ascii="Wingdings" w:hAnsi="Wingdings" w:hint="default"/>
+        <w:rFonts w:hint="default" w:ascii="Wingdings" w:hAnsi="Wingdings"/>
         <w:sz w:val="20"/>
       </w:rPr>
     </w:lvl>
@@ -4507,7 +11690,7 @@
         <w:ind w:left="2880" w:hanging="360"/>
       </w:pPr>
       <w:rPr>
-        <w:rFonts w:ascii="Wingdings" w:hAnsi="Wingdings" w:hint="default"/>
+        <w:rFonts w:hint="default" w:ascii="Wingdings" w:hAnsi="Wingdings"/>
         <w:sz w:val="20"/>
       </w:rPr>
     </w:lvl>
@@ -4523,7 +11706,7 @@
         <w:ind w:left="3600" w:hanging="360"/>
       </w:pPr>
       <w:rPr>
-        <w:rFonts w:ascii="Wingdings" w:hAnsi="Wingdings" w:hint="default"/>
+        <w:rFonts w:hint="default" w:ascii="Wingdings" w:hAnsi="Wingdings"/>
         <w:sz w:val="20"/>
       </w:rPr>
     </w:lvl>
@@ -4539,7 +11722,7 @@
         <w:ind w:left="4320" w:hanging="360"/>
       </w:pPr>
       <w:rPr>
-        <w:rFonts w:ascii="Wingdings" w:hAnsi="Wingdings" w:hint="default"/>
+        <w:rFonts w:hint="default" w:ascii="Wingdings" w:hAnsi="Wingdings"/>
         <w:sz w:val="20"/>
       </w:rPr>
     </w:lvl>
@@ -4555,7 +11738,7 @@
         <w:ind w:left="5040" w:hanging="360"/>
       </w:pPr>
       <w:rPr>
-        <w:rFonts w:ascii="Wingdings" w:hAnsi="Wingdings" w:hint="default"/>
+        <w:rFonts w:hint="default" w:ascii="Wingdings" w:hAnsi="Wingdings"/>
         <w:sz w:val="20"/>
       </w:rPr>
     </w:lvl>
@@ -4571,7 +11754,7 @@
         <w:ind w:left="5760" w:hanging="360"/>
       </w:pPr>
       <w:rPr>
-        <w:rFonts w:ascii="Wingdings" w:hAnsi="Wingdings" w:hint="default"/>
+        <w:rFonts w:hint="default" w:ascii="Wingdings" w:hAnsi="Wingdings"/>
         <w:sz w:val="20"/>
       </w:rPr>
     </w:lvl>
@@ -4587,7 +11770,7 @@
         <w:ind w:left="6480" w:hanging="360"/>
       </w:pPr>
       <w:rPr>
-        <w:rFonts w:ascii="Wingdings" w:hAnsi="Wingdings" w:hint="default"/>
+        <w:rFonts w:hint="default" w:ascii="Wingdings" w:hAnsi="Wingdings"/>
         <w:sz w:val="20"/>
       </w:rPr>
     </w:lvl>
@@ -4608,7 +11791,7 @@
         <w:ind w:left="720" w:hanging="360"/>
       </w:pPr>
       <w:rPr>
-        <w:rFonts w:ascii="Symbol" w:hAnsi="Symbol" w:hint="default"/>
+        <w:rFonts w:hint="default" w:ascii="Symbol" w:hAnsi="Symbol"/>
         <w:sz w:val="20"/>
       </w:rPr>
     </w:lvl>
@@ -4624,7 +11807,7 @@
         <w:ind w:left="1440" w:hanging="360"/>
       </w:pPr>
       <w:rPr>
-        <w:rFonts w:ascii="Courier New" w:hAnsi="Courier New" w:hint="default"/>
+        <w:rFonts w:hint="default" w:ascii="Courier New" w:hAnsi="Courier New"/>
         <w:sz w:val="20"/>
       </w:rPr>
     </w:lvl>
@@ -4640,7 +11823,7 @@
         <w:ind w:left="2160" w:hanging="360"/>
       </w:pPr>
       <w:rPr>
-        <w:rFonts w:ascii="Wingdings" w:hAnsi="Wingdings" w:hint="default"/>
+        <w:rFonts w:hint="default" w:ascii="Wingdings" w:hAnsi="Wingdings"/>
         <w:sz w:val="20"/>
       </w:rPr>
     </w:lvl>
@@ -4656,7 +11839,7 @@
         <w:ind w:left="2880" w:hanging="360"/>
       </w:pPr>
       <w:rPr>
-        <w:rFonts w:ascii="Wingdings" w:hAnsi="Wingdings" w:hint="default"/>
+        <w:rFonts w:hint="default" w:ascii="Wingdings" w:hAnsi="Wingdings"/>
         <w:sz w:val="20"/>
       </w:rPr>
     </w:lvl>
@@ -4672,7 +11855,7 @@
         <w:ind w:left="3600" w:hanging="360"/>
       </w:pPr>
       <w:rPr>
-        <w:rFonts w:ascii="Wingdings" w:hAnsi="Wingdings" w:hint="default"/>
+        <w:rFonts w:hint="default" w:ascii="Wingdings" w:hAnsi="Wingdings"/>
         <w:sz w:val="20"/>
       </w:rPr>
     </w:lvl>
@@ -4688,7 +11871,7 @@
         <w:ind w:left="4320" w:hanging="360"/>
       </w:pPr>
       <w:rPr>
-        <w:rFonts w:ascii="Wingdings" w:hAnsi="Wingdings" w:hint="default"/>
+        <w:rFonts w:hint="default" w:ascii="Wingdings" w:hAnsi="Wingdings"/>
         <w:sz w:val="20"/>
       </w:rPr>
     </w:lvl>
@@ -4704,7 +11887,7 @@
         <w:ind w:left="5040" w:hanging="360"/>
       </w:pPr>
       <w:rPr>
-        <w:rFonts w:ascii="Wingdings" w:hAnsi="Wingdings" w:hint="default"/>
+        <w:rFonts w:hint="default" w:ascii="Wingdings" w:hAnsi="Wingdings"/>
         <w:sz w:val="20"/>
       </w:rPr>
     </w:lvl>
@@ -4720,7 +11903,7 @@
         <w:ind w:left="5760" w:hanging="360"/>
       </w:pPr>
       <w:rPr>
-        <w:rFonts w:ascii="Wingdings" w:hAnsi="Wingdings" w:hint="default"/>
+        <w:rFonts w:hint="default" w:ascii="Wingdings" w:hAnsi="Wingdings"/>
         <w:sz w:val="20"/>
       </w:rPr>
     </w:lvl>
@@ -4736,7 +11919,7 @@
         <w:ind w:left="6480" w:hanging="360"/>
       </w:pPr>
       <w:rPr>
-        <w:rFonts w:ascii="Wingdings" w:hAnsi="Wingdings" w:hint="default"/>
+        <w:rFonts w:hint="default" w:ascii="Wingdings" w:hAnsi="Wingdings"/>
         <w:sz w:val="20"/>
       </w:rPr>
     </w:lvl>
@@ -4757,7 +11940,7 @@
         <w:ind w:left="720" w:hanging="360"/>
       </w:pPr>
       <w:rPr>
-        <w:rFonts w:ascii="Symbol" w:hAnsi="Symbol" w:hint="default"/>
+        <w:rFonts w:hint="default" w:ascii="Symbol" w:hAnsi="Symbol"/>
         <w:sz w:val="20"/>
       </w:rPr>
     </w:lvl>
@@ -4773,7 +11956,7 @@
         <w:ind w:left="1440" w:hanging="360"/>
       </w:pPr>
       <w:rPr>
-        <w:rFonts w:ascii="Courier New" w:hAnsi="Courier New" w:hint="default"/>
+        <w:rFonts w:hint="default" w:ascii="Courier New" w:hAnsi="Courier New"/>
         <w:sz w:val="20"/>
       </w:rPr>
     </w:lvl>
@@ -4789,7 +11972,7 @@
         <w:ind w:left="2160" w:hanging="360"/>
       </w:pPr>
       <w:rPr>
-        <w:rFonts w:ascii="Wingdings" w:hAnsi="Wingdings" w:hint="default"/>
+        <w:rFonts w:hint="default" w:ascii="Wingdings" w:hAnsi="Wingdings"/>
         <w:sz w:val="20"/>
       </w:rPr>
     </w:lvl>
@@ -4805,7 +11988,7 @@
         <w:ind w:left="2880" w:hanging="360"/>
       </w:pPr>
       <w:rPr>
-        <w:rFonts w:ascii="Wingdings" w:hAnsi="Wingdings" w:hint="default"/>
+        <w:rFonts w:hint="default" w:ascii="Wingdings" w:hAnsi="Wingdings"/>
         <w:sz w:val="20"/>
       </w:rPr>
     </w:lvl>
@@ -4821,7 +12004,7 @@
         <w:ind w:left="3600" w:hanging="360"/>
       </w:pPr>
       <w:rPr>
-        <w:rFonts w:ascii="Wingdings" w:hAnsi="Wingdings" w:hint="default"/>
+        <w:rFonts w:hint="default" w:ascii="Wingdings" w:hAnsi="Wingdings"/>
         <w:sz w:val="20"/>
       </w:rPr>
     </w:lvl>
@@ -4837,7 +12020,7 @@
         <w:ind w:left="4320" w:hanging="360"/>
       </w:pPr>
       <w:rPr>
-        <w:rFonts w:ascii="Wingdings" w:hAnsi="Wingdings" w:hint="default"/>
+        <w:rFonts w:hint="default" w:ascii="Wingdings" w:hAnsi="Wingdings"/>
         <w:sz w:val="20"/>
       </w:rPr>
     </w:lvl>
@@ -4853,7 +12036,7 @@
         <w:ind w:left="5040" w:hanging="360"/>
       </w:pPr>
       <w:rPr>
-        <w:rFonts w:ascii="Wingdings" w:hAnsi="Wingdings" w:hint="default"/>
+        <w:rFonts w:hint="default" w:ascii="Wingdings" w:hAnsi="Wingdings"/>
         <w:sz w:val="20"/>
       </w:rPr>
     </w:lvl>
@@ -4869,7 +12052,7 @@
         <w:ind w:left="5760" w:hanging="360"/>
       </w:pPr>
       <w:rPr>
-        <w:rFonts w:ascii="Wingdings" w:hAnsi="Wingdings" w:hint="default"/>
+        <w:rFonts w:hint="default" w:ascii="Wingdings" w:hAnsi="Wingdings"/>
         <w:sz w:val="20"/>
       </w:rPr>
     </w:lvl>
@@ -4885,7 +12068,7 @@
         <w:ind w:left="6480" w:hanging="360"/>
       </w:pPr>
       <w:rPr>
-        <w:rFonts w:ascii="Wingdings" w:hAnsi="Wingdings" w:hint="default"/>
+        <w:rFonts w:hint="default" w:ascii="Wingdings" w:hAnsi="Wingdings"/>
         <w:sz w:val="20"/>
       </w:rPr>
     </w:lvl>
@@ -4906,7 +12089,7 @@
         <w:ind w:left="720" w:hanging="360"/>
       </w:pPr>
       <w:rPr>
-        <w:rFonts w:ascii="Symbol" w:hAnsi="Symbol" w:hint="default"/>
+        <w:rFonts w:hint="default" w:ascii="Symbol" w:hAnsi="Symbol"/>
         <w:sz w:val="20"/>
       </w:rPr>
     </w:lvl>
@@ -4922,7 +12105,7 @@
         <w:ind w:left="1440" w:hanging="360"/>
       </w:pPr>
       <w:rPr>
-        <w:rFonts w:ascii="Courier New" w:hAnsi="Courier New" w:hint="default"/>
+        <w:rFonts w:hint="default" w:ascii="Courier New" w:hAnsi="Courier New"/>
         <w:sz w:val="20"/>
       </w:rPr>
     </w:lvl>
@@ -4938,7 +12121,7 @@
         <w:ind w:left="2160" w:hanging="360"/>
       </w:pPr>
       <w:rPr>
-        <w:rFonts w:ascii="Wingdings" w:hAnsi="Wingdings" w:hint="default"/>
+        <w:rFonts w:hint="default" w:ascii="Wingdings" w:hAnsi="Wingdings"/>
         <w:sz w:val="20"/>
       </w:rPr>
     </w:lvl>
@@ -4954,7 +12137,7 @@
         <w:ind w:left="2880" w:hanging="360"/>
       </w:pPr>
       <w:rPr>
-        <w:rFonts w:ascii="Wingdings" w:hAnsi="Wingdings" w:hint="default"/>
+        <w:rFonts w:hint="default" w:ascii="Wingdings" w:hAnsi="Wingdings"/>
         <w:sz w:val="20"/>
       </w:rPr>
     </w:lvl>
@@ -4970,7 +12153,7 @@
         <w:ind w:left="3600" w:hanging="360"/>
       </w:pPr>
       <w:rPr>
-        <w:rFonts w:ascii="Wingdings" w:hAnsi="Wingdings" w:hint="default"/>
+        <w:rFonts w:hint="default" w:ascii="Wingdings" w:hAnsi="Wingdings"/>
         <w:sz w:val="20"/>
       </w:rPr>
     </w:lvl>
@@ -4986,7 +12169,7 @@
         <w:ind w:left="4320" w:hanging="360"/>
       </w:pPr>
       <w:rPr>
-        <w:rFonts w:ascii="Wingdings" w:hAnsi="Wingdings" w:hint="default"/>
+        <w:rFonts w:hint="default" w:ascii="Wingdings" w:hAnsi="Wingdings"/>
         <w:sz w:val="20"/>
       </w:rPr>
     </w:lvl>
@@ -5002,7 +12185,7 @@
         <w:ind w:left="5040" w:hanging="360"/>
       </w:pPr>
       <w:rPr>
-        <w:rFonts w:ascii="Wingdings" w:hAnsi="Wingdings" w:hint="default"/>
+        <w:rFonts w:hint="default" w:ascii="Wingdings" w:hAnsi="Wingdings"/>
         <w:sz w:val="20"/>
       </w:rPr>
     </w:lvl>
@@ -5018,7 +12201,7 @@
         <w:ind w:left="5760" w:hanging="360"/>
       </w:pPr>
       <w:rPr>
-        <w:rFonts w:ascii="Wingdings" w:hAnsi="Wingdings" w:hint="default"/>
+        <w:rFonts w:hint="default" w:ascii="Wingdings" w:hAnsi="Wingdings"/>
         <w:sz w:val="20"/>
       </w:rPr>
     </w:lvl>
@@ -5034,7 +12217,7 @@
         <w:ind w:left="6480" w:hanging="360"/>
       </w:pPr>
       <w:rPr>
-        <w:rFonts w:ascii="Wingdings" w:hAnsi="Wingdings" w:hint="default"/>
+        <w:rFonts w:hint="default" w:ascii="Wingdings" w:hAnsi="Wingdings"/>
         <w:sz w:val="20"/>
       </w:rPr>
     </w:lvl>
@@ -5055,7 +12238,7 @@
         <w:ind w:left="1068" w:hanging="360"/>
       </w:pPr>
       <w:rPr>
-        <w:rFonts w:ascii="Symbol" w:hAnsi="Symbol" w:hint="default"/>
+        <w:rFonts w:hint="default" w:ascii="Symbol" w:hAnsi="Symbol"/>
         <w:sz w:val="20"/>
       </w:rPr>
     </w:lvl>
@@ -5071,7 +12254,7 @@
         <w:ind w:left="1788" w:hanging="360"/>
       </w:pPr>
       <w:rPr>
-        <w:rFonts w:ascii="Courier New" w:hAnsi="Courier New" w:hint="default"/>
+        <w:rFonts w:hint="default" w:ascii="Courier New" w:hAnsi="Courier New"/>
         <w:sz w:val="20"/>
       </w:rPr>
     </w:lvl>
@@ -5087,7 +12270,7 @@
         <w:ind w:left="2508" w:hanging="360"/>
       </w:pPr>
       <w:rPr>
-        <w:rFonts w:ascii="Wingdings" w:hAnsi="Wingdings" w:hint="default"/>
+        <w:rFonts w:hint="default" w:ascii="Wingdings" w:hAnsi="Wingdings"/>
         <w:sz w:val="20"/>
       </w:rPr>
     </w:lvl>
@@ -5103,7 +12286,7 @@
         <w:ind w:left="3228" w:hanging="360"/>
       </w:pPr>
       <w:rPr>
-        <w:rFonts w:ascii="Wingdings" w:hAnsi="Wingdings" w:hint="default"/>
+        <w:rFonts w:hint="default" w:ascii="Wingdings" w:hAnsi="Wingdings"/>
         <w:sz w:val="20"/>
       </w:rPr>
     </w:lvl>
@@ -5119,7 +12302,7 @@
         <w:ind w:left="3948" w:hanging="360"/>
       </w:pPr>
       <w:rPr>
-        <w:rFonts w:ascii="Wingdings" w:hAnsi="Wingdings" w:hint="default"/>
+        <w:rFonts w:hint="default" w:ascii="Wingdings" w:hAnsi="Wingdings"/>
         <w:sz w:val="20"/>
       </w:rPr>
     </w:lvl>
@@ -5135,7 +12318,7 @@
         <w:ind w:left="4668" w:hanging="360"/>
       </w:pPr>
       <w:rPr>
-        <w:rFonts w:ascii="Wingdings" w:hAnsi="Wingdings" w:hint="default"/>
+        <w:rFonts w:hint="default" w:ascii="Wingdings" w:hAnsi="Wingdings"/>
         <w:sz w:val="20"/>
       </w:rPr>
     </w:lvl>
@@ -5151,7 +12334,7 @@
         <w:ind w:left="5388" w:hanging="360"/>
       </w:pPr>
       <w:rPr>
-        <w:rFonts w:ascii="Wingdings" w:hAnsi="Wingdings" w:hint="default"/>
+        <w:rFonts w:hint="default" w:ascii="Wingdings" w:hAnsi="Wingdings"/>
         <w:sz w:val="20"/>
       </w:rPr>
     </w:lvl>
@@ -5167,7 +12350,7 @@
         <w:ind w:left="6108" w:hanging="360"/>
       </w:pPr>
       <w:rPr>
-        <w:rFonts w:ascii="Wingdings" w:hAnsi="Wingdings" w:hint="default"/>
+        <w:rFonts w:hint="default" w:ascii="Wingdings" w:hAnsi="Wingdings"/>
         <w:sz w:val="20"/>
       </w:rPr>
     </w:lvl>
@@ -5183,7 +12366,7 @@
         <w:ind w:left="6828" w:hanging="360"/>
       </w:pPr>
       <w:rPr>
-        <w:rFonts w:ascii="Wingdings" w:hAnsi="Wingdings" w:hint="default"/>
+        <w:rFonts w:hint="default" w:ascii="Wingdings" w:hAnsi="Wingdings"/>
         <w:sz w:val="20"/>
       </w:rPr>
     </w:lvl>
@@ -5430,7 +12613,7 @@
         <w:ind w:left="720" w:hanging="360"/>
       </w:pPr>
       <w:rPr>
-        <w:rFonts w:ascii="Symbol" w:hAnsi="Symbol" w:hint="default"/>
+        <w:rFonts w:hint="default" w:ascii="Symbol" w:hAnsi="Symbol"/>
         <w:sz w:val="20"/>
       </w:rPr>
     </w:lvl>
@@ -5446,7 +12629,7 @@
         <w:ind w:left="1440" w:hanging="360"/>
       </w:pPr>
       <w:rPr>
-        <w:rFonts w:ascii="Courier New" w:hAnsi="Courier New" w:hint="default"/>
+        <w:rFonts w:hint="default" w:ascii="Courier New" w:hAnsi="Courier New"/>
         <w:sz w:val="20"/>
       </w:rPr>
     </w:lvl>
@@ -5462,7 +12645,7 @@
         <w:ind w:left="2160" w:hanging="360"/>
       </w:pPr>
       <w:rPr>
-        <w:rFonts w:ascii="Wingdings" w:hAnsi="Wingdings" w:hint="default"/>
+        <w:rFonts w:hint="default" w:ascii="Wingdings" w:hAnsi="Wingdings"/>
         <w:sz w:val="20"/>
       </w:rPr>
     </w:lvl>
@@ -5478,7 +12661,7 @@
         <w:ind w:left="2880" w:hanging="360"/>
       </w:pPr>
       <w:rPr>
-        <w:rFonts w:ascii="Wingdings" w:hAnsi="Wingdings" w:hint="default"/>
+        <w:rFonts w:hint="default" w:ascii="Wingdings" w:hAnsi="Wingdings"/>
         <w:sz w:val="20"/>
       </w:rPr>
     </w:lvl>
@@ -5494,7 +12677,7 @@
         <w:ind w:left="3600" w:hanging="360"/>
       </w:pPr>
       <w:rPr>
-        <w:rFonts w:ascii="Wingdings" w:hAnsi="Wingdings" w:hint="default"/>
+        <w:rFonts w:hint="default" w:ascii="Wingdings" w:hAnsi="Wingdings"/>
         <w:sz w:val="20"/>
       </w:rPr>
     </w:lvl>
@@ -5510,7 +12693,7 @@
         <w:ind w:left="4320" w:hanging="360"/>
       </w:pPr>
       <w:rPr>
-        <w:rFonts w:ascii="Wingdings" w:hAnsi="Wingdings" w:hint="default"/>
+        <w:rFonts w:hint="default" w:ascii="Wingdings" w:hAnsi="Wingdings"/>
         <w:sz w:val="20"/>
       </w:rPr>
     </w:lvl>
@@ -5526,7 +12709,7 @@
         <w:ind w:left="5040" w:hanging="360"/>
       </w:pPr>
       <w:rPr>
-        <w:rFonts w:ascii="Wingdings" w:hAnsi="Wingdings" w:hint="default"/>
+        <w:rFonts w:hint="default" w:ascii="Wingdings" w:hAnsi="Wingdings"/>
         <w:sz w:val="20"/>
       </w:rPr>
     </w:lvl>
@@ -5542,7 +12725,7 @@
         <w:ind w:left="5760" w:hanging="360"/>
       </w:pPr>
       <w:rPr>
-        <w:rFonts w:ascii="Wingdings" w:hAnsi="Wingdings" w:hint="default"/>
+        <w:rFonts w:hint="default" w:ascii="Wingdings" w:hAnsi="Wingdings"/>
         <w:sz w:val="20"/>
       </w:rPr>
     </w:lvl>
@@ -5558,11 +12741,74 @@
         <w:ind w:left="6480" w:hanging="360"/>
       </w:pPr>
       <w:rPr>
-        <w:rFonts w:ascii="Wingdings" w:hAnsi="Wingdings" w:hint="default"/>
+        <w:rFonts w:hint="default" w:ascii="Wingdings" w:hAnsi="Wingdings"/>
         <w:sz w:val="20"/>
       </w:rPr>
     </w:lvl>
   </w:abstractNum>
+  <w:num w:numId="50">
+    <w:abstractNumId w:val="49"/>
+  </w:num>
+  <w:num w:numId="49">
+    <w:abstractNumId w:val="48"/>
+  </w:num>
+  <w:num w:numId="48">
+    <w:abstractNumId w:val="47"/>
+  </w:num>
+  <w:num w:numId="47">
+    <w:abstractNumId w:val="46"/>
+  </w:num>
+  <w:num w:numId="46">
+    <w:abstractNumId w:val="45"/>
+  </w:num>
+  <w:num w:numId="45">
+    <w:abstractNumId w:val="44"/>
+  </w:num>
+  <w:num w:numId="44">
+    <w:abstractNumId w:val="43"/>
+  </w:num>
+  <w:num w:numId="43">
+    <w:abstractNumId w:val="42"/>
+  </w:num>
+  <w:num w:numId="42">
+    <w:abstractNumId w:val="41"/>
+  </w:num>
+  <w:num w:numId="41">
+    <w:abstractNumId w:val="40"/>
+  </w:num>
+  <w:num w:numId="40">
+    <w:abstractNumId w:val="39"/>
+  </w:num>
+  <w:num w:numId="39">
+    <w:abstractNumId w:val="38"/>
+  </w:num>
+  <w:num w:numId="38">
+    <w:abstractNumId w:val="37"/>
+  </w:num>
+  <w:num w:numId="37">
+    <w:abstractNumId w:val="36"/>
+  </w:num>
+  <w:num w:numId="36">
+    <w:abstractNumId w:val="35"/>
+  </w:num>
+  <w:num w:numId="35">
+    <w:abstractNumId w:val="34"/>
+  </w:num>
+  <w:num w:numId="34">
+    <w:abstractNumId w:val="33"/>
+  </w:num>
+  <w:num w:numId="33">
+    <w:abstractNumId w:val="32"/>
+  </w:num>
+  <w:num w:numId="32">
+    <w:abstractNumId w:val="31"/>
+  </w:num>
+  <w:num w:numId="31">
+    <w:abstractNumId w:val="30"/>
+  </w:num>
+  <w:num w:numId="30">
+    <w:abstractNumId w:val="29"/>
+  </w:num>
   <w:num w:numId="1" w16cid:durableId="1357001312">
     <w:abstractNumId w:val="10"/>
   </w:num>
@@ -5654,11 +12900,11 @@
 </file>
 
 <file path=word/styles.xml><?xml version="1.0" encoding="utf-8"?>
-<w:styles xmlns:mc="http://schemas.openxmlformats.org/markup-compatibility/2006" xmlns:r="http://schemas.openxmlformats.org/officeDocument/2006/relationships" xmlns:w="http://schemas.openxmlformats.org/wordprocessingml/2006/main" xmlns:w14="http://schemas.microsoft.com/office/word/2010/wordml" xmlns:w15="http://schemas.microsoft.com/office/word/2012/wordml" xmlns:w16cex="http://schemas.microsoft.com/office/word/2018/wordml/cex" xmlns:w16cid="http://schemas.microsoft.com/office/word/2016/wordml/cid" xmlns:w16="http://schemas.microsoft.com/office/word/2018/wordml" xmlns:w16du="http://schemas.microsoft.com/office/word/2023/wordml/word16du" xmlns:w16sdtdh="http://schemas.microsoft.com/office/word/2020/wordml/sdtdatahash" xmlns:w16sdtfl="http://schemas.microsoft.com/office/word/2024/wordml/sdtformatlock" xmlns:w16se="http://schemas.microsoft.com/office/word/2015/wordml/symex" mc:Ignorable="w14 w15 w16se w16cid w16 w16cex w16sdtdh w16sdtfl w16du">
+<w:styles xmlns:wp14="http://schemas.microsoft.com/office/word/2010/wordprocessingDrawing" xmlns:mc="http://schemas.openxmlformats.org/markup-compatibility/2006" xmlns:r="http://schemas.openxmlformats.org/officeDocument/2006/relationships" xmlns:w="http://schemas.openxmlformats.org/wordprocessingml/2006/main" xmlns:w14="http://schemas.microsoft.com/office/word/2010/wordml" xmlns:w15="http://schemas.microsoft.com/office/word/2012/wordml" xmlns:w16cex="http://schemas.microsoft.com/office/word/2018/wordml/cex" xmlns:w16cid="http://schemas.microsoft.com/office/word/2016/wordml/cid" xmlns:w16="http://schemas.microsoft.com/office/word/2018/wordml" xmlns:w16du="http://schemas.microsoft.com/office/word/2023/wordml/word16du" xmlns:w16sdtdh="http://schemas.microsoft.com/office/word/2020/wordml/sdtdatahash" xmlns:w16sdtfl="http://schemas.microsoft.com/office/word/2024/wordml/sdtformatlock" xmlns:w16se="http://schemas.microsoft.com/office/word/2015/wordml/symex" mc:Ignorable="w14 w15 w16se w16cid w16 w16cex w16sdtdh w16sdtfl w16du wp14">
   <w:docDefaults>
     <w:rPrDefault>
       <w:rPr>
-        <w:rFonts w:asciiTheme="minorHAnsi" w:eastAsiaTheme="minorHAnsi" w:hAnsiTheme="minorHAnsi" w:cstheme="minorBidi"/>
+        <w:rFonts w:asciiTheme="minorHAnsi" w:hAnsiTheme="minorHAnsi" w:eastAsiaTheme="minorHAnsi" w:cstheme="minorBidi"/>
         <w:kern w:val="2"/>
         <w:sz w:val="24"/>
         <w:szCs w:val="24"/>
@@ -5675,14 +12921,14 @@
   <w:latentStyles w:defLockedState="0" w:defUIPriority="99" w:defSemiHidden="0" w:defUnhideWhenUsed="0" w:defQFormat="0" w:count="376">
     <w:lsdException w:name="Normal" w:uiPriority="0" w:qFormat="1"/>
     <w:lsdException w:name="heading 1" w:uiPriority="9" w:qFormat="1"/>
-    <w:lsdException w:name="heading 2" w:semiHidden="1" w:uiPriority="9" w:unhideWhenUsed="1" w:qFormat="1"/>
-    <w:lsdException w:name="heading 3" w:semiHidden="1" w:uiPriority="9" w:unhideWhenUsed="1" w:qFormat="1"/>
-    <w:lsdException w:name="heading 4" w:semiHidden="1" w:uiPriority="9" w:unhideWhenUsed="1" w:qFormat="1"/>
-    <w:lsdException w:name="heading 5" w:semiHidden="1" w:uiPriority="9" w:unhideWhenUsed="1" w:qFormat="1"/>
-    <w:lsdException w:name="heading 6" w:semiHidden="1" w:uiPriority="9" w:unhideWhenUsed="1" w:qFormat="1"/>
-    <w:lsdException w:name="heading 7" w:semiHidden="1" w:uiPriority="9" w:unhideWhenUsed="1" w:qFormat="1"/>
-    <w:lsdException w:name="heading 8" w:semiHidden="1" w:uiPriority="9" w:unhideWhenUsed="1" w:qFormat="1"/>
-    <w:lsdException w:name="heading 9" w:semiHidden="1" w:uiPriority="9" w:unhideWhenUsed="1" w:qFormat="1"/>
+    <w:lsdException w:name="heading 2" w:uiPriority="9" w:semiHidden="1" w:unhideWhenUsed="1" w:qFormat="1"/>
+    <w:lsdException w:name="heading 3" w:uiPriority="9" w:semiHidden="1" w:unhideWhenUsed="1" w:qFormat="1"/>
+    <w:lsdException w:name="heading 4" w:uiPriority="9" w:semiHidden="1" w:unhideWhenUsed="1" w:qFormat="1"/>
+    <w:lsdException w:name="heading 5" w:uiPriority="9" w:semiHidden="1" w:unhideWhenUsed="1" w:qFormat="1"/>
+    <w:lsdException w:name="heading 6" w:uiPriority="9" w:semiHidden="1" w:unhideWhenUsed="1" w:qFormat="1"/>
+    <w:lsdException w:name="heading 7" w:uiPriority="9" w:semiHidden="1" w:unhideWhenUsed="1" w:qFormat="1"/>
+    <w:lsdException w:name="heading 8" w:uiPriority="9" w:semiHidden="1" w:unhideWhenUsed="1" w:qFormat="1"/>
+    <w:lsdException w:name="heading 9" w:uiPriority="9" w:semiHidden="1" w:unhideWhenUsed="1" w:qFormat="1"/>
     <w:lsdException w:name="index 1" w:semiHidden="1" w:unhideWhenUsed="1"/>
     <w:lsdException w:name="index 2" w:semiHidden="1" w:unhideWhenUsed="1"/>
     <w:lsdException w:name="index 3" w:semiHidden="1" w:unhideWhenUsed="1"/>
@@ -5692,22 +12938,22 @@
     <w:lsdException w:name="index 7" w:semiHidden="1" w:unhideWhenUsed="1"/>
     <w:lsdException w:name="index 8" w:semiHidden="1" w:unhideWhenUsed="1"/>
     <w:lsdException w:name="index 9" w:semiHidden="1" w:unhideWhenUsed="1"/>
-    <w:lsdException w:name="toc 1" w:semiHidden="1" w:uiPriority="39" w:unhideWhenUsed="1"/>
-    <w:lsdException w:name="toc 2" w:semiHidden="1" w:uiPriority="39" w:unhideWhenUsed="1"/>
-    <w:lsdException w:name="toc 3" w:semiHidden="1" w:uiPriority="39" w:unhideWhenUsed="1"/>
-    <w:lsdException w:name="toc 4" w:semiHidden="1" w:uiPriority="39" w:unhideWhenUsed="1"/>
-    <w:lsdException w:name="toc 5" w:semiHidden="1" w:uiPriority="39" w:unhideWhenUsed="1"/>
-    <w:lsdException w:name="toc 6" w:semiHidden="1" w:uiPriority="39" w:unhideWhenUsed="1"/>
-    <w:lsdException w:name="toc 7" w:semiHidden="1" w:uiPriority="39" w:unhideWhenUsed="1"/>
-    <w:lsdException w:name="toc 8" w:semiHidden="1" w:uiPriority="39" w:unhideWhenUsed="1"/>
-    <w:lsdException w:name="toc 9" w:semiHidden="1" w:uiPriority="39" w:unhideWhenUsed="1"/>
+    <w:lsdException w:name="toc 1" w:uiPriority="39" w:semiHidden="1" w:unhideWhenUsed="1"/>
+    <w:lsdException w:name="toc 2" w:uiPriority="39" w:semiHidden="1" w:unhideWhenUsed="1"/>
+    <w:lsdException w:name="toc 3" w:uiPriority="39" w:semiHidden="1" w:unhideWhenUsed="1"/>
+    <w:lsdException w:name="toc 4" w:uiPriority="39" w:semiHidden="1" w:unhideWhenUsed="1"/>
+    <w:lsdException w:name="toc 5" w:uiPriority="39" w:semiHidden="1" w:unhideWhenUsed="1"/>
+    <w:lsdException w:name="toc 6" w:uiPriority="39" w:semiHidden="1" w:unhideWhenUsed="1"/>
+    <w:lsdException w:name="toc 7" w:uiPriority="39" w:semiHidden="1" w:unhideWhenUsed="1"/>
+    <w:lsdException w:name="toc 8" w:uiPriority="39" w:semiHidden="1" w:unhideWhenUsed="1"/>
+    <w:lsdException w:name="toc 9" w:uiPriority="39" w:semiHidden="1" w:unhideWhenUsed="1"/>
     <w:lsdException w:name="Normal Indent" w:semiHidden="1" w:unhideWhenUsed="1"/>
     <w:lsdException w:name="footnote text" w:semiHidden="1" w:unhideWhenUsed="1"/>
     <w:lsdException w:name="annotation text" w:semiHidden="1" w:unhideWhenUsed="1"/>
     <w:lsdException w:name="header" w:semiHidden="1" w:unhideWhenUsed="1"/>
     <w:lsdException w:name="footer" w:semiHidden="1" w:unhideWhenUsed="1"/>
     <w:lsdException w:name="index heading" w:semiHidden="1" w:unhideWhenUsed="1"/>
-    <w:lsdException w:name="caption" w:semiHidden="1" w:uiPriority="35" w:unhideWhenUsed="1" w:qFormat="1"/>
+    <w:lsdException w:name="caption" w:uiPriority="35" w:semiHidden="1" w:unhideWhenUsed="1" w:qFormat="1"/>
     <w:lsdException w:name="table of figures" w:semiHidden="1" w:unhideWhenUsed="1"/>
     <w:lsdException w:name="envelope address" w:semiHidden="1" w:unhideWhenUsed="1"/>
     <w:lsdException w:name="envelope return" w:semiHidden="1" w:unhideWhenUsed="1"/>
@@ -5738,7 +12984,7 @@
     <w:lsdException w:name="Title" w:uiPriority="10" w:qFormat="1"/>
     <w:lsdException w:name="Closing" w:semiHidden="1" w:unhideWhenUsed="1"/>
     <w:lsdException w:name="Signature" w:semiHidden="1" w:unhideWhenUsed="1"/>
-    <w:lsdException w:name="Default Paragraph Font" w:semiHidden="1" w:uiPriority="1" w:unhideWhenUsed="1"/>
+    <w:lsdException w:name="Default Paragraph Font" w:uiPriority="1" w:semiHidden="1" w:unhideWhenUsed="1"/>
     <w:lsdException w:name="Body Text" w:semiHidden="1" w:unhideWhenUsed="1"/>
     <w:lsdException w:name="Body Text Indent" w:semiHidden="1" w:unhideWhenUsed="1"/>
     <w:lsdException w:name="List Continue" w:semiHidden="1" w:unhideWhenUsed="1"/>
@@ -5938,8 +13184,8 @@
     <w:lsdException w:name="Subtle Reference" w:uiPriority="31" w:qFormat="1"/>
     <w:lsdException w:name="Intense Reference" w:uiPriority="32" w:qFormat="1"/>
     <w:lsdException w:name="Book Title" w:uiPriority="33" w:qFormat="1"/>
-    <w:lsdException w:name="Bibliography" w:semiHidden="1" w:uiPriority="37" w:unhideWhenUsed="1"/>
-    <w:lsdException w:name="TOC Heading" w:semiHidden="1" w:uiPriority="39" w:unhideWhenUsed="1" w:qFormat="1"/>
+    <w:lsdException w:name="Bibliography" w:uiPriority="37" w:semiHidden="1" w:unhideWhenUsed="1"/>
+    <w:lsdException w:name="TOC Heading" w:uiPriority="39" w:semiHidden="1" w:unhideWhenUsed="1" w:qFormat="1"/>
     <w:lsdException w:name="Plain Table 1" w:uiPriority="41"/>
     <w:lsdException w:name="Plain Table 2" w:uiPriority="42"/>
     <w:lsdException w:name="Plain Table 3" w:uiPriority="43"/>
@@ -6050,7 +13296,7 @@
     <w:lsdException w:name="Unresolved Mention" w:semiHidden="1" w:unhideWhenUsed="1"/>
     <w:lsdException w:name="Smart Link" w:semiHidden="1" w:unhideWhenUsed="1"/>
   </w:latentStyles>
-  <w:style w:type="paragraph" w:default="1" w:styleId="Standaard">
+  <w:style w:type="paragraph" w:styleId="Standaard" w:default="1">
     <w:name w:val="Normal"/>
     <w:qFormat/>
   </w:style>
@@ -6069,7 +13315,7 @@
       <w:outlineLvl w:val="0"/>
     </w:pPr>
     <w:rPr>
-      <w:rFonts w:asciiTheme="majorHAnsi" w:eastAsiaTheme="majorEastAsia" w:hAnsiTheme="majorHAnsi" w:cstheme="majorBidi"/>
+      <w:rFonts w:asciiTheme="majorHAnsi" w:hAnsiTheme="majorHAnsi" w:eastAsiaTheme="majorEastAsia" w:cstheme="majorBidi"/>
       <w:color w:val="0F4761" w:themeColor="accent1" w:themeShade="BF"/>
       <w:sz w:val="40"/>
       <w:szCs w:val="40"/>
@@ -6092,7 +13338,7 @@
       <w:outlineLvl w:val="1"/>
     </w:pPr>
     <w:rPr>
-      <w:rFonts w:asciiTheme="majorHAnsi" w:eastAsiaTheme="majorEastAsia" w:hAnsiTheme="majorHAnsi" w:cstheme="majorBidi"/>
+      <w:rFonts w:asciiTheme="majorHAnsi" w:hAnsiTheme="majorHAnsi" w:eastAsiaTheme="majorEastAsia" w:cstheme="majorBidi"/>
       <w:color w:val="0F4761" w:themeColor="accent1" w:themeShade="BF"/>
       <w:sz w:val="32"/>
       <w:szCs w:val="32"/>
@@ -6253,12 +13499,12 @@
       <w:color w:val="272727" w:themeColor="text1" w:themeTint="D8"/>
     </w:rPr>
   </w:style>
-  <w:style w:type="character" w:default="1" w:styleId="Standaardalinea-lettertype">
+  <w:style w:type="character" w:styleId="Standaardalinea-lettertype" w:default="1">
     <w:name w:val="Default Paragraph Font"/>
     <w:uiPriority w:val="1"/>
     <w:unhideWhenUsed/>
   </w:style>
-  <w:style w:type="table" w:default="1" w:styleId="Standaardtabel">
+  <w:style w:type="table" w:styleId="Standaardtabel" w:default="1">
     <w:name w:val="Normal Table"/>
     <w:uiPriority w:val="99"/>
     <w:semiHidden/>
@@ -6273,26 +13519,26 @@
       </w:tblCellMar>
     </w:tblPr>
   </w:style>
-  <w:style w:type="numbering" w:default="1" w:styleId="Geenlijst">
+  <w:style w:type="numbering" w:styleId="Geenlijst" w:default="1">
     <w:name w:val="No List"/>
     <w:uiPriority w:val="99"/>
     <w:semiHidden/>
     <w:unhideWhenUsed/>
   </w:style>
-  <w:style w:type="character" w:customStyle="1" w:styleId="Kop1Char">
+  <w:style w:type="character" w:styleId="Kop1Char" w:customStyle="1">
     <w:name w:val="Kop 1 Char"/>
     <w:basedOn w:val="Standaardalinea-lettertype"/>
     <w:link w:val="Kop1"/>
     <w:uiPriority w:val="9"/>
     <w:rsid w:val="0031144F"/>
     <w:rPr>
-      <w:rFonts w:asciiTheme="majorHAnsi" w:eastAsiaTheme="majorEastAsia" w:hAnsiTheme="majorHAnsi" w:cstheme="majorBidi"/>
+      <w:rFonts w:asciiTheme="majorHAnsi" w:hAnsiTheme="majorHAnsi" w:eastAsiaTheme="majorEastAsia" w:cstheme="majorBidi"/>
       <w:color w:val="0F4761" w:themeColor="accent1" w:themeShade="BF"/>
       <w:sz w:val="40"/>
       <w:szCs w:val="40"/>
     </w:rPr>
   </w:style>
-  <w:style w:type="character" w:customStyle="1" w:styleId="Kop2Char">
+  <w:style w:type="character" w:styleId="Kop2Char" w:customStyle="1">
     <w:name w:val="Kop 2 Char"/>
     <w:basedOn w:val="Standaardalinea-lettertype"/>
     <w:link w:val="Kop2"/>
@@ -6300,13 +13546,13 @@
     <w:semiHidden/>
     <w:rsid w:val="0031144F"/>
     <w:rPr>
-      <w:rFonts w:asciiTheme="majorHAnsi" w:eastAsiaTheme="majorEastAsia" w:hAnsiTheme="majorHAnsi" w:cstheme="majorBidi"/>
+      <w:rFonts w:asciiTheme="majorHAnsi" w:hAnsiTheme="majorHAnsi" w:eastAsiaTheme="majorEastAsia" w:cstheme="majorBidi"/>
       <w:color w:val="0F4761" w:themeColor="accent1" w:themeShade="BF"/>
       <w:sz w:val="32"/>
       <w:szCs w:val="32"/>
     </w:rPr>
   </w:style>
-  <w:style w:type="character" w:customStyle="1" w:styleId="Kop3Char">
+  <w:style w:type="character" w:styleId="Kop3Char" w:customStyle="1">
     <w:name w:val="Kop 3 Char"/>
     <w:basedOn w:val="Standaardalinea-lettertype"/>
     <w:link w:val="Kop3"/>
@@ -6320,7 +13566,7 @@
       <w:szCs w:val="28"/>
     </w:rPr>
   </w:style>
-  <w:style w:type="character" w:customStyle="1" w:styleId="Kop4Char">
+  <w:style w:type="character" w:styleId="Kop4Char" w:customStyle="1">
     <w:name w:val="Kop 4 Char"/>
     <w:basedOn w:val="Standaardalinea-lettertype"/>
     <w:link w:val="Kop4"/>
@@ -6334,7 +13580,7 @@
       <w:color w:val="0F4761" w:themeColor="accent1" w:themeShade="BF"/>
     </w:rPr>
   </w:style>
-  <w:style w:type="character" w:customStyle="1" w:styleId="Kop5Char">
+  <w:style w:type="character" w:styleId="Kop5Char" w:customStyle="1">
     <w:name w:val="Kop 5 Char"/>
     <w:basedOn w:val="Standaardalinea-lettertype"/>
     <w:link w:val="Kop5"/>
@@ -6346,7 +13592,7 @@
       <w:color w:val="0F4761" w:themeColor="accent1" w:themeShade="BF"/>
     </w:rPr>
   </w:style>
-  <w:style w:type="character" w:customStyle="1" w:styleId="Kop6Char">
+  <w:style w:type="character" w:styleId="Kop6Char" w:customStyle="1">
     <w:name w:val="Kop 6 Char"/>
     <w:basedOn w:val="Standaardalinea-lettertype"/>
     <w:link w:val="Kop6"/>
@@ -6360,7 +13606,7 @@
       <w:color w:val="595959" w:themeColor="text1" w:themeTint="A6"/>
     </w:rPr>
   </w:style>
-  <w:style w:type="character" w:customStyle="1" w:styleId="Kop7Char">
+  <w:style w:type="character" w:styleId="Kop7Char" w:customStyle="1">
     <w:name w:val="Kop 7 Char"/>
     <w:basedOn w:val="Standaardalinea-lettertype"/>
     <w:link w:val="Kop7"/>
@@ -6372,7 +13618,7 @@
       <w:color w:val="595959" w:themeColor="text1" w:themeTint="A6"/>
     </w:rPr>
   </w:style>
-  <w:style w:type="character" w:customStyle="1" w:styleId="Kop8Char">
+  <w:style w:type="character" w:styleId="Kop8Char" w:customStyle="1">
     <w:name w:val="Kop 8 Char"/>
     <w:basedOn w:val="Standaardalinea-lettertype"/>
     <w:link w:val="Kop8"/>
@@ -6386,7 +13632,7 @@
       <w:color w:val="272727" w:themeColor="text1" w:themeTint="D8"/>
     </w:rPr>
   </w:style>
-  <w:style w:type="character" w:customStyle="1" w:styleId="Kop9Char">
+  <w:style w:type="character" w:styleId="Kop9Char" w:customStyle="1">
     <w:name w:val="Kop 9 Char"/>
     <w:basedOn w:val="Standaardalinea-lettertype"/>
     <w:link w:val="Kop9"/>
@@ -6411,21 +13657,21 @@
       <w:contextualSpacing/>
     </w:pPr>
     <w:rPr>
-      <w:rFonts w:asciiTheme="majorHAnsi" w:eastAsiaTheme="majorEastAsia" w:hAnsiTheme="majorHAnsi" w:cstheme="majorBidi"/>
+      <w:rFonts w:asciiTheme="majorHAnsi" w:hAnsiTheme="majorHAnsi" w:eastAsiaTheme="majorEastAsia" w:cstheme="majorBidi"/>
       <w:spacing w:val="-10"/>
       <w:kern w:val="28"/>
       <w:sz w:val="56"/>
       <w:szCs w:val="56"/>
     </w:rPr>
   </w:style>
-  <w:style w:type="character" w:customStyle="1" w:styleId="TitelChar">
+  <w:style w:type="character" w:styleId="TitelChar" w:customStyle="1">
     <w:name w:val="Titel Char"/>
     <w:basedOn w:val="Standaardalinea-lettertype"/>
     <w:link w:val="Titel"/>
     <w:uiPriority w:val="10"/>
     <w:rsid w:val="0031144F"/>
     <w:rPr>
-      <w:rFonts w:asciiTheme="majorHAnsi" w:eastAsiaTheme="majorEastAsia" w:hAnsiTheme="majorHAnsi" w:cstheme="majorBidi"/>
+      <w:rFonts w:asciiTheme="majorHAnsi" w:hAnsiTheme="majorHAnsi" w:eastAsiaTheme="majorEastAsia" w:cstheme="majorBidi"/>
       <w:spacing w:val="-10"/>
       <w:kern w:val="28"/>
       <w:sz w:val="56"/>
@@ -6453,7 +13699,7 @@
       <w:szCs w:val="28"/>
     </w:rPr>
   </w:style>
-  <w:style w:type="character" w:customStyle="1" w:styleId="OndertitelChar">
+  <w:style w:type="character" w:styleId="OndertitelChar" w:customStyle="1">
     <w:name w:val="Ondertitel Char"/>
     <w:basedOn w:val="Standaardalinea-lettertype"/>
     <w:link w:val="Ondertitel"/>
@@ -6485,7 +13731,7 @@
       <w:color w:val="404040" w:themeColor="text1" w:themeTint="BF"/>
     </w:rPr>
   </w:style>
-  <w:style w:type="character" w:customStyle="1" w:styleId="CitaatChar">
+  <w:style w:type="character" w:styleId="CitaatChar" w:customStyle="1">
     <w:name w:val="Citaat Char"/>
     <w:basedOn w:val="Standaardalinea-lettertype"/>
     <w:link w:val="Citaat"/>
@@ -6530,8 +13776,8 @@
     <w:rsid w:val="0031144F"/>
     <w:pPr>
       <w:pBdr>
-        <w:top w:val="single" w:sz="4" w:space="10" w:color="0F4761" w:themeColor="accent1" w:themeShade="BF"/>
-        <w:bottom w:val="single" w:sz="4" w:space="10" w:color="0F4761" w:themeColor="accent1" w:themeShade="BF"/>
+        <w:top w:val="single" w:color="0F4761" w:themeColor="accent1" w:themeShade="BF" w:sz="4" w:space="10"/>
+        <w:bottom w:val="single" w:color="0F4761" w:themeColor="accent1" w:themeShade="BF" w:sz="4" w:space="10"/>
       </w:pBdr>
       <w:spacing w:before="360" w:after="360"/>
       <w:ind w:left="864" w:right="864"/>
@@ -6543,7 +13789,7 @@
       <w:color w:val="0F4761" w:themeColor="accent1" w:themeShade="BF"/>
     </w:rPr>
   </w:style>
-  <w:style w:type="character" w:customStyle="1" w:styleId="DuidelijkcitaatChar">
+  <w:style w:type="character" w:styleId="DuidelijkcitaatChar" w:customStyle="1">
     <w:name w:val="Duidelijk citaat Char"/>
     <w:basedOn w:val="Standaardalinea-lettertype"/>
     <w:link w:val="Duidelijkcitaat"/>
@@ -6569,11 +13815,86 @@
       <w:spacing w:val="5"/>
     </w:rPr>
   </w:style>
+  <w:style w:type="paragraph" w:styleId="Header">
+    <w:uiPriority w:val="99"/>
+    <w:name w:val="header"/>
+    <w:basedOn w:val="Standaard"/>
+    <w:unhideWhenUsed/>
+    <w:rsid w:val="3CF78038"/>
+    <w:pPr>
+      <w:tabs>
+        <w:tab w:val="center" w:leader="none" w:pos="4680"/>
+        <w:tab w:val="right" w:leader="none" w:pos="9360"/>
+      </w:tabs>
+      <w:spacing w:after="0" w:line="240" w:lineRule="auto"/>
+    </w:pPr>
+  </w:style>
+  <w:style w:type="paragraph" w:styleId="Footer">
+    <w:uiPriority w:val="99"/>
+    <w:name w:val="footer"/>
+    <w:basedOn w:val="Standaard"/>
+    <w:unhideWhenUsed/>
+    <w:rsid w:val="3CF78038"/>
+    <w:pPr>
+      <w:tabs>
+        <w:tab w:val="center" w:leader="none" w:pos="4680"/>
+        <w:tab w:val="right" w:leader="none" w:pos="9360"/>
+      </w:tabs>
+      <w:spacing w:after="0" w:line="240" w:lineRule="auto"/>
+    </w:pPr>
+  </w:style>
+  <w:style xmlns:w="http://schemas.openxmlformats.org/wordprocessingml/2006/main" w:type="table" w:styleId="TableGrid">
+    <w:name xmlns:w="http://schemas.openxmlformats.org/wordprocessingml/2006/main" w:val="Table Grid"/>
+    <w:basedOn xmlns:w="http://schemas.openxmlformats.org/wordprocessingml/2006/main" w:val="Standaardtabel"/>
+    <w:uiPriority xmlns:w="http://schemas.openxmlformats.org/wordprocessingml/2006/main" w:val="59"/>
+    <w:rsid xmlns:w="http://schemas.openxmlformats.org/wordprocessingml/2006/main" w:val="00FB4123"/>
+    <w:pPr xmlns:w="http://schemas.openxmlformats.org/wordprocessingml/2006/main">
+      <w:spacing w:after="0" w:line="240" w:lineRule="auto"/>
+    </w:pPr>
+    <w:tblPr xmlns:w="http://schemas.openxmlformats.org/wordprocessingml/2006/main">
+      <w:tblInd w:w="0" w:type="dxa"/>
+      <w:tblBorders>
+        <w:top w:val="single" w:color="000000" w:themeColor="text1" w:sz="4" w:space="0"/>
+        <w:left w:val="single" w:color="000000" w:themeColor="text1" w:sz="4" w:space="0"/>
+        <w:bottom w:val="single" w:color="000000" w:themeColor="text1" w:sz="4" w:space="0"/>
+        <w:right w:val="single" w:color="000000" w:themeColor="text1" w:sz="4" w:space="0"/>
+        <w:insideH w:val="single" w:color="000000" w:themeColor="text1" w:sz="4" w:space="0"/>
+        <w:insideV w:val="single" w:color="000000" w:themeColor="text1" w:sz="4" w:space="0"/>
+      </w:tblBorders>
+      <w:tblCellMar>
+        <w:top w:w="0" w:type="dxa"/>
+        <w:left w:w="108" w:type="dxa"/>
+        <w:bottom w:w="0" w:type="dxa"/>
+        <w:right w:w="108" w:type="dxa"/>
+      </w:tblCellMar>
+    </w:tblPr>
+  </w:style>
+  <w:style xmlns:w14="http://schemas.microsoft.com/office/word/2010/wordml" xmlns:mc="http://schemas.openxmlformats.org/markup-compatibility/2006" xmlns:w="http://schemas.openxmlformats.org/wordprocessingml/2006/main" w:type="character" w:styleId="Hyperlink" mc:Ignorable="w14">
+    <w:name xmlns:w="http://schemas.openxmlformats.org/wordprocessingml/2006/main" w:val="Hyperlink"/>
+    <w:basedOn xmlns:w="http://schemas.openxmlformats.org/wordprocessingml/2006/main" w:val="Standaardalinea-lettertype"/>
+    <w:uiPriority xmlns:w="http://schemas.openxmlformats.org/wordprocessingml/2006/main" w:val="99"/>
+    <w:unhideWhenUsed xmlns:w="http://schemas.openxmlformats.org/wordprocessingml/2006/main"/>
+    <w:rPr xmlns:w="http://schemas.openxmlformats.org/wordprocessingml/2006/main">
+      <w:color w:val="0563C1" w:themeColor="hyperlink"/>
+      <w:u w:val="single"/>
+    </w:rPr>
+  </w:style>
+  <w:style xmlns:w14="http://schemas.microsoft.com/office/word/2010/wordml" xmlns:mc="http://schemas.openxmlformats.org/markup-compatibility/2006" xmlns:w="http://schemas.openxmlformats.org/wordprocessingml/2006/main" w:type="paragraph" w:styleId="TOC1" mc:Ignorable="w14">
+    <w:name xmlns:w="http://schemas.openxmlformats.org/wordprocessingml/2006/main" w:val="toc 1"/>
+    <w:basedOn xmlns:w="http://schemas.openxmlformats.org/wordprocessingml/2006/main" w:val="Standaard"/>
+    <w:next xmlns:w="http://schemas.openxmlformats.org/wordprocessingml/2006/main" w:val="Standaard"/>
+    <w:autoRedefine xmlns:w="http://schemas.openxmlformats.org/wordprocessingml/2006/main"/>
+    <w:uiPriority xmlns:w="http://schemas.openxmlformats.org/wordprocessingml/2006/main" w:val="39"/>
+    <w:unhideWhenUsed xmlns:w="http://schemas.openxmlformats.org/wordprocessingml/2006/main"/>
+    <w:pPr xmlns:w="http://schemas.openxmlformats.org/wordprocessingml/2006/main">
+      <w:spacing xmlns:w="http://schemas.openxmlformats.org/wordprocessingml/2006/main" w:after="100"/>
+    </w:pPr>
+  </w:style>
 </w:styles>
 </file>
 
 <file path=word/theme/theme1.xml><?xml version="1.0" encoding="utf-8"?>
-<a:theme xmlns:a="http://schemas.openxmlformats.org/drawingml/2006/main" name="Kantoorthema">
+<a:theme xmlns:a="http://schemas.openxmlformats.org/drawingml/2006/main" xmlns:thm15="http://schemas.microsoft.com/office/thememl/2012/main" name="Kantoorthema">
   <a:themeElements>
     <a:clrScheme name="Office">
       <a:dk1>
